--- a/final/report/report.docx
+++ b/final/report/report.docx
@@ -591,8 +591,6 @@
         </w:rPr>
         <w:t>)</w:t>
       </w:r>
-      <w:bookmarkStart w:id="2" w:name="_GoBack"/>
-      <w:bookmarkEnd w:id="2"/>
     </w:p>
     <w:p>
       <w:pPr>
@@ -1470,7 +1468,7 @@
           <w:r>
             <w:fldChar w:fldCharType="separate"/>
           </w:r>
-          <w:hyperlink w:anchor="_Toc215816555" w:history="1">
+          <w:hyperlink w:anchor="_Toc217000957" w:history="1">
             <w:r>
               <w:rPr>
                 <w:rStyle w:val="Hyperlink"/>
@@ -1498,7 +1496,7 @@
                 <w:noProof/>
                 <w:webHidden/>
               </w:rPr>
-              <w:instrText xml:space="preserve"> PAGEREF _Toc215816555 \h </w:instrText>
+              <w:instrText xml:space="preserve"> PAGEREF _Toc217000957 \h </w:instrText>
             </w:r>
             <w:r>
               <w:rPr>
@@ -1542,7 +1540,7 @@
               <w:szCs w:val="22"/>
             </w:rPr>
           </w:pPr>
-          <w:hyperlink w:anchor="_Toc215816556" w:history="1">
+          <w:hyperlink w:anchor="_Toc217000958" w:history="1">
             <w:r>
               <w:rPr>
                 <w:rStyle w:val="Hyperlink"/>
@@ -1570,7 +1568,7 @@
                 <w:noProof/>
                 <w:webHidden/>
               </w:rPr>
-              <w:instrText xml:space="preserve"> PAGEREF _Toc215816556 \h </w:instrText>
+              <w:instrText xml:space="preserve"> PAGEREF _Toc217000958 \h </w:instrText>
             </w:r>
             <w:r>
               <w:rPr>
@@ -1614,14 +1612,14 @@
               <w:szCs w:val="22"/>
             </w:rPr>
           </w:pPr>
-          <w:hyperlink w:anchor="_Toc215816557" w:history="1">
+          <w:hyperlink w:anchor="_Toc217000959" w:history="1">
             <w:r>
               <w:rPr>
                 <w:rStyle w:val="Hyperlink"/>
                 <w:rFonts w:eastAsiaTheme="majorEastAsia"/>
                 <w:noProof/>
               </w:rPr>
-              <w:t>1. Bối cảnh</w:t>
+              <w:t>1. Tổng quan đề tài</w:t>
             </w:r>
             <w:r>
               <w:rPr>
@@ -1642,7 +1640,7 @@
                 <w:noProof/>
                 <w:webHidden/>
               </w:rPr>
-              <w:instrText xml:space="preserve"> PAGEREF _Toc215816557 \h </w:instrText>
+              <w:instrText xml:space="preserve"> PAGEREF _Toc217000959 \h </w:instrText>
             </w:r>
             <w:r>
               <w:rPr>
@@ -1686,14 +1684,14 @@
               <w:szCs w:val="22"/>
             </w:rPr>
           </w:pPr>
-          <w:hyperlink w:anchor="_Toc215816558" w:history="1">
+          <w:hyperlink w:anchor="_Toc217000960" w:history="1">
             <w:r>
               <w:rPr>
                 <w:rStyle w:val="Hyperlink"/>
                 <w:rFonts w:eastAsiaTheme="majorEastAsia"/>
                 <w:noProof/>
               </w:rPr>
-              <w:t>2. Lý do chọn đề tài</w:t>
+              <w:t>2. Tình hình nguyên cứu</w:t>
             </w:r>
             <w:r>
               <w:rPr>
@@ -1714,7 +1712,7 @@
                 <w:noProof/>
                 <w:webHidden/>
               </w:rPr>
-              <w:instrText xml:space="preserve"> PAGEREF _Toc215816558 \h </w:instrText>
+              <w:instrText xml:space="preserve"> PAGEREF _Toc217000960 \h </w:instrText>
             </w:r>
             <w:r>
               <w:rPr>
@@ -1734,7 +1732,7 @@
                 <w:noProof/>
                 <w:webHidden/>
               </w:rPr>
-              <w:t>4</w:t>
+              <w:t>5</w:t>
             </w:r>
             <w:r>
               <w:rPr>
@@ -1758,14 +1756,14 @@
               <w:szCs w:val="22"/>
             </w:rPr>
           </w:pPr>
-          <w:hyperlink w:anchor="_Toc215816559" w:history="1">
+          <w:hyperlink w:anchor="_Toc217000961" w:history="1">
             <w:r>
               <w:rPr>
                 <w:rStyle w:val="Hyperlink"/>
                 <w:rFonts w:eastAsiaTheme="majorEastAsia"/>
                 <w:noProof/>
               </w:rPr>
-              <w:t>3. Mục tiêu nghiên cứu</w:t>
+              <w:t>3. Mục tiêu và câu hỏi nghiên cứu</w:t>
             </w:r>
             <w:r>
               <w:rPr>
@@ -1786,7 +1784,7 @@
                 <w:noProof/>
                 <w:webHidden/>
               </w:rPr>
-              <w:instrText xml:space="preserve"> PAGEREF _Toc215816559 \h </w:instrText>
+              <w:instrText xml:space="preserve"> PAGEREF _Toc217000961 \h </w:instrText>
             </w:r>
             <w:r>
               <w:rPr>
@@ -1806,7 +1804,151 @@
                 <w:noProof/>
                 <w:webHidden/>
               </w:rPr>
-              <w:t>4</w:t>
+              <w:t>5</w:t>
+            </w:r>
+            <w:r>
+              <w:rPr>
+                <w:noProof/>
+                <w:webHidden/>
+              </w:rPr>
+              <w:fldChar w:fldCharType="end"/>
+            </w:r>
+          </w:hyperlink>
+        </w:p>
+        <w:p>
+          <w:pPr>
+            <w:pStyle w:val="TOC3"/>
+            <w:tabs>
+              <w:tab w:val="right" w:leader="dot" w:pos="9350"/>
+            </w:tabs>
+            <w:rPr>
+              <w:rFonts w:asciiTheme="minorHAnsi" w:eastAsiaTheme="minorEastAsia" w:hAnsiTheme="minorHAnsi" w:cstheme="minorBidi"/>
+              <w:noProof/>
+              <w:sz w:val="22"/>
+              <w:szCs w:val="22"/>
+            </w:rPr>
+          </w:pPr>
+          <w:hyperlink w:anchor="_Toc217000962" w:history="1">
+            <w:r>
+              <w:rPr>
+                <w:rStyle w:val="Hyperlink"/>
+                <w:rFonts w:eastAsiaTheme="majorEastAsia"/>
+                <w:noProof/>
+              </w:rPr>
+              <w:t>3.1 Mục tiêu nghiên cứu</w:t>
+            </w:r>
+            <w:r>
+              <w:rPr>
+                <w:noProof/>
+                <w:webHidden/>
+              </w:rPr>
+              <w:tab/>
+            </w:r>
+            <w:r>
+              <w:rPr>
+                <w:noProof/>
+                <w:webHidden/>
+              </w:rPr>
+              <w:fldChar w:fldCharType="begin"/>
+            </w:r>
+            <w:r>
+              <w:rPr>
+                <w:noProof/>
+                <w:webHidden/>
+              </w:rPr>
+              <w:instrText xml:space="preserve"> PAGEREF _Toc217000962 \h </w:instrText>
+            </w:r>
+            <w:r>
+              <w:rPr>
+                <w:noProof/>
+                <w:webHidden/>
+              </w:rPr>
+            </w:r>
+            <w:r>
+              <w:rPr>
+                <w:noProof/>
+                <w:webHidden/>
+              </w:rPr>
+              <w:fldChar w:fldCharType="separate"/>
+            </w:r>
+            <w:r>
+              <w:rPr>
+                <w:noProof/>
+                <w:webHidden/>
+              </w:rPr>
+              <w:t>5</w:t>
+            </w:r>
+            <w:r>
+              <w:rPr>
+                <w:noProof/>
+                <w:webHidden/>
+              </w:rPr>
+              <w:fldChar w:fldCharType="end"/>
+            </w:r>
+          </w:hyperlink>
+        </w:p>
+        <w:p>
+          <w:pPr>
+            <w:pStyle w:val="TOC3"/>
+            <w:tabs>
+              <w:tab w:val="right" w:leader="dot" w:pos="9350"/>
+            </w:tabs>
+            <w:rPr>
+              <w:rFonts w:asciiTheme="minorHAnsi" w:eastAsiaTheme="minorEastAsia" w:hAnsiTheme="minorHAnsi" w:cstheme="minorBidi"/>
+              <w:noProof/>
+              <w:sz w:val="22"/>
+              <w:szCs w:val="22"/>
+            </w:rPr>
+          </w:pPr>
+          <w:hyperlink w:anchor="_Toc217000963" w:history="1">
+            <w:r>
+              <w:rPr>
+                <w:rStyle w:val="Hyperlink"/>
+                <w:rFonts w:eastAsiaTheme="majorEastAsia"/>
+                <w:noProof/>
+              </w:rPr>
+              <w:t>3.2. Câu hỏi nghiên cứu</w:t>
+            </w:r>
+            <w:r>
+              <w:rPr>
+                <w:noProof/>
+                <w:webHidden/>
+              </w:rPr>
+              <w:tab/>
+            </w:r>
+            <w:r>
+              <w:rPr>
+                <w:noProof/>
+                <w:webHidden/>
+              </w:rPr>
+              <w:fldChar w:fldCharType="begin"/>
+            </w:r>
+            <w:r>
+              <w:rPr>
+                <w:noProof/>
+                <w:webHidden/>
+              </w:rPr>
+              <w:instrText xml:space="preserve"> PAGEREF _Toc217000963 \h </w:instrText>
+            </w:r>
+            <w:r>
+              <w:rPr>
+                <w:noProof/>
+                <w:webHidden/>
+              </w:rPr>
+            </w:r>
+            <w:r>
+              <w:rPr>
+                <w:noProof/>
+                <w:webHidden/>
+              </w:rPr>
+              <w:fldChar w:fldCharType="separate"/>
+            </w:r>
+            <w:r>
+              <w:rPr>
+                <w:noProof/>
+                <w:webHidden/>
+              </w:rPr>
+              <w:t>6</w:t>
             </w:r>
             <w:r>
               <w:rPr>
@@ -1830,14 +1972,14 @@
               <w:szCs w:val="22"/>
             </w:rPr>
           </w:pPr>
-          <w:hyperlink w:anchor="_Toc215816560" w:history="1">
+          <w:hyperlink w:anchor="_Toc217000964" w:history="1">
             <w:r>
               <w:rPr>
                 <w:rStyle w:val="Hyperlink"/>
                 <w:rFonts w:eastAsiaTheme="majorEastAsia"/>
                 <w:noProof/>
               </w:rPr>
-              <w:t>4. Câu hỏi nguyên cứu</w:t>
+              <w:t>4. Phương pháp nghiên cứu và hướng tiếp cận</w:t>
             </w:r>
             <w:r>
               <w:rPr>
@@ -1858,7 +2000,7 @@
                 <w:noProof/>
                 <w:webHidden/>
               </w:rPr>
-              <w:instrText xml:space="preserve"> PAGEREF _Toc215816560 \h </w:instrText>
+              <w:instrText xml:space="preserve"> PAGEREF _Toc217000964 \h </w:instrText>
             </w:r>
             <w:r>
               <w:rPr>
@@ -1878,7 +2020,7 @@
                 <w:noProof/>
                 <w:webHidden/>
               </w:rPr>
-              <w:t>5</w:t>
+              <w:t>7</w:t>
             </w:r>
             <w:r>
               <w:rPr>
@@ -1902,7 +2044,7 @@
               <w:szCs w:val="22"/>
             </w:rPr>
           </w:pPr>
-          <w:hyperlink w:anchor="_Toc215816561" w:history="1">
+          <w:hyperlink w:anchor="_Toc217000965" w:history="1">
             <w:r>
               <w:rPr>
                 <w:rStyle w:val="Hyperlink"/>
@@ -1930,7 +2072,7 @@
                 <w:noProof/>
                 <w:webHidden/>
               </w:rPr>
-              <w:instrText xml:space="preserve"> PAGEREF _Toc215816561 \h </w:instrText>
+              <w:instrText xml:space="preserve"> PAGEREF _Toc217000965 \h </w:instrText>
             </w:r>
             <w:r>
               <w:rPr>
@@ -1950,7 +2092,79 @@
                 <w:noProof/>
                 <w:webHidden/>
               </w:rPr>
-              <w:t>5</w:t>
+              <w:t>7</w:t>
+            </w:r>
+            <w:r>
+              <w:rPr>
+                <w:noProof/>
+                <w:webHidden/>
+              </w:rPr>
+              <w:fldChar w:fldCharType="end"/>
+            </w:r>
+          </w:hyperlink>
+        </w:p>
+        <w:p>
+          <w:pPr>
+            <w:pStyle w:val="TOC1"/>
+            <w:tabs>
+              <w:tab w:val="right" w:leader="dot" w:pos="9350"/>
+            </w:tabs>
+            <w:rPr>
+              <w:rFonts w:asciiTheme="minorHAnsi" w:eastAsiaTheme="minorEastAsia" w:hAnsiTheme="minorHAnsi" w:cstheme="minorBidi"/>
+              <w:noProof/>
+              <w:sz w:val="22"/>
+              <w:szCs w:val="22"/>
+            </w:rPr>
+          </w:pPr>
+          <w:hyperlink w:anchor="_Toc217000966" w:history="1">
+            <w:r>
+              <w:rPr>
+                <w:rStyle w:val="Hyperlink"/>
+                <w:rFonts w:eastAsiaTheme="majorEastAsia"/>
+                <w:noProof/>
+              </w:rPr>
+              <w:t>Chương II. Cơ sở lý thuyết</w:t>
+            </w:r>
+            <w:r>
+              <w:rPr>
+                <w:noProof/>
+                <w:webHidden/>
+              </w:rPr>
+              <w:tab/>
+            </w:r>
+            <w:r>
+              <w:rPr>
+                <w:noProof/>
+                <w:webHidden/>
+              </w:rPr>
+              <w:fldChar w:fldCharType="begin"/>
+            </w:r>
+            <w:r>
+              <w:rPr>
+                <w:noProof/>
+                <w:webHidden/>
+              </w:rPr>
+              <w:instrText xml:space="preserve"> PAGEREF _Toc217000966 \h </w:instrText>
+            </w:r>
+            <w:r>
+              <w:rPr>
+                <w:noProof/>
+                <w:webHidden/>
+              </w:rPr>
+            </w:r>
+            <w:r>
+              <w:rPr>
+                <w:noProof/>
+                <w:webHidden/>
+              </w:rPr>
+              <w:fldChar w:fldCharType="separate"/>
+            </w:r>
+            <w:r>
+              <w:rPr>
+                <w:noProof/>
+                <w:webHidden/>
+              </w:rPr>
+              <w:t>8</w:t>
             </w:r>
             <w:r>
               <w:rPr>
@@ -1974,14 +2188,14 @@
               <w:szCs w:val="22"/>
             </w:rPr>
           </w:pPr>
-          <w:hyperlink w:anchor="_Toc215816562" w:history="1">
+          <w:hyperlink w:anchor="_Toc217000967" w:history="1">
             <w:r>
               <w:rPr>
                 <w:rStyle w:val="Hyperlink"/>
                 <w:rFonts w:eastAsiaTheme="majorEastAsia"/>
                 <w:noProof/>
               </w:rPr>
-              <w:t>6. Phương pháp tiếp cận</w:t>
+              <w:t>1. Các khái niệm cơ bản</w:t>
             </w:r>
             <w:r>
               <w:rPr>
@@ -2002,7 +2216,7 @@
                 <w:noProof/>
                 <w:webHidden/>
               </w:rPr>
-              <w:instrText xml:space="preserve"> PAGEREF _Toc215816562 \h </w:instrText>
+              <w:instrText xml:space="preserve"> PAGEREF _Toc217000967 \h </w:instrText>
             </w:r>
             <w:r>
               <w:rPr>
@@ -2022,7 +2236,151 @@
                 <w:noProof/>
                 <w:webHidden/>
               </w:rPr>
-              <w:t>5</w:t>
+              <w:t>8</w:t>
+            </w:r>
+            <w:r>
+              <w:rPr>
+                <w:noProof/>
+                <w:webHidden/>
+              </w:rPr>
+              <w:fldChar w:fldCharType="end"/>
+            </w:r>
+          </w:hyperlink>
+        </w:p>
+        <w:p>
+          <w:pPr>
+            <w:pStyle w:val="TOC2"/>
+            <w:tabs>
+              <w:tab w:val="right" w:leader="dot" w:pos="9350"/>
+            </w:tabs>
+            <w:rPr>
+              <w:rFonts w:asciiTheme="minorHAnsi" w:eastAsiaTheme="minorEastAsia" w:hAnsiTheme="minorHAnsi" w:cstheme="minorBidi"/>
+              <w:noProof/>
+              <w:sz w:val="22"/>
+              <w:szCs w:val="22"/>
+            </w:rPr>
+          </w:pPr>
+          <w:hyperlink w:anchor="_Toc217000968" w:history="1">
+            <w:r>
+              <w:rPr>
+                <w:rStyle w:val="Hyperlink"/>
+                <w:rFonts w:eastAsiaTheme="majorEastAsia"/>
+                <w:noProof/>
+              </w:rPr>
+              <w:t>2. Các thuật toán và phương pháp sử dụng</w:t>
+            </w:r>
+            <w:r>
+              <w:rPr>
+                <w:noProof/>
+                <w:webHidden/>
+              </w:rPr>
+              <w:tab/>
+            </w:r>
+            <w:r>
+              <w:rPr>
+                <w:noProof/>
+                <w:webHidden/>
+              </w:rPr>
+              <w:fldChar w:fldCharType="begin"/>
+            </w:r>
+            <w:r>
+              <w:rPr>
+                <w:noProof/>
+                <w:webHidden/>
+              </w:rPr>
+              <w:instrText xml:space="preserve"> PAGEREF _Toc217000968 \h </w:instrText>
+            </w:r>
+            <w:r>
+              <w:rPr>
+                <w:noProof/>
+                <w:webHidden/>
+              </w:rPr>
+            </w:r>
+            <w:r>
+              <w:rPr>
+                <w:noProof/>
+                <w:webHidden/>
+              </w:rPr>
+              <w:fldChar w:fldCharType="separate"/>
+            </w:r>
+            <w:r>
+              <w:rPr>
+                <w:noProof/>
+                <w:webHidden/>
+              </w:rPr>
+              <w:t>8</w:t>
+            </w:r>
+            <w:r>
+              <w:rPr>
+                <w:noProof/>
+                <w:webHidden/>
+              </w:rPr>
+              <w:fldChar w:fldCharType="end"/>
+            </w:r>
+          </w:hyperlink>
+        </w:p>
+        <w:p>
+          <w:pPr>
+            <w:pStyle w:val="TOC2"/>
+            <w:tabs>
+              <w:tab w:val="right" w:leader="dot" w:pos="9350"/>
+            </w:tabs>
+            <w:rPr>
+              <w:rFonts w:asciiTheme="minorHAnsi" w:eastAsiaTheme="minorEastAsia" w:hAnsiTheme="minorHAnsi" w:cstheme="minorBidi"/>
+              <w:noProof/>
+              <w:sz w:val="22"/>
+              <w:szCs w:val="22"/>
+            </w:rPr>
+          </w:pPr>
+          <w:hyperlink w:anchor="_Toc217000969" w:history="1">
+            <w:r>
+              <w:rPr>
+                <w:rStyle w:val="Hyperlink"/>
+                <w:rFonts w:eastAsiaTheme="majorEastAsia"/>
+                <w:noProof/>
+              </w:rPr>
+              <w:t>3. Nghiên cứu liên quan</w:t>
+            </w:r>
+            <w:r>
+              <w:rPr>
+                <w:noProof/>
+                <w:webHidden/>
+              </w:rPr>
+              <w:tab/>
+            </w:r>
+            <w:r>
+              <w:rPr>
+                <w:noProof/>
+                <w:webHidden/>
+              </w:rPr>
+              <w:fldChar w:fldCharType="begin"/>
+            </w:r>
+            <w:r>
+              <w:rPr>
+                <w:noProof/>
+                <w:webHidden/>
+              </w:rPr>
+              <w:instrText xml:space="preserve"> PAGEREF _Toc217000969 \h </w:instrText>
+            </w:r>
+            <w:r>
+              <w:rPr>
+                <w:noProof/>
+                <w:webHidden/>
+              </w:rPr>
+            </w:r>
+            <w:r>
+              <w:rPr>
+                <w:noProof/>
+                <w:webHidden/>
+              </w:rPr>
+              <w:fldChar w:fldCharType="separate"/>
+            </w:r>
+            <w:r>
+              <w:rPr>
+                <w:noProof/>
+                <w:webHidden/>
+              </w:rPr>
+              <w:t>9</w:t>
             </w:r>
             <w:r>
               <w:rPr>
@@ -2046,14 +2404,14 @@
               <w:szCs w:val="22"/>
             </w:rPr>
           </w:pPr>
-          <w:hyperlink w:anchor="_Toc215816563" w:history="1">
+          <w:hyperlink w:anchor="_Toc217000970" w:history="1">
             <w:r>
               <w:rPr>
                 <w:rStyle w:val="Hyperlink"/>
                 <w:rFonts w:eastAsiaTheme="majorEastAsia"/>
                 <w:noProof/>
               </w:rPr>
-              <w:t>Chương II. Cơ sở lý thuyết</w:t>
+              <w:t>Chương III. Dữ liệu và phương pháp đề xuất</w:t>
             </w:r>
             <w:r>
               <w:rPr>
@@ -2074,7 +2432,7 @@
                 <w:noProof/>
                 <w:webHidden/>
               </w:rPr>
-              <w:instrText xml:space="preserve"> PAGEREF _Toc215816563 \h </w:instrText>
+              <w:instrText xml:space="preserve"> PAGEREF _Toc217000970 \h </w:instrText>
             </w:r>
             <w:r>
               <w:rPr>
@@ -2094,7 +2452,7 @@
                 <w:noProof/>
                 <w:webHidden/>
               </w:rPr>
-              <w:t>6</w:t>
+              <w:t>10</w:t>
             </w:r>
             <w:r>
               <w:rPr>
@@ -2118,14 +2476,14 @@
               <w:szCs w:val="22"/>
             </w:rPr>
           </w:pPr>
-          <w:hyperlink w:anchor="_Toc215816564" w:history="1">
+          <w:hyperlink w:anchor="_Toc217000971" w:history="1">
             <w:r>
               <w:rPr>
                 <w:rStyle w:val="Hyperlink"/>
                 <w:rFonts w:eastAsiaTheme="majorEastAsia"/>
                 <w:noProof/>
               </w:rPr>
-              <w:t>1. Tổng quan về Khai phá dữ liệu (Data Mining)</w:t>
+              <w:t>1. Giới thiệu bộ dữ liệu</w:t>
             </w:r>
             <w:r>
               <w:rPr>
@@ -2146,7 +2504,7 @@
                 <w:noProof/>
                 <w:webHidden/>
               </w:rPr>
-              <w:instrText xml:space="preserve"> PAGEREF _Toc215816564 \h </w:instrText>
+              <w:instrText xml:space="preserve"> PAGEREF _Toc217000971 \h </w:instrText>
             </w:r>
             <w:r>
               <w:rPr>
@@ -2166,7 +2524,295 @@
                 <w:noProof/>
                 <w:webHidden/>
               </w:rPr>
-              <w:t>6</w:t>
+              <w:t>10</w:t>
+            </w:r>
+            <w:r>
+              <w:rPr>
+                <w:noProof/>
+                <w:webHidden/>
+              </w:rPr>
+              <w:fldChar w:fldCharType="end"/>
+            </w:r>
+          </w:hyperlink>
+        </w:p>
+        <w:p>
+          <w:pPr>
+            <w:pStyle w:val="TOC3"/>
+            <w:tabs>
+              <w:tab w:val="right" w:leader="dot" w:pos="9350"/>
+            </w:tabs>
+            <w:rPr>
+              <w:rFonts w:asciiTheme="minorHAnsi" w:eastAsiaTheme="minorEastAsia" w:hAnsiTheme="minorHAnsi" w:cstheme="minorBidi"/>
+              <w:noProof/>
+              <w:sz w:val="22"/>
+              <w:szCs w:val="22"/>
+            </w:rPr>
+          </w:pPr>
+          <w:hyperlink w:anchor="_Toc217000972" w:history="1">
+            <w:r>
+              <w:rPr>
+                <w:rStyle w:val="Hyperlink"/>
+                <w:rFonts w:eastAsiaTheme="majorEastAsia"/>
+                <w:noProof/>
+              </w:rPr>
+              <w:t>1.1 Tổng quan về bộ dữ liệu LinkedIn Job Postings và bối cảnh thu thập dữ liệu</w:t>
+            </w:r>
+            <w:r>
+              <w:rPr>
+                <w:noProof/>
+                <w:webHidden/>
+              </w:rPr>
+              <w:tab/>
+            </w:r>
+            <w:r>
+              <w:rPr>
+                <w:noProof/>
+                <w:webHidden/>
+              </w:rPr>
+              <w:fldChar w:fldCharType="begin"/>
+            </w:r>
+            <w:r>
+              <w:rPr>
+                <w:noProof/>
+                <w:webHidden/>
+              </w:rPr>
+              <w:instrText xml:space="preserve"> PAGEREF _Toc217000972 \h </w:instrText>
+            </w:r>
+            <w:r>
+              <w:rPr>
+                <w:noProof/>
+                <w:webHidden/>
+              </w:rPr>
+            </w:r>
+            <w:r>
+              <w:rPr>
+                <w:noProof/>
+                <w:webHidden/>
+              </w:rPr>
+              <w:fldChar w:fldCharType="separate"/>
+            </w:r>
+            <w:r>
+              <w:rPr>
+                <w:noProof/>
+                <w:webHidden/>
+              </w:rPr>
+              <w:t>10</w:t>
+            </w:r>
+            <w:r>
+              <w:rPr>
+                <w:noProof/>
+                <w:webHidden/>
+              </w:rPr>
+              <w:fldChar w:fldCharType="end"/>
+            </w:r>
+          </w:hyperlink>
+        </w:p>
+        <w:p>
+          <w:pPr>
+            <w:pStyle w:val="TOC3"/>
+            <w:tabs>
+              <w:tab w:val="right" w:leader="dot" w:pos="9350"/>
+            </w:tabs>
+            <w:rPr>
+              <w:rFonts w:asciiTheme="minorHAnsi" w:eastAsiaTheme="minorEastAsia" w:hAnsiTheme="minorHAnsi" w:cstheme="minorBidi"/>
+              <w:noProof/>
+              <w:sz w:val="22"/>
+              <w:szCs w:val="22"/>
+            </w:rPr>
+          </w:pPr>
+          <w:hyperlink w:anchor="_Toc217000973" w:history="1">
+            <w:r>
+              <w:rPr>
+                <w:rStyle w:val="Hyperlink"/>
+                <w:rFonts w:eastAsiaTheme="majorEastAsia"/>
+                <w:noProof/>
+              </w:rPr>
+              <w:t>1.2 Cấu trúc tổng thể của bộ dữ liệu và các bảng dữ liệu chính</w:t>
+            </w:r>
+            <w:r>
+              <w:rPr>
+                <w:noProof/>
+                <w:webHidden/>
+              </w:rPr>
+              <w:tab/>
+            </w:r>
+            <w:r>
+              <w:rPr>
+                <w:noProof/>
+                <w:webHidden/>
+              </w:rPr>
+              <w:fldChar w:fldCharType="begin"/>
+            </w:r>
+            <w:r>
+              <w:rPr>
+                <w:noProof/>
+                <w:webHidden/>
+              </w:rPr>
+              <w:instrText xml:space="preserve"> PAGEREF _Toc217000973 \h </w:instrText>
+            </w:r>
+            <w:r>
+              <w:rPr>
+                <w:noProof/>
+                <w:webHidden/>
+              </w:rPr>
+            </w:r>
+            <w:r>
+              <w:rPr>
+                <w:noProof/>
+                <w:webHidden/>
+              </w:rPr>
+              <w:fldChar w:fldCharType="separate"/>
+            </w:r>
+            <w:r>
+              <w:rPr>
+                <w:noProof/>
+                <w:webHidden/>
+              </w:rPr>
+              <w:t>11</w:t>
+            </w:r>
+            <w:r>
+              <w:rPr>
+                <w:noProof/>
+                <w:webHidden/>
+              </w:rPr>
+              <w:fldChar w:fldCharType="end"/>
+            </w:r>
+          </w:hyperlink>
+        </w:p>
+        <w:p>
+          <w:pPr>
+            <w:pStyle w:val="TOC3"/>
+            <w:tabs>
+              <w:tab w:val="right" w:leader="dot" w:pos="9350"/>
+            </w:tabs>
+            <w:rPr>
+              <w:rFonts w:asciiTheme="minorHAnsi" w:eastAsiaTheme="minorEastAsia" w:hAnsiTheme="minorHAnsi" w:cstheme="minorBidi"/>
+              <w:noProof/>
+              <w:sz w:val="22"/>
+              <w:szCs w:val="22"/>
+            </w:rPr>
+          </w:pPr>
+          <w:hyperlink w:anchor="_Toc217000974" w:history="1">
+            <w:r>
+              <w:rPr>
+                <w:rStyle w:val="Hyperlink"/>
+                <w:rFonts w:eastAsiaTheme="majorEastAsia"/>
+                <w:noProof/>
+              </w:rPr>
+              <w:t>1.3 Mối quan hệ giữa các bảng dữ liệu và quá trình tích hợp dữ liệu</w:t>
+            </w:r>
+            <w:r>
+              <w:rPr>
+                <w:noProof/>
+                <w:webHidden/>
+              </w:rPr>
+              <w:tab/>
+            </w:r>
+            <w:r>
+              <w:rPr>
+                <w:noProof/>
+                <w:webHidden/>
+              </w:rPr>
+              <w:fldChar w:fldCharType="begin"/>
+            </w:r>
+            <w:r>
+              <w:rPr>
+                <w:noProof/>
+                <w:webHidden/>
+              </w:rPr>
+              <w:instrText xml:space="preserve"> PAGEREF _Toc217000974 \h </w:instrText>
+            </w:r>
+            <w:r>
+              <w:rPr>
+                <w:noProof/>
+                <w:webHidden/>
+              </w:rPr>
+            </w:r>
+            <w:r>
+              <w:rPr>
+                <w:noProof/>
+                <w:webHidden/>
+              </w:rPr>
+              <w:fldChar w:fldCharType="separate"/>
+            </w:r>
+            <w:r>
+              <w:rPr>
+                <w:noProof/>
+                <w:webHidden/>
+              </w:rPr>
+              <w:t>12</w:t>
+            </w:r>
+            <w:r>
+              <w:rPr>
+                <w:noProof/>
+                <w:webHidden/>
+              </w:rPr>
+              <w:fldChar w:fldCharType="end"/>
+            </w:r>
+          </w:hyperlink>
+        </w:p>
+        <w:p>
+          <w:pPr>
+            <w:pStyle w:val="TOC3"/>
+            <w:tabs>
+              <w:tab w:val="right" w:leader="dot" w:pos="9350"/>
+            </w:tabs>
+            <w:rPr>
+              <w:rFonts w:asciiTheme="minorHAnsi" w:eastAsiaTheme="minorEastAsia" w:hAnsiTheme="minorHAnsi" w:cstheme="minorBidi"/>
+              <w:noProof/>
+              <w:sz w:val="22"/>
+              <w:szCs w:val="22"/>
+            </w:rPr>
+          </w:pPr>
+          <w:hyperlink w:anchor="_Toc217000975" w:history="1">
+            <w:r>
+              <w:rPr>
+                <w:rStyle w:val="Hyperlink"/>
+                <w:rFonts w:eastAsiaTheme="majorEastAsia"/>
+                <w:noProof/>
+              </w:rPr>
+              <w:t>1.5 Phạm vi nghiên cứu và các hạn chế của dữ liệu</w:t>
+            </w:r>
+            <w:r>
+              <w:rPr>
+                <w:noProof/>
+                <w:webHidden/>
+              </w:rPr>
+              <w:tab/>
+            </w:r>
+            <w:r>
+              <w:rPr>
+                <w:noProof/>
+                <w:webHidden/>
+              </w:rPr>
+              <w:fldChar w:fldCharType="begin"/>
+            </w:r>
+            <w:r>
+              <w:rPr>
+                <w:noProof/>
+                <w:webHidden/>
+              </w:rPr>
+              <w:instrText xml:space="preserve"> PAGEREF _Toc217000975 \h </w:instrText>
+            </w:r>
+            <w:r>
+              <w:rPr>
+                <w:noProof/>
+                <w:webHidden/>
+              </w:rPr>
+            </w:r>
+            <w:r>
+              <w:rPr>
+                <w:noProof/>
+                <w:webHidden/>
+              </w:rPr>
+              <w:fldChar w:fldCharType="separate"/>
+            </w:r>
+            <w:r>
+              <w:rPr>
+                <w:noProof/>
+                <w:webHidden/>
+              </w:rPr>
+              <w:t>14</w:t>
             </w:r>
             <w:r>
               <w:rPr>
@@ -2190,14 +2836,14 @@
               <w:szCs w:val="22"/>
             </w:rPr>
           </w:pPr>
-          <w:hyperlink w:anchor="_Toc215816565" w:history="1">
+          <w:hyperlink w:anchor="_Toc217000976" w:history="1">
             <w:r>
               <w:rPr>
                 <w:rStyle w:val="Hyperlink"/>
                 <w:rFonts w:eastAsiaTheme="majorEastAsia"/>
                 <w:noProof/>
               </w:rPr>
-              <w:t>2. Tiền xử lí dữ liệu (Data Preprocessing)</w:t>
+              <w:t>2. Xác định vấn đề và tiền xử lý dữ liệu</w:t>
             </w:r>
             <w:r>
               <w:rPr>
@@ -2218,7 +2864,7 @@
                 <w:noProof/>
                 <w:webHidden/>
               </w:rPr>
-              <w:instrText xml:space="preserve"> PAGEREF _Toc215816565 \h </w:instrText>
+              <w:instrText xml:space="preserve"> PAGEREF _Toc217000976 \h </w:instrText>
             </w:r>
             <w:r>
               <w:rPr>
@@ -2238,7 +2884,7 @@
                 <w:noProof/>
                 <w:webHidden/>
               </w:rPr>
-              <w:t>6</w:t>
+              <w:t>15</w:t>
             </w:r>
             <w:r>
               <w:rPr>
@@ -2262,23 +2908,14 @@
               <w:szCs w:val="22"/>
             </w:rPr>
           </w:pPr>
-          <w:hyperlink w:anchor="_Toc215816566" w:history="1">
+          <w:hyperlink w:anchor="_Toc217000977" w:history="1">
             <w:r>
               <w:rPr>
                 <w:rStyle w:val="Hyperlink"/>
                 <w:rFonts w:eastAsiaTheme="majorEastAsia"/>
                 <w:noProof/>
               </w:rPr>
-              <w:t>3. Vector hóa văn bản (</w:t>
-            </w:r>
-            <w:r>
-              <w:rPr>
-                <w:rStyle w:val="Hyperlink"/>
-                <w:rFonts w:eastAsiaTheme="majorEastAsia"/>
-                <w:bCs/>
-                <w:noProof/>
-              </w:rPr>
-              <w:t>Vectorization of Text)</w:t>
+              <w:t>3. Phương pháp đề xuất cho từng câu hỏi nghiên cứu</w:t>
             </w:r>
             <w:r>
               <w:rPr>
@@ -2299,7 +2936,7 @@
                 <w:noProof/>
                 <w:webHidden/>
               </w:rPr>
-              <w:instrText xml:space="preserve"> PAGEREF _Toc215816566 \h </w:instrText>
+              <w:instrText xml:space="preserve"> PAGEREF _Toc217000977 \h </w:instrText>
             </w:r>
             <w:r>
               <w:rPr>
@@ -2319,7 +2956,7 @@
                 <w:noProof/>
                 <w:webHidden/>
               </w:rPr>
-              <w:t>7</w:t>
+              <w:t>16</w:t>
             </w:r>
             <w:r>
               <w:rPr>
@@ -2332,7 +2969,7 @@
         </w:p>
         <w:p>
           <w:pPr>
-            <w:pStyle w:val="TOC2"/>
+            <w:pStyle w:val="TOC3"/>
             <w:tabs>
               <w:tab w:val="right" w:leader="dot" w:pos="9350"/>
             </w:tabs>
@@ -2343,14 +2980,14 @@
               <w:szCs w:val="22"/>
             </w:rPr>
           </w:pPr>
-          <w:hyperlink w:anchor="_Toc215816567" w:history="1">
+          <w:hyperlink w:anchor="_Toc217000978" w:history="1">
             <w:r>
               <w:rPr>
                 <w:rStyle w:val="Hyperlink"/>
                 <w:rFonts w:eastAsiaTheme="majorEastAsia"/>
                 <w:noProof/>
               </w:rPr>
-              <w:t>4. Phân cụm (Clustering)</w:t>
+              <w:t>3.1 Phương pháp phân cụm mô tả công việc cho RQ1</w:t>
             </w:r>
             <w:r>
               <w:rPr>
@@ -2371,7 +3008,7 @@
                 <w:noProof/>
                 <w:webHidden/>
               </w:rPr>
-              <w:instrText xml:space="preserve"> PAGEREF _Toc215816567 \h </w:instrText>
+              <w:instrText xml:space="preserve"> PAGEREF _Toc217000978 \h </w:instrText>
             </w:r>
             <w:r>
               <w:rPr>
@@ -2391,7 +3028,151 @@
                 <w:noProof/>
                 <w:webHidden/>
               </w:rPr>
-              <w:t>8</w:t>
+              <w:t>16</w:t>
+            </w:r>
+            <w:r>
+              <w:rPr>
+                <w:noProof/>
+                <w:webHidden/>
+              </w:rPr>
+              <w:fldChar w:fldCharType="end"/>
+            </w:r>
+          </w:hyperlink>
+        </w:p>
+        <w:p>
+          <w:pPr>
+            <w:pStyle w:val="TOC3"/>
+            <w:tabs>
+              <w:tab w:val="right" w:leader="dot" w:pos="9350"/>
+            </w:tabs>
+            <w:rPr>
+              <w:rFonts w:asciiTheme="minorHAnsi" w:eastAsiaTheme="minorEastAsia" w:hAnsiTheme="minorHAnsi" w:cstheme="minorBidi"/>
+              <w:noProof/>
+              <w:sz w:val="22"/>
+              <w:szCs w:val="22"/>
+            </w:rPr>
+          </w:pPr>
+          <w:hyperlink w:anchor="_Toc217000979" w:history="1">
+            <w:r>
+              <w:rPr>
+                <w:rStyle w:val="Hyperlink"/>
+                <w:rFonts w:eastAsiaTheme="majorEastAsia"/>
+                <w:noProof/>
+              </w:rPr>
+              <w:t>3.2 Phương pháp khai phá mẫu kỹ năng và phân tích mạng lưới cho RQ2</w:t>
+            </w:r>
+            <w:r>
+              <w:rPr>
+                <w:noProof/>
+                <w:webHidden/>
+              </w:rPr>
+              <w:tab/>
+            </w:r>
+            <w:r>
+              <w:rPr>
+                <w:noProof/>
+                <w:webHidden/>
+              </w:rPr>
+              <w:fldChar w:fldCharType="begin"/>
+            </w:r>
+            <w:r>
+              <w:rPr>
+                <w:noProof/>
+                <w:webHidden/>
+              </w:rPr>
+              <w:instrText xml:space="preserve"> PAGEREF _Toc217000979 \h </w:instrText>
+            </w:r>
+            <w:r>
+              <w:rPr>
+                <w:noProof/>
+                <w:webHidden/>
+              </w:rPr>
+            </w:r>
+            <w:r>
+              <w:rPr>
+                <w:noProof/>
+                <w:webHidden/>
+              </w:rPr>
+              <w:fldChar w:fldCharType="separate"/>
+            </w:r>
+            <w:r>
+              <w:rPr>
+                <w:noProof/>
+                <w:webHidden/>
+              </w:rPr>
+              <w:t>17</w:t>
+            </w:r>
+            <w:r>
+              <w:rPr>
+                <w:noProof/>
+                <w:webHidden/>
+              </w:rPr>
+              <w:fldChar w:fldCharType="end"/>
+            </w:r>
+          </w:hyperlink>
+        </w:p>
+        <w:p>
+          <w:pPr>
+            <w:pStyle w:val="TOC3"/>
+            <w:tabs>
+              <w:tab w:val="right" w:leader="dot" w:pos="9350"/>
+            </w:tabs>
+            <w:rPr>
+              <w:rFonts w:asciiTheme="minorHAnsi" w:eastAsiaTheme="minorEastAsia" w:hAnsiTheme="minorHAnsi" w:cstheme="minorBidi"/>
+              <w:noProof/>
+              <w:sz w:val="22"/>
+              <w:szCs w:val="22"/>
+            </w:rPr>
+          </w:pPr>
+          <w:hyperlink w:anchor="_Toc217000980" w:history="1">
+            <w:r>
+              <w:rPr>
+                <w:rStyle w:val="Hyperlink"/>
+                <w:rFonts w:eastAsiaTheme="majorEastAsia"/>
+                <w:noProof/>
+              </w:rPr>
+              <w:t>3.3 Phương pháp phân tích và dự đoán mức lương cho RQ3</w:t>
+            </w:r>
+            <w:r>
+              <w:rPr>
+                <w:noProof/>
+                <w:webHidden/>
+              </w:rPr>
+              <w:tab/>
+            </w:r>
+            <w:r>
+              <w:rPr>
+                <w:noProof/>
+                <w:webHidden/>
+              </w:rPr>
+              <w:fldChar w:fldCharType="begin"/>
+            </w:r>
+            <w:r>
+              <w:rPr>
+                <w:noProof/>
+                <w:webHidden/>
+              </w:rPr>
+              <w:instrText xml:space="preserve"> PAGEREF _Toc217000980 \h </w:instrText>
+            </w:r>
+            <w:r>
+              <w:rPr>
+                <w:noProof/>
+                <w:webHidden/>
+              </w:rPr>
+            </w:r>
+            <w:r>
+              <w:rPr>
+                <w:noProof/>
+                <w:webHidden/>
+              </w:rPr>
+              <w:fldChar w:fldCharType="separate"/>
+            </w:r>
+            <w:r>
+              <w:rPr>
+                <w:noProof/>
+                <w:webHidden/>
+              </w:rPr>
+              <w:t>18</w:t>
             </w:r>
             <w:r>
               <w:rPr>
@@ -2418,6 +3199,8 @@
       <w:pPr>
         <w:spacing w:before="120" w:after="120" w:line="276" w:lineRule="auto"/>
       </w:pPr>
+      <w:bookmarkStart w:id="2" w:name="_GoBack"/>
+      <w:bookmarkEnd w:id="2"/>
     </w:p>
     <w:p>
       <w:pPr>
@@ -2535,7 +3318,7 @@
         <w:spacing w:before="120" w:after="120" w:line="276" w:lineRule="auto"/>
         <w:jc w:val="center"/>
       </w:pPr>
-      <w:bookmarkStart w:id="3" w:name="_Toc215816555"/>
+      <w:bookmarkStart w:id="3" w:name="_Toc217000957"/>
       <w:r>
         <w:t>TÓM TẮT</w:t>
       </w:r>
@@ -2642,320 +3425,2011 @@
     <w:p>
       <w:pPr>
         <w:pStyle w:val="Heading1"/>
-        <w:spacing w:before="120" w:after="120" w:line="276" w:lineRule="auto"/>
-      </w:pPr>
-      <w:bookmarkStart w:id="4" w:name="_Toc215816556"/>
+        <w:spacing w:beforeLines="120" w:before="288" w:afterLines="120" w:after="288" w:line="23" w:lineRule="atLeast"/>
+      </w:pPr>
+      <w:bookmarkStart w:id="4" w:name="_Toc217000958"/>
+      <w:r>
+        <w:t>Chương I</w:t>
+      </w:r>
+      <w:r>
+        <w:t>.</w:t>
+      </w:r>
+      <w:r>
+        <w:t xml:space="preserve"> Giới thiệu</w:t>
+      </w:r>
+      <w:bookmarkEnd w:id="4"/>
+    </w:p>
+    <w:p>
+      <w:pPr>
+        <w:pStyle w:val="Heading2"/>
+        <w:spacing w:beforeLines="120" w:before="288" w:afterLines="120" w:after="288" w:line="23" w:lineRule="atLeast"/>
+      </w:pPr>
+      <w:bookmarkStart w:id="5" w:name="_Toc217000959"/>
+      <w:r>
+        <w:t xml:space="preserve">1. </w:t>
+      </w:r>
+      <w:r>
+        <w:t>Tổng quan đề tài</w:t>
+      </w:r>
+      <w:bookmarkEnd w:id="5"/>
+    </w:p>
+    <w:p>
+      <w:pPr>
+        <w:pStyle w:val="NormalWeb"/>
+        <w:spacing w:beforeLines="120" w:before="288" w:beforeAutospacing="0" w:afterLines="120" w:after="288" w:afterAutospacing="0" w:line="23" w:lineRule="atLeast"/>
+        <w:jc w:val="both"/>
+      </w:pPr>
+      <w:r>
+        <w:t>Trong bối cảnh chuyển đổi số và toàn cầu hóa diễn ra mạnh mẽ, thị trường lao động đang thay đổi nhanh chóng cả về cơ cấu ngành nghề lẫn yêu cầu kỹ năng đối với người lao động. Sự phát triển của các nền tảng tuyển dụng trực tuyến đã làm gia tăng đáng kể quy mô và mức độ đa dạng của dữ liệu tuyển dụng, phản ánh trực tiếp nhu cầu nhân lực của doanh nghiệp trong thời gian thực. Những dữ liệu này không chỉ đơn thuần là thông tin đăng tuyển mà còn chứa đựng nhiều tín hiệu quan trọng về xu hướng nghề nghiệp, sự dịch chuyển kỹ năng và biến động của thị trường lao động hiện đại.</w:t>
+      </w:r>
+    </w:p>
+    <w:p>
+      <w:pPr>
+        <w:pStyle w:val="NormalWeb"/>
+        <w:spacing w:beforeLines="120" w:before="288" w:beforeAutospacing="0" w:afterLines="120" w:after="288" w:afterAutospacing="0" w:line="23" w:lineRule="atLeast"/>
+        <w:jc w:val="both"/>
+      </w:pPr>
+      <w:r>
+        <w:t>Dữ liệu tuyển dụng quy mô lớn đóng vai trò ngày càng quan trọng trong việc phân tích và hiểu sâu về thị trường lao động. Thông qua việc khai thác nội dung mô tả công việc, yêu cầu kỹ năng và thông tin lương, các nhà nghiên cứu có thể phát hiện các mẫu ẩn, mối quan hệ phức tạp và cấu trúc tiềm ẩn mà các phương pháp thống kê truyền thống khó có thể nhận diện. Việc phân tích dữ liệu tuyển dụng giúp làm rõ nhu cầu kỹ năng theo từng lĩnh vực, hỗ trợ công tác đào tạo nguồn nhân lực và định hướng nghề nghiệp trong bối cảnh thị trường liên tục biến động.</w:t>
+      </w:r>
+    </w:p>
+    <w:p>
+      <w:pPr>
+        <w:pStyle w:val="NormalWeb"/>
+        <w:spacing w:beforeLines="120" w:before="288" w:beforeAutospacing="0" w:afterLines="120" w:after="288" w:afterAutospacing="0" w:line="23" w:lineRule="atLeast"/>
+        <w:jc w:val="both"/>
+      </w:pPr>
+      <w:r>
+        <w:t xml:space="preserve">Trong số các nền tảng tuyển dụng hiện nay, LinkedIn được xem là một trong những hệ sinh thái nghề nghiệp lớn nhất thế giới, tập trung hàng triệu tin tuyển dụng từ nhiều quốc gia và ngành nghề khác nhau. Bộ dữ liệu </w:t>
+      </w:r>
+      <w:r>
+        <w:rPr>
+          <w:rStyle w:val="Strong"/>
+        </w:rPr>
+        <w:t>LinkedIn Job Postings</w:t>
+      </w:r>
+      <w:r>
+        <w:t xml:space="preserve"> cung cấp thông tin phong phú về mô tả công việc, kỹ năng, hình thức làm việc và mức lương, tạo điều kiện thuận lợi cho việc nghiên cứu thị trường lao động ở quy mô lớn. Với đặc điểm đa dạng, cập nhật liên tục và mang tính toàn cầu, bộ dữ liệu này là nguồn dữ liệu phù hợp để áp dụng các kỹ thuật khai phá dữ liệu và phân tích khám phá.</w:t>
+      </w:r>
+    </w:p>
+    <w:p>
+      <w:pPr>
+        <w:pStyle w:val="NormalWeb"/>
+        <w:spacing w:beforeLines="120" w:before="288" w:beforeAutospacing="0" w:afterLines="120" w:after="288" w:afterAutospacing="0" w:line="23" w:lineRule="atLeast"/>
+        <w:jc w:val="both"/>
+      </w:pPr>
+      <w:r>
+        <w:t xml:space="preserve">Khai phá dữ liệu (Data Mining) đóng vai trò then chốt trong việc biến dữ liệu tuyển dụng thô thành tri thức có giá trị. Thông qua các phương pháp như phân cụm không giám sát, khai phá luật kết hợp và mô hình dự đoán, khai phá dữ liệu cho phép khám phá cấu trúc nội dung của mô tả công </w:t>
+      </w:r>
       <w:r>
         <w:lastRenderedPageBreak/>
-        <w:t>Chương I</w:t>
-      </w:r>
-      <w:r>
-        <w:t>.</w:t>
-      </w:r>
-      <w:r>
-        <w:t xml:space="preserve"> Giới thiệu</w:t>
-      </w:r>
-      <w:bookmarkEnd w:id="4"/>
+        <w:t>việc, phát hiện các nhóm kỹ năng thường xuất hiện cùng nhau và phân tích các yếu tố ảnh hưởng đến mức lương. Do đó, việc áp dụng khai phá dữ liệu vào dữ liệu tuyển dụng LinkedIn không chỉ có ý nghĩa về mặt học thuật mà còn mang lại giá trị thực tiễn trong việc hiểu và dự báo xu hướng thị trường lao động.</w:t>
+      </w:r>
     </w:p>
     <w:p>
       <w:pPr>
         <w:pStyle w:val="Heading2"/>
-        <w:spacing w:before="120" w:after="120" w:line="276" w:lineRule="auto"/>
-      </w:pPr>
-      <w:bookmarkStart w:id="5" w:name="_Toc215816557"/>
-      <w:r>
-        <w:t>1. Bối cảnh</w:t>
-      </w:r>
-      <w:bookmarkEnd w:id="5"/>
-    </w:p>
-    <w:p>
-      <w:pPr>
-        <w:spacing w:before="120" w:after="120" w:line="276" w:lineRule="auto"/>
+        <w:spacing w:beforeLines="120" w:before="288" w:afterLines="120" w:after="288" w:line="23" w:lineRule="atLeast"/>
         <w:jc w:val="both"/>
       </w:pPr>
-      <w:r>
-        <w:t>Trong bối cảnh nền kinh tế số phát triển nhanh chóng, thị trường lao động toàn cầu đang chứng kiến sự biến đổi mạnh mẽ về nhu cầu kỹ năng và cơ cấu nghề nghiệp. Các doanh nghiệp liên tục điều chỉnh yêu cầu tuyển dụng nhằm thích ứng với công nghệ mới, mô hình vận hành linh hoạt và áp lực cạnh tranh ngày càng tăng. LinkedIn, với vai trò là nền tảng nghề nghiệp lớn nhất thế giới, cung cấp nguồn dữ liệu tuyển dụng phong phú và cập nhật theo thời gian thực, phản ánh trực tiếp sự dịch chuyển của nhu cầu nhân lực trên phạm vi toàn cầu. Tuy nhiên, khối lượng dữ liệu lớn và đa dạng này đòi hỏi các phương pháp phân tích tiên tiến để phát hiện những mẫu ẩn, xu hướng ngầm và mối quan hệ phức tạp giữa kỹ năng, mô tả công việc và đặc điểm doanh nghiệp. Trong bối cảnh đó, các kỹ thuật khai phá dữ liệu (Data Mining) trở thành công cụ cần thiết, cho phép khám phá cấu trúc thị trường lao động và đưa ra những hiểu biết sâu sắc phục vụ phân tích, dự báo và hỗ trợ ra quyết định.</w:t>
+      <w:bookmarkStart w:id="6" w:name="_Toc217000960"/>
+      <w:r>
+        <w:t xml:space="preserve">2. </w:t>
+      </w:r>
+      <w:r>
+        <w:t>Tình hình nguyên cứu</w:t>
+      </w:r>
+      <w:bookmarkEnd w:id="6"/>
+    </w:p>
+    <w:p>
+      <w:pPr>
+        <w:pStyle w:val="NormalWeb"/>
+        <w:spacing w:beforeLines="120" w:before="288" w:beforeAutospacing="0" w:afterLines="120" w:after="288" w:afterAutospacing="0" w:line="23" w:lineRule="atLeast"/>
+        <w:jc w:val="both"/>
+      </w:pPr>
+      <w:r>
+        <w:t>Trong những năm gần đây, cùng với sự phát triển của các nền tảng tuyển dụng trực tuyến, dữ liệu tuyển dụng đã trở thành một nguồn dữ liệu quan trọng trong nghiên cứu thị trường lao động. Nhiều công trình nghiên cứu đã khai thác dữ liệu từ các website tuyển dụng như LinkedIn, Indeed hoặc Glassdoor nhằm phân tích xu hướng nghề nghiệp, nhu cầu kỹ năng và sự biến động của mức lương. Các nghiên cứu này cho thấy dữ liệu tuyển dụng trực tuyến có khả năng phản ánh tương đối chính xác nhu cầu nhân lực của doanh nghiệp và cung cấp góc nhìn cập nhật về thị trường lao động theo thời gian thực.</w:t>
+      </w:r>
+    </w:p>
+    <w:p>
+      <w:pPr>
+        <w:pStyle w:val="NormalWeb"/>
+        <w:spacing w:beforeLines="120" w:before="288" w:beforeAutospacing="0" w:afterLines="120" w:after="288" w:afterAutospacing="0" w:line="23" w:lineRule="atLeast"/>
+        <w:jc w:val="both"/>
+      </w:pPr>
+      <w:r>
+        <w:t xml:space="preserve">Một hướng nghiên cứu phổ biến là </w:t>
+      </w:r>
+      <w:r>
+        <w:rPr>
+          <w:rStyle w:val="Strong"/>
+        </w:rPr>
+        <w:t>phân tích nội dung mô tả công việc</w:t>
+      </w:r>
+      <w:r>
+        <w:t xml:space="preserve"> thông qua các kỹ thuật xử lý ngôn ngữ tự nhiên và khai phá dữ liệu. Nhiều nghiên cứu đã áp dụng các phương pháp phân cụm không giám sát như K-means, hierarchical clustering hoặc topic modeling để nhóm các mô tả công việc thành các chủ đề hoặc nhóm nghề nghiệp dựa trên nội dung văn bản. Bên cạnh đó, việc </w:t>
+      </w:r>
+      <w:r>
+        <w:rPr>
+          <w:rStyle w:val="Strong"/>
+        </w:rPr>
+        <w:t>khai phá kỹ năng</w:t>
+      </w:r>
+      <w:r>
+        <w:t xml:space="preserve"> cũng nhận được nhiều sự quan tâm, trong đó các kỹ thuật như luật kết hợp, phân tích đồng xuất hiện hoặc sử dụng các ontology kỹ năng (ví dụ ESCO, O*NET) được sử dụng để xác định các nhóm kỹ năng thường được yêu cầu cùng nhau trong tin tuyển dụng. Ngoài ra, một số nghiên cứu tập trung vào </w:t>
+      </w:r>
+      <w:r>
+        <w:rPr>
+          <w:rStyle w:val="Strong"/>
+        </w:rPr>
+        <w:t>phân tích và dự đoán mức lương</w:t>
+      </w:r>
+      <w:r>
+        <w:t>, sử dụng các đặc trưng như kinh nghiệm, vị trí địa lý, kỹ năng và quy mô công ty để xây dựng các mô hình dự đoán lương.</w:t>
+      </w:r>
+    </w:p>
+    <w:p>
+      <w:pPr>
+        <w:pStyle w:val="NormalWeb"/>
+        <w:spacing w:beforeLines="120" w:before="288" w:beforeAutospacing="0" w:afterLines="120" w:after="288" w:afterAutospacing="0" w:line="23" w:lineRule="atLeast"/>
+        <w:jc w:val="both"/>
+      </w:pPr>
+      <w:r>
+        <w:t xml:space="preserve">Mặc dù đạt được nhiều kết quả đáng chú ý, các nghiên cứu trước vẫn tồn tại một số hạn chế. Thứ nhất, nhiều nghiên cứu dựa nhiều vào </w:t>
+      </w:r>
+      <w:r>
+        <w:rPr>
+          <w:rStyle w:val="Strong"/>
+        </w:rPr>
+        <w:t>nhãn nghề nghiệp hoặc phân loại có sẵn</w:t>
+      </w:r>
+      <w:r>
+        <w:t>, dẫn đến việc chưa khai thác đầy đủ cấu trúc nội dung tiềm ẩn trong mô tả công việc. Thứ hai, việc khai phá kỹ năng thường chỉ dừng lại ở thống kê tần suất hoặc danh sách kỹ năng riêng lẻ, chưa làm rõ mối quan hệ và cấu trúc liên kết giữa các kỹ năng trong bối cảnh thực tế của thị trường lao động. Thứ ba, các nghiên cứu về dự đoán lương đôi khi tập trung quá sâu vào mô hình học máy mà chưa gắn kết chặt chẽ kết quả với ý nghĩa giải thích các yếu tố ảnh hưởng đến lương.</w:t>
+      </w:r>
+    </w:p>
+    <w:p>
+      <w:pPr>
+        <w:pStyle w:val="NormalWeb"/>
+        <w:spacing w:beforeLines="120" w:before="288" w:beforeAutospacing="0" w:afterLines="120" w:after="288" w:afterAutospacing="0" w:line="23" w:lineRule="atLeast"/>
+        <w:jc w:val="both"/>
+      </w:pPr>
+      <w:r>
+        <w:t>Xuất phát từ những hạn chế trên, nghiên cứu này hướng tới việc kết hợp các phương pháp khai phá dữ liệu không giám sát, khai phá mẫu và phân tích dự đoán trên bộ dữ liệu LinkedIn Job Postings nhằm khám phá sâu hơn cấu trúc nội dung mô tả công việc, các nhóm kỹ năng đặc trưng và các yếu tố ảnh hưởng đến mức lương. Cách tiếp cận này góp phần bổ sung góc nhìn toàn diện hơn về thị trường lao động, đồng thời làm rõ khoảng trống nghiên cứu còn tồn tại trong các công trình trước đây.</w:t>
       </w:r>
     </w:p>
     <w:p>
       <w:pPr>
         <w:pStyle w:val="Heading2"/>
-        <w:spacing w:before="120" w:after="120" w:line="276" w:lineRule="auto"/>
-      </w:pPr>
-      <w:bookmarkStart w:id="6" w:name="_Toc215816558"/>
-      <w:r>
-        <w:t>2. Lý do chọn đề tài</w:t>
-      </w:r>
-      <w:bookmarkEnd w:id="6"/>
-    </w:p>
-    <w:p>
-      <w:pPr>
-        <w:spacing w:before="120" w:after="120" w:line="276" w:lineRule="auto"/>
+        <w:spacing w:beforeLines="120" w:before="288" w:afterLines="120" w:after="288" w:line="23" w:lineRule="atLeast"/>
         <w:jc w:val="both"/>
       </w:pPr>
+      <w:bookmarkStart w:id="7" w:name="_Toc217000961"/>
+      <w:r>
+        <w:t>3. Mục tiêu</w:t>
+      </w:r>
+      <w:r>
+        <w:t xml:space="preserve"> và câu hỏi</w:t>
+      </w:r>
+      <w:r>
+        <w:t xml:space="preserve"> nghiên cứu</w:t>
+      </w:r>
+      <w:bookmarkEnd w:id="7"/>
+    </w:p>
+    <w:p>
+      <w:pPr>
+        <w:pStyle w:val="Heading3"/>
+        <w:spacing w:beforeLines="120" w:before="288" w:afterLines="120" w:after="288" w:line="23" w:lineRule="atLeast"/>
+        <w:jc w:val="both"/>
+      </w:pPr>
+      <w:bookmarkStart w:id="8" w:name="_Toc217000962"/>
+      <w:r>
+        <w:t>3.1 Mục tiêu nghiên cứu</w:t>
+      </w:r>
+      <w:bookmarkEnd w:id="8"/>
+    </w:p>
+    <w:p>
+      <w:pPr>
+        <w:pStyle w:val="NormalWeb"/>
+        <w:spacing w:beforeLines="120" w:before="288" w:beforeAutospacing="0" w:afterLines="120" w:after="288" w:afterAutospacing="0" w:line="23" w:lineRule="atLeast"/>
+        <w:jc w:val="both"/>
+      </w:pPr>
+      <w:r>
+        <w:t xml:space="preserve">Mục tiêu chính của nghiên cứu này là khai thác và phân tích dữ liệu tuyển dụng từ nền tảng LinkedIn nhằm làm rõ các đặc điểm và cấu trúc tiềm ẩn của thị trường lao động hiện đại. Trước </w:t>
+      </w:r>
+      <w:r>
+        <w:lastRenderedPageBreak/>
+        <w:t xml:space="preserve">hết, nghiên cứu hướng tới việc </w:t>
+      </w:r>
+      <w:r>
+        <w:rPr>
+          <w:rStyle w:val="Strong"/>
+        </w:rPr>
+        <w:t>khám phá cấu trúc nội dung của mô tả công việc</w:t>
+      </w:r>
+      <w:r>
+        <w:t xml:space="preserve"> thông qua các phương pháp phân tích văn bản và phân cụm không giám sát, từ đó xác định xem các mô tả công việc có tự nhiên hình thành các nhóm nội dung (themes) khác nhau hay không khi không sử dụng bất kỳ nhãn nghề nghiệp có sẵn nào.</w:t>
+      </w:r>
+    </w:p>
+    <w:p>
+      <w:pPr>
+        <w:pStyle w:val="NormalWeb"/>
+        <w:spacing w:beforeLines="120" w:before="288" w:beforeAutospacing="0" w:afterLines="120" w:after="288" w:afterAutospacing="0" w:line="23" w:lineRule="atLeast"/>
+        <w:jc w:val="both"/>
+      </w:pPr>
+      <w:r>
+        <w:t xml:space="preserve">Bên cạnh đó, nghiên cứu tập trung vào việc </w:t>
+      </w:r>
+      <w:r>
+        <w:rPr>
+          <w:rStyle w:val="Strong"/>
+        </w:rPr>
+        <w:t>khai phá các mẫu đồng xuất hiện của kỹ năng</w:t>
+      </w:r>
+      <w:r>
+        <w:t xml:space="preserve"> được yêu cầu trong mô tả công việc. Thông qua việc kết hợp dữ liệu thực tế từ mô tả công việc với ontology kỹ năng chuẩn, nghiên cứu nhằm phát hiện các nhóm kỹ năng đặc trưng (skill bundles) phản ánh nhu cầu kỹ năng theo từng lĩnh vực và vai trò nghề nghiệp trong thị trường lao động.</w:t>
+      </w:r>
+    </w:p>
+    <w:p>
+      <w:pPr>
+        <w:pStyle w:val="NormalWeb"/>
+        <w:spacing w:beforeLines="120" w:before="288" w:beforeAutospacing="0" w:afterLines="120" w:after="288" w:afterAutospacing="0" w:line="23" w:lineRule="atLeast"/>
+        <w:jc w:val="both"/>
+      </w:pPr>
+      <w:r>
+        <w:t xml:space="preserve">Cuối cùng, nghiên cứu hướng đến việc </w:t>
+      </w:r>
+      <w:r>
+        <w:rPr>
+          <w:rStyle w:val="Strong"/>
+        </w:rPr>
+        <w:t>phân tích các yếu tố ảnh hưởng đến mức lương được công bố</w:t>
+      </w:r>
+      <w:r>
+        <w:t xml:space="preserve"> trong tin tuyển dụng. Bằng cách khai thác các đặc trưng liên quan đến nội dung công việc, kỹ năng, kinh nghiệm, vị trí địa lý và thông tin doanh nghiệp, nghiên cứu đánh giá mức độ tác động của từng yếu tố đến mức lương, đồng thời xem xét khả năng dự đoán lương từ các yếu tố này. Qua đó, nghiên cứu không chỉ cung cấp cái nhìn định lượng về lương mà còn góp phần giải thích các yếu tố quyết định giá trị của một vị trí việc làm trên thị trường lao động.</w:t>
+      </w:r>
+    </w:p>
+    <w:p>
+      <w:pPr>
+        <w:pStyle w:val="Heading3"/>
+        <w:spacing w:beforeLines="120" w:before="288" w:afterLines="120" w:after="288" w:line="276" w:lineRule="auto"/>
+        <w:jc w:val="both"/>
+      </w:pPr>
+      <w:bookmarkStart w:id="9" w:name="_Toc217000963"/>
+      <w:r>
+        <w:t>3.2. Câu hỏi nghiên cứu</w:t>
+      </w:r>
+      <w:bookmarkEnd w:id="9"/>
+    </w:p>
+    <w:p>
+      <w:pPr>
+        <w:pStyle w:val="NormalWeb"/>
+        <w:spacing w:beforeLines="120" w:before="288" w:beforeAutospacing="0" w:afterLines="120" w:after="288" w:afterAutospacing="0" w:line="276" w:lineRule="auto"/>
+        <w:jc w:val="both"/>
+      </w:pPr>
+      <w:r>
+        <w:t>Dựa trên mục tiêu nghiên cứu đã đề ra, nghiên cứu này tập trung trả lời ba câu hỏi nghiên cứu chính như sau:</w:t>
+      </w:r>
+    </w:p>
+    <w:p>
+      <w:pPr>
+        <w:pStyle w:val="NormalWeb"/>
+        <w:spacing w:beforeLines="120" w:before="288" w:beforeAutospacing="0" w:afterLines="120" w:after="288" w:afterAutospacing="0" w:line="276" w:lineRule="auto"/>
+        <w:jc w:val="both"/>
+      </w:pPr>
+      <w:r>
+        <w:rPr>
+          <w:rStyle w:val="Strong"/>
+        </w:rPr>
+        <w:t>RQ1:</w:t>
+      </w:r>
+      <w:r>
+        <w:t xml:space="preserve"> </w:t>
+      </w:r>
+      <w:r>
+        <w:rPr>
+          <w:rStyle w:val="Emphasis"/>
+        </w:rPr>
+        <w:t>Các mô tả công việc trên LinkedIn có tự nhiên hình thành những nhóm nội dung (job description themes) khác nhau hay không, khi không sử dụng bất kỳ nhãn nghề nghiệp hoặc danh sách kỹ năng có sẵn nào?</w:t>
+      </w:r>
+    </w:p>
+    <w:p>
+      <w:pPr>
+        <w:pStyle w:val="NormalWeb"/>
+        <w:spacing w:beforeLines="120" w:before="288" w:beforeAutospacing="0" w:afterLines="120" w:after="288" w:afterAutospacing="0" w:line="276" w:lineRule="auto"/>
+        <w:jc w:val="both"/>
+      </w:pPr>
+      <w:r>
+        <w:t>Câu hỏi này nhằm kiểm tra liệu nội dung văn bản trong mô tả công việc có chứa các cấu trúc và chủ đề tiềm ẩn hay không khi chỉ dựa vào thông tin văn bản thuần túy. Việc không sử dụng các nhãn nghề nghiệp hoặc phân loại có sẵn giúp đánh giá khả năng của các phương pháp phân cụm không giám sát trong việc khám phá cấu trúc nội dung tự nhiên của dữ liệu tuyển dụng.</w:t>
+      </w:r>
+    </w:p>
+    <w:p>
+      <w:pPr>
+        <w:pStyle w:val="NormalWeb"/>
+        <w:spacing w:beforeLines="120" w:before="288" w:beforeAutospacing="0" w:afterLines="120" w:after="288" w:afterAutospacing="0" w:line="276" w:lineRule="auto"/>
+        <w:jc w:val="both"/>
+      </w:pPr>
+      <w:r>
+        <w:rPr>
+          <w:rStyle w:val="Strong"/>
+        </w:rPr>
+        <w:t>RQ2:</w:t>
+      </w:r>
+      <w:r>
+        <w:t xml:space="preserve"> </w:t>
+      </w:r>
+      <w:r>
+        <w:rPr>
+          <w:rStyle w:val="Emphasis"/>
+        </w:rPr>
+        <w:t>Các kỹ năng được đề cập trong mô tả công việc có xu hướng đồng xuất hiện theo những mẫu nào, và các mẫu đồng xuất hiện này phản ánh cấu trúc kỹ năng của thị trường lao động ra sao?</w:t>
+      </w:r>
+    </w:p>
+    <w:p>
+      <w:pPr>
+        <w:pStyle w:val="NormalWeb"/>
+        <w:spacing w:beforeLines="120" w:before="288" w:beforeAutospacing="0" w:afterLines="120" w:after="288" w:afterAutospacing="0" w:line="276" w:lineRule="auto"/>
+        <w:jc w:val="both"/>
+      </w:pPr>
+      <w:r>
+        <w:t>Câu hỏi này tập trung vào việc khai phá mối quan hệ giữa các kỹ năng trong thực tế tuyển dụng. Thay vì xem xét từng kỹ năng riêng lẻ, nghiên cứu phân tích các mẫu đồng xuất hiện nhằm xác định các nhóm kỹ năng thường được yêu cầu cùng nhau, từ đó phản ánh nhu cầu kỹ năng theo từng lĩnh vực và vai trò nghề nghiệp trong thị trường lao động.</w:t>
+      </w:r>
+    </w:p>
+    <w:p>
+      <w:pPr>
+        <w:pStyle w:val="NormalWeb"/>
+        <w:spacing w:beforeLines="120" w:before="288" w:beforeAutospacing="0" w:afterLines="120" w:after="288" w:afterAutospacing="0" w:line="276" w:lineRule="auto"/>
+        <w:jc w:val="both"/>
+      </w:pPr>
+      <w:r>
+        <w:rPr>
+          <w:rStyle w:val="Strong"/>
+        </w:rPr>
+        <w:t>RQ3:</w:t>
+      </w:r>
+      <w:r>
+        <w:t xml:space="preserve"> </w:t>
+      </w:r>
+      <w:r>
+        <w:rPr>
+          <w:rStyle w:val="Emphasis"/>
+        </w:rPr>
+        <w:t>Những yếu tố nào trong thông tin tuyển dụng (nội dung công việc, kỹ năng, kinh nghiệm, vị trí địa lý và đặc điểm doanh nghiệp) có ảnh hưởng đáng kể đến mức lương được công bố, và mức độ dự đoán lương từ các yếu tố này đến đâu?</w:t>
+      </w:r>
+    </w:p>
+    <w:p>
+      <w:pPr>
+        <w:pStyle w:val="NormalWeb"/>
+        <w:spacing w:beforeLines="120" w:before="288" w:beforeAutospacing="0" w:afterLines="120" w:after="288" w:afterAutospacing="0" w:line="276" w:lineRule="auto"/>
+        <w:jc w:val="both"/>
+      </w:pPr>
+      <w:r>
+        <w:lastRenderedPageBreak/>
+        <w:t>Câu hỏi này nhằm làm rõ vai trò của các yếu tố khác nhau trong việc hình thành mức lương được công bố trong tin tuyển dụng. Thông qua phân tích và mô hình hóa dữ liệu, nghiên cứu không chỉ đánh giá khả năng dự đoán mức lương mà còn tập trung phân tích mức độ ảnh hưởng của từng yếu tố, qua đó cung cấp cái nhìn định lượng về cơ chế hình thành lương trên thị trường lao động.</w:t>
+      </w:r>
+    </w:p>
+    <w:p>
+      <w:pPr>
+        <w:pStyle w:val="Heading2"/>
+        <w:spacing w:beforeLines="120" w:before="288" w:afterLines="120" w:after="288" w:line="23" w:lineRule="atLeast"/>
+        <w:jc w:val="both"/>
+      </w:pPr>
+      <w:bookmarkStart w:id="10" w:name="_Toc217000964"/>
+      <w:r>
+        <w:t xml:space="preserve">4. </w:t>
+      </w:r>
+      <w:r>
+        <w:t>Phương pháp nghiên cứu và hướng tiếp cận</w:t>
+      </w:r>
+      <w:bookmarkEnd w:id="10"/>
+    </w:p>
+    <w:p>
+      <w:pPr>
+        <w:pStyle w:val="NormalWeb"/>
+        <w:spacing w:beforeLines="120" w:before="288" w:beforeAutospacing="0" w:afterLines="120" w:after="288" w:afterAutospacing="0" w:line="23" w:lineRule="atLeast"/>
+        <w:jc w:val="both"/>
+      </w:pPr>
+      <w:r>
+        <w:t xml:space="preserve">Nghiên cứu này được thực hiện theo hướng tiếp cận </w:t>
+      </w:r>
+      <w:r>
+        <w:rPr>
+          <w:rStyle w:val="Strong"/>
+        </w:rPr>
+        <w:t>khai phá dữ liệu (Data Mining)</w:t>
+      </w:r>
+      <w:r>
+        <w:t xml:space="preserve"> kết hợp với </w:t>
+      </w:r>
+      <w:r>
+        <w:rPr>
+          <w:rStyle w:val="Strong"/>
+        </w:rPr>
+        <w:t>phân tích khám phá dữ liệu (Exploratory Data Analysis – EDA)</w:t>
+      </w:r>
+      <w:r>
+        <w:t xml:space="preserve"> nhằm khai thác hiệu quả bộ dữ liệu tuyển dụng quy mô lớn từ nền tảng LinkedIn. Phân tích khám phá dữ liệu được sử dụng ở giai đoạn đầu để hiểu rõ đặc điểm, cấu trúc và chất lượng dữ liệu, đồng thời phát hiện các xu hướng và mối quan hệ tiềm năng giữa các biến. Trên cơ sở đó, các kỹ thuật khai phá dữ liệu được áp dụng nhằm khám phá tri thức ẩn mà các phương pháp phân tích truyền thống khó có thể nhận diện.</w:t>
+      </w:r>
+    </w:p>
+    <w:p>
+      <w:pPr>
+        <w:pStyle w:val="NormalWeb"/>
+        <w:spacing w:beforeLines="120" w:before="288" w:beforeAutospacing="0" w:afterLines="120" w:after="288" w:afterAutospacing="0" w:line="23" w:lineRule="atLeast"/>
+        <w:jc w:val="both"/>
+      </w:pPr>
+      <w:r>
+        <w:t xml:space="preserve">Cụ thể, nghiên cứu áp dụng kết hợp nhiều nhóm phương pháp khác nhau. Các </w:t>
+      </w:r>
+      <w:r>
+        <w:rPr>
+          <w:rStyle w:val="Strong"/>
+        </w:rPr>
+        <w:t>phương pháp không giám sát</w:t>
+      </w:r>
+      <w:r>
+        <w:t xml:space="preserve"> được sử dụng để phân tích nội dung mô tả công việc và khám phá các nhóm chủ đề nội dung tiềm ẩn mà không dựa vào nhãn nghề nghiệp có sẵn. Bên cạnh đó, các </w:t>
+      </w:r>
+      <w:r>
+        <w:rPr>
+          <w:rStyle w:val="Strong"/>
+        </w:rPr>
+        <w:t>phương pháp khai phá mẫu và luật kết hợp</w:t>
+      </w:r>
+      <w:r>
+        <w:t xml:space="preserve"> được áp dụng nhằm phân tích sự đồng xuất hiện của kỹ năng trong mô tả công việc, từ đó xác định các nhóm kỹ năng đặc trưng phản ánh nhu cầu thực tế của thị trường lao động. Cuối cùng, các </w:t>
+      </w:r>
+      <w:r>
+        <w:rPr>
+          <w:rStyle w:val="Strong"/>
+        </w:rPr>
+        <w:t>phương pháp phân tích dự đoán</w:t>
+      </w:r>
+      <w:r>
+        <w:t xml:space="preserve"> được sử dụng để mô hình hóa mối quan hệ giữa thông tin tuyển dụng và mức lương, đồng thời đánh giá mức độ ảnh hưởng của các yếu tố khác nhau đến lương được công bố.</w:t>
+      </w:r>
+    </w:p>
+    <w:p>
+      <w:pPr>
+        <w:pStyle w:val="NormalWeb"/>
+        <w:spacing w:beforeLines="120" w:before="288" w:beforeAutospacing="0" w:afterLines="120" w:after="288" w:afterAutospacing="0" w:line="23" w:lineRule="atLeast"/>
+        <w:jc w:val="both"/>
+      </w:pPr>
+      <w:r>
+        <w:t xml:space="preserve">Toàn bộ quá trình nghiên cứu được xây dựng theo </w:t>
+      </w:r>
+      <w:r>
+        <w:rPr>
+          <w:rStyle w:val="Strong"/>
+        </w:rPr>
+        <w:t>quy trình CRISP-DM</w:t>
+      </w:r>
+      <w:r>
+        <w:t>, bao gồm các bước: hiểu bài toán và mục tiêu nghiên cứu, hiểu và tiền xử lý dữ liệu, xây dựng mô hình, đánh giá kết quả và diễn giải tri thức thu được. Việc tuân thủ quy trình này giúp đảm bảo tính hệ thống, nhất quán và khả năng tái lập của nghiên cứu, đồng thời tạo nền tảng vững chắc cho việc triển khai các phân tích và thực nghiệm trong các chương tiếp theo.</w:t>
+      </w:r>
+    </w:p>
+    <w:p>
+      <w:pPr>
+        <w:pStyle w:val="Heading2"/>
+        <w:spacing w:beforeLines="120" w:before="288" w:afterLines="120" w:after="288" w:line="276" w:lineRule="auto"/>
+        <w:jc w:val="both"/>
+      </w:pPr>
+      <w:bookmarkStart w:id="11" w:name="_Toc217000965"/>
+      <w:r>
+        <w:t>5. Đối tượng và phạm vi nghiên cứu</w:t>
+      </w:r>
+      <w:bookmarkEnd w:id="11"/>
+    </w:p>
+    <w:p>
+      <w:pPr>
+        <w:pStyle w:val="NormalWeb"/>
+        <w:spacing w:beforeLines="120" w:before="288" w:beforeAutospacing="0" w:afterLines="120" w:after="288" w:afterAutospacing="0" w:line="276" w:lineRule="auto"/>
+        <w:jc w:val="both"/>
+      </w:pPr>
+      <w:r>
+        <w:t xml:space="preserve">Đối tượng nghiên cứu của đề tài là </w:t>
+      </w:r>
+      <w:r>
+        <w:rPr>
+          <w:rStyle w:val="Strong"/>
+        </w:rPr>
+        <w:t>dữ liệu tuyển dụng trực tuyến trên nền tảng LinkedIn</w:t>
+      </w:r>
+      <w:r>
+        <w:t xml:space="preserve">, được thu thập và công bố trong bộ dữ liệu </w:t>
+      </w:r>
+      <w:r>
+        <w:rPr>
+          <w:rStyle w:val="Emphasis"/>
+        </w:rPr>
+        <w:t>LinkedIn Job Postings</w:t>
+      </w:r>
+      <w:r>
+        <w:t>. Dữ liệu bao gồm thông tin chi tiết về các tin tuyển dụng như mô tả công việc, yêu cầu kỹ năng, hình thức làm việc, vị trí địa lý, thông tin doanh nghiệp và mức lương được công bố. Đây là nguồn dữ liệu phản ánh trực tiếp nhu cầu tuyển dụng và xu hướng kỹ năng của thị trường lao động trong bối cảnh hiện đại.</w:t>
+      </w:r>
+    </w:p>
+    <w:p>
+      <w:pPr>
+        <w:pStyle w:val="NormalWeb"/>
+        <w:spacing w:beforeLines="120" w:before="288" w:beforeAutospacing="0" w:afterLines="120" w:after="288" w:afterAutospacing="0" w:line="276" w:lineRule="auto"/>
+        <w:jc w:val="both"/>
+      </w:pPr>
+      <w:r>
+        <w:t xml:space="preserve">Về phạm vi nghiên cứu, đề tài tập trung phân tích </w:t>
+      </w:r>
+      <w:r>
+        <w:rPr>
+          <w:rStyle w:val="Strong"/>
+        </w:rPr>
+        <w:t>nội dung mô tả công việc (job description)</w:t>
+      </w:r>
+      <w:r>
+        <w:t xml:space="preserve">, </w:t>
+      </w:r>
+      <w:r>
+        <w:rPr>
+          <w:rStyle w:val="Strong"/>
+        </w:rPr>
+        <w:t>các kỹ năng được đề cập trong mô tả</w:t>
+      </w:r>
+      <w:r>
+        <w:t xml:space="preserve">, và </w:t>
+      </w:r>
+      <w:r>
+        <w:rPr>
+          <w:rStyle w:val="Strong"/>
+        </w:rPr>
+        <w:t>thông tin lương được công bố</w:t>
+      </w:r>
+      <w:r>
+        <w:t xml:space="preserve"> trong tin tuyển dụng. Nghiên cứu không sử dụng các nhãn nghề nghiệp hoặc phân loại công việc có sẵn trong dữ liệu để phân tích nội dung, nhằm đảm bảo tính khai phá và khách quan của các phương pháp không giám sát. Phân tích được thực hiện trên dữ liệu tiếng Anh và không đi sâu vào so sánh theo thời gian </w:t>
+      </w:r>
+      <w:r>
+        <w:lastRenderedPageBreak/>
+        <w:t>hoặc giữa các quốc gia cụ thể, mà tập trung vào việc khám phá cấu trúc nội dung, cấu trúc kỹ năng và các yếu tố ảnh hưởng đến mức lương ở mức độ tổng quát.</w:t>
+      </w:r>
+    </w:p>
+    <w:p>
+      <w:pPr>
+        <w:pStyle w:val="Heading1"/>
+        <w:spacing w:beforeLines="120" w:before="288" w:afterLines="120" w:after="288" w:line="23" w:lineRule="atLeast"/>
+        <w:jc w:val="both"/>
+      </w:pPr>
+      <w:bookmarkStart w:id="12" w:name="_Toc217000966"/>
+      <w:r>
+        <w:t>Chương II. Cơ sở lý thuyết</w:t>
+      </w:r>
+      <w:bookmarkEnd w:id="12"/>
+    </w:p>
+    <w:p>
+      <w:pPr>
+        <w:pStyle w:val="Heading2"/>
+        <w:spacing w:beforeLines="120" w:before="288" w:afterLines="120" w:after="288" w:line="23" w:lineRule="atLeast"/>
+        <w:jc w:val="both"/>
+      </w:pPr>
+      <w:bookmarkStart w:id="13" w:name="_Toc217000967"/>
+      <w:r>
+        <w:t xml:space="preserve">1. </w:t>
+      </w:r>
+      <w:r>
+        <w:t>Các khái niệm cơ bản</w:t>
+      </w:r>
+      <w:bookmarkEnd w:id="13"/>
+    </w:p>
+    <w:p>
+      <w:pPr>
+        <w:pStyle w:val="NormalWeb"/>
+        <w:spacing w:beforeLines="120" w:before="288" w:beforeAutospacing="0" w:afterLines="120" w:after="288" w:afterAutospacing="0" w:line="23" w:lineRule="atLeast"/>
+        <w:jc w:val="both"/>
+      </w:pPr>
+      <w:r>
+        <w:rPr>
+          <w:rStyle w:val="Strong"/>
+        </w:rPr>
+        <w:t>Khai phá dữ liệu (Data Mining)</w:t>
+      </w:r>
+      <w:r>
+        <w:t xml:space="preserve"> là quá trình khám phá và trích xuất tri thức hữu ích từ các tập dữ liệu lớn thông qua việc áp dụng các thuật toán và kỹ thuật thống kê, học máy và trí tuệ nhân tạo. Mục tiêu của khai phá dữ liệu không chỉ là mô tả dữ liệu mà còn phát hiện các mẫu, mối quan hệ và cấu trúc tiềm ẩn mà con người khó có thể nhận biết trực tiếp. Trong bối cảnh dữ liệu tuyển dụng trực tuyến có quy mô lớn và tính đa dạng cao, khai phá dữ liệu đóng vai trò quan trọng trong việc chuyển đổi dữ liệu thô thành thông tin có giá trị phục vụ phân tích thị trường lao động.</w:t>
+      </w:r>
+    </w:p>
+    <w:p>
+      <w:pPr>
+        <w:pStyle w:val="NormalWeb"/>
+        <w:spacing w:beforeLines="120" w:before="288" w:beforeAutospacing="0" w:afterLines="120" w:after="288" w:afterAutospacing="0" w:line="23" w:lineRule="atLeast"/>
+        <w:jc w:val="both"/>
+      </w:pPr>
+      <w:r>
+        <w:rPr>
+          <w:rStyle w:val="Strong"/>
+        </w:rPr>
+        <w:t>Phân tích khám phá dữ liệu (Exploratory Data Analysis – EDA)</w:t>
+      </w:r>
+      <w:r>
+        <w:t xml:space="preserve"> là bước đầu tiên và không thể thiếu trong quy trình phân tích dữ liệu. EDA tập trung vào việc hiểu rõ cấu trúc, đặc điểm và chất lượng của dữ liệu thông qua các thống kê mô tả và trực quan hóa. Thông qua EDA, người nghiên cứu có thể phát hiện các vấn đề như dữ liệu thiếu, ngoại lệ (outliers), phân phối không cân bằng hoặc các mối quan hệ sơ bộ giữa các biến. Trong nghiên cứu này, EDA được sử dụng để khảo sát dữ liệu tuyển dụng LinkedIn trước khi áp dụng các kỹ thuật khai phá dữ liệu chuyên sâu.</w:t>
+      </w:r>
+    </w:p>
+    <w:p>
+      <w:pPr>
+        <w:pStyle w:val="NormalWeb"/>
+        <w:spacing w:beforeLines="120" w:before="288" w:beforeAutospacing="0" w:afterLines="120" w:after="288" w:afterAutospacing="0" w:line="23" w:lineRule="atLeast"/>
+        <w:jc w:val="both"/>
+      </w:pPr>
+      <w:r>
+        <w:rPr>
+          <w:rStyle w:val="Strong"/>
+        </w:rPr>
+        <w:t>Khai phá văn bản (Text Mining)</w:t>
+      </w:r>
+      <w:r>
+        <w:t xml:space="preserve"> là một nhánh của khai phá dữ liệu, tập trung vào việc phân tích và trích xuất tri thức từ dữ liệu dạng văn bản phi cấu trúc. Các kỹ thuật phổ biến trong khai phá văn bản bao gồm tiền xử lý văn bản, biểu diễn văn bản dưới dạng vector (ví dụ TF-IDF), và áp dụng các thuật toán học máy để phân tích nội dung. Do mô tả công việc trong dữ liệu tuyển dụng chủ yếu tồn tại dưới dạng văn bản tự do, khai phá văn bản là nền tảng quan trọng để phân tích nội dung công việc và khám phá các chủ đề nội dung tiềm ẩn.</w:t>
+      </w:r>
+    </w:p>
+    <w:p>
+      <w:pPr>
+        <w:pStyle w:val="NormalWeb"/>
+        <w:spacing w:beforeLines="120" w:before="288" w:beforeAutospacing="0" w:afterLines="120" w:after="288" w:afterAutospacing="0" w:line="23" w:lineRule="atLeast"/>
+        <w:jc w:val="both"/>
+      </w:pPr>
+      <w:r>
+        <w:rPr>
+          <w:rStyle w:val="Strong"/>
+        </w:rPr>
+        <w:t>Phân cụm (Clustering)</w:t>
+      </w:r>
+      <w:r>
+        <w:t xml:space="preserve"> là một kỹ thuật học không giám sát nhằm nhóm các đối tượng dữ liệu tương tự nhau vào cùng một cụm dựa trên độ tương đồng, mà không cần nhãn phân loại có sẵn. Trong bối cảnh phân tích mô tả công việc, phân cụm được sử dụng để khám phá các nhóm nội dung hoặc chủ đề công việc tự nhiên hình thành từ dữ liệu văn bản. Bên cạnh đó, </w:t>
+      </w:r>
+      <w:r>
+        <w:rPr>
+          <w:rStyle w:val="Strong"/>
+        </w:rPr>
+        <w:t>khai phá mẫu (Pattern Mining)</w:t>
+      </w:r>
+      <w:r>
+        <w:t xml:space="preserve">, đặc biệt là khai phá luật kết hợp, được sử dụng để phát hiện các mẫu đồng xuất hiện giữa các thuộc tính, chẳng hạn như các kỹ năng thường được yêu cầu cùng nhau trong tin tuyển dụng. Cuối cùng, </w:t>
+      </w:r>
+      <w:r>
+        <w:rPr>
+          <w:rStyle w:val="Strong"/>
+        </w:rPr>
+        <w:t>hồi quy (Regression)</w:t>
+      </w:r>
+      <w:r>
+        <w:t xml:space="preserve"> là một nhóm phương pháp học có giám sát, được sử dụng để mô hình hóa và phân tích mối quan hệ giữa một biến phụ thuộc (ví dụ mức lương) và các biến độc lập, qua đó đánh giá mức độ ảnh hưởng của các yếu tố khác nhau và khả năng dự đoán giá trị mục tiêu.</w:t>
+      </w:r>
+    </w:p>
+    <w:p>
+      <w:pPr>
+        <w:pStyle w:val="Heading2"/>
+        <w:spacing w:beforeLines="120" w:before="288" w:afterLines="120" w:after="288" w:line="23" w:lineRule="atLeast"/>
+        <w:jc w:val="both"/>
+      </w:pPr>
+      <w:bookmarkStart w:id="14" w:name="_Toc217000968"/>
+      <w:r>
+        <w:t>2.</w:t>
+      </w:r>
+      <w:r>
+        <w:t xml:space="preserve"> Các thuật toán và phương pháp sử dụng</w:t>
+      </w:r>
+      <w:bookmarkEnd w:id="14"/>
+    </w:p>
+    <w:p>
+      <w:pPr>
+        <w:pStyle w:val="NormalWeb"/>
+        <w:spacing w:beforeLines="120" w:before="288" w:beforeAutospacing="0" w:afterLines="120" w:after="288" w:afterAutospacing="0" w:line="23" w:lineRule="atLeast"/>
+        <w:jc w:val="both"/>
+      </w:pPr>
+      <w:r>
+        <w:t xml:space="preserve">Để giải quyết các câu hỏi nghiên cứu đặt ra, nghiên cứu này sử dụng tập hợp các thuật toán và phương pháp tiêu biểu trong lĩnh vực khai phá dữ liệu và học máy, đặc biệt phù hợp với dữ liệu tuyển dụng quy mô lớn và dữ liệu văn bản. Trước hết, </w:t>
+      </w:r>
+      <w:r>
+        <w:rPr>
+          <w:rStyle w:val="Strong"/>
+        </w:rPr>
+        <w:t>vector hóa văn bản</w:t>
+      </w:r>
+      <w:r>
+        <w:t xml:space="preserve"> được áp dụng nhằm chuyển đổi dữ liệu mô tả công việc từ dạng văn bản phi cấu trúc sang dạng số có thể xử lý bằng </w:t>
+      </w:r>
+      <w:r>
+        <w:lastRenderedPageBreak/>
+        <w:t>các thuật toán học máy. Phương pháp TF-IDF kết hợp với mô hình n-gram được sử dụng để biểu diễn tầm quan trọng tương đối của các từ và cụm từ trong mô tả công việc, đồng thời giảm ảnh hưởng của các từ xuất hiện phổ biến nhưng ít mang giá trị phân biệt.</w:t>
+      </w:r>
+    </w:p>
+    <w:p>
+      <w:pPr>
+        <w:pStyle w:val="NormalWeb"/>
+        <w:spacing w:beforeLines="120" w:before="288" w:beforeAutospacing="0" w:afterLines="120" w:after="288" w:afterAutospacing="0" w:line="23" w:lineRule="atLeast"/>
+        <w:jc w:val="both"/>
+      </w:pPr>
+      <w:r>
+        <w:t xml:space="preserve">Trên cơ sở biểu diễn vector của mô tả công việc, </w:t>
+      </w:r>
+      <w:r>
+        <w:rPr>
+          <w:rStyle w:val="Strong"/>
+        </w:rPr>
+        <w:t>phân cụm không giám sát bằng thuật toán K-means</w:t>
+      </w:r>
+      <w:r>
+        <w:t xml:space="preserve"> được áp dụng nhằm khám phá các nhóm nội dung (themes) tiềm ẩn trong mô tả công việc mà không sử dụng bất kỳ nhãn nghề nghiệp có sẵn nào. Thuật toán K-means được lựa chọn do tính đơn giản, khả năng mở rộng tốt với dữ liệu lớn và hiệu quả trong việc phân tích dữ liệu văn bản sau khi vector hóa. Kết quả phân cụm cho phép xác định các nhóm mô tả công việc có nội dung tương đồng, từ đó phản ánh cấu trúc nội dung tự nhiên của dữ liệu tuyển dụng.</w:t>
+      </w:r>
+    </w:p>
+    <w:p>
+      <w:pPr>
+        <w:pStyle w:val="NormalWeb"/>
+        <w:spacing w:beforeLines="120" w:before="288" w:beforeAutospacing="0" w:afterLines="120" w:after="288" w:afterAutospacing="0" w:line="23" w:lineRule="atLeast"/>
+        <w:jc w:val="both"/>
+      </w:pPr>
+      <w:r>
+        <w:t xml:space="preserve">Bên cạnh phân tích nội dung công việc, nghiên cứu sử dụng các kỹ thuật </w:t>
+      </w:r>
+      <w:r>
+        <w:rPr>
+          <w:rStyle w:val="Strong"/>
+        </w:rPr>
+        <w:t>khai phá luật kết hợp và phân tích đồng xuất hiện kỹ năng</w:t>
+      </w:r>
+      <w:r>
+        <w:t xml:space="preserve"> để khám phá mối quan hệ giữa các kỹ năng được yêu cầu trong tin tuyển dụng. Thông qua việc xây dựng ma trận xuất hiện kỹ năng và tính toán các độ đo như support, confidence và lift, nghiên cứu xác định các cặp kỹ năng và nhóm kỹ năng có mức độ liên kết cao, phản ánh nhu cầu kỹ năng thực tế của thị trường lao động.</w:t>
+      </w:r>
+    </w:p>
+    <w:p>
+      <w:pPr>
+        <w:pStyle w:val="NormalWeb"/>
+        <w:spacing w:beforeLines="120" w:before="288" w:beforeAutospacing="0" w:afterLines="120" w:after="288" w:afterAutospacing="0" w:line="23" w:lineRule="atLeast"/>
+        <w:jc w:val="both"/>
+      </w:pPr>
+      <w:r>
+        <w:t xml:space="preserve">Để trực quan hóa và phân tích sâu hơn cấu trúc liên kết giữa các kỹ năng, nghiên cứu áp dụng </w:t>
+      </w:r>
+      <w:r>
+        <w:rPr>
+          <w:rStyle w:val="Strong"/>
+        </w:rPr>
+        <w:t>phân tích mạng lưới (network analysis)</w:t>
+      </w:r>
+      <w:r>
+        <w:t xml:space="preserve"> kết hợp với các thuật toán </w:t>
+      </w:r>
+      <w:r>
+        <w:rPr>
+          <w:rStyle w:val="Strong"/>
+        </w:rPr>
+        <w:t>phát hiện cộng đồng (community detection)</w:t>
+      </w:r>
+      <w:r>
+        <w:t>. Cách tiếp cận này cho phép biểu diễn các kỹ năng như các nút trong một mạng lưới và các mối quan hệ đồng xuất hiện như các cạnh, từ đó xác định các nhóm kỹ năng đặc trưng (skill bundles) thông qua các cộng đồng được phát hiện trong mạng.</w:t>
+      </w:r>
+    </w:p>
+    <w:p>
+      <w:pPr>
+        <w:pStyle w:val="NormalWeb"/>
+        <w:spacing w:beforeLines="120" w:before="288" w:beforeAutospacing="0" w:afterLines="120" w:after="288" w:afterAutospacing="0" w:line="23" w:lineRule="atLeast"/>
+        <w:jc w:val="both"/>
+      </w:pPr>
+      <w:r>
+        <w:t xml:space="preserve">Cuối cùng, đối với bài toán phân tích và dự đoán mức lương, nghiên cứu sử dụng các </w:t>
+      </w:r>
+      <w:r>
+        <w:rPr>
+          <w:rStyle w:val="Strong"/>
+        </w:rPr>
+        <w:t>mô hình hồi quy</w:t>
+      </w:r>
+      <w:r>
+        <w:t xml:space="preserve"> kết hợp với </w:t>
+      </w:r>
+      <w:r>
+        <w:rPr>
+          <w:rStyle w:val="Strong"/>
+        </w:rPr>
+        <w:t>Random Forest</w:t>
+      </w:r>
+      <w:r>
+        <w:t>. Các mô hình này cho phép mô hình hóa mối quan hệ phi tuyến giữa mức lương và các yếu tố như nội dung công việc, kỹ năng, kinh nghiệm, vị trí địa lý và thông tin doanh nghiệp. Đặc biệt, Random Forest được lựa chọn do khả năng xử lý tốt dữ liệu có nhiều đặc trưng, ít nhạy cảm với nhiễu và cung cấp thông tin về mức độ quan trọng của các biến, hỗ trợ việc giải thích các yếu tố ảnh hưởng đến mức lương.</w:t>
+      </w:r>
+    </w:p>
+    <w:p/>
+    <w:p>
+      <w:pPr>
+        <w:pStyle w:val="Heading2"/>
+        <w:spacing w:beforeLines="120" w:before="288" w:afterLines="120" w:after="288" w:line="23" w:lineRule="atLeast"/>
+        <w:jc w:val="both"/>
+        <w:rPr>
+          <w:rStyle w:val="Strong"/>
+          <w:b/>
+        </w:rPr>
+      </w:pPr>
+      <w:bookmarkStart w:id="15" w:name="_Toc217000969"/>
+      <w:r>
+        <w:t xml:space="preserve">3. </w:t>
+      </w:r>
+      <w:r>
+        <w:t>Nghiên cứu liên quan</w:t>
+      </w:r>
+      <w:bookmarkEnd w:id="15"/>
+    </w:p>
+    <w:p>
+      <w:pPr>
+        <w:pStyle w:val="NormalWeb"/>
+        <w:spacing w:beforeLines="120" w:before="288" w:beforeAutospacing="0" w:afterLines="120" w:after="288" w:afterAutospacing="0" w:line="23" w:lineRule="atLeast"/>
+        <w:jc w:val="both"/>
+      </w:pPr>
+      <w:r>
+        <w:t>Trong lĩnh vực phân tích thị trường lao động, nhiều nghiên cứu đã khai thác dữ liệu tuyển dụng trực tuyến như một nguồn “tín hiệu” phản ánh nhu cầu nhân lực theo thời gian thực. Các hướng tiếp cận phổ biến tập trung vào việc trích xuất thông tin từ mô tả công việc để nhận diện xu hướng nghề nghiệp, nhu cầu kỹ năng, mức độ thiếu hụt nhân lực và sự dịch chuyển của kỹ năng theo thời gian hoặc theo khu vực. Đặc biệt, dữ liệu văn bản trong tin tuyển dụng thường được xem là nguồn dữ liệu giàu ngữ nghĩa, cho phép phát hiện các chủ đề nội dung và các mẫu yêu cầu tuyển dụng mà dữ liệu bảng truyền thống khó thể hiện đầy đủ.</w:t>
+      </w:r>
+    </w:p>
+    <w:p>
+      <w:pPr>
+        <w:pStyle w:val="NormalWeb"/>
+        <w:spacing w:beforeLines="120" w:before="288" w:beforeAutospacing="0" w:afterLines="120" w:after="288" w:afterAutospacing="0" w:line="23" w:lineRule="atLeast"/>
+        <w:jc w:val="both"/>
+      </w:pPr>
+      <w:r>
+        <w:t xml:space="preserve">Bên cạnh đó, một nhánh nghiên cứu quan trọng là phân tích kỹ năng (skill analytics) thông qua việc kết hợp dữ liệu tuyển dụng với các bộ từ vựng chuẩn hóa hoặc hệ thống phân loại kỹ năng. Trong số các nguồn chuẩn hóa, ontology kỹ năng như </w:t>
+      </w:r>
+      <w:r>
+        <w:rPr>
+          <w:rStyle w:val="Strong"/>
+        </w:rPr>
+        <w:t>ESCO</w:t>
+      </w:r>
+      <w:r>
+        <w:t xml:space="preserve"> thường được sử dụng để giảm nhiễu do cách viết đa dạng trong mô tả công việc (ví dụ: đồng nghĩa, viết tắt, khác biệt chính tả), đồng </w:t>
+      </w:r>
+      <w:r>
+        <w:lastRenderedPageBreak/>
+        <w:t>thời tạo một “ngôn ngữ chung” để so sánh kỹ năng giữa các nhóm công việc và bối cảnh khác nhau. Việc đối sánh (matching) kỹ năng từ mô tả công việc sang các nhãn ESCO giúp tăng tính nhất quán và khả năng diễn giải, từ đó hỗ trợ các phân tích như phát hiện nhóm kỹ năng đặc trưng, phân tầng kỹ năng theo lĩnh vực, hoặc đánh giá khoảng cách kỹ năng (skill gaps) giữa yêu cầu tuyển dụng và năng lực lao động.</w:t>
+      </w:r>
+    </w:p>
+    <w:p>
+      <w:pPr>
+        <w:pStyle w:val="NormalWeb"/>
+        <w:spacing w:beforeLines="120" w:before="288" w:beforeAutospacing="0" w:afterLines="120" w:after="288" w:afterAutospacing="0" w:line="23" w:lineRule="atLeast"/>
+        <w:jc w:val="both"/>
+      </w:pPr>
+      <w:r>
+        <w:t xml:space="preserve">So với các hướng tiếp cận dựa mạnh vào nhãn nghề nghiệp có sẵn, đề tài này nhấn mạnh tính “khai phá” bằng cách kết hợp ba lớp phân tích theo hướng toàn diện hơn. Thứ nhất, nghiên cứu khai thác mô tả công việc dưới góc nhìn không giám sát để khám phá các </w:t>
+      </w:r>
+      <w:r>
+        <w:rPr>
+          <w:rStyle w:val="Strong"/>
+        </w:rPr>
+        <w:t>nhóm nội dung</w:t>
+      </w:r>
+      <w:r>
+        <w:t xml:space="preserve"> hình thành tự nhiên từ văn bản, qua đó phản ánh cấu trúc nội dung của thị trường tuyển dụng mà không phụ thuộc vào phân loại có sẵn. Thứ hai, nghiên cứu sử dụng ontology ESCO như một cơ chế chuẩn hóa để khai phá </w:t>
+      </w:r>
+      <w:r>
+        <w:rPr>
+          <w:rStyle w:val="Strong"/>
+        </w:rPr>
+        <w:t>mẫu đồng xuất hiện kỹ năng</w:t>
+      </w:r>
+      <w:r>
+        <w:t xml:space="preserve"> và cấu trúc “skill bundles” bằng cả luật kết hợp và phân tích mạng lưới. Cuối cùng, nghiên cứu mở rộng sang góc nhìn định lượng bằng việc phân tích các yếu tố ảnh hưởng đến </w:t>
+      </w:r>
+      <w:r>
+        <w:rPr>
+          <w:rStyle w:val="Strong"/>
+        </w:rPr>
+        <w:t>mức lương</w:t>
+      </w:r>
+      <w:r>
+        <w:t xml:space="preserve"> và đánh giá khả năng dự đoán, nhằm liên kết giữa nội dung–kỹ năng–giá trị thị trường của vị trí tuyển dụng. Nhờ vậy, hướng tiếp cận của đề tài vừa bám sát tinh thần khai phá dữ liệu, vừa đảm bảo kết quả có ý nghĩa thực tiễn và khả năng diễn giải rõ ràng trong bối cảnh dữ liệu tuyển dụng LinkedIn.</w:t>
+      </w:r>
+    </w:p>
+    <w:p>
+      <w:pPr>
+        <w:pStyle w:val="Heading1"/>
+        <w:spacing w:beforeLines="120" w:before="288" w:afterLines="120" w:after="288" w:line="276" w:lineRule="auto"/>
+        <w:jc w:val="both"/>
+      </w:pPr>
+      <w:bookmarkStart w:id="16" w:name="_Toc217000970"/>
+      <w:r>
+        <w:t>Chương III. Dữ liệu và phương pháp đề xuất</w:t>
+      </w:r>
+      <w:bookmarkEnd w:id="16"/>
+    </w:p>
+    <w:p>
+      <w:pPr>
+        <w:pStyle w:val="Heading2"/>
+        <w:spacing w:beforeLines="120" w:before="288" w:afterLines="120" w:after="288" w:line="276" w:lineRule="auto"/>
+        <w:jc w:val="both"/>
+      </w:pPr>
+      <w:bookmarkStart w:id="17" w:name="_Toc217000971"/>
+      <w:r>
+        <w:t>1. Giới thiệu bộ dữ liệu</w:t>
+      </w:r>
+      <w:bookmarkEnd w:id="17"/>
+    </w:p>
+    <w:p>
+      <w:pPr>
+        <w:pStyle w:val="Heading3"/>
+        <w:spacing w:beforeLines="120" w:before="288" w:afterLines="120" w:after="288" w:line="276" w:lineRule="auto"/>
+        <w:jc w:val="both"/>
+      </w:pPr>
+      <w:bookmarkStart w:id="18" w:name="_Toc217000972"/>
+      <w:r>
+        <w:t xml:space="preserve">1.1 </w:t>
+      </w:r>
+      <w:r>
+        <w:t>Tổng quan về bộ dữ liệu LinkedIn Job Postings và bối cảnh thu thập dữ liệu</w:t>
+      </w:r>
+      <w:bookmarkEnd w:id="18"/>
+    </w:p>
+    <w:p>
+      <w:pPr>
+        <w:pStyle w:val="NormalWeb"/>
+        <w:spacing w:beforeLines="120" w:before="288" w:beforeAutospacing="0" w:afterLines="120" w:after="288" w:afterAutospacing="0" w:line="276" w:lineRule="auto"/>
+        <w:jc w:val="both"/>
+      </w:pPr>
+      <w:r>
+        <w:t xml:space="preserve">Sự phát triển mạnh mẽ của các nền tảng tuyển dụng trực tuyến đã tạo ra một nguồn dữ liệu lớn phản ánh trực tiếp và kịp thời nhu cầu nhân lực của thị trường lao động. Trong bối cảnh đó, </w:t>
+      </w:r>
+      <w:r>
+        <w:rPr>
+          <w:rStyle w:val="Strong"/>
+        </w:rPr>
+        <w:t>LinkedIn</w:t>
+      </w:r>
+      <w:r>
+        <w:t xml:space="preserve"> – mạng xã hội nghề nghiệp lớn nhất thế giới – đóng vai trò quan trọng như một kênh trung gian kết nối giữa doanh nghiệp và người lao động, đồng thời là nguồn cung cấp dữ liệu phong phú cho các nghiên cứu về việc làm, kỹ năng và xu hướng nghề nghiệp.</w:t>
+      </w:r>
+    </w:p>
+    <w:p>
+      <w:pPr>
+        <w:pStyle w:val="NormalWeb"/>
+        <w:spacing w:beforeLines="120" w:before="288" w:beforeAutospacing="0" w:afterLines="120" w:after="288" w:afterAutospacing="0" w:line="276" w:lineRule="auto"/>
+        <w:jc w:val="both"/>
+      </w:pPr>
       <w:r>
         <w:t xml:space="preserve">Bộ dữ liệu </w:t>
       </w:r>
       <w:r>
         <w:rPr>
+          <w:rStyle w:val="Strong"/>
+        </w:rPr>
+        <w:t>LinkedIn Job Postings</w:t>
+      </w:r>
+      <w:r>
+        <w:t xml:space="preserve"> được xây dựng từ các tin tuyển dụng công khai trên nền tảng LinkedIn, phản ánh thông tin đa chiều của từng vị trí tuyển dụng, bao gồm mô tả công việc, yêu cầu kỹ năng, mức lương, hình thức làm việc, vị trí địa lý và đặc điểm của doanh nghiệp tuyển dụng. Dữ liệu được thu thập trong một khoảng thời gian xác định, với quy mô lớn và phạm vi rộng, bao phủ nhiều ngành nghề, lĩnh vực và khu vực địa lý khác nhau.</w:t>
+      </w:r>
+    </w:p>
+    <w:p>
+      <w:pPr>
+        <w:pStyle w:val="NormalWeb"/>
+        <w:spacing w:beforeLines="120" w:before="288" w:beforeAutospacing="0" w:afterLines="120" w:after="288" w:afterAutospacing="0" w:line="276" w:lineRule="auto"/>
+        <w:jc w:val="both"/>
+      </w:pPr>
+      <w:r>
+        <w:t>Nhờ tính cập nhật và đa dạng, bộ dữ liệu LinkedIn Job Postings cho phép quan sát thị trường lao động ở mức độ chi tiết, từ nội dung mô tả công việc đến cấu trúc kỹ năng và chính sách đãi ngộ. Điều này tạo điều kiện thuận lợi cho việc áp dụng các kỹ thuật khai phá dữ liệu và phân tích khám phá nhằm rút ra các mẫu ẩn, xu hướng và mối quan hệ tiềm ẩn trong dữ liệu tuyển dụng, góp phần hỗ trợ nghiên cứu học thuật cũng như các ứng dụng thực tiễn trong tư vấn nghề nghiệp, đào tạo nguồn nhân lực và hoạch định chính sách lao động.</w:t>
+      </w:r>
+    </w:p>
+    <w:p>
+      <w:pPr>
+        <w:pStyle w:val="Heading3"/>
+        <w:spacing w:beforeLines="120" w:before="288" w:afterLines="120" w:after="288" w:line="23" w:lineRule="atLeast"/>
+      </w:pPr>
+      <w:bookmarkStart w:id="19" w:name="_Toc217000973"/>
+      <w:r>
+        <w:lastRenderedPageBreak/>
+        <w:t xml:space="preserve">1.2 </w:t>
+      </w:r>
+      <w:r>
+        <w:t>Cấu trúc tổng thể của bộ dữ liệu và các bảng dữ liệu chính</w:t>
+      </w:r>
+      <w:bookmarkEnd w:id="19"/>
+    </w:p>
+    <w:p>
+      <w:pPr>
+        <w:spacing w:before="120" w:after="120" w:line="23" w:lineRule="atLeast"/>
+      </w:pPr>
+      <w:r>
+        <w:rPr>
+          <w:noProof/>
+        </w:rPr>
+        <w:drawing>
+          <wp:inline distT="0" distB="0" distL="0" distR="0">
+            <wp:extent cx="5943600" cy="3453130"/>
+            <wp:effectExtent l="0" t="0" r="0" b="0"/>
+            <wp:docPr id="2" name="Picture 2"/>
+            <wp:cNvGraphicFramePr>
+              <a:graphicFrameLocks xmlns:a="http://schemas.openxmlformats.org/drawingml/2006/main" noChangeAspect="1"/>
+            </wp:cNvGraphicFramePr>
+            <a:graphic xmlns:a="http://schemas.openxmlformats.org/drawingml/2006/main">
+              <a:graphicData uri="http://schemas.openxmlformats.org/drawingml/2006/picture">
+                <pic:pic xmlns:pic="http://schemas.openxmlformats.org/drawingml/2006/picture">
+                  <pic:nvPicPr>
+                    <pic:cNvPr id="2" name="postings.png"/>
+                    <pic:cNvPicPr/>
+                  </pic:nvPicPr>
+                  <pic:blipFill>
+                    <a:blip r:embed="rId11">
+                      <a:extLst>
+                        <a:ext uri="{28A0092B-C50C-407E-A947-70E740481C1C}">
+                          <a14:useLocalDpi xmlns:a14="http://schemas.microsoft.com/office/drawing/2010/main" val="0"/>
+                        </a:ext>
+                      </a:extLst>
+                    </a:blip>
+                    <a:stretch>
+                      <a:fillRect/>
+                    </a:stretch>
+                  </pic:blipFill>
+                  <pic:spPr>
+                    <a:xfrm>
+                      <a:off x="0" y="0"/>
+                      <a:ext cx="5943600" cy="3453130"/>
+                    </a:xfrm>
+                    <a:prstGeom prst="rect">
+                      <a:avLst/>
+                    </a:prstGeom>
+                  </pic:spPr>
+                </pic:pic>
+              </a:graphicData>
+            </a:graphic>
+          </wp:inline>
+        </w:drawing>
+      </w:r>
+    </w:p>
+    <w:p>
+      <w:pPr>
+        <w:spacing w:before="120" w:after="120" w:line="23" w:lineRule="atLeast"/>
+        <w:jc w:val="both"/>
+        <w:rPr>
+          <w:i/>
+          <w:sz w:val="22"/>
+          <w:szCs w:val="22"/>
+        </w:rPr>
+      </w:pPr>
+      <w:r>
+        <w:rPr>
+          <w:b/>
+          <w:i/>
+          <w:sz w:val="22"/>
+          <w:szCs w:val="22"/>
+        </w:rPr>
+        <w:t>Hình 1:</w:t>
+      </w:r>
+      <w:r>
+        <w:rPr>
+          <w:i/>
+          <w:sz w:val="22"/>
+          <w:szCs w:val="22"/>
+        </w:rPr>
+        <w:t xml:space="preserve"> Hình trên minh họa sơ đồ quan hệ rút gọn của bộ dữ liệu LinkedIn Job Postings. Sơ đồ chỉ giữ lại các bảng và thuộc tính cốt lõi được sử dụng trong ba câu hỏi nghiên cứu, nhằm đảm bảo tính rõ ràng, tránh dư thừa và phù hợp với mục tiêu khai phá dữ liệu của đề tài.</w:t>
+      </w:r>
+    </w:p>
+    <w:p>
+      <w:pPr>
+        <w:pStyle w:val="NormalWeb"/>
+        <w:spacing w:beforeLines="120" w:before="288" w:beforeAutospacing="0" w:afterLines="120" w:after="288" w:afterAutospacing="0" w:line="23" w:lineRule="atLeast"/>
+        <w:jc w:val="both"/>
+      </w:pPr>
+      <w:r>
+        <w:t xml:space="preserve">Bộ dữ liệu </w:t>
+      </w:r>
+      <w:r>
+        <w:rPr>
+          <w:rStyle w:val="Strong"/>
+        </w:rPr>
+        <w:t>LinkedIn Job Postings</w:t>
+      </w:r>
+      <w:r>
+        <w:t xml:space="preserve"> được tổ chức dưới dạng nhiều bảng dữ liệu (CSV) có liên kết với nhau, phản ánh các khía cạnh khác nhau của quá trình tuyển dụng trên nền tảng LinkedIn. Cấu trúc này cho phép tách biệt thông tin theo từng thực thể, đồng thời hỗ trợ việc tích hợp và mở rộng phân tích dữ liệu một cách linh hoạt.</w:t>
+      </w:r>
+    </w:p>
+    <w:p>
+      <w:pPr>
+        <w:pStyle w:val="NormalWeb"/>
+        <w:spacing w:beforeLines="120" w:before="288" w:beforeAutospacing="0" w:afterLines="120" w:after="288" w:afterAutospacing="0" w:line="23" w:lineRule="atLeast"/>
+      </w:pPr>
+      <w:r>
+        <w:t>Trong nghiên cứu này, các bảng dữ liệu chính được sử dụng bao gồm:</w:t>
+      </w:r>
+    </w:p>
+    <w:p>
+      <w:pPr>
+        <w:pStyle w:val="NormalWeb"/>
+        <w:numPr>
+          <w:ilvl w:val="0"/>
+          <w:numId w:val="14"/>
+        </w:numPr>
+        <w:spacing w:beforeLines="120" w:before="288" w:beforeAutospacing="0" w:afterLines="120" w:after="288" w:afterAutospacing="0" w:line="23" w:lineRule="atLeast"/>
+        <w:jc w:val="both"/>
+      </w:pPr>
+      <w:r>
+        <w:rPr>
+          <w:rStyle w:val="Strong"/>
+        </w:rPr>
+        <w:t xml:space="preserve">Bảng tin tuyển dụng (postings.csv): </w:t>
+      </w:r>
+      <w:r>
+        <w:t>Đây là bảng trung tâm của bộ dữ liệu, chứa thông tin chi tiết cho từng vị trí tuyển dụng như tiêu đề công việc (</w:t>
+      </w:r>
+      <w:r>
+        <w:rPr>
           <w:rStyle w:val="Emphasis"/>
+        </w:rPr>
+        <w:t>title</w:t>
+      </w:r>
+      <w:r>
+        <w:t>), mô tả công việc (</w:t>
+      </w:r>
+      <w:r>
+        <w:rPr>
+          <w:rStyle w:val="Emphasis"/>
+        </w:rPr>
+        <w:t>description</w:t>
+      </w:r>
+      <w:r>
+        <w:t>), mức lương (</w:t>
+      </w:r>
+      <w:r>
+        <w:rPr>
+          <w:rStyle w:val="Emphasis"/>
+        </w:rPr>
+        <w:t>min_salary, med_salary, max_salary</w:t>
+      </w:r>
+      <w:r>
+        <w:rPr>
+          <w:rStyle w:val="Emphasis"/>
+        </w:rPr>
+        <w:t>, normalized_salary</w:t>
+      </w:r>
+      <w:r>
+        <w:t>), hình thức làm việc (</w:t>
+      </w:r>
+      <w:r>
+        <w:rPr>
+          <w:rStyle w:val="Emphasis"/>
+        </w:rPr>
+        <w:t>work_type, formatted_work_type</w:t>
+      </w:r>
+      <w:r>
+        <w:t>), cấp độ kinh nghiệm, vị trí địa lý và các chỉ số tương tác (lượt xem, lượt ứng tuyển).</w:t>
+      </w:r>
+    </w:p>
+    <w:p>
+      <w:pPr>
+        <w:pStyle w:val="NormalWeb"/>
+        <w:numPr>
+          <w:ilvl w:val="0"/>
+          <w:numId w:val="14"/>
+        </w:numPr>
+        <w:spacing w:beforeLines="120" w:before="288" w:beforeAutospacing="0" w:afterLines="120" w:after="288" w:afterAutospacing="0" w:line="23" w:lineRule="atLeast"/>
+        <w:jc w:val="both"/>
+      </w:pPr>
+      <w:r>
+        <w:rPr>
+          <w:rStyle w:val="Strong"/>
+        </w:rPr>
+        <w:t xml:space="preserve">Bảng doanh nghiệp (companies.csv): </w:t>
+      </w:r>
+      <w:r>
+        <w:t>Cung cấp thông tin về doanh nghiệp đăng tuyển, bao gồm tên công ty, quy mô công ty, ngành nghề và các thuộc tính nhận diện khác. Bảng này cho phép phân tích mối liên hệ giữa đặc điểm doanh nghiệp và thông tin tuyển dụng.</w:t>
+      </w:r>
+    </w:p>
+    <w:p>
+      <w:pPr>
+        <w:pStyle w:val="NormalWeb"/>
+        <w:numPr>
+          <w:ilvl w:val="0"/>
+          <w:numId w:val="14"/>
+        </w:numPr>
+        <w:spacing w:beforeLines="120" w:before="288" w:beforeAutospacing="0" w:afterLines="120" w:after="288" w:afterAutospacing="0" w:line="23" w:lineRule="atLeast"/>
+        <w:jc w:val="both"/>
+      </w:pPr>
+      <w:r>
+        <w:rPr>
+          <w:rStyle w:val="Strong"/>
+        </w:rPr>
+        <w:t xml:space="preserve">Bảng quy mô nhân sự và mức độ quan tâm (employee_counts.csv): </w:t>
+      </w:r>
+      <w:r>
+        <w:t>Chứa dữ liệu về số lượng nhân viên và số lượng người theo dõi của từng doanh nghiệp theo thời gian, phản ánh mức độ phát triển và độ phổ biến của công ty trên LinkedIn.</w:t>
+      </w:r>
+    </w:p>
+    <w:p>
+      <w:pPr>
+        <w:pStyle w:val="NormalWeb"/>
+        <w:numPr>
+          <w:ilvl w:val="0"/>
+          <w:numId w:val="14"/>
+        </w:numPr>
+        <w:spacing w:beforeLines="120" w:before="288" w:beforeAutospacing="0" w:afterLines="120" w:after="288" w:afterAutospacing="0" w:line="23" w:lineRule="atLeast"/>
+        <w:jc w:val="both"/>
+      </w:pPr>
+      <w:r>
+        <w:rPr>
+          <w:rStyle w:val="Strong"/>
+        </w:rPr>
+        <w:lastRenderedPageBreak/>
+        <w:t xml:space="preserve">Bảng kỹ năng LinkedIn (job_skills.csv): </w:t>
+      </w:r>
+      <w:r>
+        <w:t>Ghi nhận các kỹ năng được LinkedIn gắn nhãn cho từng tin tuyển dụng dưới dạng mã viết tắt (</w:t>
+      </w:r>
+      <w:r>
+        <w:rPr>
+          <w:rStyle w:val="Emphasis"/>
+        </w:rPr>
+        <w:t>skill_abr</w:t>
+      </w:r>
+      <w:r>
+        <w:t>), đóng vai trò là nguồn tham chiếu về kỹ năng có cấu trúc sẵn trong dữ liệu.</w:t>
+      </w:r>
+    </w:p>
+    <w:p>
+      <w:pPr>
+        <w:pStyle w:val="NormalWeb"/>
+        <w:numPr>
+          <w:ilvl w:val="0"/>
+          <w:numId w:val="14"/>
+        </w:numPr>
+        <w:spacing w:beforeLines="120" w:before="288" w:beforeAutospacing="0" w:afterLines="120" w:after="288" w:afterAutospacing="0" w:line="23" w:lineRule="atLeast"/>
+        <w:jc w:val="both"/>
+      </w:pPr>
+      <w:r>
+        <w:rPr>
+          <w:rStyle w:val="Strong"/>
+        </w:rPr>
+        <w:t xml:space="preserve">Bảng ánh xạ kỹ năng (skill_mapping.csv): </w:t>
+      </w:r>
+      <w:r>
+        <w:t>Cung cấp mối liên hệ giữa mã kỹ năng và tên kỹ năng đầy đủ (</w:t>
+      </w:r>
+      <w:r>
+        <w:rPr>
+          <w:rStyle w:val="Emphasis"/>
+        </w:rPr>
+        <w:t>skill_name</w:t>
+      </w:r>
+      <w:r>
+        <w:t>), hỗ trợ việc diễn giải và phân tích kỹ năng ở mức ngữ nghĩa.</w:t>
+      </w:r>
+    </w:p>
+    <w:p>
+      <w:pPr>
+        <w:pStyle w:val="NormalWeb"/>
+        <w:spacing w:beforeLines="120" w:before="288" w:beforeAutospacing="0" w:afterLines="120" w:after="288" w:afterAutospacing="0" w:line="23" w:lineRule="atLeast"/>
+        <w:jc w:val="both"/>
+      </w:pPr>
+      <w:r>
+        <w:t xml:space="preserve">Các bảng dữ liệu trên được liên kết với nhau thông qua các khóa định danh như </w:t>
+      </w:r>
+      <w:r>
+        <w:rPr>
+          <w:rStyle w:val="Emphasis"/>
+        </w:rPr>
+        <w:t>job_id</w:t>
+      </w:r>
+      <w:r>
+        <w:t xml:space="preserve"> và </w:t>
+      </w:r>
+      <w:r>
+        <w:rPr>
+          <w:rStyle w:val="Emphasis"/>
+        </w:rPr>
+        <w:t>company_id</w:t>
+      </w:r>
+      <w:r>
+        <w:t>. Cấu trúc dữ liệu dạng quan hệ này cho phép tích hợp thông tin tuyển dụng, kỹ năng và doanh nghiệp thành một tập dữ liệu thống nhất, phục vụ cho các phân tích ở cả mức độ nội dung công việc, cấu trúc kỹ năng và yếu tố ảnh hưởng đến mức lương trong các phần nghiên cứu tiếp theo.</w:t>
+      </w:r>
+    </w:p>
+    <w:p>
+      <w:pPr>
+        <w:pStyle w:val="Heading3"/>
+        <w:spacing w:beforeLines="120" w:before="288" w:afterLines="120" w:after="288" w:line="276" w:lineRule="auto"/>
+      </w:pPr>
+      <w:bookmarkStart w:id="20" w:name="_Toc217000974"/>
+      <w:r>
+        <w:t>1.3 Mối quan hệ giữa các bảng dữ liệu và quá trình tích hợp dữ liệu</w:t>
+      </w:r>
+      <w:bookmarkEnd w:id="20"/>
+    </w:p>
+    <w:p>
+      <w:pPr>
+        <w:spacing w:beforeLines="120" w:before="288" w:afterLines="120" w:after="288" w:line="276" w:lineRule="auto"/>
+      </w:pPr>
+      <w:r>
+        <w:rPr>
+          <w:noProof/>
+        </w:rPr>
+        <w:drawing>
+          <wp:inline distT="0" distB="0" distL="0" distR="0">
+            <wp:extent cx="5943600" cy="3962400"/>
+            <wp:effectExtent l="0" t="0" r="0" b="0"/>
+            <wp:docPr id="3" name="Picture 3"/>
+            <wp:cNvGraphicFramePr>
+              <a:graphicFrameLocks xmlns:a="http://schemas.openxmlformats.org/drawingml/2006/main" noChangeAspect="1"/>
+            </wp:cNvGraphicFramePr>
+            <a:graphic xmlns:a="http://schemas.openxmlformats.org/drawingml/2006/main">
+              <a:graphicData uri="http://schemas.openxmlformats.org/drawingml/2006/picture">
+                <pic:pic xmlns:pic="http://schemas.openxmlformats.org/drawingml/2006/picture">
+                  <pic:nvPicPr>
+                    <pic:cNvPr id="3" name="dataIntegration.png"/>
+                    <pic:cNvPicPr/>
+                  </pic:nvPicPr>
+                  <pic:blipFill>
+                    <a:blip r:embed="rId12" cstate="print">
+                      <a:extLst>
+                        <a:ext uri="{28A0092B-C50C-407E-A947-70E740481C1C}">
+                          <a14:useLocalDpi xmlns:a14="http://schemas.microsoft.com/office/drawing/2010/main" val="0"/>
+                        </a:ext>
+                      </a:extLst>
+                    </a:blip>
+                    <a:stretch>
+                      <a:fillRect/>
+                    </a:stretch>
+                  </pic:blipFill>
+                  <pic:spPr>
+                    <a:xfrm>
+                      <a:off x="0" y="0"/>
+                      <a:ext cx="5943600" cy="3962400"/>
+                    </a:xfrm>
+                    <a:prstGeom prst="rect">
+                      <a:avLst/>
+                    </a:prstGeom>
+                  </pic:spPr>
+                </pic:pic>
+              </a:graphicData>
+            </a:graphic>
+          </wp:inline>
+        </w:drawing>
+      </w:r>
+    </w:p>
+    <w:p>
+      <w:pPr>
+        <w:pStyle w:val="NormalWeb"/>
+        <w:spacing w:beforeLines="120" w:before="288" w:beforeAutospacing="0" w:afterLines="120" w:after="288" w:afterAutospacing="0" w:line="276" w:lineRule="auto"/>
+        <w:jc w:val="both"/>
+        <w:rPr>
+          <w:i/>
+          <w:sz w:val="22"/>
+          <w:szCs w:val="22"/>
+        </w:rPr>
+      </w:pPr>
+      <w:r>
+        <w:rPr>
           <w:b/>
-        </w:rPr>
-        <w:t>LinkedIn Job Postings</w:t>
-      </w:r>
-      <w:r>
-        <w:t xml:space="preserve"> được công bố trên Kaggle là một nguồn dữ liệu có cấu trúc rõ ràng và độ bao phủ rộng, bao gồm thông tin về mô tả công việc, kỹ năng, mức lương, loại hình công việc, quy mô công ty và nhiều thuộc tính liên quan. Với sự phong phú và tính hệ thống của dữ liệu, đề tài này phù hợp để triển khai đầy đủ các kỹ thuật cốt lõi của khai phá dữ liệu như phân cụm (clustering), khai phá luật kết hợp (association rule mining) và khai phá mẫu (pattern mining). Việc áp dụng các phương pháp này không chỉ giúp phát hiện những nhóm nghề nghiệp tiềm ẩn, nhận diện các bộ kỹ năng thường đi kèm, mà còn góp phần hiểu rõ những yếu tố chi phối mức lương và cấu trúc tuyển dụng trong từng lĩnh vực. Đồng thời, việc phân tích dữ liệu tuyển dụng hiện nay mang ý nghĩa thực tiễn cao, cung cấp insight quan trọng cho ứng viên, doanh nghiệp, cũng như các nhà hoạch định chính sách về xu hướng nhân lực trong kỷ nguyên việc làm số hóa.</w:t>
-      </w:r>
-    </w:p>
-    <w:p>
-      <w:pPr>
-        <w:pStyle w:val="Heading2"/>
-        <w:spacing w:before="120" w:after="120" w:line="276" w:lineRule="auto"/>
-      </w:pPr>
-      <w:bookmarkStart w:id="7" w:name="_Toc215816559"/>
-      <w:r>
-        <w:t>3. Mục tiêu nghiên cứu</w:t>
-      </w:r>
-      <w:bookmarkEnd w:id="7"/>
-    </w:p>
-    <w:p>
-      <w:pPr>
-        <w:spacing w:before="120" w:after="120" w:line="276" w:lineRule="auto"/>
-        <w:jc w:val="both"/>
-      </w:pPr>
-      <w:r>
-        <w:t xml:space="preserve">Mục tiêu của nghiên cứu này là ứng dụng các kỹ thuật khai phá dữ liệu để phân tích chuyên sâu bộ dữ liệu tuyển dụng trên LinkedIn. Trước hết, nghiên cứu hướng tới việc phân cụm các nhóm nghề nghiệp dựa trên mô tả công việc và bộ kỹ năng yêu cầu, nhằm xác định cấu trúc nghề nghiệp tiềm ẩn và các nhóm ngành có tính tương đồng cao. Tiếp theo, nghiên cứu tập trung khai phá các bộ kỹ năng thường xuất hiện đồng thời trong các bài đăng tuyển dụng, từ đó hình thành các </w:t>
-      </w:r>
-      <w:r>
-        <w:rPr>
-          <w:rStyle w:val="Emphasis"/>
+          <w:i/>
+          <w:sz w:val="22"/>
+          <w:szCs w:val="22"/>
+        </w:rPr>
+        <w:t>Hình 2:</w:t>
+      </w:r>
+      <w:r>
+        <w:rPr>
+          <w:i/>
+          <w:sz w:val="22"/>
+          <w:szCs w:val="22"/>
+        </w:rPr>
+        <w:t xml:space="preserve"> </w:t>
+      </w:r>
+      <w:r>
+        <w:rPr>
           <w:b/>
-        </w:rPr>
-        <w:t>skill bundles</w:t>
-      </w:r>
-      <w:r>
-        <w:t xml:space="preserve"> có giá trị trong phân tích nhu cầu nhân lực và định hướng phát triển kỹ năng. Cuối cùng, đề tài xem xét các yếu tố liên quan đến mức lương và xây dựng mô hình dự đoán mức lương dựa trên các đặc trưng như kỹ năng, mô tả công việc, kinh nghiệm và thông tin doanh nghiệp. Ba mục tiêu này kết hợp nhằm tạo nên một cái nhìn toàn diện về đặc điểm tuyển dụng trên LinkedIn và các quy luật ẩn trong dữ liệu.</w:t>
-      </w:r>
-    </w:p>
-    <w:p>
-      <w:pPr>
-        <w:pStyle w:val="Heading2"/>
-        <w:spacing w:before="120" w:after="120" w:line="276" w:lineRule="auto"/>
-      </w:pPr>
-      <w:bookmarkStart w:id="8" w:name="_Toc215816560"/>
-      <w:r>
-        <w:lastRenderedPageBreak/>
-        <w:t>4. Câu hỏi nguyên cứu</w:t>
-      </w:r>
-      <w:bookmarkEnd w:id="8"/>
-    </w:p>
-    <w:p>
-      <w:pPr>
-        <w:spacing w:before="120" w:after="120" w:line="276" w:lineRule="auto"/>
-        <w:jc w:val="both"/>
-      </w:pPr>
-      <w:r>
-        <w:t>Dựa trên mục tiêu của đề tài, nghiên cứu tập trung trả lời ba câu hỏi chính, mỗi câu hỏi phản ánh một hướng khai phá dữ liệu quan trọng.</w:t>
-      </w:r>
-    </w:p>
-    <w:p>
-      <w:pPr>
-        <w:spacing w:before="120" w:after="120" w:line="276" w:lineRule="auto"/>
-      </w:pPr>
-      <w:r>
-        <w:rPr>
-          <w:rStyle w:val="Strong"/>
-        </w:rPr>
-        <w:t>Thứ nhất (RQ1)</w:t>
-      </w:r>
-      <w:r>
-        <w:t xml:space="preserve">, nghiên cứu đặt vấn đề: </w:t>
-      </w:r>
-      <w:r>
-        <w:rPr>
-          <w:rStyle w:val="Emphasis"/>
-        </w:rPr>
-        <w:t>“</w:t>
-      </w:r>
-      <w:r>
-        <w:rPr>
           <w:i/>
-        </w:rPr>
-        <w:t>Các mô tả công việc trên LinkedIn có tự nhiên hình thành những nhóm nội dung (job description themes) khác nhau hay không, khi không sử dụng bất kỳ nhãn nghề nghiệp hoặc kỹ năng có sẵn nào?</w:t>
+          <w:sz w:val="22"/>
+          <w:szCs w:val="22"/>
+        </w:rPr>
+        <w:t>Quy trình tích hợp và tiền xử lý dữ liệu tuyển dụng LinkedIn</w:t>
+      </w:r>
+      <w:r>
+        <w:rPr>
+          <w:i/>
+          <w:sz w:val="22"/>
+          <w:szCs w:val="22"/>
+        </w:rPr>
+        <w:t xml:space="preserve">. Hình minh họa quy trình tích hợp dữ liệu từ nhiều bảng trong bộ dữ liệu </w:t>
       </w:r>
       <w:r>
         <w:rPr>
           <w:rStyle w:val="Emphasis"/>
           <w:i w:val="0"/>
-        </w:rPr>
-        <w:t>”</w:t>
-      </w:r>
-      <w:r>
-        <w:br/>
-        <w:t>Câu hỏi này hướng đến việc áp dụng các kỹ thuật phân cụm để khám phá cấu trúc tiềm ẩn của thị trường lao động và xác định những nhóm nghề nghiệp có đặc điểm tương đồng.</w:t>
-      </w:r>
-    </w:p>
-    <w:p>
-      <w:pPr>
-        <w:spacing w:before="120" w:after="120" w:line="276" w:lineRule="auto"/>
-      </w:pPr>
+          <w:sz w:val="22"/>
+          <w:szCs w:val="22"/>
+        </w:rPr>
+        <w:t>LinkedIn Job Postings</w:t>
+      </w:r>
+      <w:r>
+        <w:rPr>
+          <w:i/>
+          <w:sz w:val="22"/>
+          <w:szCs w:val="22"/>
+        </w:rPr>
+        <w:t>. Cụ thể, dữ liệu tin tuyển dụng (</w:t>
+      </w:r>
+      <w:r>
+        <w:rPr>
+          <w:rStyle w:val="HTMLCode"/>
+          <w:rFonts w:ascii="Times New Roman" w:hAnsi="Times New Roman" w:cs="Times New Roman"/>
+          <w:i/>
+          <w:sz w:val="22"/>
+          <w:szCs w:val="22"/>
+        </w:rPr>
+        <w:t>postings.csv</w:t>
+      </w:r>
+      <w:r>
+        <w:rPr>
+          <w:i/>
+          <w:sz w:val="22"/>
+          <w:szCs w:val="22"/>
+        </w:rPr>
+        <w:t>) được kết nối với thông tin công ty (</w:t>
+      </w:r>
+      <w:r>
+        <w:rPr>
+          <w:rStyle w:val="HTMLCode"/>
+          <w:rFonts w:ascii="Times New Roman" w:hAnsi="Times New Roman" w:cs="Times New Roman"/>
+          <w:i/>
+          <w:sz w:val="22"/>
+          <w:szCs w:val="22"/>
+        </w:rPr>
+        <w:t>companies.csv</w:t>
+      </w:r>
+      <w:r>
+        <w:rPr>
+          <w:i/>
+          <w:sz w:val="22"/>
+          <w:szCs w:val="22"/>
+        </w:rPr>
+        <w:t xml:space="preserve">) thông qua khóa </w:t>
+      </w:r>
+      <w:r>
+        <w:rPr>
+          <w:rStyle w:val="HTMLCode"/>
+          <w:rFonts w:ascii="Times New Roman" w:hAnsi="Times New Roman" w:cs="Times New Roman"/>
+          <w:i/>
+          <w:sz w:val="22"/>
+          <w:szCs w:val="22"/>
+        </w:rPr>
+        <w:t>company_id</w:t>
+      </w:r>
+      <w:r>
+        <w:rPr>
+          <w:i/>
+          <w:sz w:val="22"/>
+          <w:szCs w:val="22"/>
+        </w:rPr>
+        <w:t xml:space="preserve">. Quy mô và mức độ quan tâm của công ty được bổ sung từ bảng </w:t>
+      </w:r>
+      <w:r>
+        <w:rPr>
+          <w:rStyle w:val="HTMLCode"/>
+          <w:rFonts w:ascii="Times New Roman" w:hAnsi="Times New Roman" w:cs="Times New Roman"/>
+          <w:i/>
+          <w:sz w:val="22"/>
+          <w:szCs w:val="22"/>
+        </w:rPr>
+        <w:t>employee_counts.csv</w:t>
+      </w:r>
+      <w:r>
+        <w:rPr>
+          <w:i/>
+          <w:sz w:val="22"/>
+          <w:szCs w:val="22"/>
+        </w:rPr>
+        <w:t xml:space="preserve"> bằng cách lấy bản ghi mới nhất theo thời gian. Song song đó, thông tin kỹ năng được chuẩn hóa bằng cách ánh xạ từ bảng </w:t>
+      </w:r>
+      <w:r>
+        <w:rPr>
+          <w:rStyle w:val="HTMLCode"/>
+          <w:rFonts w:ascii="Times New Roman" w:hAnsi="Times New Roman" w:cs="Times New Roman"/>
+          <w:i/>
+          <w:sz w:val="22"/>
+          <w:szCs w:val="22"/>
+        </w:rPr>
+        <w:t>job_skills.csv</w:t>
+      </w:r>
+      <w:r>
+        <w:rPr>
+          <w:i/>
+          <w:sz w:val="22"/>
+          <w:szCs w:val="22"/>
+        </w:rPr>
+        <w:t xml:space="preserve"> sang ontology kỹ năng ESCO thông qua </w:t>
+      </w:r>
+      <w:r>
+        <w:rPr>
+          <w:rStyle w:val="HTMLCode"/>
+          <w:rFonts w:ascii="Times New Roman" w:hAnsi="Times New Roman" w:cs="Times New Roman"/>
+          <w:i/>
+          <w:sz w:val="22"/>
+          <w:szCs w:val="22"/>
+        </w:rPr>
+        <w:t>skill_mapping.csv</w:t>
+      </w:r>
+      <w:r>
+        <w:rPr>
+          <w:i/>
+          <w:sz w:val="22"/>
+          <w:szCs w:val="22"/>
+        </w:rPr>
+        <w:t xml:space="preserve">, sau đó tổng hợp thành danh sách kỹ năng cho mỗi tin tuyển dụng. </w:t>
+      </w:r>
+      <w:r>
+        <w:rPr>
+          <w:i/>
+          <w:sz w:val="22"/>
+          <w:szCs w:val="22"/>
+        </w:rPr>
+        <w:lastRenderedPageBreak/>
+        <w:t xml:space="preserve">Kết quả cuối cùng là tập dữ liệu hợp nhất </w:t>
+      </w:r>
+      <w:r>
+        <w:rPr>
+          <w:rStyle w:val="HTMLCode"/>
+          <w:rFonts w:ascii="Times New Roman" w:hAnsi="Times New Roman" w:cs="Times New Roman"/>
+          <w:i/>
+          <w:sz w:val="22"/>
+          <w:szCs w:val="22"/>
+        </w:rPr>
+        <w:t>job_merged</w:t>
+      </w:r>
+      <w:r>
+        <w:rPr>
+          <w:i/>
+          <w:sz w:val="22"/>
+          <w:szCs w:val="22"/>
+        </w:rPr>
+        <w:t>, chứa đầy đủ thông tin mô tả công việc, công ty, kỹ năng và các thuộc tính liên quan, làm đầu vào cho các phân tích RQ1, RQ2 và RQ3.</w:t>
+      </w:r>
+    </w:p>
+    <w:p>
+      <w:pPr>
+        <w:pStyle w:val="NormalWeb"/>
+        <w:spacing w:beforeLines="120" w:before="288" w:beforeAutospacing="0" w:afterLines="120" w:after="288" w:afterAutospacing="0" w:line="276" w:lineRule="auto"/>
+        <w:jc w:val="both"/>
+      </w:pPr>
+      <w:r>
+        <w:t xml:space="preserve">Bộ dữ liệu LinkedIn Job Postings có cấu trúc dạng quan hệ (relational), trong đó bảng </w:t>
+      </w:r>
+      <w:r>
+        <w:rPr>
+          <w:rStyle w:val="HTMLCode"/>
+          <w:rFonts w:ascii="Times New Roman" w:hAnsi="Times New Roman" w:cs="Times New Roman"/>
+          <w:b/>
+          <w:bCs/>
+          <w:sz w:val="24"/>
+          <w:szCs w:val="24"/>
+        </w:rPr>
+        <w:t>postings.csv</w:t>
+      </w:r>
+      <w:r>
+        <w:t xml:space="preserve"> đóng vai trò trung tâm và liên kết với các bảng còn lại thông qua hai khóa định danh chính là </w:t>
+      </w:r>
+      <w:r>
+        <w:rPr>
+          <w:rStyle w:val="HTMLCode"/>
+          <w:rFonts w:ascii="Times New Roman" w:hAnsi="Times New Roman" w:cs="Times New Roman"/>
+          <w:b/>
+          <w:bCs/>
+          <w:sz w:val="24"/>
+          <w:szCs w:val="24"/>
+        </w:rPr>
+        <w:t>job_id</w:t>
+      </w:r>
+      <w:r>
+        <w:t xml:space="preserve"> và </w:t>
+      </w:r>
+      <w:r>
+        <w:rPr>
+          <w:rStyle w:val="HTMLCode"/>
+          <w:rFonts w:ascii="Times New Roman" w:hAnsi="Times New Roman" w:cs="Times New Roman"/>
+          <w:b/>
+          <w:bCs/>
+          <w:sz w:val="24"/>
+          <w:szCs w:val="24"/>
+        </w:rPr>
+        <w:t>company_id</w:t>
+      </w:r>
+      <w:r>
+        <w:t xml:space="preserve">. Cụ thể, mỗi tin tuyển dụng được định danh duy nhất bởi </w:t>
+      </w:r>
+      <w:r>
+        <w:rPr>
+          <w:rStyle w:val="HTMLCode"/>
+          <w:rFonts w:ascii="Times New Roman" w:hAnsi="Times New Roman" w:cs="Times New Roman"/>
+          <w:sz w:val="24"/>
+          <w:szCs w:val="24"/>
+        </w:rPr>
+        <w:t>job_id</w:t>
+      </w:r>
+      <w:r>
+        <w:t xml:space="preserve">, đồng thời chứa </w:t>
+      </w:r>
+      <w:r>
+        <w:rPr>
+          <w:rStyle w:val="HTMLCode"/>
+          <w:rFonts w:ascii="Times New Roman" w:hAnsi="Times New Roman" w:cs="Times New Roman"/>
+          <w:sz w:val="24"/>
+          <w:szCs w:val="24"/>
+        </w:rPr>
+        <w:t>company_id</w:t>
+      </w:r>
+      <w:r>
+        <w:t xml:space="preserve"> để xác định doanh nghiệp đăng tuyển. Nhờ đó, thông tin công việc, thông tin doanh nghiệp và dữ liệu kỹ năng có thể được kết nối và phân tích thống nhất trong cùng một khung dữ liệu.</w:t>
+      </w:r>
+    </w:p>
+    <w:p>
+      <w:pPr>
+        <w:pStyle w:val="NormalWeb"/>
+        <w:spacing w:beforeLines="120" w:before="288" w:beforeAutospacing="0" w:afterLines="120" w:after="288" w:afterAutospacing="0" w:line="276" w:lineRule="auto"/>
+        <w:jc w:val="both"/>
+      </w:pPr>
+      <w:r>
+        <w:t xml:space="preserve">Quá trình tích hợp dữ liệu được thực hiện theo hai nhánh liên kết chính. Thứ nhất, dữ liệu tin tuyển dụng trong </w:t>
+      </w:r>
+      <w:r>
+        <w:rPr>
+          <w:rStyle w:val="HTMLCode"/>
+          <w:rFonts w:ascii="Times New Roman" w:hAnsi="Times New Roman" w:cs="Times New Roman"/>
+          <w:sz w:val="24"/>
+          <w:szCs w:val="24"/>
+        </w:rPr>
+        <w:t>postings.csv</w:t>
+      </w:r>
+      <w:r>
+        <w:t xml:space="preserve"> được nối (join) với bảng </w:t>
+      </w:r>
+      <w:r>
+        <w:rPr>
+          <w:rStyle w:val="HTMLCode"/>
+          <w:rFonts w:ascii="Times New Roman" w:hAnsi="Times New Roman" w:cs="Times New Roman"/>
+          <w:b/>
+          <w:bCs/>
+          <w:sz w:val="24"/>
+          <w:szCs w:val="24"/>
+        </w:rPr>
+        <w:t>companies.csv</w:t>
+      </w:r>
+      <w:r>
+        <w:t xml:space="preserve"> thông qua </w:t>
+      </w:r>
+      <w:r>
+        <w:rPr>
+          <w:rStyle w:val="HTMLCode"/>
+          <w:rFonts w:ascii="Times New Roman" w:hAnsi="Times New Roman" w:cs="Times New Roman"/>
+          <w:sz w:val="24"/>
+          <w:szCs w:val="24"/>
+        </w:rPr>
+        <w:t>company_id</w:t>
+      </w:r>
+      <w:r>
+        <w:t xml:space="preserve"> nhằm bổ sung các đặc trưng doanh nghiệp như quy mô công ty và vị trí trụ sở (quốc gia, bang/tỉnh, thành phố). Tiếp theo, bảng </w:t>
+      </w:r>
+      <w:r>
+        <w:rPr>
+          <w:rStyle w:val="HTMLCode"/>
+          <w:rFonts w:ascii="Times New Roman" w:hAnsi="Times New Roman" w:cs="Times New Roman"/>
+          <w:b/>
+          <w:bCs/>
+          <w:sz w:val="24"/>
+          <w:szCs w:val="24"/>
+        </w:rPr>
+        <w:t>employee_counts.csv</w:t>
+      </w:r>
+      <w:r>
+        <w:t xml:space="preserve"> cũng được liên kết theo </w:t>
+      </w:r>
+      <w:r>
+        <w:rPr>
+          <w:rStyle w:val="HTMLCode"/>
+          <w:rFonts w:ascii="Times New Roman" w:hAnsi="Times New Roman" w:cs="Times New Roman"/>
+          <w:sz w:val="24"/>
+          <w:szCs w:val="24"/>
+        </w:rPr>
+        <w:t>company_id</w:t>
+      </w:r>
+      <w:r>
+        <w:t xml:space="preserve"> để bổ sung các chỉ số phản ánh quy mô và mức độ quan tâm của doanh nghiệp trên LinkedIn (ví dụ: </w:t>
+      </w:r>
+      <w:r>
+        <w:rPr>
+          <w:rStyle w:val="HTMLCode"/>
+          <w:rFonts w:ascii="Times New Roman" w:hAnsi="Times New Roman" w:cs="Times New Roman"/>
+          <w:sz w:val="24"/>
+          <w:szCs w:val="24"/>
+        </w:rPr>
+        <w:t>employee_count</w:t>
+      </w:r>
+      <w:r>
+        <w:t xml:space="preserve">, </w:t>
+      </w:r>
+      <w:r>
+        <w:rPr>
+          <w:rStyle w:val="HTMLCode"/>
+          <w:rFonts w:ascii="Times New Roman" w:hAnsi="Times New Roman" w:cs="Times New Roman"/>
+          <w:sz w:val="24"/>
+          <w:szCs w:val="24"/>
+        </w:rPr>
+        <w:t>follower_count</w:t>
+      </w:r>
+      <w:r>
+        <w:t xml:space="preserve">). Do </w:t>
+      </w:r>
+      <w:r>
+        <w:rPr>
+          <w:rStyle w:val="HTMLCode"/>
+          <w:rFonts w:ascii="Times New Roman" w:hAnsi="Times New Roman" w:cs="Times New Roman"/>
+          <w:sz w:val="24"/>
+          <w:szCs w:val="24"/>
+        </w:rPr>
+        <w:t>employee_counts.csv</w:t>
+      </w:r>
+      <w:r>
+        <w:t xml:space="preserve"> có thể chứa nhiều bản ghi theo thời gian cho cùng một công ty, nghiên cứu lựa chọn một chiến lược chuẩn hóa theo thời điểm, điển hình là lấy bản ghi mới nhất của mỗi </w:t>
+      </w:r>
+      <w:r>
+        <w:rPr>
+          <w:rStyle w:val="HTMLCode"/>
+          <w:rFonts w:ascii="Times New Roman" w:hAnsi="Times New Roman" w:cs="Times New Roman"/>
+          <w:sz w:val="24"/>
+          <w:szCs w:val="24"/>
+        </w:rPr>
+        <w:t>company_id</w:t>
+      </w:r>
+      <w:r>
+        <w:t>, nhằm đảm bảo mỗi công ty chỉ tương ứng với một bộ thuộc tính nhân sự khi ghép vào dữ liệu tuyển dụng.</w:t>
+      </w:r>
+    </w:p>
+    <w:p>
+      <w:pPr>
+        <w:pStyle w:val="NormalWeb"/>
+        <w:spacing w:beforeLines="120" w:before="288" w:beforeAutospacing="0" w:afterLines="120" w:after="288" w:afterAutospacing="0" w:line="276" w:lineRule="auto"/>
+        <w:jc w:val="both"/>
+      </w:pPr>
+      <w:r>
+        <w:t xml:space="preserve">Thứ hai, dữ liệu kỹ năng được tổ chức theo quan hệ nhiều-nhiều giữa công việc và kỹ năng. Cụ thể, bảng </w:t>
+      </w:r>
+      <w:r>
+        <w:rPr>
+          <w:rStyle w:val="HTMLCode"/>
+          <w:rFonts w:ascii="Times New Roman" w:hAnsi="Times New Roman" w:cs="Times New Roman"/>
+          <w:b/>
+          <w:bCs/>
+          <w:sz w:val="24"/>
+          <w:szCs w:val="24"/>
+        </w:rPr>
+        <w:t>job_skills.csv</w:t>
+      </w:r>
+      <w:r>
+        <w:t xml:space="preserve"> liên kết </w:t>
+      </w:r>
+      <w:r>
+        <w:rPr>
+          <w:rStyle w:val="HTMLCode"/>
+          <w:rFonts w:ascii="Times New Roman" w:hAnsi="Times New Roman" w:cs="Times New Roman"/>
+          <w:sz w:val="24"/>
+          <w:szCs w:val="24"/>
+        </w:rPr>
+        <w:t>job_id</w:t>
+      </w:r>
+      <w:r>
+        <w:t xml:space="preserve"> với mã kỹ năng </w:t>
+      </w:r>
+      <w:r>
+        <w:rPr>
+          <w:rStyle w:val="HTMLCode"/>
+          <w:rFonts w:ascii="Times New Roman" w:hAnsi="Times New Roman" w:cs="Times New Roman"/>
+          <w:sz w:val="24"/>
+          <w:szCs w:val="24"/>
+        </w:rPr>
+        <w:t>skill_abr</w:t>
+      </w:r>
+      <w:r>
+        <w:t xml:space="preserve">, trong đó một tin tuyển dụng có thể gắn nhiều kỹ năng và một kỹ năng có thể xuất hiện ở nhiều tin tuyển dụng. Để diễn giải được ý nghĩa kỹ năng ở mức ngữ nghĩa, bảng </w:t>
+      </w:r>
+      <w:r>
+        <w:rPr>
+          <w:rStyle w:val="HTMLCode"/>
+          <w:rFonts w:ascii="Times New Roman" w:hAnsi="Times New Roman" w:cs="Times New Roman"/>
+          <w:sz w:val="24"/>
+          <w:szCs w:val="24"/>
+        </w:rPr>
+        <w:t>job_skills.csv</w:t>
+      </w:r>
+      <w:r>
+        <w:t xml:space="preserve"> tiếp tục được nối với bảng </w:t>
+      </w:r>
+      <w:r>
+        <w:rPr>
+          <w:rStyle w:val="HTMLCode"/>
+          <w:rFonts w:ascii="Times New Roman" w:hAnsi="Times New Roman" w:cs="Times New Roman"/>
+          <w:b/>
+          <w:bCs/>
+          <w:sz w:val="24"/>
+          <w:szCs w:val="24"/>
+        </w:rPr>
+        <w:t>skill_mapping.csv</w:t>
+      </w:r>
+      <w:r>
+        <w:t xml:space="preserve"> thông qua </w:t>
+      </w:r>
+      <w:r>
+        <w:rPr>
+          <w:rStyle w:val="HTMLCode"/>
+          <w:rFonts w:ascii="Times New Roman" w:hAnsi="Times New Roman" w:cs="Times New Roman"/>
+          <w:sz w:val="24"/>
+          <w:szCs w:val="24"/>
+        </w:rPr>
+        <w:t>skill_abr</w:t>
+      </w:r>
+      <w:r>
+        <w:t xml:space="preserve"> để ánh xạ sang tên kỹ năng đầy đủ (</w:t>
+      </w:r>
+      <w:r>
+        <w:rPr>
+          <w:rStyle w:val="HTMLCode"/>
+          <w:rFonts w:ascii="Times New Roman" w:hAnsi="Times New Roman" w:cs="Times New Roman"/>
+          <w:sz w:val="24"/>
+          <w:szCs w:val="24"/>
+        </w:rPr>
+        <w:t>skill_name</w:t>
+      </w:r>
+      <w:r>
+        <w:t xml:space="preserve">). Sau khi ánh xạ, nghiên cứu tổng hợp danh sách kỹ năng theo từng </w:t>
+      </w:r>
+      <w:r>
+        <w:rPr>
+          <w:rStyle w:val="HTMLCode"/>
+          <w:rFonts w:ascii="Times New Roman" w:hAnsi="Times New Roman" w:cs="Times New Roman"/>
+          <w:sz w:val="24"/>
+          <w:szCs w:val="24"/>
+        </w:rPr>
+        <w:t>job_id</w:t>
+      </w:r>
+      <w:r>
+        <w:t xml:space="preserve"> dưới dạng danh sách (list) nhằm phục vụ các bước khai phá đồng xuất hiện và phân tích nhóm kỹ năng.</w:t>
+      </w:r>
+    </w:p>
+    <w:p>
+      <w:pPr>
+        <w:pStyle w:val="NormalWeb"/>
+        <w:spacing w:beforeLines="120" w:before="288" w:beforeAutospacing="0" w:afterLines="120" w:after="288" w:afterAutospacing="0" w:line="276" w:lineRule="auto"/>
+        <w:jc w:val="both"/>
+      </w:pPr>
+      <w:r>
+        <w:t>Kết quả của quá trình tích hợp là một tập dữ liệu hợp nhất, trong đó mỗi dòng tương ứng với một tin tuyển dụng, đồng thời được bổ sung các thuộc tính doanh nghiệp và các trường kỹ năng đã chuẩn hóa. Tập dữ liệu này tạo nền tảng thống nhất để triển khai các phân tích theo hướng khai phá dữ liệu: khai phá chủ đề nội dung từ mô tả công việc (RQ1), khai phá cấu trúc kỹ năng và các nhóm kỹ năng đồng xuất hiện (RQ2), cũng như phân tích các yếu tố liên quan và khả năng dự đoán mức lương được công bố (RQ3).</w:t>
+      </w:r>
+    </w:p>
+    <w:p>
+      <w:pPr>
+        <w:pStyle w:val="Heading3"/>
+        <w:spacing w:beforeLines="120" w:before="288" w:afterLines="120" w:after="288" w:line="23" w:lineRule="atLeast"/>
+        <w:jc w:val="both"/>
+      </w:pPr>
+      <w:bookmarkStart w:id="21" w:name="_Toc217000975"/>
+      <w:r>
+        <w:lastRenderedPageBreak/>
+        <w:t>1.5 Phạm vi nghiên cứu và các hạn chế của dữ liệu</w:t>
+      </w:r>
+      <w:bookmarkEnd w:id="21"/>
+    </w:p>
+    <w:p>
+      <w:r>
+        <w:drawing>
+          <wp:inline distT="0" distB="0" distL="0" distR="0" wp14:anchorId="00EFA75C" wp14:editId="145ABC69">
+            <wp:extent cx="5943600" cy="2129790"/>
+            <wp:effectExtent l="0" t="0" r="0" b="3810"/>
+            <wp:docPr id="4" name="Picture 4"/>
+            <wp:cNvGraphicFramePr>
+              <a:graphicFrameLocks xmlns:a="http://schemas.openxmlformats.org/drawingml/2006/main" noChangeAspect="1"/>
+            </wp:cNvGraphicFramePr>
+            <a:graphic xmlns:a="http://schemas.openxmlformats.org/drawingml/2006/main">
+              <a:graphicData uri="http://schemas.openxmlformats.org/drawingml/2006/picture">
+                <pic:pic xmlns:pic="http://schemas.openxmlformats.org/drawingml/2006/picture">
+                  <pic:nvPicPr>
+                    <pic:cNvPr id="1" name=""/>
+                    <pic:cNvPicPr/>
+                  </pic:nvPicPr>
+                  <pic:blipFill>
+                    <a:blip r:embed="rId13"/>
+                    <a:stretch>
+                      <a:fillRect/>
+                    </a:stretch>
+                  </pic:blipFill>
+                  <pic:spPr>
+                    <a:xfrm>
+                      <a:off x="0" y="0"/>
+                      <a:ext cx="5943600" cy="2129790"/>
+                    </a:xfrm>
+                    <a:prstGeom prst="rect">
+                      <a:avLst/>
+                    </a:prstGeom>
+                  </pic:spPr>
+                </pic:pic>
+              </a:graphicData>
+            </a:graphic>
+          </wp:inline>
+        </w:drawing>
+      </w:r>
+    </w:p>
+    <w:p>
+      <w:pPr>
+        <w:jc w:val="both"/>
+        <w:rPr>
+          <w:i/>
+          <w:sz w:val="22"/>
+          <w:szCs w:val="22"/>
+        </w:rPr>
+      </w:pPr>
+      <w:r>
+        <w:rPr>
+          <w:b/>
+          <w:i/>
+          <w:sz w:val="22"/>
+          <w:szCs w:val="22"/>
+        </w:rPr>
+        <w:t>Hình 3:</w:t>
+      </w:r>
+      <w:r>
+        <w:rPr>
+          <w:rStyle w:val="Footer"/>
+          <w:b/>
+          <w:i/>
+          <w:sz w:val="22"/>
+          <w:szCs w:val="22"/>
+        </w:rPr>
+        <w:t xml:space="preserve"> </w:t>
+      </w:r>
       <w:r>
         <w:rPr>
           <w:rStyle w:val="Strong"/>
-        </w:rPr>
-        <w:t>Thứ hai (RQ2)</w:t>
-      </w:r>
-      <w:r>
-        <w:t xml:space="preserve">, nghiên cứu tìm hiểu: </w:t>
+          <w:i/>
+          <w:sz w:val="22"/>
+          <w:szCs w:val="22"/>
+        </w:rPr>
+        <w:t>Tỷ lệ dữ liệu bị thiếu theo từng biến trong bộ dữ liệu LinkedIn Job Postings sau khi tích hợp.</w:t>
+      </w:r>
+      <w:r>
+        <w:rPr>
+          <w:i/>
+          <w:sz w:val="22"/>
+          <w:szCs w:val="22"/>
+        </w:rPr>
+        <w:t xml:space="preserve"> Biểu đồ cho thấy các biến liên quan đến mức lương </w:t>
+      </w:r>
+      <w:r>
+        <w:rPr>
+          <w:sz w:val="22"/>
+          <w:szCs w:val="22"/>
+        </w:rPr>
+        <w:t>(</w:t>
       </w:r>
       <w:r>
         <w:rPr>
           <w:rStyle w:val="Emphasis"/>
-          <w:i w:val="0"/>
-        </w:rPr>
-        <w:t>“</w:t>
+          <w:sz w:val="22"/>
+          <w:szCs w:val="22"/>
+        </w:rPr>
+        <w:t>min_salary, med_salary, max_salary, normalized_salary</w:t>
       </w:r>
       <w:r>
         <w:rPr>
           <w:i/>
-        </w:rPr>
-        <w:t>Các kỹ năng trong mô tả công việc có xu hướng đồng xuất hiện theo những mẫu nào, và những mẫu này phản ánh cấu trúc kỹ năng của thị trường lao động ra sao?</w:t>
+          <w:sz w:val="22"/>
+          <w:szCs w:val="22"/>
+        </w:rPr>
+        <w:t>) có tỷ lệ thiếu rất cao, trong khi các biến văn bản (</w:t>
+      </w:r>
+      <w:r>
+        <w:rPr>
+          <w:rStyle w:val="Emphasis"/>
+          <w:sz w:val="22"/>
+          <w:szCs w:val="22"/>
+        </w:rPr>
+        <w:t>title, description, linkedin_skills</w:t>
       </w:r>
       <w:r>
         <w:rPr>
           <w:i/>
-        </w:rPr>
-        <w:t>”</w:t>
-      </w:r>
-      <w:r>
-        <w:br/>
-        <w:t>Đây là câu hỏi trọng tâm của khai phá luật kết hợp và phân tích mạng kỹ năng, giúp khám phá các mẫu liên kết giữa kỹ năng và đặc trưng nghề nghiệp.</w:t>
-      </w:r>
-    </w:p>
-    <w:p>
-      <w:pPr>
-        <w:spacing w:before="120" w:after="120" w:line="276" w:lineRule="auto"/>
-        <w:jc w:val="both"/>
-        <w:rPr>
-          <w:iCs/>
-        </w:rPr>
-      </w:pPr>
-      <w:r>
-        <w:rPr>
-          <w:rStyle w:val="Strong"/>
-        </w:rPr>
-        <w:t>Thứ ba (RQ3)</w:t>
-      </w:r>
-      <w:r>
-        <w:t xml:space="preserve">, nghiên cứu xem xét: </w:t>
-      </w:r>
-      <w:r>
-        <w:rPr>
-          <w:rStyle w:val="Emphasis"/>
-          <w:i w:val="0"/>
-        </w:rPr>
-        <w:t>“</w:t>
-      </w:r>
-      <w:r>
-        <w:rPr>
-          <w:i/>
-        </w:rPr>
-        <w:t>Những yếu tố nào trong thông tin tuyển dụng có ảnh hưởng đáng kể đến mức lương được công bố, và mức độ dự đoán lương từ các yếu tố này đến đâu?</w:t>
-      </w:r>
-      <w:r>
-        <w:rPr>
-          <w:rStyle w:val="Emphasis"/>
-          <w:i w:val="0"/>
-        </w:rPr>
-        <w:t>”</w:t>
-      </w:r>
-      <w:r>
-        <w:br/>
-        <w:t>Câu hỏi này cho phép đánh giá mối liên hệ giữa các đặc trưng công việc và mức lương, đồng thời kiểm chứng khả năng ứng dụng mô hình dự đoán trong bối cảnh dữ liệu tuyển dụng thực tế.</w:t>
-      </w:r>
-    </w:p>
-    <w:p>
-      <w:pPr>
-        <w:spacing w:before="120" w:after="120" w:line="276" w:lineRule="auto"/>
-        <w:jc w:val="both"/>
-      </w:pPr>
-      <w:r>
-        <w:t>Ba câu hỏi nghiên cứu trên được lựa chọn nhằm phản ánh đầy đủ các hướng tiếp cận chính trong khai phá dữ liệu, bao gồm phân cụm, khai phá luật và phân tích dự đoán. Mỗi câu hỏi tập trung vào một khía cạnh đặc thù của dữ liệu tuyển dụng, giúp nghiên cứu khám phá cả cấu trúc nghề nghiệp, mối quan hệ kỹ năng và các yếu tố tác động đến mức lương. Nhờ đó, đề tài đảm bảo tính toàn diện và bám sát mục tiêu phân tích dữ liệu thị trường lao động.</w:t>
-      </w:r>
-    </w:p>
-    <w:p>
-      <w:pPr>
-        <w:pStyle w:val="Heading2"/>
-      </w:pPr>
-      <w:bookmarkStart w:id="9" w:name="_Toc215816561"/>
-      <w:r>
-        <w:t>5. Đối tượng và phạm vi nghiên cứu</w:t>
-      </w:r>
-      <w:bookmarkEnd w:id="9"/>
-    </w:p>
-    <w:p>
-      <w:pPr>
-        <w:spacing w:before="120" w:after="120" w:line="276" w:lineRule="auto"/>
-        <w:jc w:val="both"/>
-      </w:pPr>
-      <w:r>
-        <w:t xml:space="preserve">Đối tượng nghiên cứu của đề tài là dữ liệu tuyển dụng được thu thập từ bộ dữ liệu </w:t>
-      </w:r>
-      <w:r>
-        <w:rPr>
-          <w:rStyle w:val="Emphasis"/>
-          <w:b/>
-        </w:rPr>
-        <w:t>LinkedIn Job Postings</w:t>
-      </w:r>
-      <w:r>
-        <w:t xml:space="preserve"> trên nền tảng Kaggle, bao gồm thông tin về mô tả công việc, bộ kỹ năng yêu cầu, mức lương, loại hình công việc, kinh nghiệm, quy mô doanh nghiệp và các thuộc tính liên quan. Phạm vi nghiên cứu tập trung vào việc phân tích các mẫu dữ liệu có cấu trúc và phi cấu trúc trong bộ dữ liệu này nhằm khám phá các nhóm nghề nghiệp tiềm ẩn, nhận diện các nhóm kỹ năng thường xuất hiện đồng thời, và khảo sát những yếu tố tác động đến mức lương. Nghiên cứu không mở rộng sang các nguồn dữ liệu tuyển dụng khác ngoài LinkedIn và không đánh giá các yếu tố ngoại sinh như đặc điểm ngành nghề theo quốc gia, chính sách lao động hay biến động kinh tế vĩ mô. Việc giới hạn phạm vi như vậy giúp đảm bảo tính tập trung và làm rõ giá trị của các phương pháp khai phá dữ liệu được áp dụng.</w:t>
-      </w:r>
-    </w:p>
-    <w:p>
-      <w:pPr>
-        <w:pStyle w:val="Heading2"/>
-      </w:pPr>
-      <w:bookmarkStart w:id="10" w:name="_Toc215816562"/>
-      <w:r>
-        <w:t>6. Phương pháp tiếp cận</w:t>
-      </w:r>
-      <w:bookmarkEnd w:id="10"/>
-    </w:p>
-    <w:p>
-      <w:pPr>
-        <w:pStyle w:val="NormalWeb"/>
-        <w:jc w:val="both"/>
-      </w:pPr>
-      <w:r>
-        <w:t xml:space="preserve">Nghiên cứu áp dụng quy trình khai phá dữ liệu theo hướng tiếp cận CRISP-DM, bao gồm các bước chính: hiểu dữ liệu, tiền xử lý dữ liệu, khai phá mẫu và đánh giá kết quả. Trước hết, dữ liệu từ nhiều tệp liên quan được tích hợp và xử lý để đảm bảo tính đầy đủ và nhất quán, đồng thời chuẩn </w:t>
-      </w:r>
-      <w:r>
-        <w:lastRenderedPageBreak/>
-        <w:t>hóa văn bản trong mô tả công việc và kỹ năng. Sau đó, các kỹ thuật khai phá dữ liệu được triển khai theo từng mục tiêu nghiên cứu: phân cụm (clustering) được sử dụng để nhận diện các nhóm nghề nghiệp dựa trên mô tả và kỹ năng; khai phá luật kết hợp (association rule mining) và phân tích mạng kỹ năng được áp dụng để khám phá các nhóm kỹ năng đồng xuất hiện; và cuối cùng, các kỹ thuật khai phá mẫu và mô hình dự đoán được dùng để phân tích những yếu tố tác động đến mức lương và xây dựng mô hình dự đoán mức lương. Cách tiếp cận này cho phép kết hợp hài hòa giữa phân tích khám phá và mô hình hóa, đảm bảo tính toàn diện và phù hợp với đặc trưng của bài toán khai phá dữ liệu.</w:t>
-      </w:r>
-    </w:p>
-    <w:p>
-      <w:pPr>
-        <w:pStyle w:val="Heading1"/>
-        <w:spacing w:before="120" w:after="120" w:line="276" w:lineRule="auto"/>
-      </w:pPr>
-      <w:bookmarkStart w:id="11" w:name="_Toc215816563"/>
-      <w:r>
-        <w:t>Chương II. Cơ sở lý thuyết</w:t>
-      </w:r>
-      <w:bookmarkEnd w:id="11"/>
-    </w:p>
-    <w:p>
-      <w:pPr>
-        <w:pStyle w:val="Heading2"/>
-        <w:spacing w:before="120" w:after="120" w:line="276" w:lineRule="auto"/>
-      </w:pPr>
-      <w:bookmarkStart w:id="12" w:name="_Toc215816564"/>
-      <w:r>
-        <w:t>1. Tổng quan về Khai phá dữ liệu (Data Mining)</w:t>
-      </w:r>
-      <w:bookmarkEnd w:id="12"/>
+          <w:sz w:val="22"/>
+          <w:szCs w:val="22"/>
+        </w:rPr>
+        <w:t>) và thông tin doanh nghiệp có mức độ đầy đủ tốt hơn. Kết quả này định hướng chiến lược tiền xử lý và lựa chọn đặc trưng cho các câu hỏi nghiên cứu RQ1, RQ2 và RQ3.</w:t>
+      </w:r>
     </w:p>
     <w:p>
       <w:pPr>
@@ -2964,7 +5438,16 @@
         <w:jc w:val="both"/>
       </w:pPr>
       <w:r>
-        <w:t>Khai phá dữ liệu (Data Mining) là quá trình trích xuất tri thức hữu ích, các mẫu tiềm ẩn hoặc những mối quan hệ có ý nghĩa từ các tập dữ liệu có quy mô lớn và phức tạp. Đây là một lĩnh vực nằm trong vòng đời của khám phá tri thức từ dữ liệu (Knowledge Discovery in Databases – KDD), kết hợp nhiều kỹ thuật từ thống kê, học máy, trí tuệ nhân tạo và trực quan hóa dữ liệu. Vai trò của Data Mining ngày càng quan trọng trong bối cảnh dữ liệu số tăng trưởng nhanh, cho phép các tổ chức và nhà nghiên cứu đưa ra quyết định chính xác và hiệu quả dựa trên các mẫu được phát hiện tự động, thay vì dựa vào quan sát thủ công.</w:t>
+        <w:t xml:space="preserve">Nghiên cứu này được thực hiện trên bộ dữ liệu </w:t>
+      </w:r>
+      <w:r>
+        <w:rPr>
+          <w:rStyle w:val="Strong"/>
+        </w:rPr>
+        <w:t>LinkedIn Job Postings</w:t>
+      </w:r>
+      <w:r>
+        <w:t>, bao gồm các tin tuyển dụng được công bố trên nền tảng LinkedIn trong một khoảng thời gian nhất định, chủ yếu tập trung vào thị trường lao động quốc tế. Phạm vi phân tích giới hạn ở các tin tuyển dụng có thông tin mô tả công việc, kỹ năng và mức lương đủ để phục vụ cho ba câu hỏi nghiên cứu chính: khám phá chủ đề nội dung mô tả công việc (RQ1), khai phá các mẫu đồng xuất hiện kỹ năng (RQ2) và phân tích các yếu tố ảnh hưởng đến mức lương được công bố (RQ3).</w:t>
       </w:r>
     </w:p>
     <w:p>
@@ -2974,7 +5457,25 @@
         <w:jc w:val="both"/>
       </w:pPr>
       <w:r>
-        <w:t>Quy trình CRISP-DM (Cross-Industry Standard Process for Data Mining) là mô hình tham chiếu phổ biến nhất cho các dự án khai phá dữ liệu. Quy trình này gồm sáu giai đoạn chính: (1) hiểu biết bối cảnh và yêu cầu bài toán (Business Understanding), (2) hiểu và khám phá dữ liệu (Data Understanding), (3) tiền xử lý và chuẩn hóa dữ liệu (Data Preparation), (4) xây dựng mô hình khai phá (Modeling), (5) đánh giá mô hình (Evaluation), và (6) triển khai hoặc diễn giải kết quả (Deployment). Quy trình này có tính vòng lặp và linh hoạt, cho phép người phân tích liên tục điều chỉnh các bước để cải thiện chất lượng mô hình và kết quả thu được.</w:t>
+        <w:t xml:space="preserve">Mặc dù bộ dữ liệu có quy mô lớn và đa dạng, nghiên cứu vẫn tồn tại một số hạn chế đáng chú ý. Thứ nhất, </w:t>
+      </w:r>
+      <w:r>
+        <w:rPr>
+          <w:rStyle w:val="Strong"/>
+        </w:rPr>
+        <w:t>tỷ lệ dữ liệu bị thiếu ở các biến liên quan đến lương (min_salary, med_salary, max_salary, normalized_salary)</w:t>
+      </w:r>
+      <w:r>
+        <w:t xml:space="preserve"> là tương đối cao, điều này có thể ảnh hưởng đến độ chính xác của các phân tích và mô hình dự đoán mức lương. Thứ hai, thông tin về kỹ năng và mô tả công việc được trích xuất từ văn bản tự do, có thể chứa nhiễu, trùng lặp hoặc không nhất quán về cách diễn đạt. Thứ ba, dữ liệu phản ánh hành vi và chiến lược tuyển dụng trên LinkedIn, do đó </w:t>
+      </w:r>
+      <w:r>
+        <w:rPr>
+          <w:rStyle w:val="Strong"/>
+        </w:rPr>
+        <w:t>không đại diện hoàn toàn cho toàn bộ thị trường lao động</w:t>
+      </w:r>
+      <w:r>
+        <w:t>, đặc biệt là các vị trí tuyển dụng không được đăng tải trên nền tảng này.</w:t>
       </w:r>
     </w:p>
     <w:p>
@@ -2984,46 +5485,122 @@
         <w:jc w:val="both"/>
       </w:pPr>
       <w:r>
-        <w:t xml:space="preserve">Trong Data Mining, các kỹ thuật được phân loại thành ba nhóm chính. </w:t>
+        <w:t>Những hạn chế trên được xem xét và xử lý thông qua các bước tiền xử lý, lựa chọn đặc trưng và đánh giá kết quả một cách thận trọng trong quá trình thực nghiệm, nhằm đảm bảo tính hợp lý và giá trị thực tiễn của các kết luận được rút ra từ nghiên cứu.</w:t>
+      </w:r>
+    </w:p>
+    <w:p>
+      <w:pPr>
+        <w:pStyle w:val="Heading2"/>
+        <w:spacing w:beforeLines="120" w:before="288" w:afterLines="120" w:after="288" w:line="276" w:lineRule="auto"/>
+        <w:jc w:val="both"/>
+      </w:pPr>
+      <w:bookmarkStart w:id="22" w:name="_Toc217000976"/>
+      <w:r>
+        <w:lastRenderedPageBreak/>
+        <w:t>2. Xác định vấn đề và tiền xử lý dữ liệu</w:t>
+      </w:r>
+      <w:bookmarkEnd w:id="22"/>
+    </w:p>
+    <w:p>
+      <w:r>
+        <w:rPr>
+          <w:noProof/>
+        </w:rPr>
+        <w:drawing>
+          <wp:inline distT="0" distB="0" distL="0" distR="0">
+            <wp:extent cx="5906110" cy="3962400"/>
+            <wp:effectExtent l="0" t="0" r="0" b="0"/>
+            <wp:docPr id="5" name="Picture 5"/>
+            <wp:cNvGraphicFramePr>
+              <a:graphicFrameLocks xmlns:a="http://schemas.openxmlformats.org/drawingml/2006/main" noChangeAspect="1"/>
+            </wp:cNvGraphicFramePr>
+            <a:graphic xmlns:a="http://schemas.openxmlformats.org/drawingml/2006/main">
+              <a:graphicData uri="http://schemas.openxmlformats.org/drawingml/2006/picture">
+                <pic:pic xmlns:pic="http://schemas.openxmlformats.org/drawingml/2006/picture">
+                  <pic:nvPicPr>
+                    <pic:cNvPr id="5" name="preprocessing.png"/>
+                    <pic:cNvPicPr/>
+                  </pic:nvPicPr>
+                  <pic:blipFill>
+                    <a:blip r:embed="rId14">
+                      <a:extLst>
+                        <a:ext uri="{28A0092B-C50C-407E-A947-70E740481C1C}">
+                          <a14:useLocalDpi xmlns:a14="http://schemas.microsoft.com/office/drawing/2010/main" val="0"/>
+                        </a:ext>
+                      </a:extLst>
+                    </a:blip>
+                    <a:stretch>
+                      <a:fillRect/>
+                    </a:stretch>
+                  </pic:blipFill>
+                  <pic:spPr>
+                    <a:xfrm>
+                      <a:off x="0" y="0"/>
+                      <a:ext cx="5906110" cy="3962400"/>
+                    </a:xfrm>
+                    <a:prstGeom prst="rect">
+                      <a:avLst/>
+                    </a:prstGeom>
+                  </pic:spPr>
+                </pic:pic>
+              </a:graphicData>
+            </a:graphic>
+          </wp:inline>
+        </w:drawing>
+      </w:r>
+    </w:p>
+    <w:p>
+      <w:pPr>
+        <w:pStyle w:val="NormalWeb"/>
+        <w:jc w:val="both"/>
+        <w:rPr>
+          <w:i/>
+          <w:sz w:val="22"/>
+          <w:szCs w:val="22"/>
+        </w:rPr>
+      </w:pPr>
+      <w:r>
+        <w:rPr>
+          <w:i/>
+          <w:sz w:val="22"/>
+          <w:szCs w:val="22"/>
+        </w:rPr>
+        <w:t>Hình 4:</w:t>
+      </w:r>
+      <w:r>
+        <w:rPr>
+          <w:rStyle w:val="FooterChar"/>
+          <w:i/>
+          <w:sz w:val="22"/>
+          <w:szCs w:val="22"/>
+        </w:rPr>
+        <w:t xml:space="preserve"> </w:t>
       </w:r>
       <w:r>
         <w:rPr>
           <w:rStyle w:val="Strong"/>
-        </w:rPr>
-        <w:t>Supervised learning</w:t>
-      </w:r>
-      <w:r>
-        <w:t xml:space="preserve"> bao gồm các phương pháp học có giám sát, trong đó dữ liệu đã có nhãn, cho phép xây dựng các mô hình phân lớp (classification) hoặc dự đoán giá trị (regression). </w:t>
-      </w:r>
-      <w:r>
-        <w:rPr>
-          <w:rStyle w:val="Strong"/>
-        </w:rPr>
-        <w:t>Unsupervised learning</w:t>
-      </w:r>
-      <w:r>
-        <w:t xml:space="preserve"> là các kỹ thuật học không giám sát như phân cụm (clustering) hoặc phát hiện bất thường (anomaly detection), giúp khám phá cấu trúc ẩn trong dữ liệu mà không cần nhãn. Cuối cùng, </w:t>
-      </w:r>
-      <w:r>
-        <w:rPr>
-          <w:rStyle w:val="Strong"/>
-        </w:rPr>
-        <w:t>pattern mining</w:t>
-      </w:r>
-      <w:r>
-        <w:t xml:space="preserve"> tập trung vào việc tìm kiếm các mẫu phổ biến và mối liên hệ giữa các thuộc tính dữ liệu, chẳng hạn như khai phá luật kết hợp (association rule mining), phân tích đồng xuất hiện (co-occurrence mining) hay phát hiện tập mục thường xuyên (frequent itemset mining). Ba nhóm kỹ thuật này tạo nên nền tảng cốt lõi cho việc giải quyết các bài toán khai phá dữ liệu trong nhiều lĩnh vực, bao gồm tuyển dụng, thương mại điện tử, tài chính và chăm sóc sức khỏe.</w:t>
-      </w:r>
-    </w:p>
-    <w:p>
-      <w:pPr>
-        <w:pStyle w:val="Heading2"/>
-        <w:spacing w:before="120" w:after="120" w:line="276" w:lineRule="auto"/>
-      </w:pPr>
-      <w:bookmarkStart w:id="13" w:name="_Toc215816565"/>
-      <w:r>
-        <w:t>2. Tiền xử lí dữ liệu (Data Preprocessing)</w:t>
-      </w:r>
-      <w:bookmarkEnd w:id="13"/>
+          <w:i/>
+          <w:sz w:val="22"/>
+          <w:szCs w:val="22"/>
+        </w:rPr>
+        <w:t>Quy trình xác định vấn đề và tiền xử lý dữ liệu trong nghiên cứu</w:t>
+      </w:r>
+      <w:r>
+        <w:rPr>
+          <w:i/>
+          <w:sz w:val="22"/>
+          <w:szCs w:val="22"/>
+        </w:rPr>
+        <w:t xml:space="preserve">. </w:t>
+      </w:r>
+      <w:r>
+        <w:rPr>
+          <w:i/>
+          <w:sz w:val="22"/>
+          <w:szCs w:val="22"/>
+        </w:rPr>
+        <w:t>Hình minh họa quy trình tiền xử lý dữ liệu được áp dụng sau khi tích hợp các bảng dữ liệu trong bộ LinkedIn Job Postings. Quy trình bắt đầu từ việc làm sạch và xử lý giá trị thiếu cho các biến định danh, biến số và dữ liệu văn bản; tiếp theo là chuẩn hóa nội dung mô tả công việc nhằm phục vụ khai phá văn bản. Dữ liệu sau đó được tích hợp từ nhiều nguồn (job postings, thông tin công ty và kỹ năng) để xây dựng tập dữ liệu thống nhất. Cuối cùng, các đặc trưng quan trọng như độ dài mô tả, cấp bậc nghề nghiệp và mức lương chuẩn hóa được trích xuất nhằm phục vụ cho các phân tích trong RQ1, RQ2 và RQ3.</w:t>
+      </w:r>
     </w:p>
     <w:p>
       <w:pPr>
@@ -3032,20 +5609,34 @@
         <w:jc w:val="both"/>
       </w:pPr>
       <w:r>
-        <w:t xml:space="preserve">Tiền xử lý dữ liệu là một bước quan trọng trong quy trình khai phá dữ liệu, nhằm đảm bảo dữ liệu đầu vào có chất lượng tốt, nhất quán và phù hợp cho các phương pháp phân tích. Đối với bộ dữ liệu tuyển dụng LinkedIn, quá trình tiền xử lý bao gồm nhiều thao tác nhằm xử lý dữ liệu thiếu, </w:t>
-      </w:r>
-      <w:r>
-        <w:lastRenderedPageBreak/>
-        <w:t xml:space="preserve">sai lệch hoặc nhiễu. Trước hết, việc </w:t>
-      </w:r>
-      <w:r>
-        <w:rPr>
-          <w:rStyle w:val="Strong"/>
-        </w:rPr>
-        <w:t>làm sạch dữ liệu</w:t>
-      </w:r>
-      <w:r>
-        <w:t xml:space="preserve"> được thực hiện bằng cách kiểm tra và xử lý các giá trị khuyết (missing values), loại bỏ các bản ghi trùng lặp, chuẩn hóa định dạng ngày tháng, mức lương và các trường thông tin không đồng nhất. Các thuộc tính văn bản như mô tả công việc và kỹ năng thường chứa nhiều thành phần dư thừa, do đó cần được chuẩn hóa thông qua các kỹ thuật tiền xử lý ngôn ngữ tự nhiên.</w:t>
+        <w:t xml:space="preserve">Sau khi tích hợp dữ liệu từ nhiều bảng khác nhau trong bộ dữ liệu LinkedIn Job Postings, nghiên cứu tiến hành một quy trình tiền xử lý dữ liệu thống nhất nhằm đảm bảo chất lượng dữ liệu đầu vào cho các phân tích tiếp theo. Trước hết, các biến định danh địa lý như </w:t>
+      </w:r>
+      <w:r>
+        <w:rPr>
+          <w:rStyle w:val="Emphasis"/>
+        </w:rPr>
+        <w:t>country</w:t>
+      </w:r>
+      <w:r>
+        <w:t xml:space="preserve">, </w:t>
+      </w:r>
+      <w:r>
+        <w:rPr>
+          <w:rStyle w:val="Emphasis"/>
+        </w:rPr>
+        <w:t>state</w:t>
+      </w:r>
+      <w:r>
+        <w:t xml:space="preserve"> và </w:t>
+      </w:r>
+      <w:r>
+        <w:rPr>
+          <w:rStyle w:val="Emphasis"/>
+        </w:rPr>
+        <w:t>city</w:t>
+      </w:r>
+      <w:r>
+        <w:t xml:space="preserve"> được làm sạch bằng cách loại bỏ các giá trị không hợp lệ và chuẩn hóa về một nhãn chung cho các trường hợp thiếu. Các biến số liên quan đến lương, mức độ tương tác và quy mô công ty được ép kiểu dữ liệu và xử lý giá trị thiếu một cách nhất quán, đồng thời loại bỏ các giá trị ngoại lai không phản ánh thực tế thị trường lao động.</w:t>
       </w:r>
     </w:p>
     <w:p>
@@ -3055,34 +5646,29 @@
         <w:jc w:val="both"/>
       </w:pPr>
       <w:r>
-        <w:t xml:space="preserve">Đối với dữ liệu dạng text, quá trình chuẩn hóa bao gồm các bước </w:t>
-      </w:r>
-      <w:r>
-        <w:rPr>
-          <w:rStyle w:val="Strong"/>
-        </w:rPr>
-        <w:t>tokenization</w:t>
-      </w:r>
-      <w:r>
-        <w:t xml:space="preserve"> (tách văn bản thành các đơn vị từ), loại bỏ </w:t>
-      </w:r>
-      <w:r>
-        <w:rPr>
-          <w:rStyle w:val="Strong"/>
-        </w:rPr>
-        <w:t>stopwords</w:t>
-      </w:r>
-      <w:r>
-        <w:t xml:space="preserve"> (các từ không mang nhiều ý nghĩa như “and”, “the”, “with”), chuyển các từ về dạng gốc thông qua </w:t>
-      </w:r>
-      <w:r>
-        <w:rPr>
-          <w:rStyle w:val="Strong"/>
-        </w:rPr>
-        <w:t>lemmatization</w:t>
-      </w:r>
-      <w:r>
-        <w:t>, nhằm giảm số lượng biến và tăng tính khái quát của mô hình. Các bước này giúp giảm nhiễu và cải thiện chất lượng của các vector biểu diễn văn bản, đặc biệt trong các bài toán phân cụm và khai phá luật.</w:t>
+        <w:t>Đối với dữ liệu văn bản, mô tả công việc được chuẩn hóa thông qua các bước làm sạch cơ bản nhằm phục vụ cho khai phá văn bản và phân cụm nội dung. Các đặc trưng bổ sung như độ dài mô tả (</w:t>
+      </w:r>
+      <w:r>
+        <w:rPr>
+          <w:rStyle w:val="Emphasis"/>
+        </w:rPr>
+        <w:t>description length</w:t>
+      </w:r>
+      <w:r>
+        <w:t>) và cấp bậc nghề nghiệp (</w:t>
+      </w:r>
+      <w:r>
+        <w:rPr>
+          <w:rStyle w:val="Emphasis"/>
+        </w:rPr>
+        <w:t>seniority</w:t>
+      </w:r>
+      <w:r>
+        <w:t xml:space="preserve">) được trích xuất từ nội dung văn bản và tiêu đề công việc, giúp phản ánh mức độ chi tiết và vị trí nghề nghiệp của tin tuyển dụng. Song </w:t>
+      </w:r>
+      <w:r>
+        <w:lastRenderedPageBreak/>
+        <w:t>song đó, thông tin kỹ năng được tích hợp từ các bảng liên quan và ánh xạ theo chuẩn ESCO để đảm bảo tính nhất quán về ngữ nghĩa kỹ năng.</w:t>
       </w:r>
     </w:p>
     <w:p>
@@ -3092,2721 +5678,729 @@
         <w:jc w:val="both"/>
       </w:pPr>
       <w:r>
-        <w:t xml:space="preserve">Bên cạnh dữ liệu văn bản, các thuộc tính phân loại như loại hình công việc, mức kinh nghiệm hay quốc gia cần được </w:t>
+        <w:t>Kết quả của bước tiền xử lý là một tập dữ liệu đã được làm sạch, chuẩn hóa và xây dựng đặc trưng đầy đủ, sẵn sàng phục vụ cho ba hướng phân tích chính của nghiên cứu: phân cụm nội dung mô tả công việc (RQ1), khai phá cấu trúc và nhóm kỹ năng (RQ2), và phân tích các yếu tố ảnh hưởng đến mức lương được công bố (RQ3).</w:t>
+      </w:r>
+    </w:p>
+    <w:p>
+      <w:pPr>
+        <w:pStyle w:val="Heading2"/>
+        <w:spacing w:beforeLines="120" w:before="288" w:afterLines="120" w:after="288" w:line="276" w:lineRule="auto"/>
+        <w:jc w:val="both"/>
+      </w:pPr>
+      <w:bookmarkStart w:id="23" w:name="_Toc217000977"/>
+      <w:r>
+        <w:t>3. Phương pháp đề xuất cho từng câu hỏi nghiên cứu</w:t>
+      </w:r>
+      <w:bookmarkEnd w:id="23"/>
+    </w:p>
+    <w:p>
+      <w:pPr>
+        <w:pStyle w:val="Heading3"/>
+        <w:spacing w:beforeLines="120" w:before="288" w:afterLines="120" w:after="288" w:line="276" w:lineRule="auto"/>
+        <w:jc w:val="both"/>
+      </w:pPr>
+      <w:bookmarkStart w:id="24" w:name="_Toc217000978"/>
+      <w:r>
+        <w:t>3.1 Phương pháp phân cụm mô tả công việc cho RQ1</w:t>
+      </w:r>
+      <w:bookmarkEnd w:id="24"/>
+    </w:p>
+    <w:p>
+      <w:r>
+        <w:rPr>
+          <w:noProof/>
+        </w:rPr>
+        <w:drawing>
+          <wp:inline distT="0" distB="0" distL="0" distR="0">
+            <wp:extent cx="5943600" cy="2164715"/>
+            <wp:effectExtent l="0" t="0" r="0" b="6985"/>
+            <wp:docPr id="7" name="Picture 7"/>
+            <wp:cNvGraphicFramePr>
+              <a:graphicFrameLocks xmlns:a="http://schemas.openxmlformats.org/drawingml/2006/main" noChangeAspect="1"/>
+            </wp:cNvGraphicFramePr>
+            <a:graphic xmlns:a="http://schemas.openxmlformats.org/drawingml/2006/main">
+              <a:graphicData uri="http://schemas.openxmlformats.org/drawingml/2006/picture">
+                <pic:pic xmlns:pic="http://schemas.openxmlformats.org/drawingml/2006/picture">
+                  <pic:nvPicPr>
+                    <pic:cNvPr id="7" name="RQ1.jpg"/>
+                    <pic:cNvPicPr/>
+                  </pic:nvPicPr>
+                  <pic:blipFill>
+                    <a:blip r:embed="rId15">
+                      <a:extLst>
+                        <a:ext uri="{28A0092B-C50C-407E-A947-70E740481C1C}">
+                          <a14:useLocalDpi xmlns:a14="http://schemas.microsoft.com/office/drawing/2010/main" val="0"/>
+                        </a:ext>
+                      </a:extLst>
+                    </a:blip>
+                    <a:stretch>
+                      <a:fillRect/>
+                    </a:stretch>
+                  </pic:blipFill>
+                  <pic:spPr>
+                    <a:xfrm>
+                      <a:off x="0" y="0"/>
+                      <a:ext cx="5943600" cy="2164715"/>
+                    </a:xfrm>
+                    <a:prstGeom prst="rect">
+                      <a:avLst/>
+                    </a:prstGeom>
+                  </pic:spPr>
+                </pic:pic>
+              </a:graphicData>
+            </a:graphic>
+          </wp:inline>
+        </w:drawing>
+      </w:r>
+    </w:p>
+    <w:p>
+      <w:pPr>
+        <w:jc w:val="center"/>
+        <w:rPr>
+          <w:b/>
+          <w:i/>
+          <w:sz w:val="22"/>
+          <w:szCs w:val="22"/>
+        </w:rPr>
+      </w:pPr>
+      <w:r>
+        <w:rPr>
+          <w:b/>
+          <w:i/>
+          <w:sz w:val="22"/>
+          <w:szCs w:val="22"/>
+        </w:rPr>
+        <w:t>Hình 5: Quy trình phân cụm mô tả công việc</w:t>
+      </w:r>
+    </w:p>
+    <w:p>
+      <w:pPr>
+        <w:pStyle w:val="NormalWeb"/>
+        <w:spacing w:beforeLines="120" w:before="288" w:beforeAutospacing="0" w:afterLines="120" w:after="288" w:afterAutospacing="0" w:line="276" w:lineRule="auto"/>
+        <w:jc w:val="both"/>
+      </w:pPr>
+      <w:r>
+        <w:t xml:space="preserve">Để trả lời </w:t>
       </w:r>
       <w:r>
         <w:rPr>
           <w:rStyle w:val="Strong"/>
         </w:rPr>
-        <w:t>biến đổi dữ liệu phân loại</w:t>
-      </w:r>
-      <w:r>
-        <w:t xml:space="preserve"> thông qua các phương pháp mã hóa như one-hot encoding hoặc label encoding. Việc mã hóa này cho phép chuyển dữ liệu phân loại sang dạng số, giúp các mô hình khai phá dữ liệu có thể xử lý hiệu quả hơn. Tổng thể, quá trình tiền xử lý đóng vai trò nền tảng, đảm bảo dữ liệu được chuẩn hóa đầy đủ trước khi đưa vào các kỹ thuật phân cụm, khai phá luật và mô hình dự đoán trong các chương tiếp theo.</w:t>
-      </w:r>
+        <w:t>RQ1 – liệu các mô tả công việc có tự nhiên hình thành những nhóm nội dung khác nhau hay không khi không sử dụng nhãn nghề nghiệp sẵn có</w:t>
+      </w:r>
+      <w:r>
+        <w:t xml:space="preserve">, nghiên cứu áp dụng phương pháp </w:t>
+      </w:r>
+      <w:r>
+        <w:rPr>
+          <w:rStyle w:val="Strong"/>
+        </w:rPr>
+        <w:t>phân cụm không giám sát trên dữ liệu văn bản mô tả công việc</w:t>
+      </w:r>
+      <w:r>
+        <w:t xml:space="preserve">. Trọng tâm của phương pháp là khai thác trực tiếp nội dung ngôn ngữ tự nhiên trong cột </w:t>
+      </w:r>
+      <w:r>
+        <w:rPr>
+          <w:rStyle w:val="Emphasis"/>
+        </w:rPr>
+        <w:t>job description</w:t>
+      </w:r>
+      <w:r>
+        <w:t>, thay vì dựa vào các trường phân loại đã được gán sẵn trong dữ liệu.</w:t>
+      </w:r>
+    </w:p>
+    <w:p>
+      <w:pPr>
+        <w:pStyle w:val="NormalWeb"/>
+        <w:spacing w:beforeLines="120" w:before="288" w:beforeAutospacing="0" w:afterLines="120" w:after="288" w:afterAutospacing="0" w:line="276" w:lineRule="auto"/>
+        <w:jc w:val="both"/>
+      </w:pPr>
+      <w:r>
+        <w:t xml:space="preserve">Trước hết, nội dung mô tả công việc được chuẩn hóa thông qua các bước tiền xử lý văn bản như chuyển về chữ thường, loại bỏ ký tự đặc biệt và khoảng trắng dư thừa. Sau đó, văn bản được biểu diễn dưới dạng số bằng kỹ thuật </w:t>
+      </w:r>
+      <w:r>
+        <w:rPr>
+          <w:rStyle w:val="Strong"/>
+        </w:rPr>
+        <w:t>TF-IDF (Term Frequency – Inverse Document Frequency)</w:t>
+      </w:r>
+      <w:r>
+        <w:t xml:space="preserve"> kết hợp với </w:t>
+      </w:r>
+      <w:r>
+        <w:rPr>
+          <w:rStyle w:val="Strong"/>
+        </w:rPr>
+        <w:t>n-gram (1–2)</w:t>
+      </w:r>
+      <w:r>
+        <w:t xml:space="preserve"> nhằm nắm bắt cả các từ đơn lẻ và cụm từ có ý nghĩa trong ngữ cảnh tuyển dụng. Việc giới hạn tần suất xuất hiện tối thiểu (</w:t>
+      </w:r>
+      <w:r>
+        <w:rPr>
+          <w:rStyle w:val="Emphasis"/>
+        </w:rPr>
+        <w:t>min_df</w:t>
+      </w:r>
+      <w:r>
+        <w:t>) và tối đa (</w:t>
+      </w:r>
+      <w:r>
+        <w:rPr>
+          <w:rStyle w:val="Emphasis"/>
+        </w:rPr>
+        <w:t>max_df</w:t>
+      </w:r>
+      <w:r>
+        <w:t>) giúp loại bỏ các từ quá hiếm hoặc quá phổ biến mang tính “boilerplate”.</w:t>
+      </w:r>
+    </w:p>
+    <w:p>
+      <w:pPr>
+        <w:pStyle w:val="NormalWeb"/>
+        <w:spacing w:beforeLines="120" w:before="288" w:beforeAutospacing="0" w:afterLines="120" w:after="288" w:afterAutospacing="0" w:line="276" w:lineRule="auto"/>
+        <w:jc w:val="both"/>
+      </w:pPr>
+      <w:r>
+        <w:t xml:space="preserve">Trên không gian đặc trưng TF-IDF thu được, thuật toán </w:t>
+      </w:r>
+      <w:r>
+        <w:rPr>
+          <w:rStyle w:val="Strong"/>
+        </w:rPr>
+        <w:t>K-means</w:t>
+      </w:r>
+      <w:r>
+        <w:t xml:space="preserve"> được sử dụng để phân cụm các mô tả công việc. Số lượng cụm </w:t>
+      </w:r>
+      <w:r>
+        <w:rPr>
+          <w:rStyle w:val="Emphasis"/>
+        </w:rPr>
+        <w:t>K</w:t>
+      </w:r>
+      <w:r>
+        <w:t xml:space="preserve"> không được giả định trước mà được xác định thông qua thực nghiệm, bằng cách thử nghiệm nhiều giá trị </w:t>
+      </w:r>
+      <w:r>
+        <w:rPr>
+          <w:rStyle w:val="Emphasis"/>
+        </w:rPr>
+        <w:t>K</w:t>
+      </w:r>
+      <w:r>
+        <w:t xml:space="preserve"> khác nhau và đánh giá chất lượng phân cụm bằng </w:t>
+      </w:r>
+      <w:r>
+        <w:lastRenderedPageBreak/>
+        <w:t xml:space="preserve">chỉ số </w:t>
+      </w:r>
+      <w:r>
+        <w:rPr>
+          <w:rStyle w:val="Strong"/>
+        </w:rPr>
+        <w:t>Silhouette Score</w:t>
+      </w:r>
+      <w:r>
+        <w:t xml:space="preserve">. Giá trị </w:t>
+      </w:r>
+      <w:r>
+        <w:rPr>
+          <w:rStyle w:val="Emphasis"/>
+        </w:rPr>
+        <w:t>K</w:t>
+      </w:r>
+      <w:r>
+        <w:t xml:space="preserve"> được lựa chọn là giá trị mang lại sự cân bằng giữa mức độ tách biệt giữa các cụm và khả năng diễn giải trong thực tế.</w:t>
+      </w:r>
+    </w:p>
+    <w:p>
+      <w:pPr>
+        <w:pStyle w:val="NormalWeb"/>
+        <w:spacing w:beforeLines="120" w:before="288" w:beforeAutospacing="0" w:afterLines="120" w:after="288" w:afterAutospacing="0" w:line="276" w:lineRule="auto"/>
+        <w:jc w:val="both"/>
+      </w:pPr>
+      <w:r>
+        <w:t xml:space="preserve">Sau khi phân cụm, mỗi cụm được diễn giải thông qua việc trích xuất các </w:t>
+      </w:r>
+      <w:r>
+        <w:rPr>
+          <w:rStyle w:val="Strong"/>
+        </w:rPr>
+        <w:t>từ khóa đặc trưng</w:t>
+      </w:r>
+      <w:r>
+        <w:t xml:space="preserve"> có trọng số TF-IDF cao nhất trong tâm cụm. Điều này cho phép xác định và gán nhãn ngữ nghĩa cho từng nhóm nội dung, từ đó làm rõ các </w:t>
+      </w:r>
+      <w:r>
+        <w:rPr>
+          <w:rStyle w:val="Strong"/>
+        </w:rPr>
+        <w:t>chủ đề mô tả công việc (job description themes)</w:t>
+      </w:r>
+      <w:r>
+        <w:t xml:space="preserve"> tồn tại trong dữ liệu. Ngoài ra, kỹ thuật </w:t>
+      </w:r>
+      <w:r>
+        <w:rPr>
+          <w:rStyle w:val="Strong"/>
+        </w:rPr>
+        <w:t>t-SNE</w:t>
+      </w:r>
+      <w:r>
+        <w:t xml:space="preserve"> được sử dụng để trực quan hóa các cụm trong không gian hai chiều nhằm hỗ trợ đánh giá định tính cấu trúc phân cụm.</w:t>
+      </w:r>
+    </w:p>
+    <w:p>
+      <w:pPr>
+        <w:pStyle w:val="NormalWeb"/>
+        <w:spacing w:beforeLines="120" w:before="288" w:beforeAutospacing="0" w:afterLines="120" w:after="288" w:afterAutospacing="0" w:line="276" w:lineRule="auto"/>
+        <w:jc w:val="both"/>
+      </w:pPr>
+      <w:r>
+        <w:t>Phương pháp này giúp phát hiện các nhóm nội dung nghề nghiệp tiềm ẩn, phản ánh cách thị trường lao động mô tả công việc trong thực tế, độc lập với các nhãn ngành nghề hay kỹ năng được gán sẵn. Qua đó, RQ1 không chỉ kiểm chứng sự tồn tại của các chủ đề nội dung trong mô tả công việc mà còn cung cấp góc nhìn bổ sung cho việc phân loại và hiểu biết về thị trường lao động hiện đại.</w:t>
+      </w:r>
+    </w:p>
+    <w:p>
+      <w:pPr>
+        <w:pStyle w:val="Heading3"/>
+        <w:spacing w:beforeLines="120" w:before="288" w:afterLines="120" w:after="288" w:line="23" w:lineRule="atLeast"/>
+        <w:jc w:val="both"/>
+      </w:pPr>
+      <w:bookmarkStart w:id="25" w:name="_Toc217000979"/>
+      <w:r>
+        <w:t xml:space="preserve">3.2 </w:t>
+      </w:r>
+      <w:r>
+        <w:t>Phương pháp khai phá mẫu kỹ năng và phân tích mạng lưới cho RQ2</w:t>
+      </w:r>
+      <w:bookmarkEnd w:id="25"/>
+    </w:p>
+    <w:p>
+      <w:pPr>
+        <w:pStyle w:val="NormalWeb"/>
+        <w:spacing w:before="120" w:beforeAutospacing="0" w:after="120" w:afterAutospacing="0" w:line="23" w:lineRule="atLeast"/>
+        <w:jc w:val="both"/>
+      </w:pPr>
+      <w:r>
+        <w:t xml:space="preserve">Để trả lời câu hỏi nghiên cứu RQ2, nghiên cứu áp dụng hướng tiếp cận </w:t>
+      </w:r>
+      <w:r>
+        <w:rPr>
+          <w:rStyle w:val="Strong"/>
+        </w:rPr>
+        <w:t>khai phá mẫu đồng xuất hiện kỹ năng (skill co-occurrence mining)</w:t>
+      </w:r>
+      <w:r>
+        <w:t xml:space="preserve"> kết hợp với </w:t>
+      </w:r>
+      <w:r>
+        <w:rPr>
+          <w:rStyle w:val="Strong"/>
+        </w:rPr>
+        <w:t>phân tích mạng lưới</w:t>
+      </w:r>
+      <w:r>
+        <w:t>, nhằm phát hiện các nhóm kỹ năng thường được yêu cầu cùng nhau trong thị trường tuyển dụng.</w:t>
+      </w:r>
+    </w:p>
+    <w:p>
+      <w:pPr>
+        <w:pStyle w:val="NormalWeb"/>
+        <w:spacing w:before="120" w:beforeAutospacing="0" w:after="120" w:afterAutospacing="0" w:line="23" w:lineRule="atLeast"/>
+        <w:jc w:val="both"/>
+      </w:pPr>
+      <w:r>
+        <w:t xml:space="preserve">Trước hết, các kỹ năng được trích xuất từ mô tả công việc thông qua việc đối sánh với </w:t>
+      </w:r>
+      <w:r>
+        <w:rPr>
+          <w:rStyle w:val="Strong"/>
+        </w:rPr>
+        <w:t>ESCO skills ontology</w:t>
+      </w:r>
+      <w:r>
+        <w:t xml:space="preserve">, giúp chuẩn hóa tập kỹ năng phân tích và hạn chế nhiễu do từ vựng không mang ý nghĩa kỹ năng. Mỗi tin tuyển dụng sau đó được biểu diễn dưới dạng </w:t>
+      </w:r>
+      <w:r>
+        <w:rPr>
+          <w:rStyle w:val="Strong"/>
+        </w:rPr>
+        <w:t>một giao dịch (transaction)</w:t>
+      </w:r>
+      <w:r>
+        <w:t xml:space="preserve"> gồm tập các kỹ năng ESCO xuất hiện trong mô tả công việc.</w:t>
+      </w:r>
+    </w:p>
+    <w:p>
+      <w:pPr>
+        <w:pStyle w:val="NormalWeb"/>
+        <w:spacing w:before="120" w:beforeAutospacing="0" w:after="120" w:afterAutospacing="0" w:line="23" w:lineRule="atLeast"/>
+        <w:jc w:val="both"/>
+      </w:pPr>
+      <w:r>
+        <w:t xml:space="preserve">Từ dữ liệu giao dịch này, nghiên cứu tính toán các độ đo thống kê phổ biến trong khai phá luật kết hợp, bao gồm </w:t>
+      </w:r>
+      <w:r>
+        <w:rPr>
+          <w:rStyle w:val="Strong"/>
+        </w:rPr>
+        <w:t>support</w:t>
+      </w:r>
+      <w:r>
+        <w:t xml:space="preserve">, </w:t>
+      </w:r>
+      <w:r>
+        <w:rPr>
+          <w:rStyle w:val="Strong"/>
+        </w:rPr>
+        <w:t>confidence</w:t>
+      </w:r>
+      <w:r>
+        <w:t xml:space="preserve"> và </w:t>
+      </w:r>
+      <w:r>
+        <w:rPr>
+          <w:rStyle w:val="Strong"/>
+        </w:rPr>
+        <w:t>lift</w:t>
+      </w:r>
+      <w:r>
+        <w:t xml:space="preserve">, nhằm đánh giá mức độ đồng xuất hiện giữa các cặp kỹ năng. Trong đó, </w:t>
+      </w:r>
+      <w:r>
+        <w:rPr>
+          <w:rStyle w:val="Emphasis"/>
+        </w:rPr>
+        <w:t>support</w:t>
+      </w:r>
+      <w:r>
+        <w:t xml:space="preserve"> phản ánh mức độ phổ biến của cặp kỹ năng trong toàn bộ dữ liệu, </w:t>
+      </w:r>
+      <w:r>
+        <w:rPr>
+          <w:rStyle w:val="Emphasis"/>
+        </w:rPr>
+        <w:t>confidence</w:t>
+      </w:r>
+      <w:r>
+        <w:t xml:space="preserve"> thể hiện xác suất xuất hiện của một kỹ năng khi kỹ năng còn lại đã xuất hiện, và </w:t>
+      </w:r>
+      <w:r>
+        <w:rPr>
+          <w:rStyle w:val="Emphasis"/>
+        </w:rPr>
+        <w:t>lift</w:t>
+      </w:r>
+      <w:r>
+        <w:t xml:space="preserve"> đo lường mức độ liên kết vượt trội so với trường hợp ngẫu nhiên.</w:t>
+      </w:r>
+    </w:p>
+    <w:p>
+      <w:pPr>
+        <w:pStyle w:val="NormalWeb"/>
+        <w:spacing w:before="120" w:beforeAutospacing="0" w:after="120" w:afterAutospacing="0" w:line="23" w:lineRule="atLeast"/>
+        <w:jc w:val="both"/>
+      </w:pPr>
+      <w:r>
+        <w:t xml:space="preserve">Để đảm bảo các mối quan hệ được giữ lại có ý nghĩa thực tiễn và tránh đồ thị quá dày, nghiên cứu tiến hành </w:t>
+      </w:r>
+      <w:r>
+        <w:rPr>
+          <w:rStyle w:val="Strong"/>
+        </w:rPr>
+        <w:t>thử nghiệm với nhiều ngưỡng lift và confidence khác nhau</w:t>
+      </w:r>
+      <w:r>
+        <w:t xml:space="preserve">, đồng thời quan sát số lượng luật sinh ra và cấu trúc mạng lưới tương ứng. Kết quả cho thấy các giá trị lift thấp dẫn đến mạng lưới dày và khó diễn giải, trong khi lift quá cao chỉ giữ lại rất ít mối quan hệ. Do đó, nghiên cứu lựa chọn </w:t>
+      </w:r>
+      <w:r>
+        <w:rPr>
+          <w:rStyle w:val="Strong"/>
+        </w:rPr>
+        <w:t>ngưỡng lift ≥ 3.0 kết hợp với confidence ≥ 0.01</w:t>
+      </w:r>
+      <w:r>
+        <w:t>, vừa đảm bảo mức độ liên kết mạnh giữa các kỹ năng, vừa giữ được số lượng luật đủ lớn để phân tích cấu trúc mạng lưới.</w:t>
+      </w:r>
+    </w:p>
+    <w:p>
+      <w:pPr>
+        <w:pStyle w:val="NormalWeb"/>
+        <w:spacing w:before="120" w:beforeAutospacing="0" w:after="120" w:afterAutospacing="0" w:line="23" w:lineRule="atLeast"/>
+        <w:jc w:val="both"/>
+      </w:pPr>
+      <w:r>
+        <w:t xml:space="preserve">Các cặp kỹ năng thỏa mãn ngưỡng được mô hình hóa dưới dạng </w:t>
+      </w:r>
+      <w:r>
+        <w:rPr>
+          <w:rStyle w:val="Strong"/>
+        </w:rPr>
+        <w:t>đồ thị mạng lưới</w:t>
+      </w:r>
+      <w:r>
+        <w:t xml:space="preserve">, trong đó mỗi nút biểu diễn một kỹ năng và mỗi cạnh biểu diễn mối quan hệ đồng xuất hiện giữa hai kỹ năng, với trọng số phản ánh mức độ liên kết (lift). Trên đồ thị này, thuật toán </w:t>
+      </w:r>
+      <w:r>
+        <w:rPr>
+          <w:rStyle w:val="Strong"/>
+        </w:rPr>
+        <w:t>community detection dựa trên modularity</w:t>
+      </w:r>
+      <w:r>
+        <w:t xml:space="preserve"> được áp dụng để phát hiện các </w:t>
+      </w:r>
+      <w:r>
+        <w:rPr>
+          <w:rStyle w:val="Strong"/>
+        </w:rPr>
+        <w:t>nhóm kỹ năng (skill bundles)</w:t>
+      </w:r>
+      <w:r>
+        <w:t>, đại diện cho các tập kỹ năng thường xuất hiện cùng nhau trong thực tế tuyển dụng.</w:t>
+      </w:r>
+    </w:p>
+    <w:p>
+      <w:pPr>
+        <w:pStyle w:val="NormalWeb"/>
+        <w:spacing w:before="120" w:beforeAutospacing="0" w:after="120" w:afterAutospacing="0" w:line="23" w:lineRule="atLeast"/>
+        <w:jc w:val="both"/>
+      </w:pPr>
+      <w:r>
+        <w:t xml:space="preserve">Cuối cùng, các cộng đồng kỹ năng thu được được phân tích và gắn nhãn dựa trên các kỹ năng thành phần, qua đó giúp diễn giải ý nghĩa nghề nghiệp của từng skill bundle. Phương pháp này </w:t>
+      </w:r>
+      <w:r>
+        <w:lastRenderedPageBreak/>
+        <w:t xml:space="preserve">cho phép khám phá cấu trúc kỹ năng của thị trường lao động một cách </w:t>
+      </w:r>
+      <w:r>
+        <w:rPr>
+          <w:rStyle w:val="Strong"/>
+        </w:rPr>
+        <w:t>hoàn toàn dựa trên dữ liệu</w:t>
+      </w:r>
+      <w:r>
+        <w:t>, không phụ thuộc vào phân loại nghề nghiệp hay nhóm kỹ năng có sẵn trong bộ dữ liệu.</w:t>
+      </w:r>
+    </w:p>
+    <w:p>
+      <w:pPr>
+        <w:pStyle w:val="Heading3"/>
+        <w:spacing w:beforeLines="120" w:before="288" w:afterLines="120" w:after="288" w:line="276" w:lineRule="auto"/>
+        <w:jc w:val="both"/>
+      </w:pPr>
+      <w:bookmarkStart w:id="26" w:name="_Toc217000980"/>
+      <w:r>
+        <w:t xml:space="preserve">3.3 </w:t>
+      </w:r>
+      <w:r>
+        <w:t>Phương pháp phân tích và dự đoán mức lương cho RQ3</w:t>
+      </w:r>
+      <w:bookmarkEnd w:id="26"/>
+    </w:p>
+    <w:p>
+      <w:pPr>
+        <w:pStyle w:val="NormalWeb"/>
+        <w:spacing w:beforeLines="120" w:before="288" w:beforeAutospacing="0" w:afterLines="120" w:after="288" w:afterAutospacing="0" w:line="276" w:lineRule="auto"/>
+        <w:jc w:val="both"/>
+      </w:pPr>
+      <w:r>
+        <w:t xml:space="preserve">Để trả lời câu hỏi nghiên cứu RQ3 – </w:t>
+      </w:r>
+      <w:r>
+        <w:rPr>
+          <w:rStyle w:val="Emphasis"/>
+        </w:rPr>
+        <w:t>“Những yếu tố nào trong thông tin tuyển dụng có ảnh hưởng đáng kể đến mức lương được công bố, và mức độ dự đoán lương từ các yếu tố này đến đâu?”</w:t>
+      </w:r>
+      <w:r>
+        <w:t xml:space="preserve"> – nghiên cứu áp dụng cách tiếp cận kết hợp giữa </w:t>
+      </w:r>
+      <w:r>
+        <w:rPr>
+          <w:rStyle w:val="Strong"/>
+        </w:rPr>
+        <w:t>phân tích đặc trưng</w:t>
+      </w:r>
+      <w:r>
+        <w:t xml:space="preserve"> và </w:t>
+      </w:r>
+      <w:r>
+        <w:rPr>
+          <w:rStyle w:val="Strong"/>
+        </w:rPr>
+        <w:t>mô hình dự đoán hồi quy</w:t>
+      </w:r>
+      <w:r>
+        <w:t>.</w:t>
+      </w:r>
+    </w:p>
+    <w:p>
+      <w:pPr>
+        <w:pStyle w:val="NormalWeb"/>
+        <w:spacing w:beforeLines="120" w:before="288" w:beforeAutospacing="0" w:afterLines="120" w:after="288" w:afterAutospacing="0" w:line="276" w:lineRule="auto"/>
+        <w:jc w:val="both"/>
+      </w:pPr>
+      <w:r>
+        <w:t xml:space="preserve">Trước hết, dữ liệu mức lương được chuẩn hóa về một thang đo thống nhất theo năm thông qua cột </w:t>
+      </w:r>
+      <w:r>
+        <w:rPr>
+          <w:rStyle w:val="Emphasis"/>
+        </w:rPr>
+        <w:t>normalized_salary</w:t>
+      </w:r>
+      <w:r>
+        <w:t xml:space="preserve">, đồng thời ưu tiên sử dụng giá trị này thay cho các cột </w:t>
+      </w:r>
+      <w:r>
+        <w:rPr>
+          <w:rStyle w:val="Emphasis"/>
+        </w:rPr>
+        <w:t>min_salary</w:t>
+      </w:r>
+      <w:r>
+        <w:t xml:space="preserve">, </w:t>
+      </w:r>
+      <w:r>
+        <w:rPr>
+          <w:rStyle w:val="Emphasis"/>
+        </w:rPr>
+        <w:t>med_salary</w:t>
+      </w:r>
+      <w:r>
+        <w:t xml:space="preserve"> và </w:t>
+      </w:r>
+      <w:r>
+        <w:rPr>
+          <w:rStyle w:val="Emphasis"/>
+        </w:rPr>
+        <w:t>max_salary</w:t>
+      </w:r>
+      <w:r>
+        <w:t xml:space="preserve"> nhằm giảm nhiễu và sự không nhất quán trong cách công bố lương. Để hạn chế ảnh hưởng của các giá trị ngoại lai và phân phối lệch, mức lương tiếp tục được biến đổi logarit trước khi đưa vào mô hình.</w:t>
+      </w:r>
+    </w:p>
+    <w:p>
+      <w:pPr>
+        <w:pStyle w:val="NormalWeb"/>
+        <w:spacing w:beforeLines="120" w:before="288" w:beforeAutospacing="0" w:afterLines="120" w:after="288" w:afterAutospacing="0" w:line="276" w:lineRule="auto"/>
+        <w:jc w:val="both"/>
+      </w:pPr>
+      <w:r>
+        <w:t>Tiếp theo, các đặc trưng đầu vào được xây dựng từ nhiều khía cạnh khác nhau của tin tuyển dụng, bao gồm: đặc điểm nội dung (độ dài mô tả công việc), đặc điểm kỹ năng (số lượng kỹ năng ESCO và kỹ năng LinkedIn), đặc điểm tổ chức (quy mô công ty, số người theo dõi), mức độ quan tâm của thị trường (lượt xem, lượt ứng tuyển), bối cảnh địa lý (quốc gia, khu vực), cũng như yếu tố thâm niên nghề nghiệp được trích xuất từ tiêu đề công việc. Các đặc trưng này phản ánh tương đối đầy đủ thông tin mà nhà tuyển dụng công bố, nhưng không chứa trực tiếp giá trị lương cần dự đoán.</w:t>
+      </w:r>
+    </w:p>
+    <w:p>
+      <w:pPr>
+        <w:pStyle w:val="NormalWeb"/>
+        <w:spacing w:beforeLines="120" w:before="288" w:beforeAutospacing="0" w:afterLines="120" w:after="288" w:afterAutospacing="0" w:line="276" w:lineRule="auto"/>
+        <w:jc w:val="both"/>
+      </w:pPr>
+      <w:r>
+        <w:t xml:space="preserve">Trong số các mô hình hồi quy được xem xét, </w:t>
+      </w:r>
+      <w:r>
+        <w:rPr>
+          <w:rStyle w:val="Strong"/>
+        </w:rPr>
+        <w:t>Random Forest Regression</w:t>
+      </w:r>
+      <w:r>
+        <w:t xml:space="preserve"> được lựa chọn làm mô hình chính cho RQ3. Lý do là Random Forest có khả năng mô hình hóa các mối quan hệ phi tuyến và tương tác phức tạp giữa các yếu tố tuyển dụng và mức lương, đồng thời hoạt động ổn định trên dữ liệu dị thể gồm cả biến số và biến phân loại. So với các mô hình phức tạp hơn, Random Forest đạt được sự cân bằng phù hợp giữa hiệu năng dự đoán, độ bền vững và khả năng diễn giải kết quả, phù hợp với mục tiêu phân tích của nghiên cứu.</w:t>
+      </w:r>
+    </w:p>
+    <w:p>
+      <w:pPr>
+        <w:pStyle w:val="NormalWeb"/>
+        <w:spacing w:beforeLines="120" w:before="288" w:beforeAutospacing="0" w:afterLines="120" w:after="288" w:afterAutospacing="0" w:line="276" w:lineRule="auto"/>
+        <w:jc w:val="both"/>
+      </w:pPr>
+      <w:r>
+        <w:t xml:space="preserve">Một vấn đề quan trọng được xem xét trong quá trình xây dựng mô hình là </w:t>
+      </w:r>
+      <w:r>
+        <w:rPr>
+          <w:rStyle w:val="Strong"/>
+        </w:rPr>
+        <w:t>rò rỉ dữ liệu (data leakage)</w:t>
+      </w:r>
+      <w:r>
+        <w:t xml:space="preserve">. Các biến có khả năng tiết lộ trực tiếp hoặc gián tiếp thông tin về mức lương, chẳng hạn như </w:t>
+      </w:r>
+      <w:r>
+        <w:rPr>
+          <w:rStyle w:val="Emphasis"/>
+        </w:rPr>
+        <w:t>min_salary</w:t>
+      </w:r>
+      <w:r>
+        <w:t xml:space="preserve">, </w:t>
+      </w:r>
+      <w:r>
+        <w:rPr>
+          <w:rStyle w:val="Emphasis"/>
+        </w:rPr>
+        <w:t>max_salary</w:t>
+      </w:r>
+      <w:r>
+        <w:t xml:space="preserve">, </w:t>
+      </w:r>
+      <w:r>
+        <w:rPr>
+          <w:rStyle w:val="Emphasis"/>
+        </w:rPr>
+        <w:t>pay_period</w:t>
+      </w:r>
+      <w:r>
+        <w:t xml:space="preserve"> hoặc </w:t>
+      </w:r>
+      <w:r>
+        <w:rPr>
+          <w:rStyle w:val="Emphasis"/>
+        </w:rPr>
+        <w:t>currency</w:t>
+      </w:r>
+      <w:r>
+        <w:t>, được loại bỏ khỏi tập đặc trưng đầu vào. Việc này nhằm đảm bảo mô hình thực sự học được mối quan hệ giữa thông tin tuyển dụng và mức lương, thay vì suy đoán ngược từ các thành phần đã công bố của chính mức lương đó.</w:t>
+      </w:r>
+    </w:p>
+    <w:p>
+      <w:pPr>
+        <w:pStyle w:val="NormalWeb"/>
+        <w:spacing w:beforeLines="120" w:before="288" w:beforeAutospacing="0" w:afterLines="120" w:after="288" w:afterAutospacing="0" w:line="276" w:lineRule="auto"/>
+        <w:jc w:val="both"/>
+      </w:pPr>
+      <w:r>
+        <w:t xml:space="preserve">Cuối cùng, mô hình được đánh giá bằng các thước đo RMSE, MAE và hệ số xác định R² trên tập kiểm tra, đồng thời phân tích độ quan trọng của các đặc trưng để xác định những yếu tố có ảnh hưởng lớn nhất đến mức lương. Qua đó, kết quả của RQ3 không chỉ phản ánh khả năng dự đoán </w:t>
+      </w:r>
+      <w:r>
+        <w:lastRenderedPageBreak/>
+        <w:t>lương từ dữ liệu tuyển dụng, mà còn cung cấp các bằng chứng định lượng giúp giải thích vai trò của từng yếu tố trong thị trường lao động.</w:t>
+      </w:r>
+    </w:p>
+    <w:p>
+      <w:pPr>
+        <w:pStyle w:val="NormalWeb"/>
+        <w:spacing w:before="120" w:beforeAutospacing="0" w:after="120" w:afterAutospacing="0" w:line="23" w:lineRule="atLeast"/>
+        <w:jc w:val="both"/>
+      </w:pPr>
     </w:p>
     <w:p/>
-    <w:p>
-      <w:pPr>
-        <w:pStyle w:val="Heading2"/>
-        <w:spacing w:before="120" w:after="120" w:line="276" w:lineRule="auto"/>
-        <w:rPr>
-          <w:rStyle w:val="Strong"/>
-          <w:b/>
-        </w:rPr>
-      </w:pPr>
-      <w:bookmarkStart w:id="14" w:name="_Toc215816566"/>
-      <w:r>
-        <w:t xml:space="preserve">3. Vector hóa văn bản </w:t>
-      </w:r>
-      <w:r>
-        <w:t>(</w:t>
-      </w:r>
-      <w:r>
-        <w:rPr>
-          <w:rStyle w:val="Strong"/>
-          <w:b/>
-        </w:rPr>
-        <w:t>Vectorization of Text)</w:t>
-      </w:r>
-      <w:bookmarkEnd w:id="14"/>
-    </w:p>
+    <w:p/>
+    <w:p/>
+    <w:p/>
     <w:p>
       <w:pPr>
         <w:pStyle w:val="NormalWeb"/>
-        <w:spacing w:before="120" w:beforeAutospacing="0" w:after="120" w:afterAutospacing="0" w:line="276" w:lineRule="auto"/>
+        <w:spacing w:beforeLines="120" w:before="288" w:beforeAutospacing="0" w:afterLines="120" w:after="288" w:afterAutospacing="0" w:line="276" w:lineRule="auto"/>
         <w:jc w:val="both"/>
       </w:pPr>
-      <w:r>
-        <w:t xml:space="preserve">Vector hóa văn bản (text vectorization) là bước chuyển đổi dữ liệu văn bản thành dạng số để các thuật toán khai phá dữ liệu có thể xử lý. Hai phương pháp phổ biến được sử dụng trong nghiên cứu này là </w:t>
-      </w:r>
-      <w:r>
-        <w:rPr>
-          <w:rStyle w:val="Strong"/>
-        </w:rPr>
-        <w:t>TF-IDF</w:t>
-      </w:r>
-      <w:r>
-        <w:t xml:space="preserve"> và </w:t>
-      </w:r>
-      <w:r>
-        <w:rPr>
-          <w:rStyle w:val="Strong"/>
-        </w:rPr>
-        <w:t>word/skill embedding</w:t>
-      </w:r>
-      <w:r>
-        <w:t>.</w:t>
-      </w:r>
-    </w:p>
-    <w:p>
-      <w:pPr>
-        <w:pStyle w:val="NormalWeb"/>
-        <w:spacing w:before="120" w:beforeAutospacing="0" w:after="120" w:afterAutospacing="0" w:line="276" w:lineRule="auto"/>
-        <w:jc w:val="both"/>
-      </w:pPr>
-      <w:r>
-        <w:t>TF-IDF (Term Frequency – Inverse Document Frequency) đánh giá tầm quan trọng của một từ trong một văn bản so với toàn bộ tập văn bản. Công thức được định nghĩa như sau:</w:t>
-      </w:r>
-    </w:p>
-    <w:p>
-      <w:pPr>
-        <w:pStyle w:val="ListParagraph"/>
-        <w:numPr>
-          <w:ilvl w:val="0"/>
-          <w:numId w:val="5"/>
-        </w:numPr>
-        <w:spacing w:before="120" w:after="120" w:line="276" w:lineRule="auto"/>
-        <w:rPr>
-          <w:b/>
-        </w:rPr>
-      </w:pPr>
-      <w:r>
-        <w:rPr>
-          <w:b/>
-        </w:rPr>
-        <w:t>Term Frequency (TF):</w:t>
-      </w:r>
-    </w:p>
-    <w:p>
-      <w:pPr>
-        <w:pStyle w:val="ListParagraph"/>
-        <w:spacing w:before="120" w:after="120" w:line="276" w:lineRule="auto"/>
-      </w:pPr>
-      <m:oMathPara>
-        <m:oMath>
-          <m:r>
-            <w:rPr>
-              <w:rFonts w:ascii="Cambria Math" w:hAnsi="Cambria Math"/>
-            </w:rPr>
-            <m:t>T</m:t>
-          </m:r>
-          <m:sSub>
-            <m:sSubPr>
-              <m:ctrlPr>
-                <w:rPr>
-                  <w:rFonts w:ascii="Cambria Math" w:hAnsi="Cambria Math"/>
-                </w:rPr>
-              </m:ctrlPr>
-            </m:sSubPr>
-            <m:e>
-              <m:r>
-                <w:rPr>
-                  <w:rFonts w:ascii="Cambria Math" w:hAnsi="Cambria Math"/>
-                </w:rPr>
-                <m:t>F</m:t>
-              </m:r>
-            </m:e>
-            <m:sub>
-              <m:r>
-                <w:rPr>
-                  <w:rFonts w:ascii="Cambria Math" w:hAnsi="Cambria Math"/>
-                </w:rPr>
-                <m:t>t,d</m:t>
-              </m:r>
-            </m:sub>
-          </m:sSub>
-          <m:r>
-            <w:rPr>
-              <w:rFonts w:ascii="Cambria Math" w:hAnsi="Cambria Math"/>
-            </w:rPr>
-            <m:t>=</m:t>
-          </m:r>
-          <m:f>
-            <m:fPr>
-              <m:ctrlPr>
-                <w:rPr>
-                  <w:rFonts w:ascii="Cambria Math" w:hAnsi="Cambria Math"/>
-                </w:rPr>
-              </m:ctrlPr>
-            </m:fPr>
-            <m:num>
-              <m:sSub>
-                <m:sSubPr>
-                  <m:ctrlPr>
-                    <w:rPr>
-                      <w:rFonts w:ascii="Cambria Math" w:hAnsi="Cambria Math"/>
-                    </w:rPr>
-                  </m:ctrlPr>
-                </m:sSubPr>
-                <m:e>
-                  <m:r>
-                    <w:rPr>
-                      <w:rFonts w:ascii="Cambria Math" w:hAnsi="Cambria Math"/>
-                    </w:rPr>
-                    <m:t>f</m:t>
-                  </m:r>
-                </m:e>
-                <m:sub>
-                  <m:r>
-                    <w:rPr>
-                      <w:rFonts w:ascii="Cambria Math" w:hAnsi="Cambria Math"/>
-                    </w:rPr>
-                    <m:t>t,d</m:t>
-                  </m:r>
-                </m:sub>
-              </m:sSub>
-            </m:num>
-            <m:den>
-              <m:nary>
-                <m:naryPr>
-                  <m:chr m:val="∑"/>
-                  <m:limLoc m:val="undOvr"/>
-                  <m:grow m:val="1"/>
-                  <m:supHide m:val="1"/>
-                  <m:ctrlPr>
-                    <w:rPr>
-                      <w:rFonts w:ascii="Cambria Math" w:hAnsi="Cambria Math"/>
-                    </w:rPr>
-                  </m:ctrlPr>
-                </m:naryPr>
-                <m:sub>
-                  <m:sSup>
-                    <m:sSupPr>
-                      <m:ctrlPr>
-                        <w:rPr>
-                          <w:rFonts w:ascii="Cambria Math" w:hAnsi="Cambria Math"/>
-                        </w:rPr>
-                      </m:ctrlPr>
-                    </m:sSupPr>
-                    <m:e>
-                      <m:r>
-                        <w:rPr>
-                          <w:rFonts w:ascii="Cambria Math" w:hAnsi="Cambria Math"/>
-                        </w:rPr>
-                        <m:t>t</m:t>
-                      </m:r>
-                    </m:e>
-                    <m:sup>
-                      <m:r>
-                        <w:rPr>
-                          <w:rFonts w:ascii="Cambria Math" w:hAnsi="Cambria Math"/>
-                        </w:rPr>
-                        <m:t>'</m:t>
-                      </m:r>
-                    </m:sup>
-                  </m:sSup>
-                </m:sub>
-                <m:sup/>
-                <m:e>
-                  <m:r>
-                    <w:rPr>
-                      <w:rFonts w:ascii="Cambria Math" w:hAnsi="Cambria Math"/>
-                    </w:rPr>
-                    <m:t> </m:t>
-                  </m:r>
-                </m:e>
-              </m:nary>
-              <m:sSub>
-                <m:sSubPr>
-                  <m:ctrlPr>
-                    <w:rPr>
-                      <w:rFonts w:ascii="Cambria Math" w:hAnsi="Cambria Math"/>
-                    </w:rPr>
-                  </m:ctrlPr>
-                </m:sSubPr>
-                <m:e>
-                  <m:r>
-                    <w:rPr>
-                      <w:rFonts w:ascii="Cambria Math" w:hAnsi="Cambria Math"/>
-                    </w:rPr>
-                    <m:t>f</m:t>
-                  </m:r>
-                </m:e>
-                <m:sub>
-                  <m:sSup>
-                    <m:sSupPr>
-                      <m:ctrlPr>
-                        <w:rPr>
-                          <w:rFonts w:ascii="Cambria Math" w:hAnsi="Cambria Math"/>
-                        </w:rPr>
-                      </m:ctrlPr>
-                    </m:sSupPr>
-                    <m:e>
-                      <m:r>
-                        <m:rPr>
-                          <m:sty m:val="p"/>
-                        </m:rPr>
-                        <w:rPr>
-                          <w:rFonts w:ascii="Cambria Math" w:hAnsi="Cambria Math"/>
-                        </w:rPr>
-                        <m:t>t</m:t>
-                      </m:r>
-                    </m:e>
-                    <m:sup>
-                      <m:r>
-                        <m:rPr>
-                          <m:sty m:val="p"/>
-                        </m:rPr>
-                        <w:rPr>
-                          <w:rFonts w:ascii="Cambria Math" w:hAnsi="Cambria Math"/>
-                        </w:rPr>
-                        <m:t>'</m:t>
-                      </m:r>
-                    </m:sup>
-                  </m:sSup>
-                  <m:r>
-                    <m:rPr>
-                      <m:sty m:val="p"/>
-                    </m:rPr>
-                    <w:rPr>
-                      <w:rFonts w:ascii="Cambria Math" w:hAnsi="Cambria Math"/>
-                    </w:rPr>
-                    <m:t>,d</m:t>
-                  </m:r>
-                </m:sub>
-              </m:sSub>
-            </m:den>
-          </m:f>
-        </m:oMath>
-      </m:oMathPara>
-    </w:p>
-    <w:p>
-      <w:pPr>
-        <w:spacing w:before="120" w:after="120" w:line="276" w:lineRule="auto"/>
-      </w:pPr>
-      <w:r>
-        <w:tab/>
-        <w:t xml:space="preserve">Trong đó </w:t>
-      </w:r>
-      <m:oMath>
-        <m:sSub>
-          <m:sSubPr>
-            <m:ctrlPr>
-              <w:rPr>
-                <w:rFonts w:ascii="Cambria Math" w:hAnsi="Cambria Math"/>
-                <w:i/>
-              </w:rPr>
-            </m:ctrlPr>
-          </m:sSubPr>
-          <m:e>
-            <m:r>
-              <w:rPr>
-                <w:rFonts w:ascii="Cambria Math" w:hAnsi="Cambria Math"/>
-              </w:rPr>
-              <m:t>f</m:t>
-            </m:r>
-          </m:e>
-          <m:sub>
-            <m:r>
-              <w:rPr>
-                <w:rFonts w:ascii="Cambria Math" w:hAnsi="Cambria Math"/>
-              </w:rPr>
-              <m:t>t,d</m:t>
-            </m:r>
-          </m:sub>
-        </m:sSub>
-        <m:r>
-          <w:rPr>
-            <w:rFonts w:ascii="Cambria Math" w:hAnsi="Cambria Math"/>
-          </w:rPr>
-          <m:t xml:space="preserve"> </m:t>
-        </m:r>
-      </m:oMath>
-      <w:r>
-        <w:t xml:space="preserve">là số lần từ </w:t>
-      </w:r>
-      <m:oMath>
-        <m:r>
-          <w:rPr>
-            <w:rFonts w:ascii="Cambria Math" w:hAnsi="Cambria Math"/>
-          </w:rPr>
-          <m:t>t</m:t>
-        </m:r>
-      </m:oMath>
-      <w:r>
-        <w:t xml:space="preserve"> xuất hiện trong văn bản </w:t>
-      </w:r>
-      <m:oMath>
-        <m:r>
-          <w:rPr>
-            <w:rFonts w:ascii="Cambria Math" w:hAnsi="Cambria Math"/>
-          </w:rPr>
-          <m:t>d</m:t>
-        </m:r>
-      </m:oMath>
-      <w:r>
-        <w:t>.</w:t>
-      </w:r>
-    </w:p>
-    <w:p>
-      <w:pPr>
-        <w:pStyle w:val="ListParagraph"/>
-        <w:numPr>
-          <w:ilvl w:val="0"/>
-          <w:numId w:val="5"/>
-        </w:numPr>
-        <w:spacing w:before="120" w:after="120" w:line="276" w:lineRule="auto"/>
-        <w:rPr>
-          <w:b/>
-        </w:rPr>
-      </w:pPr>
-      <w:r>
-        <w:rPr>
-          <w:b/>
-        </w:rPr>
-        <w:t>Inverse Document Frequency (IDF):</w:t>
-      </w:r>
-    </w:p>
-    <w:p>
-      <w:pPr>
-        <w:spacing w:before="120" w:after="120" w:line="276" w:lineRule="auto"/>
-        <w:ind w:left="720"/>
-      </w:pPr>
-      <m:oMathPara>
-        <m:oMath>
-          <m:r>
-            <w:rPr>
-              <w:rFonts w:ascii="Cambria Math" w:hAnsi="Cambria Math"/>
-            </w:rPr>
-            <m:t>ID</m:t>
-          </m:r>
-          <m:sSub>
-            <m:sSubPr>
-              <m:ctrlPr>
-                <w:rPr>
-                  <w:rFonts w:ascii="Cambria Math" w:hAnsi="Cambria Math"/>
-                  <w:i/>
-                </w:rPr>
-              </m:ctrlPr>
-            </m:sSubPr>
-            <m:e>
-              <m:r>
-                <w:rPr>
-                  <w:rFonts w:ascii="Cambria Math" w:hAnsi="Cambria Math"/>
-                </w:rPr>
-                <m:t>F</m:t>
-              </m:r>
-            </m:e>
-            <m:sub>
-              <m:r>
-                <w:rPr>
-                  <w:rFonts w:ascii="Cambria Math" w:hAnsi="Cambria Math"/>
-                </w:rPr>
-                <m:t>t</m:t>
-              </m:r>
-            </m:sub>
-          </m:sSub>
-          <m:r>
-            <w:rPr>
-              <w:rFonts w:ascii="Cambria Math" w:hAnsi="Cambria Math"/>
-            </w:rPr>
-            <m:t>=</m:t>
-          </m:r>
-          <m:r>
-            <m:rPr>
-              <m:sty m:val="p"/>
-            </m:rPr>
-            <w:rPr>
-              <w:rFonts w:ascii="Cambria Math" w:hAnsi="Cambria Math"/>
-            </w:rPr>
-            <m:t>log⁡</m:t>
-          </m:r>
-          <m:r>
-            <w:rPr>
-              <w:rFonts w:ascii="Cambria Math" w:hAnsi="Cambria Math"/>
-            </w:rPr>
-            <m:t>(</m:t>
-          </m:r>
-          <m:f>
-            <m:fPr>
-              <m:ctrlPr>
-                <w:rPr>
-                  <w:rFonts w:ascii="Cambria Math" w:hAnsi="Cambria Math"/>
-                  <w:i/>
-                </w:rPr>
-              </m:ctrlPr>
-            </m:fPr>
-            <m:num>
-              <m:r>
-                <w:rPr>
-                  <w:rFonts w:ascii="Cambria Math" w:hAnsi="Cambria Math"/>
-                </w:rPr>
-                <m:t>N</m:t>
-              </m:r>
-            </m:num>
-            <m:den>
-              <m:sSub>
-                <m:sSubPr>
-                  <m:ctrlPr>
-                    <w:rPr>
-                      <w:rFonts w:ascii="Cambria Math" w:hAnsi="Cambria Math"/>
-                      <w:i/>
-                    </w:rPr>
-                  </m:ctrlPr>
-                </m:sSubPr>
-                <m:e>
-                  <m:r>
-                    <w:rPr>
-                      <w:rFonts w:ascii="Cambria Math" w:hAnsi="Cambria Math"/>
-                    </w:rPr>
-                    <m:t>n</m:t>
-                  </m:r>
-                </m:e>
-                <m:sub>
-                  <m:r>
-                    <w:rPr>
-                      <w:rFonts w:ascii="Cambria Math" w:hAnsi="Cambria Math"/>
-                    </w:rPr>
-                    <m:t>t</m:t>
-                  </m:r>
-                </m:sub>
-              </m:sSub>
-            </m:den>
-          </m:f>
-          <m:r>
-            <w:rPr>
-              <w:rFonts w:ascii="Cambria Math" w:hAnsi="Cambria Math"/>
-            </w:rPr>
-            <m:t>)</m:t>
-          </m:r>
-        </m:oMath>
-      </m:oMathPara>
-    </w:p>
-    <w:p>
-      <w:pPr>
-        <w:spacing w:before="120" w:after="120" w:line="276" w:lineRule="auto"/>
-        <w:ind w:left="720"/>
-      </w:pPr>
-      <w:r>
-        <w:t xml:space="preserve">Trong đó </w:t>
-      </w:r>
-      <m:oMath>
-        <m:r>
-          <w:rPr>
-            <w:rFonts w:ascii="Cambria Math" w:hAnsi="Cambria Math"/>
-          </w:rPr>
-          <m:t>N</m:t>
-        </m:r>
-      </m:oMath>
-      <w:r>
-        <w:t xml:space="preserve"> là tổng số văn bản, </w:t>
-      </w:r>
-      <m:oMath>
-        <m:sSub>
-          <m:sSubPr>
-            <m:ctrlPr>
-              <w:rPr>
-                <w:rFonts w:ascii="Cambria Math" w:hAnsi="Cambria Math"/>
-                <w:i/>
-              </w:rPr>
-            </m:ctrlPr>
-          </m:sSubPr>
-          <m:e>
-            <m:r>
-              <w:rPr>
-                <w:rFonts w:ascii="Cambria Math" w:hAnsi="Cambria Math"/>
-              </w:rPr>
-              <m:t>n</m:t>
-            </m:r>
-          </m:e>
-          <m:sub>
-            <m:r>
-              <w:rPr>
-                <w:rFonts w:ascii="Cambria Math" w:hAnsi="Cambria Math"/>
-              </w:rPr>
-              <m:t>t</m:t>
-            </m:r>
-          </m:sub>
-        </m:sSub>
-      </m:oMath>
-      <w:r>
-        <w:t xml:space="preserve"> là số văn bản chứa từ </w:t>
-      </w:r>
-      <m:oMath>
-        <m:r>
-          <w:rPr>
-            <w:rFonts w:ascii="Cambria Math" w:hAnsi="Cambria Math"/>
-          </w:rPr>
-          <m:t>t</m:t>
-        </m:r>
-      </m:oMath>
-      <w:r>
-        <w:t>.</w:t>
-      </w:r>
-    </w:p>
-    <w:p>
-      <w:pPr>
-        <w:pStyle w:val="ListParagraph"/>
-        <w:numPr>
-          <w:ilvl w:val="0"/>
-          <w:numId w:val="5"/>
-        </w:numPr>
-        <w:spacing w:before="120" w:after="120" w:line="276" w:lineRule="auto"/>
-      </w:pPr>
-      <w:r>
-        <w:rPr>
-          <w:b/>
-        </w:rPr>
-        <w:t>TF-IDF</w:t>
-      </w:r>
-      <w:r>
-        <w:t>:</w:t>
-      </w:r>
-    </w:p>
-    <w:p>
-      <w:pPr>
-        <w:pStyle w:val="ListParagraph"/>
-        <w:spacing w:before="120" w:after="120" w:line="276" w:lineRule="auto"/>
-      </w:pPr>
-      <m:oMathPara>
-        <m:oMath>
-          <m:r>
-            <w:rPr>
-              <w:rFonts w:ascii="Cambria Math" w:hAnsi="Cambria Math"/>
-            </w:rPr>
-            <m:t>TFID</m:t>
-          </m:r>
-          <m:sSub>
-            <m:sSubPr>
-              <m:ctrlPr>
-                <w:rPr>
-                  <w:rFonts w:ascii="Cambria Math" w:hAnsi="Cambria Math"/>
-                  <w:i/>
-                </w:rPr>
-              </m:ctrlPr>
-            </m:sSubPr>
-            <m:e>
-              <m:r>
-                <w:rPr>
-                  <w:rFonts w:ascii="Cambria Math" w:hAnsi="Cambria Math"/>
-                </w:rPr>
-                <m:t>F</m:t>
-              </m:r>
-            </m:e>
-            <m:sub>
-              <m:r>
-                <w:rPr>
-                  <w:rFonts w:ascii="Cambria Math" w:hAnsi="Cambria Math"/>
-                </w:rPr>
-                <m:t>t,d</m:t>
-              </m:r>
-            </m:sub>
-          </m:sSub>
-          <m:r>
-            <w:rPr>
-              <w:rFonts w:ascii="Cambria Math" w:hAnsi="Cambria Math"/>
-            </w:rPr>
-            <m:t>=T</m:t>
-          </m:r>
-          <m:sSub>
-            <m:sSubPr>
-              <m:ctrlPr>
-                <w:rPr>
-                  <w:rFonts w:ascii="Cambria Math" w:hAnsi="Cambria Math"/>
-                  <w:i/>
-                </w:rPr>
-              </m:ctrlPr>
-            </m:sSubPr>
-            <m:e>
-              <m:r>
-                <w:rPr>
-                  <w:rFonts w:ascii="Cambria Math" w:hAnsi="Cambria Math"/>
-                </w:rPr>
-                <m:t>F</m:t>
-              </m:r>
-            </m:e>
-            <m:sub>
-              <m:r>
-                <w:rPr>
-                  <w:rFonts w:ascii="Cambria Math" w:hAnsi="Cambria Math"/>
-                </w:rPr>
-                <m:t>t,d</m:t>
-              </m:r>
-            </m:sub>
-          </m:sSub>
-          <m:r>
-            <w:rPr>
-              <w:rFonts w:ascii="Cambria Math" w:hAnsi="Cambria Math"/>
-            </w:rPr>
-            <m:t>×ID</m:t>
-          </m:r>
-          <m:sSub>
-            <m:sSubPr>
-              <m:ctrlPr>
-                <w:rPr>
-                  <w:rFonts w:ascii="Cambria Math" w:hAnsi="Cambria Math"/>
-                  <w:i/>
-                </w:rPr>
-              </m:ctrlPr>
-            </m:sSubPr>
-            <m:e>
-              <m:r>
-                <w:rPr>
-                  <w:rFonts w:ascii="Cambria Math" w:hAnsi="Cambria Math"/>
-                </w:rPr>
-                <m:t>F</m:t>
-              </m:r>
-            </m:e>
-            <m:sub>
-              <m:r>
-                <w:rPr>
-                  <w:rFonts w:ascii="Cambria Math" w:hAnsi="Cambria Math"/>
-                </w:rPr>
-                <m:t>t</m:t>
-              </m:r>
-            </m:sub>
-          </m:sSub>
-        </m:oMath>
-      </m:oMathPara>
-    </w:p>
-    <w:p>
-      <w:pPr>
-        <w:pStyle w:val="ListParagraph"/>
-        <w:spacing w:before="120" w:after="120" w:line="276" w:lineRule="auto"/>
-        <w:jc w:val="both"/>
-      </w:pPr>
-      <w:r>
-        <w:t>TF-IDF giúp nhấn mạnh các từ đặc trưng và giảm trọng số của những từ xuất hiện quá phổ biến.</w:t>
-      </w:r>
-    </w:p>
-    <w:p>
-      <w:pPr>
-        <w:pStyle w:val="ListParagraph"/>
-        <w:spacing w:before="120" w:after="120" w:line="276" w:lineRule="auto"/>
-        <w:jc w:val="both"/>
-      </w:pPr>
-      <w:r>
-        <w:lastRenderedPageBreak/>
-        <w:t xml:space="preserve">Embedding là phương pháp biểu diễn từ hoặc kỹ năng dưới dạng vector chiều thấp, trong đó các từ có ý nghĩa gần nhau được biểu diễn gần nhau trong không gian vector. Các mô hình như </w:t>
-      </w:r>
-      <w:r>
-        <w:rPr>
-          <w:rStyle w:val="Strong"/>
-        </w:rPr>
-        <w:t>Word2Vec</w:t>
-      </w:r>
-      <w:r>
-        <w:t xml:space="preserve">, </w:t>
-      </w:r>
-      <w:r>
-        <w:rPr>
-          <w:rStyle w:val="Strong"/>
-        </w:rPr>
-        <w:t>GloVe</w:t>
-      </w:r>
-      <w:r>
-        <w:t xml:space="preserve"> hay embedding từ </w:t>
-      </w:r>
-      <w:r>
-        <w:rPr>
-          <w:rStyle w:val="Strong"/>
-        </w:rPr>
-        <w:t>BERT</w:t>
-      </w:r>
-      <w:r>
-        <w:t xml:space="preserve"> học được ngữ nghĩa thông qua ngữ cảnh xuất hiện trong văn bản.</w:t>
-      </w:r>
-    </w:p>
-    <w:p>
-      <w:pPr>
-        <w:pStyle w:val="ListParagraph"/>
-        <w:spacing w:before="120" w:after="120" w:line="276" w:lineRule="auto"/>
-      </w:pPr>
-      <w:r>
-        <w:t>Biểu diễn embedding có dạng:</w:t>
-      </w:r>
-    </w:p>
-    <w:p>
-      <w:pPr>
-        <w:pStyle w:val="ListParagraph"/>
-        <w:spacing w:before="120" w:after="120" w:line="276" w:lineRule="auto"/>
-      </w:pPr>
-      <m:oMathPara>
-        <m:oMath>
-          <m:sSub>
-            <m:sSubPr>
-              <m:ctrlPr>
-                <w:rPr>
-                  <w:rFonts w:ascii="Cambria Math" w:hAnsi="Cambria Math"/>
-                  <w:i/>
-                </w:rPr>
-              </m:ctrlPr>
-            </m:sSubPr>
-            <m:e>
-              <m:r>
-                <w:rPr>
-                  <w:rFonts w:ascii="Cambria Math" w:hAnsi="Cambria Math"/>
-                </w:rPr>
-                <m:t>w</m:t>
-              </m:r>
-            </m:e>
-            <m:sub>
-              <m:r>
-                <w:rPr>
-                  <w:rFonts w:ascii="Cambria Math" w:hAnsi="Cambria Math"/>
-                </w:rPr>
-                <m:t>i</m:t>
-              </m:r>
-            </m:sub>
-          </m:sSub>
-          <m:r>
-            <w:rPr>
-              <w:rFonts w:ascii="Cambria Math" w:hAnsi="Cambria Math"/>
-            </w:rPr>
-            <m:t>∈</m:t>
-          </m:r>
-          <m:sSup>
-            <m:sSupPr>
-              <m:ctrlPr>
-                <w:rPr>
-                  <w:rFonts w:ascii="Cambria Math" w:hAnsi="Cambria Math"/>
-                  <w:i/>
-                </w:rPr>
-              </m:ctrlPr>
-            </m:sSupPr>
-            <m:e>
-              <m:r>
-                <w:rPr>
-                  <w:rFonts w:ascii="Cambria Math" w:hAnsi="Cambria Math"/>
-                </w:rPr>
-                <m:t>R</m:t>
-              </m:r>
-            </m:e>
-            <m:sup>
-              <m:r>
-                <w:rPr>
-                  <w:rFonts w:ascii="Cambria Math" w:hAnsi="Cambria Math"/>
-                </w:rPr>
-                <m:t>d</m:t>
-              </m:r>
-            </m:sup>
-          </m:sSup>
-        </m:oMath>
-      </m:oMathPara>
-    </w:p>
-    <w:p>
-      <w:pPr>
-        <w:pStyle w:val="NormalWeb"/>
-        <w:spacing w:before="120" w:beforeAutospacing="0" w:after="120" w:afterAutospacing="0" w:line="276" w:lineRule="auto"/>
-      </w:pPr>
-      <w:r>
-        <w:t xml:space="preserve">Trong đó </w:t>
-      </w:r>
-      <m:oMath>
-        <m:r>
-          <w:rPr>
-            <w:rFonts w:ascii="Cambria Math" w:hAnsi="Cambria Math"/>
-          </w:rPr>
-          <m:t>d</m:t>
-        </m:r>
-      </m:oMath>
-      <w:r>
-        <w:t xml:space="preserve"> là số chiều của vector embedding, thường từ 50 đến 768 tùy mô hình.</w:t>
-      </w:r>
-    </w:p>
-    <w:p>
-      <w:pPr>
-        <w:pStyle w:val="NormalWeb"/>
-        <w:spacing w:before="120" w:beforeAutospacing="0" w:after="120" w:afterAutospacing="0" w:line="276" w:lineRule="auto"/>
-      </w:pPr>
-      <w:r>
-        <w:t>Embedding phù hợp cho các bài toán yêu cầu hiểu ngữ nghĩa sâu như phân tích kỹ năng.</w:t>
-      </w:r>
-    </w:p>
-    <w:p>
-      <w:pPr>
-        <w:pStyle w:val="ListParagraph"/>
-      </w:pPr>
-    </w:p>
-    <w:p>
-      <w:pPr>
-        <w:pStyle w:val="Heading2"/>
-      </w:pPr>
-      <w:bookmarkStart w:id="15" w:name="_Toc215816567"/>
-      <w:r>
-        <w:t>4. Phân cụm (Clustering)</w:t>
-      </w:r>
-      <w:bookmarkEnd w:id="15"/>
-    </w:p>
-    <w:p>
-      <w:pPr>
-        <w:pStyle w:val="NormalWeb"/>
-        <w:spacing w:before="120" w:beforeAutospacing="0" w:after="120" w:afterAutospacing="0" w:line="276" w:lineRule="auto"/>
-        <w:jc w:val="both"/>
-      </w:pPr>
-      <w:r>
-        <w:t>Phân cụm là kỹ thuật học không giám sát nhằm nhóm các đối tượng có đặc điểm tương đồng vào cùng một cụm.</w:t>
-      </w:r>
-    </w:p>
-    <w:p>
-      <w:pPr>
-        <w:pStyle w:val="NormalWeb"/>
-        <w:spacing w:before="120" w:beforeAutospacing="0" w:after="120" w:afterAutospacing="0" w:line="276" w:lineRule="auto"/>
-        <w:jc w:val="both"/>
-      </w:pPr>
-      <w:r>
-        <w:rPr>
-          <w:b/>
-        </w:rPr>
-        <w:t>K-means</w:t>
-      </w:r>
-      <w:r>
-        <w:t xml:space="preserve"> là thuật toán phân cụm phổ biến nhất, hoạt động bằng cách tối thiểu hóa tổng bình phương khoảng cách từ điểm dữ liệu đến tâm cụm. Hàm mục tiêu của K-means được định nghĩa như sau:</w:t>
-      </w:r>
-    </w:p>
-    <w:p>
-      <w:pPr>
-        <w:pStyle w:val="NormalWeb"/>
-        <w:spacing w:before="120" w:beforeAutospacing="0" w:after="120" w:afterAutospacing="0" w:line="276" w:lineRule="auto"/>
-      </w:pPr>
-      <m:oMathPara>
-        <m:oMath>
-          <m:r>
-            <w:rPr>
-              <w:rFonts w:ascii="Cambria Math" w:hAnsi="Cambria Math"/>
-            </w:rPr>
-            <m:t>J=</m:t>
-          </m:r>
-          <m:nary>
-            <m:naryPr>
-              <m:chr m:val="∑"/>
-              <m:limLoc m:val="undOvr"/>
-              <m:grow m:val="1"/>
-              <m:ctrlPr>
-                <w:rPr>
-                  <w:rFonts w:ascii="Cambria Math" w:hAnsi="Cambria Math"/>
-                </w:rPr>
-              </m:ctrlPr>
-            </m:naryPr>
-            <m:sub>
-              <m:r>
-                <w:rPr>
-                  <w:rFonts w:ascii="Cambria Math" w:hAnsi="Cambria Math"/>
-                </w:rPr>
-                <m:t>k=1</m:t>
-              </m:r>
-            </m:sub>
-            <m:sup>
-              <m:r>
-                <w:rPr>
-                  <w:rFonts w:ascii="Cambria Math" w:hAnsi="Cambria Math"/>
-                </w:rPr>
-                <m:t>K</m:t>
-              </m:r>
-            </m:sup>
-            <m:e>
-              <m:r>
-                <w:rPr>
-                  <w:rFonts w:ascii="Cambria Math" w:hAnsi="Cambria Math"/>
-                </w:rPr>
-                <m:t> </m:t>
-              </m:r>
-            </m:e>
-          </m:nary>
-          <m:nary>
-            <m:naryPr>
-              <m:chr m:val="∑"/>
-              <m:limLoc m:val="undOvr"/>
-              <m:grow m:val="1"/>
-              <m:supHide m:val="1"/>
-              <m:ctrlPr>
-                <w:rPr>
-                  <w:rFonts w:ascii="Cambria Math" w:hAnsi="Cambria Math"/>
-                </w:rPr>
-              </m:ctrlPr>
-            </m:naryPr>
-            <m:sub>
-              <m:sSub>
-                <m:sSubPr>
-                  <m:ctrlPr>
-                    <w:rPr>
-                      <w:rFonts w:ascii="Cambria Math" w:hAnsi="Cambria Math"/>
-                    </w:rPr>
-                  </m:ctrlPr>
-                </m:sSubPr>
-                <m:e>
-                  <m:r>
-                    <w:rPr>
-                      <w:rFonts w:ascii="Cambria Math" w:hAnsi="Cambria Math"/>
-                    </w:rPr>
-                    <m:t>x</m:t>
-                  </m:r>
-                </m:e>
-                <m:sub>
-                  <m:r>
-                    <w:rPr>
-                      <w:rFonts w:ascii="Cambria Math" w:hAnsi="Cambria Math"/>
-                    </w:rPr>
-                    <m:t>i</m:t>
-                  </m:r>
-                </m:sub>
-              </m:sSub>
-              <m:r>
-                <w:rPr>
-                  <w:rFonts w:ascii="Cambria Math" w:hAnsi="Cambria Math"/>
-                </w:rPr>
-                <m:t>∈</m:t>
-              </m:r>
-              <m:sSub>
-                <m:sSubPr>
-                  <m:ctrlPr>
-                    <w:rPr>
-                      <w:rFonts w:ascii="Cambria Math" w:hAnsi="Cambria Math"/>
-                    </w:rPr>
-                  </m:ctrlPr>
-                </m:sSubPr>
-                <m:e>
-                  <m:r>
-                    <w:rPr>
-                      <w:rFonts w:ascii="Cambria Math" w:hAnsi="Cambria Math"/>
-                    </w:rPr>
-                    <m:t>C</m:t>
-                  </m:r>
-                </m:e>
-                <m:sub>
-                  <m:r>
-                    <w:rPr>
-                      <w:rFonts w:ascii="Cambria Math" w:hAnsi="Cambria Math"/>
-                    </w:rPr>
-                    <m:t>k</m:t>
-                  </m:r>
-                </m:sub>
-              </m:sSub>
-            </m:sub>
-            <m:sup/>
-            <m:e>
-              <m:r>
-                <w:rPr>
-                  <w:rFonts w:ascii="Cambria Math" w:hAnsi="Cambria Math"/>
-                </w:rPr>
-                <m:t> </m:t>
-              </m:r>
-            </m:e>
-          </m:nary>
-          <m:sSup>
-            <m:sSupPr>
-              <m:ctrlPr>
-                <w:rPr>
-                  <w:rFonts w:ascii="Cambria Math" w:hAnsi="Cambria Math"/>
-                </w:rPr>
-              </m:ctrlPr>
-            </m:sSupPr>
-            <m:e>
-              <m:d>
-                <m:dPr>
-                  <m:begChr m:val="‖"/>
-                  <m:endChr m:val="‖"/>
-                  <m:ctrlPr>
-                    <w:rPr>
-                      <w:rFonts w:ascii="Cambria Math" w:hAnsi="Cambria Math"/>
-                    </w:rPr>
-                  </m:ctrlPr>
-                </m:dPr>
-                <m:e>
-                  <m:sSub>
-                    <m:sSubPr>
-                      <m:ctrlPr>
-                        <w:rPr>
-                          <w:rFonts w:ascii="Cambria Math" w:hAnsi="Cambria Math"/>
-                        </w:rPr>
-                      </m:ctrlPr>
-                    </m:sSubPr>
-                    <m:e>
-                      <m:r>
-                        <w:rPr>
-                          <w:rFonts w:ascii="Cambria Math" w:hAnsi="Cambria Math"/>
-                        </w:rPr>
-                        <m:t>x</m:t>
-                      </m:r>
-                    </m:e>
-                    <m:sub>
-                      <m:r>
-                        <w:rPr>
-                          <w:rFonts w:ascii="Cambria Math" w:hAnsi="Cambria Math"/>
-                        </w:rPr>
-                        <m:t>i</m:t>
-                      </m:r>
-                    </m:sub>
-                  </m:sSub>
-                  <m:r>
-                    <w:rPr>
-                      <w:rFonts w:ascii="Cambria Math" w:hAnsi="Cambria Math"/>
-                    </w:rPr>
-                    <m:t>-</m:t>
-                  </m:r>
-                  <m:sSub>
-                    <m:sSubPr>
-                      <m:ctrlPr>
-                        <w:rPr>
-                          <w:rFonts w:ascii="Cambria Math" w:hAnsi="Cambria Math"/>
-                        </w:rPr>
-                      </m:ctrlPr>
-                    </m:sSubPr>
-                    <m:e>
-                      <m:r>
-                        <w:rPr>
-                          <w:rFonts w:ascii="Cambria Math" w:hAnsi="Cambria Math"/>
-                        </w:rPr>
-                        <m:t>μ</m:t>
-                      </m:r>
-                    </m:e>
-                    <m:sub>
-                      <m:r>
-                        <w:rPr>
-                          <w:rFonts w:ascii="Cambria Math" w:hAnsi="Cambria Math"/>
-                        </w:rPr>
-                        <m:t>k</m:t>
-                      </m:r>
-                    </m:sub>
-                  </m:sSub>
-                </m:e>
-              </m:d>
-            </m:e>
-            <m:sup>
-              <m:r>
-                <w:rPr>
-                  <w:rFonts w:ascii="Cambria Math" w:hAnsi="Cambria Math"/>
-                </w:rPr>
-                <m:t>2</m:t>
-              </m:r>
-            </m:sup>
-          </m:sSup>
-        </m:oMath>
-      </m:oMathPara>
-    </w:p>
-    <w:p>
-      <w:pPr>
-        <w:pStyle w:val="NormalWeb"/>
-        <w:spacing w:before="120" w:beforeAutospacing="0" w:after="120" w:afterAutospacing="0" w:line="276" w:lineRule="auto"/>
-      </w:pPr>
-      <w:r>
-        <w:t>Trong đó:</w:t>
-      </w:r>
-    </w:p>
-    <w:p>
-      <w:pPr>
-        <w:pStyle w:val="NormalWeb"/>
-        <w:numPr>
-          <w:ilvl w:val="0"/>
-          <w:numId w:val="6"/>
-        </w:numPr>
-        <w:spacing w:before="120" w:beforeAutospacing="0" w:after="120" w:afterAutospacing="0" w:line="276" w:lineRule="auto"/>
-      </w:pPr>
-      <m:oMath>
-        <m:sSub>
-          <m:sSubPr>
-            <m:ctrlPr>
-              <w:rPr>
-                <w:rFonts w:ascii="Cambria Math" w:hAnsi="Cambria Math"/>
-                <w:i/>
-              </w:rPr>
-            </m:ctrlPr>
-          </m:sSubPr>
-          <m:e>
-            <m:r>
-              <w:rPr>
-                <w:rFonts w:ascii="Cambria Math" w:hAnsi="Cambria Math"/>
-              </w:rPr>
-              <m:t>C</m:t>
-            </m:r>
-          </m:e>
-          <m:sub>
-            <m:r>
-              <w:rPr>
-                <w:rFonts w:ascii="Cambria Math" w:hAnsi="Cambria Math"/>
-              </w:rPr>
-              <m:t>k</m:t>
-            </m:r>
-          </m:sub>
-        </m:sSub>
-        <m:r>
-          <w:rPr>
-            <w:rFonts w:ascii="Cambria Math" w:hAnsi="Cambria Math"/>
-          </w:rPr>
-          <m:t>:</m:t>
-        </m:r>
-      </m:oMath>
-      <w:r>
-        <w:t xml:space="preserve"> cụm thứ </w:t>
-      </w:r>
-      <m:oMath>
-        <m:r>
-          <w:rPr>
-            <w:rFonts w:ascii="Cambria Math" w:hAnsi="Cambria Math"/>
-          </w:rPr>
-          <m:t>k</m:t>
-        </m:r>
-      </m:oMath>
-    </w:p>
-    <w:p>
-      <w:pPr>
-        <w:pStyle w:val="NormalWeb"/>
-        <w:numPr>
-          <w:ilvl w:val="0"/>
-          <w:numId w:val="6"/>
-        </w:numPr>
-        <w:spacing w:before="120" w:beforeAutospacing="0" w:after="120" w:afterAutospacing="0" w:line="276" w:lineRule="auto"/>
-      </w:pPr>
-      <m:oMath>
-        <m:sSub>
-          <m:sSubPr>
-            <m:ctrlPr>
-              <w:rPr>
-                <w:rFonts w:ascii="Cambria Math" w:hAnsi="Cambria Math"/>
-                <w:i/>
-              </w:rPr>
-            </m:ctrlPr>
-          </m:sSubPr>
-          <m:e>
-            <m:r>
-              <w:rPr>
-                <w:rFonts w:ascii="Cambria Math" w:hAnsi="Cambria Math"/>
-              </w:rPr>
-              <m:t>x</m:t>
-            </m:r>
-          </m:e>
-          <m:sub>
-            <m:r>
-              <w:rPr>
-                <w:rFonts w:ascii="Cambria Math" w:hAnsi="Cambria Math"/>
-              </w:rPr>
-              <m:t>i</m:t>
-            </m:r>
-          </m:sub>
-        </m:sSub>
-      </m:oMath>
-      <w:r>
-        <w:t>: điểm dữ liệu</w:t>
-      </w:r>
-    </w:p>
-    <w:p>
-      <w:pPr>
-        <w:pStyle w:val="NormalWeb"/>
-        <w:numPr>
-          <w:ilvl w:val="0"/>
-          <w:numId w:val="6"/>
-        </w:numPr>
-        <w:spacing w:before="120" w:beforeAutospacing="0" w:after="120" w:afterAutospacing="0" w:line="276" w:lineRule="auto"/>
-      </w:pPr>
-      <m:oMath>
-        <m:sSub>
-          <m:sSubPr>
-            <m:ctrlPr>
-              <w:rPr>
-                <w:rStyle w:val="vlist-s"/>
-                <w:rFonts w:ascii="Cambria Math" w:hAnsi="Cambria Math"/>
-                <w:i/>
-              </w:rPr>
-            </m:ctrlPr>
-          </m:sSubPr>
-          <m:e>
-            <m:r>
-              <w:rPr>
-                <w:rStyle w:val="vlist-s"/>
-                <w:rFonts w:ascii="Cambria Math" w:hAnsi="Cambria Math"/>
-              </w:rPr>
-              <m:t>μ</m:t>
-            </m:r>
-          </m:e>
-          <m:sub>
-            <m:r>
-              <w:rPr>
-                <w:rStyle w:val="vlist-s"/>
-                <w:rFonts w:ascii="Cambria Math" w:hAnsi="Cambria Math"/>
-              </w:rPr>
-              <m:t>k</m:t>
-            </m:r>
-          </m:sub>
-        </m:sSub>
-        <m:r>
-          <w:rPr>
-            <w:rStyle w:val="vlist-s"/>
-            <w:rFonts w:ascii="Cambria Math" w:hAnsi="Cambria Math"/>
-          </w:rPr>
-          <m:t xml:space="preserve"> </m:t>
-        </m:r>
-      </m:oMath>
-      <w:r>
-        <w:rPr>
-          <w:rStyle w:val="vlist-s"/>
-        </w:rPr>
-        <w:t>​</w:t>
-      </w:r>
-      <w:r>
-        <w:t xml:space="preserve">: tâm cụm thứ </w:t>
-      </w:r>
-      <m:oMath>
-        <m:r>
-          <w:rPr>
-            <w:rFonts w:ascii="Cambria Math" w:hAnsi="Cambria Math"/>
-          </w:rPr>
-          <m:t>k</m:t>
-        </m:r>
-      </m:oMath>
-    </w:p>
-    <w:p>
-      <w:pPr>
-        <w:pStyle w:val="NormalWeb"/>
-        <w:spacing w:before="120" w:beforeAutospacing="0" w:after="120" w:afterAutospacing="0" w:line="276" w:lineRule="auto"/>
-      </w:pPr>
-      <w:r>
-        <w:t>Cập nhật tâm cụm:</w:t>
-      </w:r>
-    </w:p>
-    <w:p>
-      <w:pPr>
-        <w:spacing w:before="120" w:after="120" w:line="276" w:lineRule="auto"/>
-        <w:jc w:val="center"/>
-      </w:pPr>
-      <m:oMath>
-        <m:sSub>
-          <m:sSubPr>
-            <m:ctrlPr>
-              <w:rPr>
-                <w:rStyle w:val="vlist-s"/>
-                <w:rFonts w:ascii="Cambria Math" w:hAnsi="Cambria Math"/>
-              </w:rPr>
-            </m:ctrlPr>
-          </m:sSubPr>
-          <m:e>
-            <m:r>
-              <w:rPr>
-                <w:rStyle w:val="vlist-s"/>
-                <w:rFonts w:ascii="Cambria Math" w:hAnsi="Cambria Math"/>
-              </w:rPr>
-              <m:t>μ</m:t>
-            </m:r>
-          </m:e>
-          <m:sub>
-            <m:r>
-              <w:rPr>
-                <w:rStyle w:val="vlist-s"/>
-                <w:rFonts w:ascii="Cambria Math" w:hAnsi="Cambria Math"/>
-              </w:rPr>
-              <m:t>k</m:t>
-            </m:r>
-          </m:sub>
-        </m:sSub>
-        <m:r>
-          <w:rPr>
-            <w:rStyle w:val="vlist-s"/>
-            <w:rFonts w:ascii="Cambria Math" w:hAnsi="Cambria Math"/>
-          </w:rPr>
-          <m:t>=</m:t>
-        </m:r>
-        <m:f>
-          <m:fPr>
-            <m:ctrlPr>
-              <w:rPr>
-                <w:rStyle w:val="vlist-s"/>
-                <w:rFonts w:ascii="Cambria Math" w:hAnsi="Cambria Math"/>
-              </w:rPr>
-            </m:ctrlPr>
-          </m:fPr>
-          <m:num>
-            <m:r>
-              <w:rPr>
-                <w:rStyle w:val="vlist-s"/>
-                <w:rFonts w:ascii="Cambria Math" w:hAnsi="Cambria Math"/>
-              </w:rPr>
-              <m:t>1</m:t>
-            </m:r>
-          </m:num>
-          <m:den>
-            <m:d>
-              <m:dPr>
-                <m:begChr m:val="|"/>
-                <m:endChr m:val="|"/>
-                <m:ctrlPr>
-                  <w:rPr>
-                    <w:rStyle w:val="vlist-s"/>
-                    <w:rFonts w:ascii="Cambria Math" w:hAnsi="Cambria Math"/>
-                  </w:rPr>
-                </m:ctrlPr>
-              </m:dPr>
-              <m:e>
-                <m:sSub>
-                  <m:sSubPr>
-                    <m:ctrlPr>
-                      <w:rPr>
-                        <w:rStyle w:val="vlist-s"/>
-                        <w:rFonts w:ascii="Cambria Math" w:hAnsi="Cambria Math"/>
-                      </w:rPr>
-                    </m:ctrlPr>
-                  </m:sSubPr>
-                  <m:e>
-                    <m:r>
-                      <w:rPr>
-                        <w:rStyle w:val="vlist-s"/>
-                        <w:rFonts w:ascii="Cambria Math" w:hAnsi="Cambria Math"/>
-                      </w:rPr>
-                      <m:t>C</m:t>
-                    </m:r>
-                  </m:e>
-                  <m:sub>
-                    <m:r>
-                      <w:rPr>
-                        <w:rStyle w:val="vlist-s"/>
-                        <w:rFonts w:ascii="Cambria Math" w:hAnsi="Cambria Math"/>
-                      </w:rPr>
-                      <m:t>k</m:t>
-                    </m:r>
-                  </m:sub>
-                </m:sSub>
-              </m:e>
-            </m:d>
-          </m:den>
-        </m:f>
-        <m:nary>
-          <m:naryPr>
-            <m:chr m:val="∑"/>
-            <m:limLoc m:val="undOvr"/>
-            <m:grow m:val="1"/>
-            <m:supHide m:val="1"/>
-            <m:ctrlPr>
-              <w:rPr>
-                <w:rStyle w:val="vlist-s"/>
-                <w:rFonts w:ascii="Cambria Math" w:hAnsi="Cambria Math"/>
-              </w:rPr>
-            </m:ctrlPr>
-          </m:naryPr>
-          <m:sub>
-            <m:sSub>
-              <m:sSubPr>
-                <m:ctrlPr>
-                  <w:rPr>
-                    <w:rStyle w:val="vlist-s"/>
-                    <w:rFonts w:ascii="Cambria Math" w:hAnsi="Cambria Math"/>
-                  </w:rPr>
-                </m:ctrlPr>
-              </m:sSubPr>
-              <m:e>
-                <m:r>
-                  <w:rPr>
-                    <w:rStyle w:val="vlist-s"/>
-                    <w:rFonts w:ascii="Cambria Math" w:hAnsi="Cambria Math"/>
-                  </w:rPr>
-                  <m:t>x</m:t>
-                </m:r>
-              </m:e>
-              <m:sub>
-                <m:r>
-                  <w:rPr>
-                    <w:rStyle w:val="vlist-s"/>
-                    <w:rFonts w:ascii="Cambria Math" w:hAnsi="Cambria Math"/>
-                  </w:rPr>
-                  <m:t>i</m:t>
-                </m:r>
-              </m:sub>
-            </m:sSub>
-            <m:r>
-              <w:rPr>
-                <w:rStyle w:val="vlist-s"/>
-                <w:rFonts w:ascii="Cambria Math" w:hAnsi="Cambria Math"/>
-              </w:rPr>
-              <m:t>∈</m:t>
-            </m:r>
-            <m:sSub>
-              <m:sSubPr>
-                <m:ctrlPr>
-                  <w:rPr>
-                    <w:rStyle w:val="vlist-s"/>
-                    <w:rFonts w:ascii="Cambria Math" w:hAnsi="Cambria Math"/>
-                  </w:rPr>
-                </m:ctrlPr>
-              </m:sSubPr>
-              <m:e>
-                <m:r>
-                  <w:rPr>
-                    <w:rStyle w:val="vlist-s"/>
-                    <w:rFonts w:ascii="Cambria Math" w:hAnsi="Cambria Math"/>
-                  </w:rPr>
-                  <m:t>C</m:t>
-                </m:r>
-              </m:e>
-              <m:sub>
-                <m:r>
-                  <w:rPr>
-                    <w:rStyle w:val="vlist-s"/>
-                    <w:rFonts w:ascii="Cambria Math" w:hAnsi="Cambria Math"/>
-                  </w:rPr>
-                  <m:t>k</m:t>
-                </m:r>
-              </m:sub>
-            </m:sSub>
-          </m:sub>
-          <m:sup/>
-          <m:e>
-            <m:r>
-              <w:rPr>
-                <w:rStyle w:val="vlist-s"/>
-                <w:rFonts w:ascii="Cambria Math" w:hAnsi="Cambria Math"/>
-              </w:rPr>
-              <m:t> </m:t>
-            </m:r>
-          </m:e>
-        </m:nary>
-        <m:sSub>
-          <m:sSubPr>
-            <m:ctrlPr>
-              <w:rPr>
-                <w:rStyle w:val="vlist-s"/>
-                <w:rFonts w:ascii="Cambria Math" w:hAnsi="Cambria Math"/>
-              </w:rPr>
-            </m:ctrlPr>
-          </m:sSubPr>
-          <m:e>
-            <m:r>
-              <w:rPr>
-                <w:rStyle w:val="vlist-s"/>
-                <w:rFonts w:ascii="Cambria Math" w:hAnsi="Cambria Math"/>
-              </w:rPr>
-              <m:t>x</m:t>
-            </m:r>
-          </m:e>
-          <m:sub>
-            <m:r>
-              <w:rPr>
-                <w:rStyle w:val="vlist-s"/>
-                <w:rFonts w:ascii="Cambria Math" w:hAnsi="Cambria Math"/>
-              </w:rPr>
-              <m:t>i</m:t>
-            </m:r>
-          </m:sub>
-        </m:sSub>
-      </m:oMath>
-      <w:r>
-        <w:rPr>
-          <w:rStyle w:val="vlist-s"/>
-        </w:rPr>
-        <w:t xml:space="preserve"> ​</w:t>
-      </w:r>
-    </w:p>
-    <w:p>
-      <w:pPr>
-        <w:pStyle w:val="NormalWeb"/>
-        <w:spacing w:before="120" w:beforeAutospacing="0" w:after="120" w:afterAutospacing="0" w:line="276" w:lineRule="auto"/>
-      </w:pPr>
-      <w:r>
-        <w:rPr>
-          <w:b/>
-        </w:rPr>
-        <w:t>Hierarchical clustering</w:t>
-      </w:r>
-      <w:r>
-        <w:t xml:space="preserve"> xây dựng cấu trúc phân cấp các cụm thông qua hai chiến lược:</w:t>
-      </w:r>
-    </w:p>
-    <w:p>
-      <w:pPr>
-        <w:pStyle w:val="NormalWeb"/>
-        <w:numPr>
-          <w:ilvl w:val="0"/>
-          <w:numId w:val="7"/>
-        </w:numPr>
-        <w:spacing w:before="120" w:beforeAutospacing="0" w:after="120" w:afterAutospacing="0" w:line="276" w:lineRule="auto"/>
-      </w:pPr>
-      <w:r>
-        <w:rPr>
-          <w:rStyle w:val="Emphasis"/>
-        </w:rPr>
-        <w:t>Agglomerative</w:t>
-      </w:r>
-      <w:r>
-        <w:t>: gộp dần các điểm lại với nhau</w:t>
-      </w:r>
-    </w:p>
-    <w:p>
-      <w:pPr>
-        <w:pStyle w:val="NormalWeb"/>
-        <w:numPr>
-          <w:ilvl w:val="0"/>
-          <w:numId w:val="7"/>
-        </w:numPr>
-        <w:spacing w:before="120" w:beforeAutospacing="0" w:after="120" w:afterAutospacing="0" w:line="276" w:lineRule="auto"/>
-      </w:pPr>
-      <w:r>
-        <w:rPr>
-          <w:rStyle w:val="Emphasis"/>
-        </w:rPr>
-        <w:t>Divisive</w:t>
-      </w:r>
-      <w:r>
-        <w:t>: phân tách dần các cụm</w:t>
-      </w:r>
-    </w:p>
-    <w:p>
-      <w:pPr>
-        <w:pStyle w:val="NormalWeb"/>
-        <w:spacing w:before="120" w:beforeAutospacing="0" w:after="120" w:afterAutospacing="0" w:line="276" w:lineRule="auto"/>
-      </w:pPr>
-      <w:r>
-        <w:t>Khoảng cách giữa hai cụm có thể được tính bằng:</w:t>
-      </w:r>
-    </w:p>
-    <w:p>
-      <w:pPr>
-        <w:pStyle w:val="NormalWeb"/>
-        <w:numPr>
-          <w:ilvl w:val="0"/>
-          <w:numId w:val="8"/>
-        </w:numPr>
-        <w:spacing w:before="120" w:beforeAutospacing="0" w:after="120" w:afterAutospacing="0" w:line="276" w:lineRule="auto"/>
-      </w:pPr>
-      <w:r>
-        <w:rPr>
-          <w:rStyle w:val="Strong"/>
-        </w:rPr>
-        <w:t>Single linkage:</w:t>
-      </w:r>
-    </w:p>
-    <w:p>
-      <w:pPr>
-        <w:spacing w:before="120" w:after="120" w:line="276" w:lineRule="auto"/>
-        <w:jc w:val="center"/>
-      </w:pPr>
-      <m:oMathPara>
-        <m:oMath>
-          <m:r>
-            <w:rPr>
-              <w:rFonts w:ascii="Cambria Math" w:hAnsi="Cambria Math"/>
-            </w:rPr>
-            <m:t>d(A,B)=</m:t>
-          </m:r>
-          <m:limLow>
-            <m:limLowPr>
-              <m:ctrlPr>
-                <w:rPr>
-                  <w:rFonts w:ascii="Cambria Math" w:hAnsi="Cambria Math"/>
-                </w:rPr>
-              </m:ctrlPr>
-            </m:limLowPr>
-            <m:e>
-              <m:r>
-                <w:rPr>
-                  <w:rFonts w:ascii="Cambria Math" w:hAnsi="Cambria Math"/>
-                </w:rPr>
-                <m:t>min</m:t>
-              </m:r>
-            </m:e>
-            <m:lim>
-              <m:r>
-                <w:rPr>
-                  <w:rFonts w:ascii="Cambria Math" w:hAnsi="Cambria Math"/>
-                </w:rPr>
-                <m:t>a∈A,b∈B</m:t>
-              </m:r>
-            </m:lim>
-          </m:limLow>
-          <m:r>
-            <w:rPr>
-              <w:rFonts w:ascii="Cambria Math" w:hAnsi="Cambria Math"/>
-            </w:rPr>
-            <m:t> d(a,b)</m:t>
-          </m:r>
-        </m:oMath>
-      </m:oMathPara>
-    </w:p>
-    <w:p>
-      <w:pPr>
-        <w:pStyle w:val="NormalWeb"/>
-        <w:numPr>
-          <w:ilvl w:val="0"/>
-          <w:numId w:val="9"/>
-        </w:numPr>
-        <w:spacing w:before="120" w:beforeAutospacing="0" w:after="120" w:afterAutospacing="0" w:line="276" w:lineRule="auto"/>
-      </w:pPr>
-      <w:r>
-        <w:rPr>
-          <w:rStyle w:val="Strong"/>
-        </w:rPr>
-        <w:t>Complete linkage:</w:t>
-      </w:r>
-    </w:p>
-    <w:p>
-      <w:pPr>
-        <w:spacing w:before="120" w:after="120" w:line="276" w:lineRule="auto"/>
-        <w:jc w:val="center"/>
-      </w:pPr>
-      <m:oMathPara>
-        <m:oMath>
-          <m:r>
-            <w:rPr>
-              <w:rFonts w:ascii="Cambria Math" w:hAnsi="Cambria Math"/>
-            </w:rPr>
-            <m:t>d(A,B)=</m:t>
-          </m:r>
-          <m:limLow>
-            <m:limLowPr>
-              <m:ctrlPr>
-                <w:rPr>
-                  <w:rFonts w:ascii="Cambria Math" w:hAnsi="Cambria Math"/>
-                </w:rPr>
-              </m:ctrlPr>
-            </m:limLowPr>
-            <m:e>
-              <m:r>
-                <w:rPr>
-                  <w:rFonts w:ascii="Cambria Math" w:hAnsi="Cambria Math"/>
-                </w:rPr>
-                <m:t>max</m:t>
-              </m:r>
-            </m:e>
-            <m:lim>
-              <m:r>
-                <w:rPr>
-                  <w:rFonts w:ascii="Cambria Math" w:hAnsi="Cambria Math"/>
-                </w:rPr>
-                <m:t>a∈A,b∈B</m:t>
-              </m:r>
-            </m:lim>
-          </m:limLow>
-          <m:r>
-            <w:rPr>
-              <w:rFonts w:ascii="Cambria Math" w:hAnsi="Cambria Math"/>
-            </w:rPr>
-            <m:t> d(a,b)</m:t>
-          </m:r>
-        </m:oMath>
-      </m:oMathPara>
-    </w:p>
-    <w:p>
-      <w:pPr>
-        <w:pStyle w:val="NormalWeb"/>
-        <w:numPr>
-          <w:ilvl w:val="0"/>
-          <w:numId w:val="10"/>
-        </w:numPr>
-        <w:spacing w:before="120" w:beforeAutospacing="0" w:after="120" w:afterAutospacing="0" w:line="276" w:lineRule="auto"/>
-      </w:pPr>
-      <w:r>
-        <w:rPr>
-          <w:rStyle w:val="Strong"/>
-        </w:rPr>
-        <w:lastRenderedPageBreak/>
-        <w:t>Average linkage:</w:t>
-      </w:r>
-    </w:p>
-    <w:p>
-      <w:pPr>
-        <w:spacing w:before="120" w:after="120" w:line="276" w:lineRule="auto"/>
-        <w:jc w:val="center"/>
-      </w:pPr>
-      <m:oMathPara>
-        <m:oMath>
-          <m:r>
-            <w:rPr>
-              <w:rFonts w:ascii="Cambria Math" w:hAnsi="Cambria Math"/>
-            </w:rPr>
-            <m:t>d(A,B)=</m:t>
-          </m:r>
-          <m:f>
-            <m:fPr>
-              <m:ctrlPr>
-                <w:rPr>
-                  <w:rFonts w:ascii="Cambria Math" w:hAnsi="Cambria Math"/>
-                </w:rPr>
-              </m:ctrlPr>
-            </m:fPr>
-            <m:num>
-              <m:r>
-                <w:rPr>
-                  <w:rFonts w:ascii="Cambria Math" w:hAnsi="Cambria Math"/>
-                </w:rPr>
-                <m:t>1</m:t>
-              </m:r>
-            </m:num>
-            <m:den>
-              <m:r>
-                <w:rPr>
-                  <w:rFonts w:ascii="Cambria Math" w:hAnsi="Cambria Math"/>
-                </w:rPr>
-                <m:t>|A||B|</m:t>
-              </m:r>
-            </m:den>
-          </m:f>
-          <m:nary>
-            <m:naryPr>
-              <m:chr m:val="∑"/>
-              <m:limLoc m:val="undOvr"/>
-              <m:grow m:val="1"/>
-              <m:supHide m:val="1"/>
-              <m:ctrlPr>
-                <w:rPr>
-                  <w:rFonts w:ascii="Cambria Math" w:hAnsi="Cambria Math"/>
-                </w:rPr>
-              </m:ctrlPr>
-            </m:naryPr>
-            <m:sub>
-              <m:r>
-                <w:rPr>
-                  <w:rFonts w:ascii="Cambria Math" w:hAnsi="Cambria Math"/>
-                </w:rPr>
-                <m:t>a∈A</m:t>
-              </m:r>
-            </m:sub>
-            <m:sup/>
-            <m:e>
-              <m:r>
-                <w:rPr>
-                  <w:rFonts w:ascii="Cambria Math" w:hAnsi="Cambria Math"/>
-                </w:rPr>
-                <m:t> </m:t>
-              </m:r>
-            </m:e>
-          </m:nary>
-          <m:nary>
-            <m:naryPr>
-              <m:chr m:val="∑"/>
-              <m:limLoc m:val="undOvr"/>
-              <m:grow m:val="1"/>
-              <m:supHide m:val="1"/>
-              <m:ctrlPr>
-                <w:rPr>
-                  <w:rFonts w:ascii="Cambria Math" w:hAnsi="Cambria Math"/>
-                </w:rPr>
-              </m:ctrlPr>
-            </m:naryPr>
-            <m:sub>
-              <m:r>
-                <w:rPr>
-                  <w:rFonts w:ascii="Cambria Math" w:hAnsi="Cambria Math"/>
-                </w:rPr>
-                <m:t>b∈B</m:t>
-              </m:r>
-            </m:sub>
-            <m:sup/>
-            <m:e>
-              <m:r>
-                <w:rPr>
-                  <w:rFonts w:ascii="Cambria Math" w:hAnsi="Cambria Math"/>
-                </w:rPr>
-                <m:t> </m:t>
-              </m:r>
-            </m:e>
-          </m:nary>
-          <m:r>
-            <w:rPr>
-              <w:rFonts w:ascii="Cambria Math" w:hAnsi="Cambria Math"/>
-            </w:rPr>
-            <m:t>d(a,b)</m:t>
-          </m:r>
-        </m:oMath>
-      </m:oMathPara>
-    </w:p>
-    <w:p>
-      <w:pPr>
-        <w:pStyle w:val="NormalWeb"/>
-        <w:spacing w:before="120" w:beforeAutospacing="0" w:after="120" w:afterAutospacing="0" w:line="276" w:lineRule="auto"/>
-        <w:jc w:val="both"/>
-      </w:pPr>
-      <w:r>
-        <w:rPr>
-          <w:b/>
-        </w:rPr>
-        <w:t>Silhouette score</w:t>
-      </w:r>
-      <w:r>
-        <w:t xml:space="preserve"> đánh giá chất lượng phân cụm dựa trên sự khác biệt giữa </w:t>
-      </w:r>
-      <w:r>
-        <w:rPr>
-          <w:rStyle w:val="Emphasis"/>
-        </w:rPr>
-        <w:t>mức độ gắn kết trong cụm</w:t>
-      </w:r>
-      <w:r>
-        <w:t xml:space="preserve"> và </w:t>
-      </w:r>
-      <w:r>
-        <w:rPr>
-          <w:rStyle w:val="Emphasis"/>
-        </w:rPr>
-        <w:t>mức độ phân tách giữa các cụm</w:t>
-      </w:r>
-      <w:r>
-        <w:t>.</w:t>
-      </w:r>
-    </w:p>
-    <w:p>
-      <w:pPr>
-        <w:pStyle w:val="NormalWeb"/>
-        <w:spacing w:before="120" w:beforeAutospacing="0" w:after="120" w:afterAutospacing="0" w:line="276" w:lineRule="auto"/>
-      </w:pPr>
-      <w:r>
-        <w:t xml:space="preserve">Với mỗi điểm </w:t>
-      </w:r>
-      <m:oMath>
-        <m:r>
-          <w:rPr>
-            <w:rFonts w:ascii="Cambria Math" w:hAnsi="Cambria Math"/>
-          </w:rPr>
-          <m:t>i</m:t>
-        </m:r>
-      </m:oMath>
-      <w:r>
-        <w:t>:</w:t>
-      </w:r>
-    </w:p>
-    <w:p>
-      <w:pPr>
-        <w:pStyle w:val="NormalWeb"/>
-        <w:numPr>
-          <w:ilvl w:val="0"/>
-          <w:numId w:val="11"/>
-        </w:numPr>
-        <w:spacing w:before="120" w:beforeAutospacing="0" w:after="120" w:afterAutospacing="0" w:line="276" w:lineRule="auto"/>
-      </w:pPr>
-      <m:oMath>
-        <m:r>
-          <w:rPr>
-            <w:rFonts w:ascii="Cambria Math" w:hAnsi="Cambria Math"/>
-          </w:rPr>
-          <m:t>a(i)</m:t>
-        </m:r>
-      </m:oMath>
-      <w:r>
-        <w:t xml:space="preserve"> = khoảng cách trung bình từ điểm </w:t>
-      </w:r>
-      <w:r>
-        <w:rPr>
-          <w:rStyle w:val="katex-mathml"/>
-        </w:rPr>
-        <w:t>ii</w:t>
-      </w:r>
-      <w:r>
-        <w:rPr>
-          <w:rStyle w:val="mord"/>
-        </w:rPr>
-        <w:t>i</w:t>
-      </w:r>
-      <w:r>
-        <w:t xml:space="preserve"> đến các điểm trong cùng cụm</w:t>
-      </w:r>
-    </w:p>
-    <w:p>
-      <w:pPr>
-        <w:pStyle w:val="NormalWeb"/>
-        <w:numPr>
-          <w:ilvl w:val="0"/>
-          <w:numId w:val="11"/>
-        </w:numPr>
-        <w:spacing w:before="120" w:beforeAutospacing="0" w:after="120" w:afterAutospacing="0" w:line="276" w:lineRule="auto"/>
-      </w:pPr>
-      <m:oMath>
-        <m:r>
-          <w:rPr>
-            <w:rFonts w:ascii="Cambria Math" w:hAnsi="Cambria Math"/>
-          </w:rPr>
-          <m:t>b(i)</m:t>
-        </m:r>
-      </m:oMath>
-      <w:r>
-        <w:t xml:space="preserve"> = khoảng cách trung bình từ điểm </w:t>
-      </w:r>
-      <w:r>
-        <w:rPr>
-          <w:rStyle w:val="katex-mathml"/>
-        </w:rPr>
-        <w:t>ii</w:t>
-      </w:r>
-      <w:r>
-        <w:rPr>
-          <w:rStyle w:val="mord"/>
-        </w:rPr>
-        <w:t>i</w:t>
-      </w:r>
-      <w:r>
-        <w:t xml:space="preserve"> đến các điểm ở cụm gần nhất khác</w:t>
-      </w:r>
-    </w:p>
-    <w:p>
-      <w:pPr>
-        <w:pStyle w:val="NormalWeb"/>
-        <w:spacing w:before="120" w:beforeAutospacing="0" w:after="120" w:afterAutospacing="0" w:line="276" w:lineRule="auto"/>
-      </w:pPr>
-      <w:r>
-        <w:t>Công thức:</w:t>
-      </w:r>
-    </w:p>
-    <w:p>
-      <w:pPr>
-        <w:spacing w:before="120" w:after="120" w:line="276" w:lineRule="auto"/>
-        <w:jc w:val="center"/>
-      </w:pPr>
-      <m:oMathPara>
-        <m:oMath>
-          <m:r>
-            <w:rPr>
-              <w:rFonts w:ascii="Cambria Math" w:hAnsi="Cambria Math"/>
-            </w:rPr>
-            <m:t>s</m:t>
-          </m:r>
-          <m:d>
-            <m:dPr>
-              <m:ctrlPr>
-                <w:rPr>
-                  <w:rFonts w:ascii="Cambria Math" w:hAnsi="Cambria Math"/>
-                  <w:i/>
-                </w:rPr>
-              </m:ctrlPr>
-            </m:dPr>
-            <m:e>
-              <m:r>
-                <w:rPr>
-                  <w:rFonts w:ascii="Cambria Math" w:hAnsi="Cambria Math"/>
-                </w:rPr>
-                <m:t>i</m:t>
-              </m:r>
-            </m:e>
-          </m:d>
-          <m:r>
-            <w:rPr>
-              <w:rFonts w:ascii="Cambria Math" w:hAnsi="Cambria Math"/>
-            </w:rPr>
-            <m:t>=</m:t>
-          </m:r>
-          <m:f>
-            <m:fPr>
-              <m:ctrlPr>
-                <w:rPr>
-                  <w:rFonts w:ascii="Cambria Math" w:hAnsi="Cambria Math"/>
-                  <w:i/>
-                </w:rPr>
-              </m:ctrlPr>
-            </m:fPr>
-            <m:num>
-              <m:r>
-                <w:rPr>
-                  <w:rFonts w:ascii="Cambria Math" w:hAnsi="Cambria Math"/>
-                </w:rPr>
-                <m:t>b</m:t>
-              </m:r>
-              <m:d>
-                <m:dPr>
-                  <m:ctrlPr>
-                    <w:rPr>
-                      <w:rFonts w:ascii="Cambria Math" w:hAnsi="Cambria Math"/>
-                      <w:i/>
-                    </w:rPr>
-                  </m:ctrlPr>
-                </m:dPr>
-                <m:e>
-                  <m:r>
-                    <w:rPr>
-                      <w:rFonts w:ascii="Cambria Math" w:hAnsi="Cambria Math"/>
-                    </w:rPr>
-                    <m:t>i</m:t>
-                  </m:r>
-                </m:e>
-              </m:d>
-              <m:r>
-                <w:rPr>
-                  <w:rFonts w:ascii="Cambria Math" w:hAnsi="Cambria Math"/>
-                </w:rPr>
-                <m:t>-a(i)</m:t>
-              </m:r>
-            </m:num>
-            <m:den>
-              <m:r>
-                <m:rPr>
-                  <m:sty m:val="p"/>
-                </m:rPr>
-                <w:rPr>
-                  <w:rFonts w:ascii="Cambria Math" w:hAnsi="Cambria Math"/>
-                </w:rPr>
-                <m:t>max⁡</m:t>
-              </m:r>
-              <m:r>
-                <w:rPr>
-                  <w:rFonts w:ascii="Cambria Math" w:hAnsi="Cambria Math"/>
-                </w:rPr>
-                <m:t>{a</m:t>
-              </m:r>
-              <m:d>
-                <m:dPr>
-                  <m:ctrlPr>
-                    <w:rPr>
-                      <w:rFonts w:ascii="Cambria Math" w:hAnsi="Cambria Math"/>
-                      <w:i/>
-                    </w:rPr>
-                  </m:ctrlPr>
-                </m:dPr>
-                <m:e>
-                  <m:r>
-                    <w:rPr>
-                      <w:rFonts w:ascii="Cambria Math" w:hAnsi="Cambria Math"/>
-                    </w:rPr>
-                    <m:t>i</m:t>
-                  </m:r>
-                </m:e>
-              </m:d>
-              <m:r>
-                <w:rPr>
-                  <w:rFonts w:ascii="Cambria Math" w:hAnsi="Cambria Math"/>
-                </w:rPr>
-                <m:t>, b</m:t>
-              </m:r>
-              <m:d>
-                <m:dPr>
-                  <m:ctrlPr>
-                    <w:rPr>
-                      <w:rFonts w:ascii="Cambria Math" w:hAnsi="Cambria Math"/>
-                      <w:i/>
-                    </w:rPr>
-                  </m:ctrlPr>
-                </m:dPr>
-                <m:e>
-                  <m:r>
-                    <w:rPr>
-                      <w:rFonts w:ascii="Cambria Math" w:hAnsi="Cambria Math"/>
-                    </w:rPr>
-                    <m:t>i</m:t>
-                  </m:r>
-                </m:e>
-              </m:d>
-              <m:r>
-                <w:rPr>
-                  <w:rFonts w:ascii="Cambria Math" w:hAnsi="Cambria Math"/>
-                </w:rPr>
-                <m:t>}</m:t>
-              </m:r>
-            </m:den>
-          </m:f>
-        </m:oMath>
-      </m:oMathPara>
-    </w:p>
-    <w:p>
-      <w:pPr>
-        <w:pStyle w:val="NormalWeb"/>
-        <w:spacing w:before="120" w:beforeAutospacing="0" w:after="120" w:afterAutospacing="0" w:line="276" w:lineRule="auto"/>
-      </w:pPr>
-      <w:r>
-        <w:t>Giá trị:</w:t>
-      </w:r>
-    </w:p>
-    <w:p>
-      <w:pPr>
-        <w:pStyle w:val="NormalWeb"/>
-        <w:numPr>
-          <w:ilvl w:val="0"/>
-          <w:numId w:val="12"/>
-        </w:numPr>
-        <w:spacing w:before="120" w:beforeAutospacing="0" w:after="120" w:afterAutospacing="0" w:line="276" w:lineRule="auto"/>
-      </w:pPr>
-      <m:oMath>
-        <m:r>
-          <w:rPr>
-            <w:rFonts w:ascii="Cambria Math" w:hAnsi="Cambria Math"/>
-          </w:rPr>
-          <m:t>s</m:t>
-        </m:r>
-        <m:d>
-          <m:dPr>
-            <m:ctrlPr>
-              <w:rPr>
-                <w:rFonts w:ascii="Cambria Math" w:hAnsi="Cambria Math"/>
-                <w:i/>
-              </w:rPr>
-            </m:ctrlPr>
-          </m:dPr>
-          <m:e>
-            <m:r>
-              <w:rPr>
-                <w:rFonts w:ascii="Cambria Math" w:hAnsi="Cambria Math"/>
-              </w:rPr>
-              <m:t>i</m:t>
-            </m:r>
-          </m:e>
-        </m:d>
-        <m:r>
-          <w:rPr>
-            <w:rFonts w:ascii="Cambria Math" w:hAnsi="Cambria Math"/>
-          </w:rPr>
-          <m:t>≈1</m:t>
-        </m:r>
-      </m:oMath>
-      <w:r>
-        <w:t>: phân cụm tốt</w:t>
-      </w:r>
-    </w:p>
-    <w:p>
-      <w:pPr>
-        <w:pStyle w:val="NormalWeb"/>
-        <w:numPr>
-          <w:ilvl w:val="0"/>
-          <w:numId w:val="12"/>
-        </w:numPr>
-        <w:spacing w:before="120" w:beforeAutospacing="0" w:after="120" w:afterAutospacing="0" w:line="276" w:lineRule="auto"/>
-      </w:pPr>
-      <m:oMath>
-        <m:r>
-          <w:rPr>
-            <w:rFonts w:ascii="Cambria Math" w:hAnsi="Cambria Math"/>
-          </w:rPr>
-          <m:t>s</m:t>
-        </m:r>
-        <m:d>
-          <m:dPr>
-            <m:ctrlPr>
-              <w:rPr>
-                <w:rFonts w:ascii="Cambria Math" w:hAnsi="Cambria Math"/>
-                <w:i/>
-              </w:rPr>
-            </m:ctrlPr>
-          </m:dPr>
-          <m:e>
-            <m:r>
-              <w:rPr>
-                <w:rFonts w:ascii="Cambria Math" w:hAnsi="Cambria Math"/>
-              </w:rPr>
-              <m:t>i</m:t>
-            </m:r>
-          </m:e>
-        </m:d>
-        <m:r>
-          <w:rPr>
-            <w:rFonts w:ascii="Cambria Math" w:hAnsi="Cambria Math"/>
-          </w:rPr>
-          <m:t>≈0</m:t>
-        </m:r>
-      </m:oMath>
-      <w:r>
-        <w:t>: cụm chồng lấn</w:t>
-      </w:r>
-    </w:p>
-    <w:p>
-      <w:pPr>
-        <w:pStyle w:val="NormalWeb"/>
-        <w:numPr>
-          <w:ilvl w:val="0"/>
-          <w:numId w:val="12"/>
-        </w:numPr>
-        <w:spacing w:before="120" w:beforeAutospacing="0" w:after="120" w:afterAutospacing="0" w:line="276" w:lineRule="auto"/>
-      </w:pPr>
-      <m:oMath>
-        <m:r>
-          <w:rPr>
-            <w:rFonts w:ascii="Cambria Math" w:hAnsi="Cambria Math"/>
-          </w:rPr>
-          <m:t>s</m:t>
-        </m:r>
-        <m:d>
-          <m:dPr>
-            <m:ctrlPr>
-              <w:rPr>
-                <w:rFonts w:ascii="Cambria Math" w:hAnsi="Cambria Math"/>
-                <w:i/>
-              </w:rPr>
-            </m:ctrlPr>
-          </m:dPr>
-          <m:e>
-            <m:r>
-              <w:rPr>
-                <w:rFonts w:ascii="Cambria Math" w:hAnsi="Cambria Math"/>
-              </w:rPr>
-              <m:t>i</m:t>
-            </m:r>
-          </m:e>
-        </m:d>
-        <m:r>
-          <w:rPr>
-            <w:rFonts w:ascii="Cambria Math" w:hAnsi="Cambria Math"/>
-          </w:rPr>
-          <m:t>&lt;0</m:t>
-        </m:r>
-      </m:oMath>
-      <w:r>
-        <w:t>: phân cụm không phù hợp</w:t>
-      </w:r>
-    </w:p>
-    <w:p>
-      <w:pPr>
-        <w:pStyle w:val="Heading2"/>
-      </w:pPr>
-      <m:oMath>
-        <m:r>
-          <m:rPr>
-            <m:sty m:val="bi"/>
-          </m:rPr>
-          <w:rPr>
-            <w:rFonts w:ascii="Cambria Math" w:hAnsi="Cambria Math"/>
-          </w:rPr>
-          <m:t>5</m:t>
-        </m:r>
-      </m:oMath>
-      <w:r>
-        <w:t>.</w:t>
-      </w:r>
-      <w:r>
-        <w:t xml:space="preserve"> Khai phá luật kết hợp (Association Rules)</w:t>
-      </w:r>
-    </w:p>
-    <w:p>
-      <w:pPr>
-        <w:pStyle w:val="NormalWeb"/>
-        <w:spacing w:before="120" w:beforeAutospacing="0" w:after="120" w:afterAutospacing="0" w:line="276" w:lineRule="auto"/>
-        <w:jc w:val="both"/>
-      </w:pPr>
-      <w:r>
-        <w:t xml:space="preserve">Khai phá luật kết hợp nhằm tìm các mẫu thường xuyên và mối quan hệ giữa các thuộc tính trong dữ liệu. Đây là kỹ thuật quan trọng để phân tích </w:t>
-      </w:r>
-      <w:r>
-        <w:rPr>
-          <w:rStyle w:val="Strong"/>
-        </w:rPr>
-        <w:t>skill bundles</w:t>
-      </w:r>
-      <w:r>
-        <w:t>.</w:t>
-      </w:r>
-    </w:p>
-    <w:p>
-      <w:pPr>
-        <w:spacing w:before="120" w:after="120" w:line="276" w:lineRule="auto"/>
-      </w:pPr>
-      <w:r>
-        <w:rPr>
-          <w:rStyle w:val="Strong"/>
-          <w:bCs w:val="0"/>
-        </w:rPr>
-        <w:t>Apriori và FP-Growth:</w:t>
-      </w:r>
-    </w:p>
-    <w:p>
-      <w:pPr>
-        <w:pStyle w:val="NormalWeb"/>
-        <w:numPr>
-          <w:ilvl w:val="0"/>
-          <w:numId w:val="13"/>
-        </w:numPr>
-        <w:spacing w:before="120" w:beforeAutospacing="0" w:after="120" w:afterAutospacing="0" w:line="276" w:lineRule="auto"/>
-        <w:jc w:val="both"/>
-      </w:pPr>
-      <w:r>
-        <w:rPr>
-          <w:rStyle w:val="Strong"/>
-        </w:rPr>
-        <w:t>Apriori</w:t>
-      </w:r>
-      <w:r>
-        <w:t>: tìm tập mục thường xuyên dựa trên nguyên lý: "Nếu một tập mục là phổ biến, thì mọi tập con của nó cũng phổ biến."</w:t>
-      </w:r>
-    </w:p>
-    <w:p>
-      <w:pPr>
-        <w:pStyle w:val="NormalWeb"/>
-        <w:numPr>
-          <w:ilvl w:val="0"/>
-          <w:numId w:val="13"/>
-        </w:numPr>
-        <w:spacing w:before="120" w:beforeAutospacing="0" w:after="120" w:afterAutospacing="0" w:line="276" w:lineRule="auto"/>
-        <w:jc w:val="both"/>
-      </w:pPr>
-      <w:r>
-        <w:rPr>
-          <w:rStyle w:val="Strong"/>
-        </w:rPr>
-        <w:t>FP-Growth</w:t>
-      </w:r>
-      <w:r>
-        <w:t>: xây dựng FP-tree để tìm tập mục thường xuyên nhanh hơn, tránh duyệt dữ liệu nhiều lần.</w:t>
-      </w:r>
-    </w:p>
-    <w:p>
-      <w:pPr>
-        <w:pStyle w:val="NormalWeb"/>
-        <w:spacing w:before="120" w:beforeAutospacing="0" w:after="120" w:afterAutospacing="0" w:line="276" w:lineRule="auto"/>
-        <w:rPr>
-          <w:rStyle w:val="Strong"/>
-          <w:b w:val="0"/>
-        </w:rPr>
-      </w:pPr>
-      <w:r>
-        <w:rPr>
-          <w:rStyle w:val="Strong"/>
-          <w:b w:val="0"/>
-        </w:rPr>
-        <w:t>Các chỉ số đánh giá luật kết hợp</w:t>
-      </w:r>
-      <w:r>
-        <w:rPr>
-          <w:rStyle w:val="Strong"/>
-          <w:b w:val="0"/>
-        </w:rPr>
-        <w:t>:</w:t>
-      </w:r>
-    </w:p>
-    <w:p>
-      <w:pPr>
-        <w:pStyle w:val="NormalWeb"/>
-        <w:numPr>
-          <w:ilvl w:val="0"/>
-          <w:numId w:val="5"/>
-        </w:numPr>
-        <w:spacing w:before="120" w:beforeAutospacing="0" w:after="120" w:afterAutospacing="0" w:line="276" w:lineRule="auto"/>
-        <w:rPr>
-          <w:b/>
-        </w:rPr>
-      </w:pPr>
-      <w:r>
-        <w:rPr>
-          <w:b/>
-        </w:rPr>
-        <w:t>Support (độ phổ biến):</w:t>
-      </w:r>
-    </w:p>
-    <w:p>
-      <w:pPr>
-        <w:pStyle w:val="NormalWeb"/>
-        <w:spacing w:before="120" w:beforeAutospacing="0" w:after="120" w:afterAutospacing="0" w:line="276" w:lineRule="auto"/>
-        <w:ind w:left="720"/>
-        <w:rPr>
-          <w:b/>
-        </w:rPr>
-      </w:pPr>
-      <m:oMathPara>
-        <m:oMath>
-          <m:r>
-            <w:rPr>
-              <w:rFonts w:ascii="Cambria Math" w:hAnsi="Cambria Math"/>
-            </w:rPr>
-            <m:t>Support</m:t>
-          </m:r>
-          <m:d>
-            <m:dPr>
-              <m:ctrlPr>
-                <w:rPr>
-                  <w:rFonts w:ascii="Cambria Math" w:hAnsi="Cambria Math"/>
-                  <w:i/>
-                </w:rPr>
-              </m:ctrlPr>
-            </m:dPr>
-            <m:e>
-              <m:r>
-                <w:rPr>
-                  <w:rFonts w:ascii="Cambria Math" w:hAnsi="Cambria Math"/>
-                </w:rPr>
-                <m:t>A→B</m:t>
-              </m:r>
-            </m:e>
-          </m:d>
-          <m:r>
-            <w:rPr>
-              <w:rFonts w:ascii="Cambria Math" w:hAnsi="Cambria Math"/>
-            </w:rPr>
-            <m:t>=</m:t>
-          </m:r>
-          <m:f>
-            <m:fPr>
-              <m:ctrlPr>
-                <w:rPr>
-                  <w:rFonts w:ascii="Cambria Math" w:hAnsi="Cambria Math"/>
-                  <w:i/>
-                </w:rPr>
-              </m:ctrlPr>
-            </m:fPr>
-            <m:num>
-              <m:r>
-                <w:rPr>
-                  <w:rFonts w:ascii="Cambria Math" w:hAnsi="Cambria Math"/>
-                </w:rPr>
-                <m:t>số giao dịch chứa A∪B</m:t>
-              </m:r>
-            </m:num>
-            <m:den>
-              <m:r>
-                <w:rPr>
-                  <w:rFonts w:ascii="Cambria Math" w:hAnsi="Cambria Math"/>
-                </w:rPr>
-                <m:t>tổng số giao dịch</m:t>
-              </m:r>
-            </m:den>
-          </m:f>
-        </m:oMath>
-      </m:oMathPara>
-    </w:p>
-    <w:p>
-      <w:pPr>
-        <w:spacing w:before="120" w:after="120" w:line="276" w:lineRule="auto"/>
-      </w:pPr>
-    </w:p>
-    <w:p>
-      <w:pPr>
-        <w:spacing w:before="120" w:after="120" w:line="276" w:lineRule="auto"/>
-      </w:pPr>
-    </w:p>
-    <w:p>
-      <w:pPr>
-        <w:pStyle w:val="ListParagraph"/>
-        <w:numPr>
-          <w:ilvl w:val="0"/>
-          <w:numId w:val="5"/>
-        </w:numPr>
-        <w:spacing w:before="120" w:after="120" w:line="276" w:lineRule="auto"/>
-      </w:pPr>
-      <w:r>
-        <w:rPr>
-          <w:b/>
-        </w:rPr>
-        <w:t>Confidence (độ tin cậy)</w:t>
-      </w:r>
-      <w:r>
-        <w:t>:</w:t>
-      </w:r>
-    </w:p>
-    <w:p>
-      <w:pPr>
-        <w:spacing w:before="120" w:after="120" w:line="276" w:lineRule="auto"/>
-        <w:ind w:left="720"/>
-      </w:pPr>
-      <m:oMathPara>
-        <m:oMath>
-          <m:r>
-            <w:rPr>
-              <w:rFonts w:ascii="Cambria Math" w:hAnsi="Cambria Math"/>
-            </w:rPr>
-            <w:lastRenderedPageBreak/>
-            <m:t>Confidence</m:t>
-          </m:r>
-          <m:d>
-            <m:dPr>
-              <m:ctrlPr>
-                <w:rPr>
-                  <w:rFonts w:ascii="Cambria Math" w:hAnsi="Cambria Math"/>
-                  <w:i/>
-                </w:rPr>
-              </m:ctrlPr>
-            </m:dPr>
-            <m:e>
-              <m:r>
-                <w:rPr>
-                  <w:rFonts w:ascii="Cambria Math" w:hAnsi="Cambria Math"/>
-                </w:rPr>
-                <m:t>A→B</m:t>
-              </m:r>
-            </m:e>
-          </m:d>
-          <m:r>
-            <w:rPr>
-              <w:rFonts w:ascii="Cambria Math" w:hAnsi="Cambria Math"/>
-            </w:rPr>
-            <m:t>=</m:t>
-          </m:r>
-          <m:f>
-            <m:fPr>
-              <m:ctrlPr>
-                <w:rPr>
-                  <w:rFonts w:ascii="Cambria Math" w:hAnsi="Cambria Math"/>
-                  <w:i/>
-                </w:rPr>
-              </m:ctrlPr>
-            </m:fPr>
-            <m:num>
-              <m:r>
-                <w:rPr>
-                  <w:rFonts w:ascii="Cambria Math" w:hAnsi="Cambria Math"/>
-                </w:rPr>
-                <m:t>Support(A∪B)</m:t>
-              </m:r>
-            </m:num>
-            <m:den>
-              <m:r>
-                <w:rPr>
-                  <w:rFonts w:ascii="Cambria Math" w:hAnsi="Cambria Math"/>
-                </w:rPr>
-                <m:t>Support(A)</m:t>
-              </m:r>
-            </m:den>
-          </m:f>
-        </m:oMath>
-      </m:oMathPara>
-    </w:p>
-    <w:p>
-      <w:pPr>
-        <w:pStyle w:val="ListParagraph"/>
-        <w:numPr>
-          <w:ilvl w:val="0"/>
-          <w:numId w:val="5"/>
-        </w:numPr>
-        <w:spacing w:before="120" w:after="120" w:line="276" w:lineRule="auto"/>
-      </w:pPr>
-      <w:r>
-        <w:rPr>
-          <w:b/>
-        </w:rPr>
-        <w:t>Lift (độ nâng):</w:t>
-      </w:r>
-    </w:p>
-    <w:p>
-      <w:pPr>
-        <w:spacing w:before="120" w:after="120" w:line="276" w:lineRule="auto"/>
-        <w:ind w:left="360"/>
-      </w:pPr>
-      <m:oMathPara>
-        <m:oMath>
-          <m:r>
-            <w:rPr>
-              <w:rFonts w:ascii="Cambria Math" w:hAnsi="Cambria Math"/>
-            </w:rPr>
-            <m:t>Lift</m:t>
-          </m:r>
-          <m:d>
-            <m:dPr>
-              <m:ctrlPr>
-                <w:rPr>
-                  <w:rFonts w:ascii="Cambria Math" w:hAnsi="Cambria Math"/>
-                  <w:i/>
-                </w:rPr>
-              </m:ctrlPr>
-            </m:dPr>
-            <m:e>
-              <m:r>
-                <w:rPr>
-                  <w:rFonts w:ascii="Cambria Math" w:hAnsi="Cambria Math"/>
-                </w:rPr>
-                <m:t>A→B</m:t>
-              </m:r>
-            </m:e>
-          </m:d>
-          <m:r>
-            <w:rPr>
-              <w:rFonts w:ascii="Cambria Math" w:hAnsi="Cambria Math"/>
-            </w:rPr>
-            <m:t>=</m:t>
-          </m:r>
-          <m:f>
-            <m:fPr>
-              <m:ctrlPr>
-                <w:rPr>
-                  <w:rFonts w:ascii="Cambria Math" w:hAnsi="Cambria Math"/>
-                  <w:i/>
-                </w:rPr>
-              </m:ctrlPr>
-            </m:fPr>
-            <m:num>
-              <m:r>
-                <w:rPr>
-                  <w:rFonts w:ascii="Cambria Math" w:hAnsi="Cambria Math"/>
-                </w:rPr>
-                <m:t>Confidence(A→B)</m:t>
-              </m:r>
-            </m:num>
-            <m:den>
-              <m:r>
-                <w:rPr>
-                  <w:rFonts w:ascii="Cambria Math" w:hAnsi="Cambria Math"/>
-                </w:rPr>
-                <m:t>Support(B)</m:t>
-              </m:r>
-            </m:den>
-          </m:f>
-        </m:oMath>
-      </m:oMathPara>
-    </w:p>
-    <w:p>
-      <w:pPr>
-        <w:spacing w:before="120" w:after="120" w:line="276" w:lineRule="auto"/>
-      </w:pPr>
-      <w:r>
-        <w:t>Giải thích:</w:t>
-      </w:r>
-    </w:p>
-    <w:p>
-      <w:pPr>
-        <w:pStyle w:val="ListParagraph"/>
-        <w:numPr>
-          <w:ilvl w:val="0"/>
-          <w:numId w:val="5"/>
-        </w:numPr>
-        <w:spacing w:before="120" w:after="120" w:line="276" w:lineRule="auto"/>
-      </w:pPr>
-      <m:oMath>
-        <m:r>
-          <w:rPr>
-            <w:rFonts w:ascii="Cambria Math" w:hAnsi="Cambria Math"/>
-          </w:rPr>
-          <m:t>Lift&gt;1→A</m:t>
-        </m:r>
-      </m:oMath>
-      <w:r>
-        <w:t xml:space="preserve"> và </w:t>
-      </w:r>
-      <m:oMath>
-        <m:r>
-          <w:rPr>
-            <w:rFonts w:ascii="Cambria Math" w:hAnsi="Cambria Math"/>
-          </w:rPr>
-          <m:t>B</m:t>
-        </m:r>
-      </m:oMath>
-      <w:r>
-        <w:t xml:space="preserve"> xuất hiện cùng nhau nhiều hơn mong đợi (có quan hệ tích cực)</w:t>
-      </w:r>
-    </w:p>
-    <w:p>
-      <w:pPr>
-        <w:pStyle w:val="ListParagraph"/>
-        <w:numPr>
-          <w:ilvl w:val="0"/>
-          <w:numId w:val="5"/>
-        </w:numPr>
-        <w:spacing w:before="120" w:after="120" w:line="276" w:lineRule="auto"/>
-      </w:pPr>
-      <m:oMath>
-        <m:r>
-          <w:rPr>
-            <w:rFonts w:ascii="Cambria Math" w:hAnsi="Cambria Math"/>
-          </w:rPr>
-          <m:t>Lift=1→</m:t>
-        </m:r>
-      </m:oMath>
-      <w:r>
-        <w:t xml:space="preserve"> không có quan hệ</w:t>
-      </w:r>
-    </w:p>
-    <w:p>
-      <w:pPr>
-        <w:pStyle w:val="ListParagraph"/>
-        <w:numPr>
-          <w:ilvl w:val="0"/>
-          <w:numId w:val="5"/>
-        </w:numPr>
-        <w:spacing w:before="120" w:after="120" w:line="276" w:lineRule="auto"/>
-      </w:pPr>
-      <m:oMath>
-        <m:r>
-          <w:rPr>
-            <w:rFonts w:ascii="Cambria Math" w:hAnsi="Cambria Math"/>
-          </w:rPr>
-          <m:t>Lift&lt;1→A</m:t>
-        </m:r>
-      </m:oMath>
-      <w:r>
-        <w:t xml:space="preserve"> và </w:t>
-      </w:r>
-      <m:oMath>
-        <m:r>
-          <w:rPr>
-            <w:rFonts w:ascii="Cambria Math" w:hAnsi="Cambria Math"/>
-          </w:rPr>
-          <m:t>B</m:t>
-        </m:r>
-      </m:oMath>
-      <w:r>
-        <w:t xml:space="preserve"> xuất hiện cùng nhau ít hơn mong đợi (quan hệ âm)</w:t>
-      </w:r>
-    </w:p>
+    </w:p>
+    <w:p/>
+    <w:p/>
     <w:sectPr>
       <w:pgSz w:w="12240" w:h="15840"/>
       <w:pgMar w:top="1440" w:right="1440" w:bottom="1440" w:left="1440" w:header="720" w:footer="720" w:gutter="0"/>
@@ -6227,6 +6821,155 @@
     </w:lvl>
   </w:abstractNum>
   <w:abstractNum w:abstractNumId="2" w15:restartNumberingAfterBreak="0">
+    <w:nsid w:val="02DC548B"/>
+    <w:multiLevelType w:val="multilevel"/>
+    <w:tmpl w:val="502AF2CE"/>
+    <w:lvl w:ilvl="0">
+      <w:start w:val="1"/>
+      <w:numFmt w:val="bullet"/>
+      <w:lvlText w:val=""/>
+      <w:lvlJc w:val="left"/>
+      <w:pPr>
+        <w:tabs>
+          <w:tab w:val="num" w:pos="720"/>
+        </w:tabs>
+        <w:ind w:left="720" w:hanging="360"/>
+      </w:pPr>
+      <w:rPr>
+        <w:rFonts w:ascii="Symbol" w:hAnsi="Symbol" w:hint="default"/>
+        <w:sz w:val="20"/>
+      </w:rPr>
+    </w:lvl>
+    <w:lvl w:ilvl="1" w:tentative="1">
+      <w:start w:val="1"/>
+      <w:numFmt w:val="bullet"/>
+      <w:lvlText w:val="o"/>
+      <w:lvlJc w:val="left"/>
+      <w:pPr>
+        <w:tabs>
+          <w:tab w:val="num" w:pos="1440"/>
+        </w:tabs>
+        <w:ind w:left="1440" w:hanging="360"/>
+      </w:pPr>
+      <w:rPr>
+        <w:rFonts w:ascii="Courier New" w:hAnsi="Courier New" w:hint="default"/>
+        <w:sz w:val="20"/>
+      </w:rPr>
+    </w:lvl>
+    <w:lvl w:ilvl="2" w:tentative="1">
+      <w:start w:val="1"/>
+      <w:numFmt w:val="bullet"/>
+      <w:lvlText w:val=""/>
+      <w:lvlJc w:val="left"/>
+      <w:pPr>
+        <w:tabs>
+          <w:tab w:val="num" w:pos="2160"/>
+        </w:tabs>
+        <w:ind w:left="2160" w:hanging="360"/>
+      </w:pPr>
+      <w:rPr>
+        <w:rFonts w:ascii="Wingdings" w:hAnsi="Wingdings" w:hint="default"/>
+        <w:sz w:val="20"/>
+      </w:rPr>
+    </w:lvl>
+    <w:lvl w:ilvl="3" w:tentative="1">
+      <w:start w:val="1"/>
+      <w:numFmt w:val="bullet"/>
+      <w:lvlText w:val=""/>
+      <w:lvlJc w:val="left"/>
+      <w:pPr>
+        <w:tabs>
+          <w:tab w:val="num" w:pos="2880"/>
+        </w:tabs>
+        <w:ind w:left="2880" w:hanging="360"/>
+      </w:pPr>
+      <w:rPr>
+        <w:rFonts w:ascii="Wingdings" w:hAnsi="Wingdings" w:hint="default"/>
+        <w:sz w:val="20"/>
+      </w:rPr>
+    </w:lvl>
+    <w:lvl w:ilvl="4" w:tentative="1">
+      <w:start w:val="1"/>
+      <w:numFmt w:val="bullet"/>
+      <w:lvlText w:val=""/>
+      <w:lvlJc w:val="left"/>
+      <w:pPr>
+        <w:tabs>
+          <w:tab w:val="num" w:pos="3600"/>
+        </w:tabs>
+        <w:ind w:left="3600" w:hanging="360"/>
+      </w:pPr>
+      <w:rPr>
+        <w:rFonts w:ascii="Wingdings" w:hAnsi="Wingdings" w:hint="default"/>
+        <w:sz w:val="20"/>
+      </w:rPr>
+    </w:lvl>
+    <w:lvl w:ilvl="5" w:tentative="1">
+      <w:start w:val="1"/>
+      <w:numFmt w:val="bullet"/>
+      <w:lvlText w:val=""/>
+      <w:lvlJc w:val="left"/>
+      <w:pPr>
+        <w:tabs>
+          <w:tab w:val="num" w:pos="4320"/>
+        </w:tabs>
+        <w:ind w:left="4320" w:hanging="360"/>
+      </w:pPr>
+      <w:rPr>
+        <w:rFonts w:ascii="Wingdings" w:hAnsi="Wingdings" w:hint="default"/>
+        <w:sz w:val="20"/>
+      </w:rPr>
+    </w:lvl>
+    <w:lvl w:ilvl="6" w:tentative="1">
+      <w:start w:val="1"/>
+      <w:numFmt w:val="bullet"/>
+      <w:lvlText w:val=""/>
+      <w:lvlJc w:val="left"/>
+      <w:pPr>
+        <w:tabs>
+          <w:tab w:val="num" w:pos="5040"/>
+        </w:tabs>
+        <w:ind w:left="5040" w:hanging="360"/>
+      </w:pPr>
+      <w:rPr>
+        <w:rFonts w:ascii="Wingdings" w:hAnsi="Wingdings" w:hint="default"/>
+        <w:sz w:val="20"/>
+      </w:rPr>
+    </w:lvl>
+    <w:lvl w:ilvl="7" w:tentative="1">
+      <w:start w:val="1"/>
+      <w:numFmt w:val="bullet"/>
+      <w:lvlText w:val=""/>
+      <w:lvlJc w:val="left"/>
+      <w:pPr>
+        <w:tabs>
+          <w:tab w:val="num" w:pos="5760"/>
+        </w:tabs>
+        <w:ind w:left="5760" w:hanging="360"/>
+      </w:pPr>
+      <w:rPr>
+        <w:rFonts w:ascii="Wingdings" w:hAnsi="Wingdings" w:hint="default"/>
+        <w:sz w:val="20"/>
+      </w:rPr>
+    </w:lvl>
+    <w:lvl w:ilvl="8" w:tentative="1">
+      <w:start w:val="1"/>
+      <w:numFmt w:val="bullet"/>
+      <w:lvlText w:val=""/>
+      <w:lvlJc w:val="left"/>
+      <w:pPr>
+        <w:tabs>
+          <w:tab w:val="num" w:pos="6480"/>
+        </w:tabs>
+        <w:ind w:left="6480" w:hanging="360"/>
+      </w:pPr>
+      <w:rPr>
+        <w:rFonts w:ascii="Wingdings" w:hAnsi="Wingdings" w:hint="default"/>
+        <w:sz w:val="20"/>
+      </w:rPr>
+    </w:lvl>
+  </w:abstractNum>
+  <w:abstractNum w:abstractNumId="3" w15:restartNumberingAfterBreak="0">
     <w:nsid w:val="117F58AD"/>
     <w:multiLevelType w:val="multilevel"/>
     <w:tmpl w:val="3CD41F80"/>
@@ -6375,7 +7118,7 @@
       </w:rPr>
     </w:lvl>
   </w:abstractNum>
-  <w:abstractNum w:abstractNumId="3" w15:restartNumberingAfterBreak="0">
+  <w:abstractNum w:abstractNumId="4" w15:restartNumberingAfterBreak="0">
     <w:nsid w:val="1FCE67CC"/>
     <w:multiLevelType w:val="multilevel"/>
     <w:tmpl w:val="ADC62324"/>
@@ -6524,7 +7267,7 @@
       </w:rPr>
     </w:lvl>
   </w:abstractNum>
-  <w:abstractNum w:abstractNumId="4" w15:restartNumberingAfterBreak="0">
+  <w:abstractNum w:abstractNumId="5" w15:restartNumberingAfterBreak="0">
     <w:nsid w:val="2EDC5740"/>
     <w:multiLevelType w:val="multilevel"/>
     <w:tmpl w:val="DCB6E3F0"/>
@@ -6673,7 +7416,7 @@
       </w:rPr>
     </w:lvl>
   </w:abstractNum>
-  <w:abstractNum w:abstractNumId="5" w15:restartNumberingAfterBreak="0">
+  <w:abstractNum w:abstractNumId="6" w15:restartNumberingAfterBreak="0">
     <w:nsid w:val="31AB2F46"/>
     <w:multiLevelType w:val="multilevel"/>
     <w:tmpl w:val="A26A3214"/>
@@ -6822,7 +7565,7 @@
       </w:rPr>
     </w:lvl>
   </w:abstractNum>
-  <w:abstractNum w:abstractNumId="6" w15:restartNumberingAfterBreak="0">
+  <w:abstractNum w:abstractNumId="7" w15:restartNumberingAfterBreak="0">
     <w:nsid w:val="38FD7E0B"/>
     <w:multiLevelType w:val="multilevel"/>
     <w:tmpl w:val="9372E50A"/>
@@ -6935,7 +7678,7 @@
       </w:pPr>
     </w:lvl>
   </w:abstractNum>
-  <w:abstractNum w:abstractNumId="7" w15:restartNumberingAfterBreak="0">
+  <w:abstractNum w:abstractNumId="8" w15:restartNumberingAfterBreak="0">
     <w:nsid w:val="43FC523C"/>
     <w:multiLevelType w:val="multilevel"/>
     <w:tmpl w:val="414EB806"/>
@@ -7084,7 +7827,7 @@
       </w:rPr>
     </w:lvl>
   </w:abstractNum>
-  <w:abstractNum w:abstractNumId="8" w15:restartNumberingAfterBreak="0">
+  <w:abstractNum w:abstractNumId="9" w15:restartNumberingAfterBreak="0">
     <w:nsid w:val="4D4E713B"/>
     <w:multiLevelType w:val="multilevel"/>
     <w:tmpl w:val="6848EA34"/>
@@ -7233,7 +7976,7 @@
       </w:rPr>
     </w:lvl>
   </w:abstractNum>
-  <w:abstractNum w:abstractNumId="9" w15:restartNumberingAfterBreak="0">
+  <w:abstractNum w:abstractNumId="10" w15:restartNumberingAfterBreak="0">
     <w:nsid w:val="56B34698"/>
     <w:multiLevelType w:val="multilevel"/>
     <w:tmpl w:val="D3EC9CB2"/>
@@ -7382,7 +8125,7 @@
       </w:rPr>
     </w:lvl>
   </w:abstractNum>
-  <w:abstractNum w:abstractNumId="10" w15:restartNumberingAfterBreak="0">
+  <w:abstractNum w:abstractNumId="11" w15:restartNumberingAfterBreak="0">
     <w:nsid w:val="595C5FE4"/>
     <w:multiLevelType w:val="multilevel"/>
     <w:tmpl w:val="CC407038"/>
@@ -7531,7 +8274,7 @@
       </w:rPr>
     </w:lvl>
   </w:abstractNum>
-  <w:abstractNum w:abstractNumId="11" w15:restartNumberingAfterBreak="0">
+  <w:abstractNum w:abstractNumId="12" w15:restartNumberingAfterBreak="0">
     <w:nsid w:val="6F1549AF"/>
     <w:multiLevelType w:val="multilevel"/>
     <w:tmpl w:val="277AF536"/>
@@ -7680,7 +8423,7 @@
       </w:rPr>
     </w:lvl>
   </w:abstractNum>
-  <w:abstractNum w:abstractNumId="12" w15:restartNumberingAfterBreak="0">
+  <w:abstractNum w:abstractNumId="13" w15:restartNumberingAfterBreak="0">
     <w:nsid w:val="7BA835BE"/>
     <w:multiLevelType w:val="multilevel"/>
     <w:tmpl w:val="EE8E4AA2"/>
@@ -7830,43 +8573,46 @@
     </w:lvl>
   </w:abstractNum>
   <w:num w:numId="1">
-    <w:abstractNumId w:val="6"/>
+    <w:abstractNumId w:val="7"/>
   </w:num>
   <w:num w:numId="2">
-    <w:abstractNumId w:val="9"/>
+    <w:abstractNumId w:val="10"/>
   </w:num>
   <w:num w:numId="3">
     <w:abstractNumId w:val="1"/>
   </w:num>
   <w:num w:numId="4">
-    <w:abstractNumId w:val="2"/>
+    <w:abstractNumId w:val="3"/>
   </w:num>
   <w:num w:numId="5">
     <w:abstractNumId w:val="0"/>
   </w:num>
   <w:num w:numId="6">
+    <w:abstractNumId w:val="6"/>
+  </w:num>
+  <w:num w:numId="7">
+    <w:abstractNumId w:val="9"/>
+  </w:num>
+  <w:num w:numId="8">
     <w:abstractNumId w:val="5"/>
   </w:num>
-  <w:num w:numId="7">
+  <w:num w:numId="9">
+    <w:abstractNumId w:val="13"/>
+  </w:num>
+  <w:num w:numId="10">
+    <w:abstractNumId w:val="11"/>
+  </w:num>
+  <w:num w:numId="11">
     <w:abstractNumId w:val="8"/>
   </w:num>
-  <w:num w:numId="8">
+  <w:num w:numId="12">
     <w:abstractNumId w:val="4"/>
   </w:num>
-  <w:num w:numId="9">
+  <w:num w:numId="13">
     <w:abstractNumId w:val="12"/>
   </w:num>
-  <w:num w:numId="10">
-    <w:abstractNumId w:val="10"/>
-  </w:num>
-  <w:num w:numId="11">
-    <w:abstractNumId w:val="7"/>
-  </w:num>
-  <w:num w:numId="12">
-    <w:abstractNumId w:val="3"/>
-  </w:num>
-  <w:num w:numId="13">
-    <w:abstractNumId w:val="11"/>
+  <w:num w:numId="14">
+    <w:abstractNumId w:val="2"/>
   </w:num>
 </w:numbering>
 </file>
@@ -8327,10 +9073,9 @@
     <w:next w:val="Normal"/>
     <w:link w:val="Heading3Char"/>
     <w:uiPriority w:val="9"/>
-    <w:semiHidden/>
     <w:unhideWhenUsed/>
     <w:qFormat/>
-    <w:rsid w:val="00270AD2"/>
+    <w:rsid w:val="005171A4"/>
     <w:pPr>
       <w:keepNext/>
       <w:keepLines/>
@@ -8339,6 +9084,7 @@
     </w:pPr>
     <w:rPr>
       <w:rFonts w:eastAsiaTheme="majorEastAsia" w:cstheme="majorBidi"/>
+      <w:b/>
       <w:sz w:val="26"/>
     </w:rPr>
   </w:style>
@@ -8495,10 +9241,10 @@
     <w:basedOn w:val="DefaultParagraphFont"/>
     <w:link w:val="Heading3"/>
     <w:uiPriority w:val="9"/>
-    <w:semiHidden/>
-    <w:rsid w:val="00270AD2"/>
+    <w:rsid w:val="005171A4"/>
     <w:rPr>
       <w:rFonts w:eastAsiaTheme="majorEastAsia" w:cstheme="majorBidi"/>
+      <w:b/>
       <w:sz w:val="26"/>
       <w:szCs w:val="24"/>
     </w:rPr>
@@ -8670,6 +9416,32 @@
     <w:name w:val="mclose"/>
     <w:basedOn w:val="DefaultParagraphFont"/>
     <w:rsid w:val="00A23CA3"/>
+  </w:style>
+  <w:style w:type="paragraph" w:styleId="TOC3">
+    <w:name w:val="toc 3"/>
+    <w:basedOn w:val="Normal"/>
+    <w:next w:val="Normal"/>
+    <w:autoRedefine/>
+    <w:uiPriority w:val="39"/>
+    <w:unhideWhenUsed/>
+    <w:rsid w:val="00961850"/>
+    <w:pPr>
+      <w:spacing w:after="100"/>
+      <w:ind w:left="480"/>
+    </w:pPr>
+  </w:style>
+  <w:style w:type="character" w:styleId="HTMLCode">
+    <w:name w:val="HTML Code"/>
+    <w:basedOn w:val="DefaultParagraphFont"/>
+    <w:uiPriority w:val="99"/>
+    <w:semiHidden/>
+    <w:unhideWhenUsed/>
+    <w:rsid w:val="00A94D1D"/>
+    <w:rPr>
+      <w:rFonts w:ascii="Courier New" w:eastAsia="Times New Roman" w:hAnsi="Courier New" w:cs="Courier New"/>
+      <w:sz w:val="20"/>
+      <w:szCs w:val="20"/>
+    </w:rPr>
   </w:style>
 </w:styles>
 </file>
@@ -8974,7 +9746,7 @@
 </file>
 
 <file path=customXml/itemProps1.xml><?xml version="1.0" encoding="utf-8"?>
-<ds:datastoreItem xmlns:ds="http://schemas.openxmlformats.org/officeDocument/2006/customXml" ds:itemID="{3F79C2C4-8119-40F9-B66C-2EFE6EA45195}">
+<ds:datastoreItem xmlns:ds="http://schemas.openxmlformats.org/officeDocument/2006/customXml" ds:itemID="{29022121-6917-4E8A-ACEA-28208464EC8B}">
   <ds:schemaRefs>
     <ds:schemaRef ds:uri="http://schemas.openxmlformats.org/officeDocument/2006/bibliography"/>
   </ds:schemaRefs>

--- a/final/report/report.docx
+++ b/final/report/report.docx
@@ -1468,7 +1468,7 @@
           <w:r>
             <w:fldChar w:fldCharType="separate"/>
           </w:r>
-          <w:hyperlink w:anchor="_Toc217000957" w:history="1">
+          <w:hyperlink w:anchor="_Toc217164536" w:history="1">
             <w:r>
               <w:rPr>
                 <w:rStyle w:val="Hyperlink"/>
@@ -1496,7 +1496,7 @@
                 <w:noProof/>
                 <w:webHidden/>
               </w:rPr>
-              <w:instrText xml:space="preserve"> PAGEREF _Toc217000957 \h </w:instrText>
+              <w:instrText xml:space="preserve"> PAGEREF _Toc217164536 \h </w:instrText>
             </w:r>
             <w:r>
               <w:rPr>
@@ -1540,7 +1540,7 @@
               <w:szCs w:val="22"/>
             </w:rPr>
           </w:pPr>
-          <w:hyperlink w:anchor="_Toc217000958" w:history="1">
+          <w:hyperlink w:anchor="_Toc217164537" w:history="1">
             <w:r>
               <w:rPr>
                 <w:rStyle w:val="Hyperlink"/>
@@ -1568,7 +1568,7 @@
                 <w:noProof/>
                 <w:webHidden/>
               </w:rPr>
-              <w:instrText xml:space="preserve"> PAGEREF _Toc217000958 \h </w:instrText>
+              <w:instrText xml:space="preserve"> PAGEREF _Toc217164537 \h </w:instrText>
             </w:r>
             <w:r>
               <w:rPr>
@@ -1612,7 +1612,7 @@
               <w:szCs w:val="22"/>
             </w:rPr>
           </w:pPr>
-          <w:hyperlink w:anchor="_Toc217000959" w:history="1">
+          <w:hyperlink w:anchor="_Toc217164538" w:history="1">
             <w:r>
               <w:rPr>
                 <w:rStyle w:val="Hyperlink"/>
@@ -1640,7 +1640,7 @@
                 <w:noProof/>
                 <w:webHidden/>
               </w:rPr>
-              <w:instrText xml:space="preserve"> PAGEREF _Toc217000959 \h </w:instrText>
+              <w:instrText xml:space="preserve"> PAGEREF _Toc217164538 \h </w:instrText>
             </w:r>
             <w:r>
               <w:rPr>
@@ -1684,7 +1684,7 @@
               <w:szCs w:val="22"/>
             </w:rPr>
           </w:pPr>
-          <w:hyperlink w:anchor="_Toc217000960" w:history="1">
+          <w:hyperlink w:anchor="_Toc217164539" w:history="1">
             <w:r>
               <w:rPr>
                 <w:rStyle w:val="Hyperlink"/>
@@ -1712,7 +1712,7 @@
                 <w:noProof/>
                 <w:webHidden/>
               </w:rPr>
-              <w:instrText xml:space="preserve"> PAGEREF _Toc217000960 \h </w:instrText>
+              <w:instrText xml:space="preserve"> PAGEREF _Toc217164539 \h </w:instrText>
             </w:r>
             <w:r>
               <w:rPr>
@@ -1732,7 +1732,7 @@
                 <w:noProof/>
                 <w:webHidden/>
               </w:rPr>
-              <w:t>5</w:t>
+              <w:t>4</w:t>
             </w:r>
             <w:r>
               <w:rPr>
@@ -1756,7 +1756,7 @@
               <w:szCs w:val="22"/>
             </w:rPr>
           </w:pPr>
-          <w:hyperlink w:anchor="_Toc217000961" w:history="1">
+          <w:hyperlink w:anchor="_Toc217164540" w:history="1">
             <w:r>
               <w:rPr>
                 <w:rStyle w:val="Hyperlink"/>
@@ -1784,7 +1784,7 @@
                 <w:noProof/>
                 <w:webHidden/>
               </w:rPr>
-              <w:instrText xml:space="preserve"> PAGEREF _Toc217000961 \h </w:instrText>
+              <w:instrText xml:space="preserve"> PAGEREF _Toc217164540 \h </w:instrText>
             </w:r>
             <w:r>
               <w:rPr>
@@ -1828,7 +1828,7 @@
               <w:szCs w:val="22"/>
             </w:rPr>
           </w:pPr>
-          <w:hyperlink w:anchor="_Toc217000962" w:history="1">
+          <w:hyperlink w:anchor="_Toc217164541" w:history="1">
             <w:r>
               <w:rPr>
                 <w:rStyle w:val="Hyperlink"/>
@@ -1856,7 +1856,7 @@
                 <w:noProof/>
                 <w:webHidden/>
               </w:rPr>
-              <w:instrText xml:space="preserve"> PAGEREF _Toc217000962 \h </w:instrText>
+              <w:instrText xml:space="preserve"> PAGEREF _Toc217164541 \h </w:instrText>
             </w:r>
             <w:r>
               <w:rPr>
@@ -1900,7 +1900,7 @@
               <w:szCs w:val="22"/>
             </w:rPr>
           </w:pPr>
-          <w:hyperlink w:anchor="_Toc217000963" w:history="1">
+          <w:hyperlink w:anchor="_Toc217164542" w:history="1">
             <w:r>
               <w:rPr>
                 <w:rStyle w:val="Hyperlink"/>
@@ -1928,7 +1928,7 @@
                 <w:noProof/>
                 <w:webHidden/>
               </w:rPr>
-              <w:instrText xml:space="preserve"> PAGEREF _Toc217000963 \h </w:instrText>
+              <w:instrText xml:space="preserve"> PAGEREF _Toc217164542 \h </w:instrText>
             </w:r>
             <w:r>
               <w:rPr>
@@ -1972,7 +1972,7 @@
               <w:szCs w:val="22"/>
             </w:rPr>
           </w:pPr>
-          <w:hyperlink w:anchor="_Toc217000964" w:history="1">
+          <w:hyperlink w:anchor="_Toc217164543" w:history="1">
             <w:r>
               <w:rPr>
                 <w:rStyle w:val="Hyperlink"/>
@@ -2000,7 +2000,7 @@
                 <w:noProof/>
                 <w:webHidden/>
               </w:rPr>
-              <w:instrText xml:space="preserve"> PAGEREF _Toc217000964 \h </w:instrText>
+              <w:instrText xml:space="preserve"> PAGEREF _Toc217164543 \h </w:instrText>
             </w:r>
             <w:r>
               <w:rPr>
@@ -2020,7 +2020,7 @@
                 <w:noProof/>
                 <w:webHidden/>
               </w:rPr>
-              <w:t>7</w:t>
+              <w:t>6</w:t>
             </w:r>
             <w:r>
               <w:rPr>
@@ -2044,7 +2044,7 @@
               <w:szCs w:val="22"/>
             </w:rPr>
           </w:pPr>
-          <w:hyperlink w:anchor="_Toc217000965" w:history="1">
+          <w:hyperlink w:anchor="_Toc217164544" w:history="1">
             <w:r>
               <w:rPr>
                 <w:rStyle w:val="Hyperlink"/>
@@ -2072,7 +2072,7 @@
                 <w:noProof/>
                 <w:webHidden/>
               </w:rPr>
-              <w:instrText xml:space="preserve"> PAGEREF _Toc217000965 \h </w:instrText>
+              <w:instrText xml:space="preserve"> PAGEREF _Toc217164544 \h </w:instrText>
             </w:r>
             <w:r>
               <w:rPr>
@@ -2116,7 +2116,7 @@
               <w:szCs w:val="22"/>
             </w:rPr>
           </w:pPr>
-          <w:hyperlink w:anchor="_Toc217000966" w:history="1">
+          <w:hyperlink w:anchor="_Toc217164545" w:history="1">
             <w:r>
               <w:rPr>
                 <w:rStyle w:val="Hyperlink"/>
@@ -2144,7 +2144,7 @@
                 <w:noProof/>
                 <w:webHidden/>
               </w:rPr>
-              <w:instrText xml:space="preserve"> PAGEREF _Toc217000966 \h </w:instrText>
+              <w:instrText xml:space="preserve"> PAGEREF _Toc217164545 \h </w:instrText>
             </w:r>
             <w:r>
               <w:rPr>
@@ -2164,7 +2164,7 @@
                 <w:noProof/>
                 <w:webHidden/>
               </w:rPr>
-              <w:t>8</w:t>
+              <w:t>7</w:t>
             </w:r>
             <w:r>
               <w:rPr>
@@ -2188,14 +2188,14 @@
               <w:szCs w:val="22"/>
             </w:rPr>
           </w:pPr>
-          <w:hyperlink w:anchor="_Toc217000967" w:history="1">
+          <w:hyperlink w:anchor="_Toc217164546" w:history="1">
             <w:r>
               <w:rPr>
                 <w:rStyle w:val="Hyperlink"/>
                 <w:rFonts w:eastAsiaTheme="majorEastAsia"/>
                 <w:noProof/>
               </w:rPr>
-              <w:t>1. Các khái niệm cơ bản</w:t>
+              <w:t>1. Các khái niệm và thuật toán</w:t>
             </w:r>
             <w:r>
               <w:rPr>
@@ -2216,7 +2216,7 @@
                 <w:noProof/>
                 <w:webHidden/>
               </w:rPr>
-              <w:instrText xml:space="preserve"> PAGEREF _Toc217000967 \h </w:instrText>
+              <w:instrText xml:space="preserve"> PAGEREF _Toc217164546 \h </w:instrText>
             </w:r>
             <w:r>
               <w:rPr>
@@ -2236,7 +2236,439 @@
                 <w:noProof/>
                 <w:webHidden/>
               </w:rPr>
+              <w:t>7</w:t>
+            </w:r>
+            <w:r>
+              <w:rPr>
+                <w:noProof/>
+                <w:webHidden/>
+              </w:rPr>
+              <w:fldChar w:fldCharType="end"/>
+            </w:r>
+          </w:hyperlink>
+        </w:p>
+        <w:p>
+          <w:pPr>
+            <w:pStyle w:val="TOC3"/>
+            <w:tabs>
+              <w:tab w:val="right" w:leader="dot" w:pos="9350"/>
+            </w:tabs>
+            <w:rPr>
+              <w:rFonts w:asciiTheme="minorHAnsi" w:eastAsiaTheme="minorEastAsia" w:hAnsiTheme="minorHAnsi" w:cstheme="minorBidi"/>
+              <w:noProof/>
+              <w:sz w:val="22"/>
+              <w:szCs w:val="22"/>
+            </w:rPr>
+          </w:pPr>
+          <w:hyperlink w:anchor="_Toc217164547" w:history="1">
+            <w:r>
+              <w:rPr>
+                <w:rStyle w:val="Hyperlink"/>
+                <w:rFonts w:eastAsiaTheme="majorEastAsia"/>
+                <w:noProof/>
+              </w:rPr>
+              <w:t>1.1. Khai phá dữ liệu và phân tích khám phá dữ liệu</w:t>
+            </w:r>
+            <w:r>
+              <w:rPr>
+                <w:noProof/>
+                <w:webHidden/>
+              </w:rPr>
+              <w:tab/>
+            </w:r>
+            <w:r>
+              <w:rPr>
+                <w:noProof/>
+                <w:webHidden/>
+              </w:rPr>
+              <w:fldChar w:fldCharType="begin"/>
+            </w:r>
+            <w:r>
+              <w:rPr>
+                <w:noProof/>
+                <w:webHidden/>
+              </w:rPr>
+              <w:instrText xml:space="preserve"> PAGEREF _Toc217164547 \h </w:instrText>
+            </w:r>
+            <w:r>
+              <w:rPr>
+                <w:noProof/>
+                <w:webHidden/>
+              </w:rPr>
+            </w:r>
+            <w:r>
+              <w:rPr>
+                <w:noProof/>
+                <w:webHidden/>
+              </w:rPr>
+              <w:fldChar w:fldCharType="separate"/>
+            </w:r>
+            <w:r>
+              <w:rPr>
+                <w:noProof/>
+                <w:webHidden/>
+              </w:rPr>
+              <w:t>7</w:t>
+            </w:r>
+            <w:r>
+              <w:rPr>
+                <w:noProof/>
+                <w:webHidden/>
+              </w:rPr>
+              <w:fldChar w:fldCharType="end"/>
+            </w:r>
+          </w:hyperlink>
+        </w:p>
+        <w:p>
+          <w:pPr>
+            <w:pStyle w:val="TOC3"/>
+            <w:tabs>
+              <w:tab w:val="right" w:leader="dot" w:pos="9350"/>
+            </w:tabs>
+            <w:rPr>
+              <w:rFonts w:asciiTheme="minorHAnsi" w:eastAsiaTheme="minorEastAsia" w:hAnsiTheme="minorHAnsi" w:cstheme="minorBidi"/>
+              <w:noProof/>
+              <w:sz w:val="22"/>
+              <w:szCs w:val="22"/>
+            </w:rPr>
+          </w:pPr>
+          <w:hyperlink w:anchor="_Toc217164548" w:history="1">
+            <w:r>
+              <w:rPr>
+                <w:rStyle w:val="Hyperlink"/>
+                <w:rFonts w:eastAsiaTheme="majorEastAsia"/>
+                <w:noProof/>
+              </w:rPr>
+              <w:t>1.2 Khai phá văn bản và biểu diễn dữ liệu văn bản</w:t>
+            </w:r>
+            <w:r>
+              <w:rPr>
+                <w:noProof/>
+                <w:webHidden/>
+              </w:rPr>
+              <w:tab/>
+            </w:r>
+            <w:r>
+              <w:rPr>
+                <w:noProof/>
+                <w:webHidden/>
+              </w:rPr>
+              <w:fldChar w:fldCharType="begin"/>
+            </w:r>
+            <w:r>
+              <w:rPr>
+                <w:noProof/>
+                <w:webHidden/>
+              </w:rPr>
+              <w:instrText xml:space="preserve"> PAGEREF _Toc217164548 \h </w:instrText>
+            </w:r>
+            <w:r>
+              <w:rPr>
+                <w:noProof/>
+                <w:webHidden/>
+              </w:rPr>
+            </w:r>
+            <w:r>
+              <w:rPr>
+                <w:noProof/>
+                <w:webHidden/>
+              </w:rPr>
+              <w:fldChar w:fldCharType="separate"/>
+            </w:r>
+            <w:r>
+              <w:rPr>
+                <w:noProof/>
+                <w:webHidden/>
+              </w:rPr>
               <w:t>8</w:t>
+            </w:r>
+            <w:r>
+              <w:rPr>
+                <w:noProof/>
+                <w:webHidden/>
+              </w:rPr>
+              <w:fldChar w:fldCharType="end"/>
+            </w:r>
+          </w:hyperlink>
+        </w:p>
+        <w:p>
+          <w:pPr>
+            <w:pStyle w:val="TOC3"/>
+            <w:tabs>
+              <w:tab w:val="right" w:leader="dot" w:pos="9350"/>
+            </w:tabs>
+            <w:rPr>
+              <w:rFonts w:asciiTheme="minorHAnsi" w:eastAsiaTheme="minorEastAsia" w:hAnsiTheme="minorHAnsi" w:cstheme="minorBidi"/>
+              <w:noProof/>
+              <w:sz w:val="22"/>
+              <w:szCs w:val="22"/>
+            </w:rPr>
+          </w:pPr>
+          <w:hyperlink w:anchor="_Toc217164549" w:history="1">
+            <w:r>
+              <w:rPr>
+                <w:rStyle w:val="Hyperlink"/>
+                <w:rFonts w:eastAsiaTheme="majorEastAsia"/>
+                <w:noProof/>
+              </w:rPr>
+              <w:t>1.3. Phân cụm không giám sát</w:t>
+            </w:r>
+            <w:r>
+              <w:rPr>
+                <w:noProof/>
+                <w:webHidden/>
+              </w:rPr>
+              <w:tab/>
+            </w:r>
+            <w:r>
+              <w:rPr>
+                <w:noProof/>
+                <w:webHidden/>
+              </w:rPr>
+              <w:fldChar w:fldCharType="begin"/>
+            </w:r>
+            <w:r>
+              <w:rPr>
+                <w:noProof/>
+                <w:webHidden/>
+              </w:rPr>
+              <w:instrText xml:space="preserve"> PAGEREF _Toc217164549 \h </w:instrText>
+            </w:r>
+            <w:r>
+              <w:rPr>
+                <w:noProof/>
+                <w:webHidden/>
+              </w:rPr>
+            </w:r>
+            <w:r>
+              <w:rPr>
+                <w:noProof/>
+                <w:webHidden/>
+              </w:rPr>
+              <w:fldChar w:fldCharType="separate"/>
+            </w:r>
+            <w:r>
+              <w:rPr>
+                <w:noProof/>
+                <w:webHidden/>
+              </w:rPr>
+              <w:t>9</w:t>
+            </w:r>
+            <w:r>
+              <w:rPr>
+                <w:noProof/>
+                <w:webHidden/>
+              </w:rPr>
+              <w:fldChar w:fldCharType="end"/>
+            </w:r>
+          </w:hyperlink>
+        </w:p>
+        <w:p>
+          <w:pPr>
+            <w:pStyle w:val="TOC3"/>
+            <w:tabs>
+              <w:tab w:val="right" w:leader="dot" w:pos="9350"/>
+            </w:tabs>
+            <w:rPr>
+              <w:rFonts w:asciiTheme="minorHAnsi" w:eastAsiaTheme="minorEastAsia" w:hAnsiTheme="minorHAnsi" w:cstheme="minorBidi"/>
+              <w:noProof/>
+              <w:sz w:val="22"/>
+              <w:szCs w:val="22"/>
+            </w:rPr>
+          </w:pPr>
+          <w:hyperlink w:anchor="_Toc217164550" w:history="1">
+            <w:r>
+              <w:rPr>
+                <w:rStyle w:val="Hyperlink"/>
+                <w:rFonts w:eastAsiaTheme="majorEastAsia"/>
+                <w:noProof/>
+              </w:rPr>
+              <w:t>1.4. Khai phá mẫu và luật kết hợp</w:t>
+            </w:r>
+            <w:r>
+              <w:rPr>
+                <w:noProof/>
+                <w:webHidden/>
+              </w:rPr>
+              <w:tab/>
+            </w:r>
+            <w:r>
+              <w:rPr>
+                <w:noProof/>
+                <w:webHidden/>
+              </w:rPr>
+              <w:fldChar w:fldCharType="begin"/>
+            </w:r>
+            <w:r>
+              <w:rPr>
+                <w:noProof/>
+                <w:webHidden/>
+              </w:rPr>
+              <w:instrText xml:space="preserve"> PAGEREF _Toc217164550 \h </w:instrText>
+            </w:r>
+            <w:r>
+              <w:rPr>
+                <w:noProof/>
+                <w:webHidden/>
+              </w:rPr>
+            </w:r>
+            <w:r>
+              <w:rPr>
+                <w:noProof/>
+                <w:webHidden/>
+              </w:rPr>
+              <w:fldChar w:fldCharType="separate"/>
+            </w:r>
+            <w:r>
+              <w:rPr>
+                <w:noProof/>
+                <w:webHidden/>
+              </w:rPr>
+              <w:t>9</w:t>
+            </w:r>
+            <w:r>
+              <w:rPr>
+                <w:noProof/>
+                <w:webHidden/>
+              </w:rPr>
+              <w:fldChar w:fldCharType="end"/>
+            </w:r>
+          </w:hyperlink>
+        </w:p>
+        <w:p>
+          <w:pPr>
+            <w:pStyle w:val="TOC3"/>
+            <w:tabs>
+              <w:tab w:val="right" w:leader="dot" w:pos="9350"/>
+            </w:tabs>
+            <w:rPr>
+              <w:rFonts w:asciiTheme="minorHAnsi" w:eastAsiaTheme="minorEastAsia" w:hAnsiTheme="minorHAnsi" w:cstheme="minorBidi"/>
+              <w:noProof/>
+              <w:sz w:val="22"/>
+              <w:szCs w:val="22"/>
+            </w:rPr>
+          </w:pPr>
+          <w:hyperlink w:anchor="_Toc217164551" w:history="1">
+            <w:r>
+              <w:rPr>
+                <w:rStyle w:val="Hyperlink"/>
+                <w:rFonts w:eastAsiaTheme="majorEastAsia"/>
+                <w:noProof/>
+              </w:rPr>
+              <w:t>1.5. Phân tích mạng lưới và phát hiện cộng đồng</w:t>
+            </w:r>
+            <w:r>
+              <w:rPr>
+                <w:noProof/>
+                <w:webHidden/>
+              </w:rPr>
+              <w:tab/>
+            </w:r>
+            <w:r>
+              <w:rPr>
+                <w:noProof/>
+                <w:webHidden/>
+              </w:rPr>
+              <w:fldChar w:fldCharType="begin"/>
+            </w:r>
+            <w:r>
+              <w:rPr>
+                <w:noProof/>
+                <w:webHidden/>
+              </w:rPr>
+              <w:instrText xml:space="preserve"> PAGEREF _Toc217164551 \h </w:instrText>
+            </w:r>
+            <w:r>
+              <w:rPr>
+                <w:noProof/>
+                <w:webHidden/>
+              </w:rPr>
+            </w:r>
+            <w:r>
+              <w:rPr>
+                <w:noProof/>
+                <w:webHidden/>
+              </w:rPr>
+              <w:fldChar w:fldCharType="separate"/>
+            </w:r>
+            <w:r>
+              <w:rPr>
+                <w:noProof/>
+                <w:webHidden/>
+              </w:rPr>
+              <w:t>10</w:t>
+            </w:r>
+            <w:r>
+              <w:rPr>
+                <w:noProof/>
+                <w:webHidden/>
+              </w:rPr>
+              <w:fldChar w:fldCharType="end"/>
+            </w:r>
+          </w:hyperlink>
+        </w:p>
+        <w:p>
+          <w:pPr>
+            <w:pStyle w:val="TOC3"/>
+            <w:tabs>
+              <w:tab w:val="right" w:leader="dot" w:pos="9350"/>
+            </w:tabs>
+            <w:rPr>
+              <w:rFonts w:asciiTheme="minorHAnsi" w:eastAsiaTheme="minorEastAsia" w:hAnsiTheme="minorHAnsi" w:cstheme="minorBidi"/>
+              <w:noProof/>
+              <w:sz w:val="22"/>
+              <w:szCs w:val="22"/>
+            </w:rPr>
+          </w:pPr>
+          <w:hyperlink w:anchor="_Toc217164552" w:history="1">
+            <w:r>
+              <w:rPr>
+                <w:rStyle w:val="Hyperlink"/>
+                <w:rFonts w:eastAsiaTheme="majorEastAsia"/>
+                <w:noProof/>
+              </w:rPr>
+              <w:t>1.6 Phân tích và dự đoán mức lương</w:t>
+            </w:r>
+            <w:r>
+              <w:rPr>
+                <w:noProof/>
+                <w:webHidden/>
+              </w:rPr>
+              <w:tab/>
+            </w:r>
+            <w:r>
+              <w:rPr>
+                <w:noProof/>
+                <w:webHidden/>
+              </w:rPr>
+              <w:fldChar w:fldCharType="begin"/>
+            </w:r>
+            <w:r>
+              <w:rPr>
+                <w:noProof/>
+                <w:webHidden/>
+              </w:rPr>
+              <w:instrText xml:space="preserve"> PAGEREF _Toc217164552 \h </w:instrText>
+            </w:r>
+            <w:r>
+              <w:rPr>
+                <w:noProof/>
+                <w:webHidden/>
+              </w:rPr>
+            </w:r>
+            <w:r>
+              <w:rPr>
+                <w:noProof/>
+                <w:webHidden/>
+              </w:rPr>
+              <w:fldChar w:fldCharType="separate"/>
+            </w:r>
+            <w:r>
+              <w:rPr>
+                <w:noProof/>
+                <w:webHidden/>
+              </w:rPr>
+              <w:t>11</w:t>
             </w:r>
             <w:r>
               <w:rPr>
@@ -2260,14 +2692,14 @@
               <w:szCs w:val="22"/>
             </w:rPr>
           </w:pPr>
-          <w:hyperlink w:anchor="_Toc217000968" w:history="1">
+          <w:hyperlink w:anchor="_Toc217164553" w:history="1">
             <w:r>
               <w:rPr>
                 <w:rStyle w:val="Hyperlink"/>
                 <w:rFonts w:eastAsiaTheme="majorEastAsia"/>
                 <w:noProof/>
               </w:rPr>
-              <w:t>2. Các thuật toán và phương pháp sử dụng</w:t>
+              <w:t>2. Nghiên cứu liên quan</w:t>
             </w:r>
             <w:r>
               <w:rPr>
@@ -2288,7 +2720,7 @@
                 <w:noProof/>
                 <w:webHidden/>
               </w:rPr>
-              <w:instrText xml:space="preserve"> PAGEREF _Toc217000968 \h </w:instrText>
+              <w:instrText xml:space="preserve"> PAGEREF _Toc217164553 \h </w:instrText>
             </w:r>
             <w:r>
               <w:rPr>
@@ -2308,7 +2740,79 @@
                 <w:noProof/>
                 <w:webHidden/>
               </w:rPr>
-              <w:t>8</w:t>
+              <w:t>11</w:t>
+            </w:r>
+            <w:r>
+              <w:rPr>
+                <w:noProof/>
+                <w:webHidden/>
+              </w:rPr>
+              <w:fldChar w:fldCharType="end"/>
+            </w:r>
+          </w:hyperlink>
+        </w:p>
+        <w:p>
+          <w:pPr>
+            <w:pStyle w:val="TOC1"/>
+            <w:tabs>
+              <w:tab w:val="right" w:leader="dot" w:pos="9350"/>
+            </w:tabs>
+            <w:rPr>
+              <w:rFonts w:asciiTheme="minorHAnsi" w:eastAsiaTheme="minorEastAsia" w:hAnsiTheme="minorHAnsi" w:cstheme="minorBidi"/>
+              <w:noProof/>
+              <w:sz w:val="22"/>
+              <w:szCs w:val="22"/>
+            </w:rPr>
+          </w:pPr>
+          <w:hyperlink w:anchor="_Toc217164554" w:history="1">
+            <w:r>
+              <w:rPr>
+                <w:rStyle w:val="Hyperlink"/>
+                <w:rFonts w:eastAsiaTheme="majorEastAsia"/>
+                <w:noProof/>
+              </w:rPr>
+              <w:t>Chương III. Dữ liệu và phương pháp đề xuất</w:t>
+            </w:r>
+            <w:r>
+              <w:rPr>
+                <w:noProof/>
+                <w:webHidden/>
+              </w:rPr>
+              <w:tab/>
+            </w:r>
+            <w:r>
+              <w:rPr>
+                <w:noProof/>
+                <w:webHidden/>
+              </w:rPr>
+              <w:fldChar w:fldCharType="begin"/>
+            </w:r>
+            <w:r>
+              <w:rPr>
+                <w:noProof/>
+                <w:webHidden/>
+              </w:rPr>
+              <w:instrText xml:space="preserve"> PAGEREF _Toc217164554 \h </w:instrText>
+            </w:r>
+            <w:r>
+              <w:rPr>
+                <w:noProof/>
+                <w:webHidden/>
+              </w:rPr>
+            </w:r>
+            <w:r>
+              <w:rPr>
+                <w:noProof/>
+                <w:webHidden/>
+              </w:rPr>
+              <w:fldChar w:fldCharType="separate"/>
+            </w:r>
+            <w:r>
+              <w:rPr>
+                <w:noProof/>
+                <w:webHidden/>
+              </w:rPr>
+              <w:t>12</w:t>
             </w:r>
             <w:r>
               <w:rPr>
@@ -2332,14 +2836,14 @@
               <w:szCs w:val="22"/>
             </w:rPr>
           </w:pPr>
-          <w:hyperlink w:anchor="_Toc217000969" w:history="1">
+          <w:hyperlink w:anchor="_Toc217164555" w:history="1">
             <w:r>
               <w:rPr>
                 <w:rStyle w:val="Hyperlink"/>
                 <w:rFonts w:eastAsiaTheme="majorEastAsia"/>
                 <w:noProof/>
               </w:rPr>
-              <w:t>3. Nghiên cứu liên quan</w:t>
+              <w:t>1. Giới thiệu bộ dữ liệu</w:t>
             </w:r>
             <w:r>
               <w:rPr>
@@ -2360,7 +2864,7 @@
                 <w:noProof/>
                 <w:webHidden/>
               </w:rPr>
-              <w:instrText xml:space="preserve"> PAGEREF _Toc217000969 \h </w:instrText>
+              <w:instrText xml:space="preserve"> PAGEREF _Toc217164555 \h </w:instrText>
             </w:r>
             <w:r>
               <w:rPr>
@@ -2380,7 +2884,743 @@
                 <w:noProof/>
                 <w:webHidden/>
               </w:rPr>
-              <w:t>9</w:t>
+              <w:t>12</w:t>
+            </w:r>
+            <w:r>
+              <w:rPr>
+                <w:noProof/>
+                <w:webHidden/>
+              </w:rPr>
+              <w:fldChar w:fldCharType="end"/>
+            </w:r>
+          </w:hyperlink>
+        </w:p>
+        <w:p>
+          <w:pPr>
+            <w:pStyle w:val="TOC3"/>
+            <w:tabs>
+              <w:tab w:val="right" w:leader="dot" w:pos="9350"/>
+            </w:tabs>
+            <w:rPr>
+              <w:rFonts w:asciiTheme="minorHAnsi" w:eastAsiaTheme="minorEastAsia" w:hAnsiTheme="minorHAnsi" w:cstheme="minorBidi"/>
+              <w:noProof/>
+              <w:sz w:val="22"/>
+              <w:szCs w:val="22"/>
+            </w:rPr>
+          </w:pPr>
+          <w:hyperlink w:anchor="_Toc217164556" w:history="1">
+            <w:r>
+              <w:rPr>
+                <w:rStyle w:val="Hyperlink"/>
+                <w:rFonts w:eastAsiaTheme="majorEastAsia"/>
+                <w:noProof/>
+              </w:rPr>
+              <w:t>1.1 Tổng quan về bộ dữ liệu LinkedIn Job Postings và bối cảnh thu thập dữ liệu</w:t>
+            </w:r>
+            <w:r>
+              <w:rPr>
+                <w:noProof/>
+                <w:webHidden/>
+              </w:rPr>
+              <w:tab/>
+            </w:r>
+            <w:r>
+              <w:rPr>
+                <w:noProof/>
+                <w:webHidden/>
+              </w:rPr>
+              <w:fldChar w:fldCharType="begin"/>
+            </w:r>
+            <w:r>
+              <w:rPr>
+                <w:noProof/>
+                <w:webHidden/>
+              </w:rPr>
+              <w:instrText xml:space="preserve"> PAGEREF _Toc217164556 \h </w:instrText>
+            </w:r>
+            <w:r>
+              <w:rPr>
+                <w:noProof/>
+                <w:webHidden/>
+              </w:rPr>
+            </w:r>
+            <w:r>
+              <w:rPr>
+                <w:noProof/>
+                <w:webHidden/>
+              </w:rPr>
+              <w:fldChar w:fldCharType="separate"/>
+            </w:r>
+            <w:r>
+              <w:rPr>
+                <w:noProof/>
+                <w:webHidden/>
+              </w:rPr>
+              <w:t>12</w:t>
+            </w:r>
+            <w:r>
+              <w:rPr>
+                <w:noProof/>
+                <w:webHidden/>
+              </w:rPr>
+              <w:fldChar w:fldCharType="end"/>
+            </w:r>
+          </w:hyperlink>
+        </w:p>
+        <w:p>
+          <w:pPr>
+            <w:pStyle w:val="TOC3"/>
+            <w:tabs>
+              <w:tab w:val="right" w:leader="dot" w:pos="9350"/>
+            </w:tabs>
+            <w:rPr>
+              <w:rFonts w:asciiTheme="minorHAnsi" w:eastAsiaTheme="minorEastAsia" w:hAnsiTheme="minorHAnsi" w:cstheme="minorBidi"/>
+              <w:noProof/>
+              <w:sz w:val="22"/>
+              <w:szCs w:val="22"/>
+            </w:rPr>
+          </w:pPr>
+          <w:hyperlink w:anchor="_Toc217164557" w:history="1">
+            <w:r>
+              <w:rPr>
+                <w:rStyle w:val="Hyperlink"/>
+                <w:rFonts w:eastAsiaTheme="majorEastAsia"/>
+                <w:noProof/>
+              </w:rPr>
+              <w:t>1.2 Cấu trúc tổng thể của bộ dữ liệu và các bảng dữ liệu chính</w:t>
+            </w:r>
+            <w:r>
+              <w:rPr>
+                <w:noProof/>
+                <w:webHidden/>
+              </w:rPr>
+              <w:tab/>
+            </w:r>
+            <w:r>
+              <w:rPr>
+                <w:noProof/>
+                <w:webHidden/>
+              </w:rPr>
+              <w:fldChar w:fldCharType="begin"/>
+            </w:r>
+            <w:r>
+              <w:rPr>
+                <w:noProof/>
+                <w:webHidden/>
+              </w:rPr>
+              <w:instrText xml:space="preserve"> PAGEREF _Toc217164557 \h </w:instrText>
+            </w:r>
+            <w:r>
+              <w:rPr>
+                <w:noProof/>
+                <w:webHidden/>
+              </w:rPr>
+            </w:r>
+            <w:r>
+              <w:rPr>
+                <w:noProof/>
+                <w:webHidden/>
+              </w:rPr>
+              <w:fldChar w:fldCharType="separate"/>
+            </w:r>
+            <w:r>
+              <w:rPr>
+                <w:noProof/>
+                <w:webHidden/>
+              </w:rPr>
+              <w:t>13</w:t>
+            </w:r>
+            <w:r>
+              <w:rPr>
+                <w:noProof/>
+                <w:webHidden/>
+              </w:rPr>
+              <w:fldChar w:fldCharType="end"/>
+            </w:r>
+          </w:hyperlink>
+        </w:p>
+        <w:p>
+          <w:pPr>
+            <w:pStyle w:val="TOC3"/>
+            <w:tabs>
+              <w:tab w:val="right" w:leader="dot" w:pos="9350"/>
+            </w:tabs>
+            <w:rPr>
+              <w:rFonts w:asciiTheme="minorHAnsi" w:eastAsiaTheme="minorEastAsia" w:hAnsiTheme="minorHAnsi" w:cstheme="minorBidi"/>
+              <w:noProof/>
+              <w:sz w:val="22"/>
+              <w:szCs w:val="22"/>
+            </w:rPr>
+          </w:pPr>
+          <w:hyperlink w:anchor="_Toc217164558" w:history="1">
+            <w:r>
+              <w:rPr>
+                <w:rStyle w:val="Hyperlink"/>
+                <w:rFonts w:eastAsiaTheme="majorEastAsia"/>
+                <w:noProof/>
+              </w:rPr>
+              <w:t>1.3 Mối quan hệ giữa các bảng dữ liệu và quá trình tích hợp dữ liệu</w:t>
+            </w:r>
+            <w:r>
+              <w:rPr>
+                <w:noProof/>
+                <w:webHidden/>
+              </w:rPr>
+              <w:tab/>
+            </w:r>
+            <w:r>
+              <w:rPr>
+                <w:noProof/>
+                <w:webHidden/>
+              </w:rPr>
+              <w:fldChar w:fldCharType="begin"/>
+            </w:r>
+            <w:r>
+              <w:rPr>
+                <w:noProof/>
+                <w:webHidden/>
+              </w:rPr>
+              <w:instrText xml:space="preserve"> PAGEREF _Toc217164558 \h </w:instrText>
+            </w:r>
+            <w:r>
+              <w:rPr>
+                <w:noProof/>
+                <w:webHidden/>
+              </w:rPr>
+            </w:r>
+            <w:r>
+              <w:rPr>
+                <w:noProof/>
+                <w:webHidden/>
+              </w:rPr>
+              <w:fldChar w:fldCharType="separate"/>
+            </w:r>
+            <w:r>
+              <w:rPr>
+                <w:noProof/>
+                <w:webHidden/>
+              </w:rPr>
+              <w:t>14</w:t>
+            </w:r>
+            <w:r>
+              <w:rPr>
+                <w:noProof/>
+                <w:webHidden/>
+              </w:rPr>
+              <w:fldChar w:fldCharType="end"/>
+            </w:r>
+          </w:hyperlink>
+        </w:p>
+        <w:p>
+          <w:pPr>
+            <w:pStyle w:val="TOC3"/>
+            <w:tabs>
+              <w:tab w:val="right" w:leader="dot" w:pos="9350"/>
+            </w:tabs>
+            <w:rPr>
+              <w:rFonts w:asciiTheme="minorHAnsi" w:eastAsiaTheme="minorEastAsia" w:hAnsiTheme="minorHAnsi" w:cstheme="minorBidi"/>
+              <w:noProof/>
+              <w:sz w:val="22"/>
+              <w:szCs w:val="22"/>
+            </w:rPr>
+          </w:pPr>
+          <w:hyperlink w:anchor="_Toc217164559" w:history="1">
+            <w:r>
+              <w:rPr>
+                <w:rStyle w:val="Hyperlink"/>
+                <w:rFonts w:eastAsiaTheme="majorEastAsia"/>
+                <w:noProof/>
+              </w:rPr>
+              <w:t>1.4 Các thuộc tính (cột) chính được khai thác cho từng câu hỏi nghiên cứu</w:t>
+            </w:r>
+            <w:r>
+              <w:rPr>
+                <w:noProof/>
+                <w:webHidden/>
+              </w:rPr>
+              <w:tab/>
+            </w:r>
+            <w:r>
+              <w:rPr>
+                <w:noProof/>
+                <w:webHidden/>
+              </w:rPr>
+              <w:fldChar w:fldCharType="begin"/>
+            </w:r>
+            <w:r>
+              <w:rPr>
+                <w:noProof/>
+                <w:webHidden/>
+              </w:rPr>
+              <w:instrText xml:space="preserve"> PAGEREF _Toc217164559 \h </w:instrText>
+            </w:r>
+            <w:r>
+              <w:rPr>
+                <w:noProof/>
+                <w:webHidden/>
+              </w:rPr>
+            </w:r>
+            <w:r>
+              <w:rPr>
+                <w:noProof/>
+                <w:webHidden/>
+              </w:rPr>
+              <w:fldChar w:fldCharType="separate"/>
+            </w:r>
+            <w:r>
+              <w:rPr>
+                <w:noProof/>
+                <w:webHidden/>
+              </w:rPr>
+              <w:t>16</w:t>
+            </w:r>
+            <w:r>
+              <w:rPr>
+                <w:noProof/>
+                <w:webHidden/>
+              </w:rPr>
+              <w:fldChar w:fldCharType="end"/>
+            </w:r>
+          </w:hyperlink>
+        </w:p>
+        <w:p>
+          <w:pPr>
+            <w:pStyle w:val="TOC3"/>
+            <w:tabs>
+              <w:tab w:val="right" w:leader="dot" w:pos="9350"/>
+            </w:tabs>
+            <w:rPr>
+              <w:rFonts w:asciiTheme="minorHAnsi" w:eastAsiaTheme="minorEastAsia" w:hAnsiTheme="minorHAnsi" w:cstheme="minorBidi"/>
+              <w:noProof/>
+              <w:sz w:val="22"/>
+              <w:szCs w:val="22"/>
+            </w:rPr>
+          </w:pPr>
+          <w:hyperlink w:anchor="_Toc217164560" w:history="1">
+            <w:r>
+              <w:rPr>
+                <w:rStyle w:val="Hyperlink"/>
+                <w:rFonts w:eastAsiaTheme="majorEastAsia"/>
+                <w:noProof/>
+              </w:rPr>
+              <w:t>1.5 Phạm vi nghiên cứu và các hạn chế của dữ liệu</w:t>
+            </w:r>
+            <w:r>
+              <w:rPr>
+                <w:noProof/>
+                <w:webHidden/>
+              </w:rPr>
+              <w:tab/>
+            </w:r>
+            <w:r>
+              <w:rPr>
+                <w:noProof/>
+                <w:webHidden/>
+              </w:rPr>
+              <w:fldChar w:fldCharType="begin"/>
+            </w:r>
+            <w:r>
+              <w:rPr>
+                <w:noProof/>
+                <w:webHidden/>
+              </w:rPr>
+              <w:instrText xml:space="preserve"> PAGEREF _Toc217164560 \h </w:instrText>
+            </w:r>
+            <w:r>
+              <w:rPr>
+                <w:noProof/>
+                <w:webHidden/>
+              </w:rPr>
+            </w:r>
+            <w:r>
+              <w:rPr>
+                <w:noProof/>
+                <w:webHidden/>
+              </w:rPr>
+              <w:fldChar w:fldCharType="separate"/>
+            </w:r>
+            <w:r>
+              <w:rPr>
+                <w:noProof/>
+                <w:webHidden/>
+              </w:rPr>
+              <w:t>17</w:t>
+            </w:r>
+            <w:r>
+              <w:rPr>
+                <w:noProof/>
+                <w:webHidden/>
+              </w:rPr>
+              <w:fldChar w:fldCharType="end"/>
+            </w:r>
+          </w:hyperlink>
+        </w:p>
+        <w:p>
+          <w:pPr>
+            <w:pStyle w:val="TOC2"/>
+            <w:tabs>
+              <w:tab w:val="right" w:leader="dot" w:pos="9350"/>
+            </w:tabs>
+            <w:rPr>
+              <w:rFonts w:asciiTheme="minorHAnsi" w:eastAsiaTheme="minorEastAsia" w:hAnsiTheme="minorHAnsi" w:cstheme="minorBidi"/>
+              <w:noProof/>
+              <w:sz w:val="22"/>
+              <w:szCs w:val="22"/>
+            </w:rPr>
+          </w:pPr>
+          <w:hyperlink w:anchor="_Toc217164561" w:history="1">
+            <w:r>
+              <w:rPr>
+                <w:rStyle w:val="Hyperlink"/>
+                <w:rFonts w:eastAsiaTheme="majorEastAsia"/>
+                <w:noProof/>
+              </w:rPr>
+              <w:t>2. Xác định vấn đề và tiền xử lý dữ liệu</w:t>
+            </w:r>
+            <w:r>
+              <w:rPr>
+                <w:noProof/>
+                <w:webHidden/>
+              </w:rPr>
+              <w:tab/>
+            </w:r>
+            <w:r>
+              <w:rPr>
+                <w:noProof/>
+                <w:webHidden/>
+              </w:rPr>
+              <w:fldChar w:fldCharType="begin"/>
+            </w:r>
+            <w:r>
+              <w:rPr>
+                <w:noProof/>
+                <w:webHidden/>
+              </w:rPr>
+              <w:instrText xml:space="preserve"> PAGEREF _Toc217164561 \h </w:instrText>
+            </w:r>
+            <w:r>
+              <w:rPr>
+                <w:noProof/>
+                <w:webHidden/>
+              </w:rPr>
+            </w:r>
+            <w:r>
+              <w:rPr>
+                <w:noProof/>
+                <w:webHidden/>
+              </w:rPr>
+              <w:fldChar w:fldCharType="separate"/>
+            </w:r>
+            <w:r>
+              <w:rPr>
+                <w:noProof/>
+                <w:webHidden/>
+              </w:rPr>
+              <w:t>18</w:t>
+            </w:r>
+            <w:r>
+              <w:rPr>
+                <w:noProof/>
+                <w:webHidden/>
+              </w:rPr>
+              <w:fldChar w:fldCharType="end"/>
+            </w:r>
+          </w:hyperlink>
+        </w:p>
+        <w:p>
+          <w:pPr>
+            <w:pStyle w:val="TOC2"/>
+            <w:tabs>
+              <w:tab w:val="right" w:leader="dot" w:pos="9350"/>
+            </w:tabs>
+            <w:rPr>
+              <w:rFonts w:asciiTheme="minorHAnsi" w:eastAsiaTheme="minorEastAsia" w:hAnsiTheme="minorHAnsi" w:cstheme="minorBidi"/>
+              <w:noProof/>
+              <w:sz w:val="22"/>
+              <w:szCs w:val="22"/>
+            </w:rPr>
+          </w:pPr>
+          <w:hyperlink w:anchor="_Toc217164562" w:history="1">
+            <w:r>
+              <w:rPr>
+                <w:rStyle w:val="Hyperlink"/>
+                <w:rFonts w:eastAsiaTheme="majorEastAsia"/>
+                <w:noProof/>
+              </w:rPr>
+              <w:t>3. Phương pháp đề xuất cho từng câu hỏi nghiên cứu</w:t>
+            </w:r>
+            <w:r>
+              <w:rPr>
+                <w:noProof/>
+                <w:webHidden/>
+              </w:rPr>
+              <w:tab/>
+            </w:r>
+            <w:r>
+              <w:rPr>
+                <w:noProof/>
+                <w:webHidden/>
+              </w:rPr>
+              <w:fldChar w:fldCharType="begin"/>
+            </w:r>
+            <w:r>
+              <w:rPr>
+                <w:noProof/>
+                <w:webHidden/>
+              </w:rPr>
+              <w:instrText xml:space="preserve"> PAGEREF _Toc217164562 \h </w:instrText>
+            </w:r>
+            <w:r>
+              <w:rPr>
+                <w:noProof/>
+                <w:webHidden/>
+              </w:rPr>
+            </w:r>
+            <w:r>
+              <w:rPr>
+                <w:noProof/>
+                <w:webHidden/>
+              </w:rPr>
+              <w:fldChar w:fldCharType="separate"/>
+            </w:r>
+            <w:r>
+              <w:rPr>
+                <w:noProof/>
+                <w:webHidden/>
+              </w:rPr>
+              <w:t>19</w:t>
+            </w:r>
+            <w:r>
+              <w:rPr>
+                <w:noProof/>
+                <w:webHidden/>
+              </w:rPr>
+              <w:fldChar w:fldCharType="end"/>
+            </w:r>
+          </w:hyperlink>
+        </w:p>
+        <w:p>
+          <w:pPr>
+            <w:pStyle w:val="TOC3"/>
+            <w:tabs>
+              <w:tab w:val="right" w:leader="dot" w:pos="9350"/>
+            </w:tabs>
+            <w:rPr>
+              <w:rFonts w:asciiTheme="minorHAnsi" w:eastAsiaTheme="minorEastAsia" w:hAnsiTheme="minorHAnsi" w:cstheme="minorBidi"/>
+              <w:noProof/>
+              <w:sz w:val="22"/>
+              <w:szCs w:val="22"/>
+            </w:rPr>
+          </w:pPr>
+          <w:hyperlink w:anchor="_Toc217164563" w:history="1">
+            <w:r>
+              <w:rPr>
+                <w:rStyle w:val="Hyperlink"/>
+                <w:rFonts w:eastAsiaTheme="majorEastAsia"/>
+                <w:noProof/>
+              </w:rPr>
+              <w:t>3.1 Phương pháp phân cụm mô tả côn</w:t>
+            </w:r>
+            <w:r>
+              <w:rPr>
+                <w:rStyle w:val="Hyperlink"/>
+                <w:rFonts w:eastAsiaTheme="majorEastAsia"/>
+                <w:noProof/>
+              </w:rPr>
+              <w:t>g</w:t>
+            </w:r>
+            <w:r>
+              <w:rPr>
+                <w:rStyle w:val="Hyperlink"/>
+                <w:rFonts w:eastAsiaTheme="majorEastAsia"/>
+                <w:noProof/>
+              </w:rPr>
+              <w:t xml:space="preserve"> việc cho RQ1</w:t>
+            </w:r>
+            <w:r>
+              <w:rPr>
+                <w:noProof/>
+                <w:webHidden/>
+              </w:rPr>
+              <w:tab/>
+            </w:r>
+            <w:r>
+              <w:rPr>
+                <w:noProof/>
+                <w:webHidden/>
+              </w:rPr>
+              <w:fldChar w:fldCharType="begin"/>
+            </w:r>
+            <w:r>
+              <w:rPr>
+                <w:noProof/>
+                <w:webHidden/>
+              </w:rPr>
+              <w:instrText xml:space="preserve"> PAGEREF _Toc217164563 \h </w:instrText>
+            </w:r>
+            <w:r>
+              <w:rPr>
+                <w:noProof/>
+                <w:webHidden/>
+              </w:rPr>
+            </w:r>
+            <w:r>
+              <w:rPr>
+                <w:noProof/>
+                <w:webHidden/>
+              </w:rPr>
+              <w:fldChar w:fldCharType="separate"/>
+            </w:r>
+            <w:r>
+              <w:rPr>
+                <w:noProof/>
+                <w:webHidden/>
+              </w:rPr>
+              <w:t>19</w:t>
+            </w:r>
+            <w:r>
+              <w:rPr>
+                <w:noProof/>
+                <w:webHidden/>
+              </w:rPr>
+              <w:fldChar w:fldCharType="end"/>
+            </w:r>
+          </w:hyperlink>
+        </w:p>
+        <w:p>
+          <w:pPr>
+            <w:pStyle w:val="TOC3"/>
+            <w:tabs>
+              <w:tab w:val="right" w:leader="dot" w:pos="9350"/>
+            </w:tabs>
+            <w:rPr>
+              <w:rFonts w:asciiTheme="minorHAnsi" w:eastAsiaTheme="minorEastAsia" w:hAnsiTheme="minorHAnsi" w:cstheme="minorBidi"/>
+              <w:noProof/>
+              <w:sz w:val="22"/>
+              <w:szCs w:val="22"/>
+            </w:rPr>
+          </w:pPr>
+          <w:hyperlink w:anchor="_Toc217164564" w:history="1">
+            <w:r>
+              <w:rPr>
+                <w:rStyle w:val="Hyperlink"/>
+                <w:rFonts w:eastAsiaTheme="majorEastAsia"/>
+                <w:noProof/>
+              </w:rPr>
+              <w:t>3.2 Phương pháp khai phá mẫu kỹ năng và phân tích mạng lưới cho RQ2</w:t>
+            </w:r>
+            <w:r>
+              <w:rPr>
+                <w:noProof/>
+                <w:webHidden/>
+              </w:rPr>
+              <w:tab/>
+            </w:r>
+            <w:r>
+              <w:rPr>
+                <w:noProof/>
+                <w:webHidden/>
+              </w:rPr>
+              <w:fldChar w:fldCharType="begin"/>
+            </w:r>
+            <w:r>
+              <w:rPr>
+                <w:noProof/>
+                <w:webHidden/>
+              </w:rPr>
+              <w:instrText xml:space="preserve"> PAGEREF _Toc217164564 \h </w:instrText>
+            </w:r>
+            <w:r>
+              <w:rPr>
+                <w:noProof/>
+                <w:webHidden/>
+              </w:rPr>
+            </w:r>
+            <w:r>
+              <w:rPr>
+                <w:noProof/>
+                <w:webHidden/>
+              </w:rPr>
+              <w:fldChar w:fldCharType="separate"/>
+            </w:r>
+            <w:r>
+              <w:rPr>
+                <w:noProof/>
+                <w:webHidden/>
+              </w:rPr>
+              <w:t>20</w:t>
+            </w:r>
+            <w:r>
+              <w:rPr>
+                <w:noProof/>
+                <w:webHidden/>
+              </w:rPr>
+              <w:fldChar w:fldCharType="end"/>
+            </w:r>
+          </w:hyperlink>
+        </w:p>
+        <w:p>
+          <w:pPr>
+            <w:pStyle w:val="TOC3"/>
+            <w:tabs>
+              <w:tab w:val="right" w:leader="dot" w:pos="9350"/>
+            </w:tabs>
+            <w:rPr>
+              <w:rFonts w:asciiTheme="minorHAnsi" w:eastAsiaTheme="minorEastAsia" w:hAnsiTheme="minorHAnsi" w:cstheme="minorBidi"/>
+              <w:noProof/>
+              <w:sz w:val="22"/>
+              <w:szCs w:val="22"/>
+            </w:rPr>
+          </w:pPr>
+          <w:hyperlink w:anchor="_Toc217164565" w:history="1">
+            <w:r>
+              <w:rPr>
+                <w:rStyle w:val="Hyperlink"/>
+                <w:rFonts w:eastAsiaTheme="majorEastAsia"/>
+                <w:noProof/>
+              </w:rPr>
+              <w:t>3.3 Phương pháp phân tích và dự đoán mức lương cho RQ3</w:t>
+            </w:r>
+            <w:r>
+              <w:rPr>
+                <w:noProof/>
+                <w:webHidden/>
+              </w:rPr>
+              <w:tab/>
+            </w:r>
+            <w:r>
+              <w:rPr>
+                <w:noProof/>
+                <w:webHidden/>
+              </w:rPr>
+              <w:fldChar w:fldCharType="begin"/>
+            </w:r>
+            <w:r>
+              <w:rPr>
+                <w:noProof/>
+                <w:webHidden/>
+              </w:rPr>
+              <w:instrText xml:space="preserve"> PAGEREF _Toc217164565 \h </w:instrText>
+            </w:r>
+            <w:r>
+              <w:rPr>
+                <w:noProof/>
+                <w:webHidden/>
+              </w:rPr>
+            </w:r>
+            <w:r>
+              <w:rPr>
+                <w:noProof/>
+                <w:webHidden/>
+              </w:rPr>
+              <w:fldChar w:fldCharType="separate"/>
+            </w:r>
+            <w:r>
+              <w:rPr>
+                <w:noProof/>
+                <w:webHidden/>
+              </w:rPr>
+              <w:t>21</w:t>
             </w:r>
             <w:r>
               <w:rPr>
@@ -2404,14 +3644,14 @@
               <w:szCs w:val="22"/>
             </w:rPr>
           </w:pPr>
-          <w:hyperlink w:anchor="_Toc217000970" w:history="1">
+          <w:hyperlink w:anchor="_Toc217164566" w:history="1">
             <w:r>
               <w:rPr>
                 <w:rStyle w:val="Hyperlink"/>
                 <w:rFonts w:eastAsiaTheme="majorEastAsia"/>
                 <w:noProof/>
               </w:rPr>
-              <w:t>Chương III. Dữ liệu và phương pháp đề xuất</w:t>
+              <w:t>Chương IV. Thực nghiệm, kết quả và thảo luận</w:t>
             </w:r>
             <w:r>
               <w:rPr>
@@ -2432,7 +3672,7 @@
                 <w:noProof/>
                 <w:webHidden/>
               </w:rPr>
-              <w:instrText xml:space="preserve"> PAGEREF _Toc217000970 \h </w:instrText>
+              <w:instrText xml:space="preserve"> PAGEREF _Toc217164566 \h </w:instrText>
             </w:r>
             <w:r>
               <w:rPr>
@@ -2452,7 +3692,7 @@
                 <w:noProof/>
                 <w:webHidden/>
               </w:rPr>
-              <w:t>10</w:t>
+              <w:t>22</w:t>
             </w:r>
             <w:r>
               <w:rPr>
@@ -2476,14 +3716,14 @@
               <w:szCs w:val="22"/>
             </w:rPr>
           </w:pPr>
-          <w:hyperlink w:anchor="_Toc217000971" w:history="1">
+          <w:hyperlink w:anchor="_Toc217164567" w:history="1">
             <w:r>
               <w:rPr>
                 <w:rStyle w:val="Hyperlink"/>
                 <w:rFonts w:eastAsiaTheme="majorEastAsia"/>
                 <w:noProof/>
               </w:rPr>
-              <w:t>1. Giới thiệu bộ dữ liệu</w:t>
+              <w:t>1. Thiết lập thực nghiệm và độ đo đánh giá</w:t>
             </w:r>
             <w:r>
               <w:rPr>
@@ -2504,7 +3744,7 @@
                 <w:noProof/>
                 <w:webHidden/>
               </w:rPr>
-              <w:instrText xml:space="preserve"> PAGEREF _Toc217000971 \h </w:instrText>
+              <w:instrText xml:space="preserve"> PAGEREF _Toc217164567 \h </w:instrText>
             </w:r>
             <w:r>
               <w:rPr>
@@ -2524,7 +3764,7 @@
                 <w:noProof/>
                 <w:webHidden/>
               </w:rPr>
-              <w:t>10</w:t>
+              <w:t>22</w:t>
             </w:r>
             <w:r>
               <w:rPr>
@@ -2548,14 +3788,14 @@
               <w:szCs w:val="22"/>
             </w:rPr>
           </w:pPr>
-          <w:hyperlink w:anchor="_Toc217000972" w:history="1">
+          <w:hyperlink w:anchor="_Toc217164568" w:history="1">
             <w:r>
               <w:rPr>
                 <w:rStyle w:val="Hyperlink"/>
                 <w:rFonts w:eastAsiaTheme="majorEastAsia"/>
                 <w:noProof/>
               </w:rPr>
-              <w:t>1.1 Tổng quan về bộ dữ liệu LinkedIn Job Postings và bối cảnh thu thập dữ liệu</w:t>
+              <w:t>1.1. Môi trường thực nghiệm và công cụ sử dụng</w:t>
             </w:r>
             <w:r>
               <w:rPr>
@@ -2576,7 +3816,7 @@
                 <w:noProof/>
                 <w:webHidden/>
               </w:rPr>
-              <w:instrText xml:space="preserve"> PAGEREF _Toc217000972 \h </w:instrText>
+              <w:instrText xml:space="preserve"> PAGEREF _Toc217164568 \h </w:instrText>
             </w:r>
             <w:r>
               <w:rPr>
@@ -2596,7 +3836,7 @@
                 <w:noProof/>
                 <w:webHidden/>
               </w:rPr>
-              <w:t>10</w:t>
+              <w:t>22</w:t>
             </w:r>
             <w:r>
               <w:rPr>
@@ -2620,14 +3860,14 @@
               <w:szCs w:val="22"/>
             </w:rPr>
           </w:pPr>
-          <w:hyperlink w:anchor="_Toc217000973" w:history="1">
+          <w:hyperlink w:anchor="_Toc217164569" w:history="1">
             <w:r>
               <w:rPr>
                 <w:rStyle w:val="Hyperlink"/>
                 <w:rFonts w:eastAsiaTheme="majorEastAsia"/>
                 <w:noProof/>
               </w:rPr>
-              <w:t>1.2 Cấu trúc tổng thể của bộ dữ liệu và các bảng dữ liệu chính</w:t>
+              <w:t>1.2. Tham số và cấu hình mô hình</w:t>
             </w:r>
             <w:r>
               <w:rPr>
@@ -2648,7 +3888,7 @@
                 <w:noProof/>
                 <w:webHidden/>
               </w:rPr>
-              <w:instrText xml:space="preserve"> PAGEREF _Toc217000973 \h </w:instrText>
+              <w:instrText xml:space="preserve"> PAGEREF _Toc217164569 \h </w:instrText>
             </w:r>
             <w:r>
               <w:rPr>
@@ -2668,7 +3908,7 @@
                 <w:noProof/>
                 <w:webHidden/>
               </w:rPr>
-              <w:t>11</w:t>
+              <w:t>23</w:t>
             </w:r>
             <w:r>
               <w:rPr>
@@ -2692,14 +3932,14 @@
               <w:szCs w:val="22"/>
             </w:rPr>
           </w:pPr>
-          <w:hyperlink w:anchor="_Toc217000974" w:history="1">
+          <w:hyperlink w:anchor="_Toc217164570" w:history="1">
             <w:r>
               <w:rPr>
                 <w:rStyle w:val="Hyperlink"/>
                 <w:rFonts w:eastAsiaTheme="majorEastAsia"/>
                 <w:noProof/>
               </w:rPr>
-              <w:t>1.3 Mối quan hệ giữa các bảng dữ liệu và quá trình tích hợp dữ liệu</w:t>
+              <w:t>1.3. Các độ đo đánh giá</w:t>
             </w:r>
             <w:r>
               <w:rPr>
@@ -2720,7 +3960,7 @@
                 <w:noProof/>
                 <w:webHidden/>
               </w:rPr>
-              <w:instrText xml:space="preserve"> PAGEREF _Toc217000974 \h </w:instrText>
+              <w:instrText xml:space="preserve"> PAGEREF _Toc217164570 \h </w:instrText>
             </w:r>
             <w:r>
               <w:rPr>
@@ -2740,439 +3980,7 @@
                 <w:noProof/>
                 <w:webHidden/>
               </w:rPr>
-              <w:t>12</w:t>
-            </w:r>
-            <w:r>
-              <w:rPr>
-                <w:noProof/>
-                <w:webHidden/>
-              </w:rPr>
-              <w:fldChar w:fldCharType="end"/>
-            </w:r>
-          </w:hyperlink>
-        </w:p>
-        <w:p>
-          <w:pPr>
-            <w:pStyle w:val="TOC3"/>
-            <w:tabs>
-              <w:tab w:val="right" w:leader="dot" w:pos="9350"/>
-            </w:tabs>
-            <w:rPr>
-              <w:rFonts w:asciiTheme="minorHAnsi" w:eastAsiaTheme="minorEastAsia" w:hAnsiTheme="minorHAnsi" w:cstheme="minorBidi"/>
-              <w:noProof/>
-              <w:sz w:val="22"/>
-              <w:szCs w:val="22"/>
-            </w:rPr>
-          </w:pPr>
-          <w:hyperlink w:anchor="_Toc217000975" w:history="1">
-            <w:r>
-              <w:rPr>
-                <w:rStyle w:val="Hyperlink"/>
-                <w:rFonts w:eastAsiaTheme="majorEastAsia"/>
-                <w:noProof/>
-              </w:rPr>
-              <w:t>1.5 Phạm vi nghiên cứu và các hạn chế của dữ liệu</w:t>
-            </w:r>
-            <w:r>
-              <w:rPr>
-                <w:noProof/>
-                <w:webHidden/>
-              </w:rPr>
-              <w:tab/>
-            </w:r>
-            <w:r>
-              <w:rPr>
-                <w:noProof/>
-                <w:webHidden/>
-              </w:rPr>
-              <w:fldChar w:fldCharType="begin"/>
-            </w:r>
-            <w:r>
-              <w:rPr>
-                <w:noProof/>
-                <w:webHidden/>
-              </w:rPr>
-              <w:instrText xml:space="preserve"> PAGEREF _Toc217000975 \h </w:instrText>
-            </w:r>
-            <w:r>
-              <w:rPr>
-                <w:noProof/>
-                <w:webHidden/>
-              </w:rPr>
-            </w:r>
-            <w:r>
-              <w:rPr>
-                <w:noProof/>
-                <w:webHidden/>
-              </w:rPr>
-              <w:fldChar w:fldCharType="separate"/>
-            </w:r>
-            <w:r>
-              <w:rPr>
-                <w:noProof/>
-                <w:webHidden/>
-              </w:rPr>
-              <w:t>14</w:t>
-            </w:r>
-            <w:r>
-              <w:rPr>
-                <w:noProof/>
-                <w:webHidden/>
-              </w:rPr>
-              <w:fldChar w:fldCharType="end"/>
-            </w:r>
-          </w:hyperlink>
-        </w:p>
-        <w:p>
-          <w:pPr>
-            <w:pStyle w:val="TOC2"/>
-            <w:tabs>
-              <w:tab w:val="right" w:leader="dot" w:pos="9350"/>
-            </w:tabs>
-            <w:rPr>
-              <w:rFonts w:asciiTheme="minorHAnsi" w:eastAsiaTheme="minorEastAsia" w:hAnsiTheme="minorHAnsi" w:cstheme="minorBidi"/>
-              <w:noProof/>
-              <w:sz w:val="22"/>
-              <w:szCs w:val="22"/>
-            </w:rPr>
-          </w:pPr>
-          <w:hyperlink w:anchor="_Toc217000976" w:history="1">
-            <w:r>
-              <w:rPr>
-                <w:rStyle w:val="Hyperlink"/>
-                <w:rFonts w:eastAsiaTheme="majorEastAsia"/>
-                <w:noProof/>
-              </w:rPr>
-              <w:t>2. Xác định vấn đề và tiền xử lý dữ liệu</w:t>
-            </w:r>
-            <w:r>
-              <w:rPr>
-                <w:noProof/>
-                <w:webHidden/>
-              </w:rPr>
-              <w:tab/>
-            </w:r>
-            <w:r>
-              <w:rPr>
-                <w:noProof/>
-                <w:webHidden/>
-              </w:rPr>
-              <w:fldChar w:fldCharType="begin"/>
-            </w:r>
-            <w:r>
-              <w:rPr>
-                <w:noProof/>
-                <w:webHidden/>
-              </w:rPr>
-              <w:instrText xml:space="preserve"> PAGEREF _Toc217000976 \h </w:instrText>
-            </w:r>
-            <w:r>
-              <w:rPr>
-                <w:noProof/>
-                <w:webHidden/>
-              </w:rPr>
-            </w:r>
-            <w:r>
-              <w:rPr>
-                <w:noProof/>
-                <w:webHidden/>
-              </w:rPr>
-              <w:fldChar w:fldCharType="separate"/>
-            </w:r>
-            <w:r>
-              <w:rPr>
-                <w:noProof/>
-                <w:webHidden/>
-              </w:rPr>
-              <w:t>15</w:t>
-            </w:r>
-            <w:r>
-              <w:rPr>
-                <w:noProof/>
-                <w:webHidden/>
-              </w:rPr>
-              <w:fldChar w:fldCharType="end"/>
-            </w:r>
-          </w:hyperlink>
-        </w:p>
-        <w:p>
-          <w:pPr>
-            <w:pStyle w:val="TOC2"/>
-            <w:tabs>
-              <w:tab w:val="right" w:leader="dot" w:pos="9350"/>
-            </w:tabs>
-            <w:rPr>
-              <w:rFonts w:asciiTheme="minorHAnsi" w:eastAsiaTheme="minorEastAsia" w:hAnsiTheme="minorHAnsi" w:cstheme="minorBidi"/>
-              <w:noProof/>
-              <w:sz w:val="22"/>
-              <w:szCs w:val="22"/>
-            </w:rPr>
-          </w:pPr>
-          <w:hyperlink w:anchor="_Toc217000977" w:history="1">
-            <w:r>
-              <w:rPr>
-                <w:rStyle w:val="Hyperlink"/>
-                <w:rFonts w:eastAsiaTheme="majorEastAsia"/>
-                <w:noProof/>
-              </w:rPr>
-              <w:t>3. Phương pháp đề xuất cho từng câu hỏi nghiên cứu</w:t>
-            </w:r>
-            <w:r>
-              <w:rPr>
-                <w:noProof/>
-                <w:webHidden/>
-              </w:rPr>
-              <w:tab/>
-            </w:r>
-            <w:r>
-              <w:rPr>
-                <w:noProof/>
-                <w:webHidden/>
-              </w:rPr>
-              <w:fldChar w:fldCharType="begin"/>
-            </w:r>
-            <w:r>
-              <w:rPr>
-                <w:noProof/>
-                <w:webHidden/>
-              </w:rPr>
-              <w:instrText xml:space="preserve"> PAGEREF _Toc217000977 \h </w:instrText>
-            </w:r>
-            <w:r>
-              <w:rPr>
-                <w:noProof/>
-                <w:webHidden/>
-              </w:rPr>
-            </w:r>
-            <w:r>
-              <w:rPr>
-                <w:noProof/>
-                <w:webHidden/>
-              </w:rPr>
-              <w:fldChar w:fldCharType="separate"/>
-            </w:r>
-            <w:r>
-              <w:rPr>
-                <w:noProof/>
-                <w:webHidden/>
-              </w:rPr>
-              <w:t>16</w:t>
-            </w:r>
-            <w:r>
-              <w:rPr>
-                <w:noProof/>
-                <w:webHidden/>
-              </w:rPr>
-              <w:fldChar w:fldCharType="end"/>
-            </w:r>
-          </w:hyperlink>
-        </w:p>
-        <w:p>
-          <w:pPr>
-            <w:pStyle w:val="TOC3"/>
-            <w:tabs>
-              <w:tab w:val="right" w:leader="dot" w:pos="9350"/>
-            </w:tabs>
-            <w:rPr>
-              <w:rFonts w:asciiTheme="minorHAnsi" w:eastAsiaTheme="minorEastAsia" w:hAnsiTheme="minorHAnsi" w:cstheme="minorBidi"/>
-              <w:noProof/>
-              <w:sz w:val="22"/>
-              <w:szCs w:val="22"/>
-            </w:rPr>
-          </w:pPr>
-          <w:hyperlink w:anchor="_Toc217000978" w:history="1">
-            <w:r>
-              <w:rPr>
-                <w:rStyle w:val="Hyperlink"/>
-                <w:rFonts w:eastAsiaTheme="majorEastAsia"/>
-                <w:noProof/>
-              </w:rPr>
-              <w:t>3.1 Phương pháp phân cụm mô tả công việc cho RQ1</w:t>
-            </w:r>
-            <w:r>
-              <w:rPr>
-                <w:noProof/>
-                <w:webHidden/>
-              </w:rPr>
-              <w:tab/>
-            </w:r>
-            <w:r>
-              <w:rPr>
-                <w:noProof/>
-                <w:webHidden/>
-              </w:rPr>
-              <w:fldChar w:fldCharType="begin"/>
-            </w:r>
-            <w:r>
-              <w:rPr>
-                <w:noProof/>
-                <w:webHidden/>
-              </w:rPr>
-              <w:instrText xml:space="preserve"> PAGEREF _Toc217000978 \h </w:instrText>
-            </w:r>
-            <w:r>
-              <w:rPr>
-                <w:noProof/>
-                <w:webHidden/>
-              </w:rPr>
-            </w:r>
-            <w:r>
-              <w:rPr>
-                <w:noProof/>
-                <w:webHidden/>
-              </w:rPr>
-              <w:fldChar w:fldCharType="separate"/>
-            </w:r>
-            <w:r>
-              <w:rPr>
-                <w:noProof/>
-                <w:webHidden/>
-              </w:rPr>
-              <w:t>16</w:t>
-            </w:r>
-            <w:r>
-              <w:rPr>
-                <w:noProof/>
-                <w:webHidden/>
-              </w:rPr>
-              <w:fldChar w:fldCharType="end"/>
-            </w:r>
-          </w:hyperlink>
-        </w:p>
-        <w:p>
-          <w:pPr>
-            <w:pStyle w:val="TOC3"/>
-            <w:tabs>
-              <w:tab w:val="right" w:leader="dot" w:pos="9350"/>
-            </w:tabs>
-            <w:rPr>
-              <w:rFonts w:asciiTheme="minorHAnsi" w:eastAsiaTheme="minorEastAsia" w:hAnsiTheme="minorHAnsi" w:cstheme="minorBidi"/>
-              <w:noProof/>
-              <w:sz w:val="22"/>
-              <w:szCs w:val="22"/>
-            </w:rPr>
-          </w:pPr>
-          <w:hyperlink w:anchor="_Toc217000979" w:history="1">
-            <w:r>
-              <w:rPr>
-                <w:rStyle w:val="Hyperlink"/>
-                <w:rFonts w:eastAsiaTheme="majorEastAsia"/>
-                <w:noProof/>
-              </w:rPr>
-              <w:t>3.2 Phương pháp khai phá mẫu kỹ năng và phân tích mạng lưới cho RQ2</w:t>
-            </w:r>
-            <w:r>
-              <w:rPr>
-                <w:noProof/>
-                <w:webHidden/>
-              </w:rPr>
-              <w:tab/>
-            </w:r>
-            <w:r>
-              <w:rPr>
-                <w:noProof/>
-                <w:webHidden/>
-              </w:rPr>
-              <w:fldChar w:fldCharType="begin"/>
-            </w:r>
-            <w:r>
-              <w:rPr>
-                <w:noProof/>
-                <w:webHidden/>
-              </w:rPr>
-              <w:instrText xml:space="preserve"> PAGEREF _Toc217000979 \h </w:instrText>
-            </w:r>
-            <w:r>
-              <w:rPr>
-                <w:noProof/>
-                <w:webHidden/>
-              </w:rPr>
-            </w:r>
-            <w:r>
-              <w:rPr>
-                <w:noProof/>
-                <w:webHidden/>
-              </w:rPr>
-              <w:fldChar w:fldCharType="separate"/>
-            </w:r>
-            <w:r>
-              <w:rPr>
-                <w:noProof/>
-                <w:webHidden/>
-              </w:rPr>
-              <w:t>17</w:t>
-            </w:r>
-            <w:r>
-              <w:rPr>
-                <w:noProof/>
-                <w:webHidden/>
-              </w:rPr>
-              <w:fldChar w:fldCharType="end"/>
-            </w:r>
-          </w:hyperlink>
-        </w:p>
-        <w:p>
-          <w:pPr>
-            <w:pStyle w:val="TOC3"/>
-            <w:tabs>
-              <w:tab w:val="right" w:leader="dot" w:pos="9350"/>
-            </w:tabs>
-            <w:rPr>
-              <w:rFonts w:asciiTheme="minorHAnsi" w:eastAsiaTheme="minorEastAsia" w:hAnsiTheme="minorHAnsi" w:cstheme="minorBidi"/>
-              <w:noProof/>
-              <w:sz w:val="22"/>
-              <w:szCs w:val="22"/>
-            </w:rPr>
-          </w:pPr>
-          <w:hyperlink w:anchor="_Toc217000980" w:history="1">
-            <w:r>
-              <w:rPr>
-                <w:rStyle w:val="Hyperlink"/>
-                <w:rFonts w:eastAsiaTheme="majorEastAsia"/>
-                <w:noProof/>
-              </w:rPr>
-              <w:t>3.3 Phương pháp phân tích và dự đoán mức lương cho RQ3</w:t>
-            </w:r>
-            <w:r>
-              <w:rPr>
-                <w:noProof/>
-                <w:webHidden/>
-              </w:rPr>
-              <w:tab/>
-            </w:r>
-            <w:r>
-              <w:rPr>
-                <w:noProof/>
-                <w:webHidden/>
-              </w:rPr>
-              <w:fldChar w:fldCharType="begin"/>
-            </w:r>
-            <w:r>
-              <w:rPr>
-                <w:noProof/>
-                <w:webHidden/>
-              </w:rPr>
-              <w:instrText xml:space="preserve"> PAGEREF _Toc217000980 \h </w:instrText>
-            </w:r>
-            <w:r>
-              <w:rPr>
-                <w:noProof/>
-                <w:webHidden/>
-              </w:rPr>
-            </w:r>
-            <w:r>
-              <w:rPr>
-                <w:noProof/>
-                <w:webHidden/>
-              </w:rPr>
-              <w:fldChar w:fldCharType="separate"/>
-            </w:r>
-            <w:r>
-              <w:rPr>
-                <w:noProof/>
-                <w:webHidden/>
-              </w:rPr>
-              <w:t>18</w:t>
+              <w:t>24</w:t>
             </w:r>
             <w:r>
               <w:rPr>
@@ -3199,93 +4007,6 @@
       <w:pPr>
         <w:spacing w:before="120" w:after="120" w:line="276" w:lineRule="auto"/>
       </w:pPr>
-      <w:bookmarkStart w:id="2" w:name="_GoBack"/>
-      <w:bookmarkEnd w:id="2"/>
-    </w:p>
-    <w:p>
-      <w:pPr>
-        <w:spacing w:before="120" w:after="120" w:line="276" w:lineRule="auto"/>
-      </w:pPr>
-    </w:p>
-    <w:p>
-      <w:pPr>
-        <w:spacing w:before="120" w:after="120" w:line="276" w:lineRule="auto"/>
-      </w:pPr>
-    </w:p>
-    <w:p>
-      <w:pPr>
-        <w:spacing w:before="120" w:after="120" w:line="276" w:lineRule="auto"/>
-      </w:pPr>
-    </w:p>
-    <w:p>
-      <w:pPr>
-        <w:spacing w:before="120" w:after="120" w:line="276" w:lineRule="auto"/>
-      </w:pPr>
-    </w:p>
-    <w:p>
-      <w:pPr>
-        <w:spacing w:before="120" w:after="120" w:line="276" w:lineRule="auto"/>
-      </w:pPr>
-    </w:p>
-    <w:p>
-      <w:pPr>
-        <w:spacing w:before="120" w:after="120" w:line="276" w:lineRule="auto"/>
-      </w:pPr>
-    </w:p>
-    <w:p>
-      <w:pPr>
-        <w:spacing w:before="120" w:after="120" w:line="276" w:lineRule="auto"/>
-      </w:pPr>
-    </w:p>
-    <w:p>
-      <w:pPr>
-        <w:spacing w:before="120" w:after="120" w:line="276" w:lineRule="auto"/>
-      </w:pPr>
-    </w:p>
-    <w:p>
-      <w:pPr>
-        <w:spacing w:before="120" w:after="120" w:line="276" w:lineRule="auto"/>
-      </w:pPr>
-    </w:p>
-    <w:p>
-      <w:pPr>
-        <w:spacing w:before="120" w:after="120" w:line="276" w:lineRule="auto"/>
-      </w:pPr>
-    </w:p>
-    <w:p>
-      <w:pPr>
-        <w:spacing w:before="120" w:after="120" w:line="276" w:lineRule="auto"/>
-      </w:pPr>
-    </w:p>
-    <w:p>
-      <w:pPr>
-        <w:spacing w:before="120" w:after="120" w:line="276" w:lineRule="auto"/>
-      </w:pPr>
-    </w:p>
-    <w:p>
-      <w:pPr>
-        <w:spacing w:before="120" w:after="120" w:line="276" w:lineRule="auto"/>
-      </w:pPr>
-    </w:p>
-    <w:p>
-      <w:pPr>
-        <w:spacing w:before="120" w:after="120" w:line="276" w:lineRule="auto"/>
-      </w:pPr>
-    </w:p>
-    <w:p>
-      <w:pPr>
-        <w:spacing w:before="120" w:after="120" w:line="276" w:lineRule="auto"/>
-      </w:pPr>
-    </w:p>
-    <w:p>
-      <w:pPr>
-        <w:spacing w:before="120" w:after="120" w:line="276" w:lineRule="auto"/>
-      </w:pPr>
-    </w:p>
-    <w:p>
-      <w:pPr>
-        <w:spacing w:before="120" w:after="120" w:line="276" w:lineRule="auto"/>
-      </w:pPr>
     </w:p>
     <w:p>
       <w:pPr>
@@ -3318,11 +4039,11 @@
         <w:spacing w:before="120" w:after="120" w:line="276" w:lineRule="auto"/>
         <w:jc w:val="center"/>
       </w:pPr>
-      <w:bookmarkStart w:id="3" w:name="_Toc217000957"/>
+      <w:bookmarkStart w:id="2" w:name="_Toc217164536"/>
       <w:r>
         <w:t>TÓM TẮT</w:t>
       </w:r>
-      <w:bookmarkEnd w:id="3"/>
+      <w:bookmarkEnd w:id="2"/>
     </w:p>
     <w:p>
       <w:pPr>
@@ -3354,81 +4075,20 @@
     </w:p>
     <w:p>
       <w:pPr>
-        <w:spacing w:before="120" w:after="120" w:line="276" w:lineRule="auto"/>
-      </w:pPr>
-    </w:p>
-    <w:p>
-      <w:pPr>
-        <w:spacing w:before="120" w:after="120" w:line="276" w:lineRule="auto"/>
-      </w:pPr>
-    </w:p>
-    <w:p>
-      <w:pPr>
-        <w:spacing w:before="120" w:after="120" w:line="276" w:lineRule="auto"/>
-      </w:pPr>
-    </w:p>
-    <w:p>
-      <w:pPr>
-        <w:spacing w:before="120" w:after="120" w:line="276" w:lineRule="auto"/>
-      </w:pPr>
-    </w:p>
-    <w:p>
-      <w:pPr>
-        <w:spacing w:before="120" w:after="120" w:line="276" w:lineRule="auto"/>
-      </w:pPr>
-    </w:p>
-    <w:p>
-      <w:pPr>
-        <w:spacing w:before="120" w:after="120" w:line="276" w:lineRule="auto"/>
-      </w:pPr>
-    </w:p>
-    <w:p>
-      <w:pPr>
-        <w:spacing w:before="120" w:after="120" w:line="276" w:lineRule="auto"/>
-      </w:pPr>
-    </w:p>
-    <w:p>
-      <w:pPr>
-        <w:spacing w:before="120" w:after="120" w:line="276" w:lineRule="auto"/>
-      </w:pPr>
-    </w:p>
-    <w:p>
-      <w:pPr>
-        <w:spacing w:before="120" w:after="120" w:line="276" w:lineRule="auto"/>
-      </w:pPr>
-    </w:p>
-    <w:p>
-      <w:pPr>
-        <w:spacing w:before="120" w:after="120" w:line="276" w:lineRule="auto"/>
-      </w:pPr>
-    </w:p>
-    <w:p>
-      <w:pPr>
-        <w:spacing w:before="120" w:after="120" w:line="276" w:lineRule="auto"/>
-      </w:pPr>
-    </w:p>
-    <w:p>
-      <w:pPr>
-        <w:spacing w:before="120" w:after="120" w:line="276" w:lineRule="auto"/>
-      </w:pPr>
-    </w:p>
-    <w:p>
-      <w:pPr>
-        <w:spacing w:before="120" w:after="120" w:line="276" w:lineRule="auto"/>
-      </w:pPr>
-    </w:p>
-    <w:p>
-      <w:pPr>
-        <w:spacing w:before="120" w:after="120" w:line="276" w:lineRule="auto"/>
-      </w:pPr>
+        <w:spacing w:after="160" w:line="259" w:lineRule="auto"/>
+      </w:pPr>
+      <w:r>
+        <w:br w:type="page"/>
+      </w:r>
     </w:p>
     <w:p>
       <w:pPr>
         <w:pStyle w:val="Heading1"/>
         <w:spacing w:beforeLines="120" w:before="288" w:afterLines="120" w:after="288" w:line="23" w:lineRule="atLeast"/>
       </w:pPr>
-      <w:bookmarkStart w:id="4" w:name="_Toc217000958"/>
-      <w:r>
+      <w:bookmarkStart w:id="3" w:name="_Toc217164537"/>
+      <w:r>
+        <w:lastRenderedPageBreak/>
         <w:t>Chương I</w:t>
       </w:r>
       <w:r>
@@ -3437,21 +4097,21 @@
       <w:r>
         <w:t xml:space="preserve"> Giới thiệu</w:t>
       </w:r>
-      <w:bookmarkEnd w:id="4"/>
+      <w:bookmarkEnd w:id="3"/>
     </w:p>
     <w:p>
       <w:pPr>
         <w:pStyle w:val="Heading2"/>
         <w:spacing w:beforeLines="120" w:before="288" w:afterLines="120" w:after="288" w:line="23" w:lineRule="atLeast"/>
       </w:pPr>
-      <w:bookmarkStart w:id="5" w:name="_Toc217000959"/>
+      <w:bookmarkStart w:id="4" w:name="_Toc217164538"/>
       <w:r>
         <w:t xml:space="preserve">1. </w:t>
       </w:r>
       <w:r>
         <w:t>Tổng quan đề tài</w:t>
       </w:r>
-      <w:bookmarkEnd w:id="5"/>
+      <w:bookmarkEnd w:id="4"/>
     </w:p>
     <w:p>
       <w:pPr>
@@ -3499,11 +4159,7 @@
         <w:jc w:val="both"/>
       </w:pPr>
       <w:r>
-        <w:t xml:space="preserve">Khai phá dữ liệu (Data Mining) đóng vai trò then chốt trong việc biến dữ liệu tuyển dụng thô thành tri thức có giá trị. Thông qua các phương pháp như phân cụm không giám sát, khai phá luật kết hợp và mô hình dự đoán, khai phá dữ liệu cho phép khám phá cấu trúc nội dung của mô tả công </w:t>
-      </w:r>
-      <w:r>
-        <w:lastRenderedPageBreak/>
-        <w:t>việc, phát hiện các nhóm kỹ năng thường xuất hiện cùng nhau và phân tích các yếu tố ảnh hưởng đến mức lương. Do đó, việc áp dụng khai phá dữ liệu vào dữ liệu tuyển dụng LinkedIn không chỉ có ý nghĩa về mặt học thuật mà còn mang lại giá trị thực tiễn trong việc hiểu và dự báo xu hướng thị trường lao động.</w:t>
+        <w:t>Khai phá dữ liệu (Data Mining) đóng vai trò then chốt trong việc biến dữ liệu tuyển dụng thô thành tri thức có giá trị. Thông qua các phương pháp như phân cụm không giám sát, khai phá luật kết hợp và mô hình dự đoán, khai phá dữ liệu cho phép khám phá cấu trúc nội dung của mô tả công việc, phát hiện các nhóm kỹ năng thường xuất hiện cùng nhau và phân tích các yếu tố ảnh hưởng đến mức lương. Do đó, việc áp dụng khai phá dữ liệu vào dữ liệu tuyển dụng LinkedIn không chỉ có ý nghĩa về mặt học thuật mà còn mang lại giá trị thực tiễn trong việc hiểu và dự báo xu hướng thị trường lao động.</w:t>
       </w:r>
     </w:p>
     <w:p>
@@ -3512,14 +4168,14 @@
         <w:spacing w:beforeLines="120" w:before="288" w:afterLines="120" w:after="288" w:line="23" w:lineRule="atLeast"/>
         <w:jc w:val="both"/>
       </w:pPr>
-      <w:bookmarkStart w:id="6" w:name="_Toc217000960"/>
+      <w:bookmarkStart w:id="5" w:name="_Toc217164539"/>
       <w:r>
         <w:t xml:space="preserve">2. </w:t>
       </w:r>
       <w:r>
         <w:t>Tình hình nguyên cứu</w:t>
       </w:r>
-      <w:bookmarkEnd w:id="6"/>
+      <w:bookmarkEnd w:id="5"/>
     </w:p>
     <w:p>
       <w:pPr>
@@ -3538,6 +4194,7 @@
         <w:jc w:val="both"/>
       </w:pPr>
       <w:r>
+        <w:lastRenderedPageBreak/>
         <w:t xml:space="preserve">Một hướng nghiên cứu phổ biến là </w:t>
       </w:r>
       <w:r>
@@ -3603,7 +4260,7 @@
         <w:spacing w:beforeLines="120" w:before="288" w:afterLines="120" w:after="288" w:line="23" w:lineRule="atLeast"/>
         <w:jc w:val="both"/>
       </w:pPr>
-      <w:bookmarkStart w:id="7" w:name="_Toc217000961"/>
+      <w:bookmarkStart w:id="6" w:name="_Toc217164540"/>
       <w:r>
         <w:t>3. Mục tiêu</w:t>
       </w:r>
@@ -3613,7 +4270,7 @@
       <w:r>
         <w:t xml:space="preserve"> nghiên cứu</w:t>
       </w:r>
-      <w:bookmarkEnd w:id="7"/>
+      <w:bookmarkEnd w:id="6"/>
     </w:p>
     <w:p>
       <w:pPr>
@@ -3621,11 +4278,11 @@
         <w:spacing w:beforeLines="120" w:before="288" w:afterLines="120" w:after="288" w:line="23" w:lineRule="atLeast"/>
         <w:jc w:val="both"/>
       </w:pPr>
-      <w:bookmarkStart w:id="8" w:name="_Toc217000962"/>
+      <w:bookmarkStart w:id="7" w:name="_Toc217164541"/>
       <w:r>
         <w:t>3.1 Mục tiêu nghiên cứu</w:t>
       </w:r>
-      <w:bookmarkEnd w:id="8"/>
+      <w:bookmarkEnd w:id="7"/>
     </w:p>
     <w:p>
       <w:pPr>
@@ -3634,11 +4291,7 @@
         <w:jc w:val="both"/>
       </w:pPr>
       <w:r>
-        <w:t xml:space="preserve">Mục tiêu chính của nghiên cứu này là khai thác và phân tích dữ liệu tuyển dụng từ nền tảng LinkedIn nhằm làm rõ các đặc điểm và cấu trúc tiềm ẩn của thị trường lao động hiện đại. Trước </w:t>
-      </w:r>
-      <w:r>
-        <w:lastRenderedPageBreak/>
-        <w:t xml:space="preserve">hết, nghiên cứu hướng tới việc </w:t>
+        <w:t xml:space="preserve">Mục tiêu chính của nghiên cứu này là khai thác và phân tích dữ liệu tuyển dụng từ nền tảng LinkedIn nhằm làm rõ các đặc điểm và cấu trúc tiềm ẩn của thị trường lao động hiện đại. Trước hết, nghiên cứu hướng tới việc </w:t>
       </w:r>
       <w:r>
         <w:rPr>
@@ -3685,7 +4338,11 @@
         <w:t>phân tích các yếu tố ảnh hưởng đến mức lương được công bố</w:t>
       </w:r>
       <w:r>
-        <w:t xml:space="preserve"> trong tin tuyển dụng. Bằng cách khai thác các đặc trưng liên quan đến nội dung công việc, kỹ năng, kinh nghiệm, vị trí địa lý và thông tin doanh nghiệp, nghiên cứu đánh giá mức độ tác động của từng yếu tố đến mức lương, đồng thời xem xét khả năng dự đoán lương từ các yếu tố này. Qua đó, nghiên cứu không chỉ cung cấp cái nhìn định lượng về lương mà còn góp phần giải thích các yếu tố quyết định giá trị của một vị trí việc làm trên thị trường lao động.</w:t>
+        <w:t xml:space="preserve"> trong tin tuyển dụng. Bằng cách khai thác các đặc trưng liên quan đến nội dung công việc, kỹ năng, kinh nghiệm, vị trí địa lý và thông tin doanh nghiệp, nghiên cứu đánh giá mức độ tác động của từng yếu tố đến mức lương, đồng thời xem xét khả năng dự đoán lương từ các yếu tố </w:t>
+      </w:r>
+      <w:r>
+        <w:lastRenderedPageBreak/>
+        <w:t>này. Qua đó, nghiên cứu không chỉ cung cấp cái nhìn định lượng về lương mà còn góp phần giải thích các yếu tố quyết định giá trị của một vị trí việc làm trên thị trường lao động.</w:t>
       </w:r>
     </w:p>
     <w:p>
@@ -3694,11 +4351,11 @@
         <w:spacing w:beforeLines="120" w:before="288" w:afterLines="120" w:after="288" w:line="276" w:lineRule="auto"/>
         <w:jc w:val="both"/>
       </w:pPr>
-      <w:bookmarkStart w:id="9" w:name="_Toc217000963"/>
+      <w:bookmarkStart w:id="8" w:name="_Toc217164542"/>
       <w:r>
         <w:t>3.2. Câu hỏi nghiên cứu</w:t>
       </w:r>
-      <w:bookmarkEnd w:id="9"/>
+      <w:bookmarkEnd w:id="8"/>
     </w:p>
     <w:p>
       <w:pPr>
@@ -3803,7 +4460,6 @@
         <w:jc w:val="both"/>
       </w:pPr>
       <w:r>
-        <w:lastRenderedPageBreak/>
         <w:t>Câu hỏi này nhằm làm rõ vai trò của các yếu tố khác nhau trong việc hình thành mức lương được công bố trong tin tuyển dụng. Thông qua phân tích và mô hình hóa dữ liệu, nghiên cứu không chỉ đánh giá khả năng dự đoán mức lương mà còn tập trung phân tích mức độ ảnh hưởng của từng yếu tố, qua đó cung cấp cái nhìn định lượng về cơ chế hình thành lương trên thị trường lao động.</w:t>
       </w:r>
     </w:p>
@@ -3813,14 +4469,14 @@
         <w:spacing w:beforeLines="120" w:before="288" w:afterLines="120" w:after="288" w:line="23" w:lineRule="atLeast"/>
         <w:jc w:val="both"/>
       </w:pPr>
-      <w:bookmarkStart w:id="10" w:name="_Toc217000964"/>
+      <w:bookmarkStart w:id="9" w:name="_Toc217164543"/>
       <w:r>
         <w:t xml:space="preserve">4. </w:t>
       </w:r>
       <w:r>
         <w:t>Phương pháp nghiên cứu và hướng tiếp cận</w:t>
       </w:r>
-      <w:bookmarkEnd w:id="10"/>
+      <w:bookmarkEnd w:id="9"/>
     </w:p>
     <w:p>
       <w:pPr>
@@ -3847,7 +4503,11 @@
         <w:t>phân tích khám phá dữ liệu (Exploratory Data Analysis – EDA)</w:t>
       </w:r>
       <w:r>
-        <w:t xml:space="preserve"> nhằm khai thác hiệu quả bộ dữ liệu tuyển dụng quy mô lớn từ nền tảng LinkedIn. Phân tích khám phá dữ liệu được sử dụng ở giai đoạn đầu để hiểu rõ đặc điểm, cấu trúc và chất lượng dữ liệu, đồng thời phát hiện các xu hướng và mối quan hệ tiềm năng giữa các biến. Trên cơ sở đó, các kỹ thuật khai phá dữ liệu được áp dụng nhằm khám phá tri thức ẩn mà các phương pháp phân tích truyền thống khó có thể nhận diện.</w:t>
+        <w:t xml:space="preserve"> nhằm khai thác hiệu quả bộ dữ liệu tuyển dụng quy mô lớn từ nền tảng LinkedIn. Phân tích khám phá dữ liệu được sử dụng ở giai đoạn đầu để hiểu rõ đặc điểm, cấu trúc và chất lượng dữ liệu, đồng thời phát hiện các xu hướng </w:t>
+      </w:r>
+      <w:r>
+        <w:lastRenderedPageBreak/>
+        <w:t>và mối quan hệ tiềm năng giữa các biến. Trên cơ sở đó, các kỹ thuật khai phá dữ liệu được áp dụng nhằm khám phá tri thức ẩn mà các phương pháp phân tích truyền thống khó có thể nhận diện.</w:t>
       </w:r>
     </w:p>
     <w:p>
@@ -3912,11 +4572,11 @@
         <w:spacing w:beforeLines="120" w:before="288" w:afterLines="120" w:after="288" w:line="276" w:lineRule="auto"/>
         <w:jc w:val="both"/>
       </w:pPr>
-      <w:bookmarkStart w:id="11" w:name="_Toc217000965"/>
+      <w:bookmarkStart w:id="10" w:name="_Toc217164544"/>
       <w:r>
         <w:t>5. Đối tượng và phạm vi nghiên cứu</w:t>
       </w:r>
-      <w:bookmarkEnd w:id="11"/>
+      <w:bookmarkEnd w:id="10"/>
     </w:p>
     <w:p>
       <w:pPr>
@@ -3980,11 +4640,7 @@
         <w:t>thông tin lương được công bố</w:t>
       </w:r>
       <w:r>
-        <w:t xml:space="preserve"> trong tin tuyển dụng. Nghiên cứu không sử dụng các nhãn nghề nghiệp hoặc phân loại công việc có sẵn trong dữ liệu để phân tích nội dung, nhằm đảm bảo tính khai phá và khách quan của các phương pháp không giám sát. Phân tích được thực hiện trên dữ liệu tiếng Anh và không đi sâu vào so sánh theo thời gian </w:t>
-      </w:r>
-      <w:r>
-        <w:lastRenderedPageBreak/>
-        <w:t>hoặc giữa các quốc gia cụ thể, mà tập trung vào việc khám phá cấu trúc nội dung, cấu trúc kỹ năng và các yếu tố ảnh hưởng đến mức lương ở mức độ tổng quát.</w:t>
+        <w:t xml:space="preserve"> trong tin tuyển dụng. Nghiên cứu không sử dụng các nhãn nghề nghiệp hoặc phân loại công việc có sẵn trong dữ liệu để phân tích nội dung, nhằm đảm bảo tính khai phá và khách quan của các phương pháp không giám sát. Phân tích được thực hiện trên dữ liệu tiếng Anh và không đi sâu vào so sánh theo thời gian hoặc giữa các quốc gia cụ thể, mà tập trung vào việc khám phá cấu trúc nội dung, cấu trúc kỹ năng và các yếu tố ảnh hưởng đến mức lương ở mức độ tổng quát.</w:t>
       </w:r>
     </w:p>
     <w:p>
@@ -3993,11 +4649,11 @@
         <w:spacing w:beforeLines="120" w:before="288" w:afterLines="120" w:after="288" w:line="23" w:lineRule="atLeast"/>
         <w:jc w:val="both"/>
       </w:pPr>
-      <w:bookmarkStart w:id="12" w:name="_Toc217000966"/>
+      <w:bookmarkStart w:id="11" w:name="_Toc217164545"/>
       <w:r>
         <w:t>Chương II. Cơ sở lý thuyết</w:t>
       </w:r>
-      <w:bookmarkEnd w:id="12"/>
+      <w:bookmarkEnd w:id="11"/>
     </w:p>
     <w:p>
       <w:pPr>
@@ -4005,95 +4661,1417 @@
         <w:spacing w:beforeLines="120" w:before="288" w:afterLines="120" w:after="288" w:line="23" w:lineRule="atLeast"/>
         <w:jc w:val="both"/>
       </w:pPr>
-      <w:bookmarkStart w:id="13" w:name="_Toc217000967"/>
+      <w:bookmarkStart w:id="12" w:name="_Toc217164546"/>
       <w:r>
         <w:t xml:space="preserve">1. </w:t>
       </w:r>
       <w:r>
-        <w:t>Các khái niệm cơ bản</w:t>
+        <w:t xml:space="preserve">Các khái niệm </w:t>
+      </w:r>
+      <w:r>
+        <w:t>và thuật toán</w:t>
+      </w:r>
+      <w:bookmarkEnd w:id="12"/>
+    </w:p>
+    <w:p>
+      <w:pPr>
+        <w:pStyle w:val="Heading3"/>
+        <w:spacing w:beforeLines="120" w:before="288" w:afterLines="120" w:after="288" w:line="276" w:lineRule="auto"/>
+        <w:jc w:val="both"/>
+      </w:pPr>
+      <w:bookmarkStart w:id="13" w:name="_Toc217164547"/>
+      <w:r>
+        <w:t>1.1. Khai phá dữ liệu và phân tích khám phá dữ liệu</w:t>
       </w:r>
       <w:bookmarkEnd w:id="13"/>
     </w:p>
     <w:p>
       <w:pPr>
         <w:pStyle w:val="NormalWeb"/>
-        <w:spacing w:beforeLines="120" w:before="288" w:beforeAutospacing="0" w:afterLines="120" w:after="288" w:afterAutospacing="0" w:line="23" w:lineRule="atLeast"/>
-        <w:jc w:val="both"/>
-      </w:pPr>
+        <w:spacing w:beforeLines="120" w:before="288" w:beforeAutospacing="0" w:afterLines="120" w:after="288" w:afterAutospacing="0" w:line="276" w:lineRule="auto"/>
+        <w:jc w:val="both"/>
+      </w:pPr>
+      <w:r>
+        <w:t>Khai phá dữ liệu (</w:t>
+      </w:r>
+      <w:r>
+        <w:rPr>
+          <w:rStyle w:val="Emphasis"/>
+        </w:rPr>
+        <w:t>Data Mining</w:t>
+      </w:r>
+      <w:r>
+        <w:t xml:space="preserve">) là quá trình áp dụng các kỹ thuật thống kê, học máy và trí tuệ nhân tạo nhằm phát hiện các tri thức, mẫu ẩn và mối quan hệ có ý nghĩa từ những tập dữ liệu có quy mô lớn. Mục tiêu cốt lõi của khai phá dữ liệu không chỉ dừng lại ở việc mô tả dữ liệu, mà còn hướng </w:t>
+      </w:r>
+      <w:r>
+        <w:lastRenderedPageBreak/>
+        <w:t>đến việc trích xuất thông tin hữu ích phục vụ cho phân tích, dự báo và hỗ trợ ra quyết định. Trong bối cảnh dữ liệu tuyển dụng trực tuyến ngày càng gia tăng cả về quy mô lẫn độ phức tạp, khai phá dữ liệu đóng vai trò quan trọng trong việc hiểu rõ cấu trúc thị trường lao động, xu hướng nghề nghiệp và nhu cầu kỹ năng của doanh nghiệp.</w:t>
+      </w:r>
+    </w:p>
+    <w:p>
+      <w:pPr>
+        <w:pStyle w:val="NormalWeb"/>
+        <w:spacing w:beforeLines="120" w:before="288" w:beforeAutospacing="0" w:afterLines="120" w:after="288" w:afterAutospacing="0" w:line="276" w:lineRule="auto"/>
+        <w:jc w:val="both"/>
+      </w:pPr>
+      <w:r>
+        <w:t>Phân tích khám phá dữ liệu (</w:t>
+      </w:r>
+      <w:r>
+        <w:rPr>
+          <w:rStyle w:val="Emphasis"/>
+        </w:rPr>
+        <w:t>Exploratory Data Analysis – EDA</w:t>
+      </w:r>
+      <w:r>
+        <w:t>) là một bước thiết yếu trong quy trình khai phá dữ liệu, nhằm khảo sát đặc điểm tổng thể của dữ liệu trước khi áp dụng các mô hình phân tích chuyên sâu. Thông qua EDA, các vấn đề như dữ liệu thiếu, phân phối bất thường, nhiễu, cũng như mối quan hệ ban đầu giữa các biến có thể được nhận diện và xử lý kịp thời. Đối với dữ liệu tuyển dụng LinkedIn, EDA giúp làm rõ đặc trưng của các thuộc tính như mô tả công việc, kỹ năng, ngành nghề và mức lương, từ đó định hướng lựa chọn phương pháp phân tích phù hợp cho từng câu hỏi nghiên cứu. Việc kết hợp EDA với các kỹ thuật khai phá dữ liệu giúp đảm bảo tính tin cậy và giá trị khoa học của các kết quả thu được trong nghiên cứu.</w:t>
+      </w:r>
+    </w:p>
+    <w:p>
+      <w:pPr>
+        <w:pStyle w:val="Heading3"/>
+        <w:spacing w:beforeLines="120" w:before="288" w:afterLines="120" w:after="288" w:line="276" w:lineRule="auto"/>
+        <w:jc w:val="both"/>
+      </w:pPr>
+      <w:bookmarkStart w:id="14" w:name="_Toc217164548"/>
+      <w:r>
+        <w:t xml:space="preserve">1.2 </w:t>
+      </w:r>
+      <w:r>
+        <w:t>Khai phá văn bản và biểu diễn dữ liệu văn bản</w:t>
+      </w:r>
+      <w:bookmarkEnd w:id="14"/>
+    </w:p>
+    <w:p>
+      <w:pPr>
+        <w:pStyle w:val="NormalWeb"/>
+        <w:spacing w:beforeLines="120" w:before="288" w:beforeAutospacing="0" w:afterLines="120" w:after="288" w:afterAutospacing="0" w:line="276" w:lineRule="auto"/>
+        <w:jc w:val="both"/>
+      </w:pPr>
+      <w:r>
+        <w:t>Khai phá văn bản (</w:t>
+      </w:r>
+      <w:r>
+        <w:rPr>
+          <w:rStyle w:val="Emphasis"/>
+        </w:rPr>
+        <w:t>Text Mining</w:t>
+      </w:r>
+      <w:r>
+        <w:t>) là lĩnh vực con của khai phá dữ liệu, tập trung vào việc trích xuất tri thức hữu ích từ các nguồn dữ liệu văn bản phi cấu trúc. Trong bối cảnh dữ liệu tuyển dụng, thông tin quan trọng về yêu cầu công việc, kỹ năng, kinh nghiệm và trách nhiệm thường được thể hiện dưới dạng văn bản tự do trong mô tả công việc. Do đó, khai phá văn bản đóng vai trò then chốt trong việc chuyển đổi dữ liệu mô tả công việc thành dạng có thể phân tích bằng các phương pháp định lượng.</w:t>
+      </w:r>
+    </w:p>
+    <w:p>
+      <w:pPr>
+        <w:pStyle w:val="NormalWeb"/>
+        <w:spacing w:beforeLines="120" w:before="288" w:beforeAutospacing="0" w:afterLines="120" w:after="288" w:afterAutospacing="0" w:line="276" w:lineRule="auto"/>
+        <w:jc w:val="both"/>
+      </w:pPr>
+      <w:r>
+        <w:t xml:space="preserve">Để xử lý và phân tích văn bản, nghiên cứu này sử dụng phương pháp biểu diễn văn bản bằng </w:t>
+      </w:r>
       <w:r>
         <w:rPr>
           <w:rStyle w:val="Strong"/>
         </w:rPr>
-        <w:t>Khai phá dữ liệu (Data Mining)</w:t>
-      </w:r>
-      <w:r>
-        <w:t xml:space="preserve"> là quá trình khám phá và trích xuất tri thức hữu ích từ các tập dữ liệu lớn thông qua việc áp dụng các thuật toán và kỹ thuật thống kê, học máy và trí tuệ nhân tạo. Mục tiêu của khai phá dữ liệu không chỉ là mô tả dữ liệu mà còn phát hiện các mẫu, mối quan hệ và cấu trúc tiềm ẩn mà con người khó có thể nhận biết trực tiếp. Trong bối cảnh dữ liệu tuyển dụng trực tuyến có quy mô lớn và tính đa dạng cao, khai phá dữ liệu đóng vai trò quan trọng trong việc chuyển đổi dữ liệu thô thành thông tin có giá trị phục vụ phân tích thị trường lao động.</w:t>
+        <w:t>TF-IDF</w:t>
+      </w:r>
+      <w:r>
+        <w:t xml:space="preserve"> kết hợp với </w:t>
+      </w:r>
+      <w:r>
+        <w:rPr>
+          <w:rStyle w:val="Strong"/>
+        </w:rPr>
+        <w:t>n-gram</w:t>
+      </w:r>
+      <w:r>
+        <w:t>. TF-IDF (</w:t>
+      </w:r>
+      <w:r>
+        <w:rPr>
+          <w:rStyle w:val="Emphasis"/>
+        </w:rPr>
+        <w:t>Term Frequency – Inverse Document Frequency</w:t>
+      </w:r>
+      <w:r>
+        <w:t>) đo lường mức độ quan trọng của một thuật ngữ trong một tài liệu so với toàn bộ tập văn bản, được xác định như sau:</w:t>
       </w:r>
     </w:p>
     <w:p>
       <w:pPr>
         <w:pStyle w:val="NormalWeb"/>
-        <w:spacing w:beforeLines="120" w:before="288" w:beforeAutospacing="0" w:afterLines="120" w:after="288" w:afterAutospacing="0" w:line="23" w:lineRule="atLeast"/>
-        <w:jc w:val="both"/>
-      </w:pPr>
+        <w:spacing w:beforeLines="120" w:before="288" w:beforeAutospacing="0" w:afterLines="120" w:after="288" w:afterAutospacing="0" w:line="276" w:lineRule="auto"/>
+        <w:jc w:val="both"/>
+      </w:pPr>
+      <m:oMathPara>
+        <m:oMath>
+          <m:r>
+            <m:rPr>
+              <m:sty m:val="p"/>
+            </m:rPr>
+            <w:rPr>
+              <w:rFonts w:ascii="Cambria Math" w:hAnsi="Cambria Math"/>
+            </w:rPr>
+            <m:t>TF</m:t>
+          </m:r>
+          <m:r>
+            <w:rPr>
+              <w:rFonts w:ascii="Cambria Math" w:hAnsi="Cambria Math"/>
+            </w:rPr>
+            <m:t>-</m:t>
+          </m:r>
+          <m:r>
+            <m:rPr>
+              <m:sty m:val="p"/>
+            </m:rPr>
+            <w:rPr>
+              <w:rFonts w:ascii="Cambria Math" w:hAnsi="Cambria Math"/>
+            </w:rPr>
+            <m:t>IDF</m:t>
+          </m:r>
+          <m:r>
+            <w:rPr>
+              <w:rFonts w:ascii="Cambria Math" w:hAnsi="Cambria Math"/>
+            </w:rPr>
+            <m:t>(t,d)=</m:t>
+          </m:r>
+          <m:r>
+            <m:rPr>
+              <m:sty m:val="p"/>
+            </m:rPr>
+            <w:rPr>
+              <w:rFonts w:ascii="Cambria Math" w:hAnsi="Cambria Math"/>
+            </w:rPr>
+            <m:t>TF</m:t>
+          </m:r>
+          <m:r>
+            <w:rPr>
+              <w:rFonts w:ascii="Cambria Math" w:hAnsi="Cambria Math"/>
+            </w:rPr>
+            <m:t>(t,d)×</m:t>
+          </m:r>
+          <m:r>
+            <m:rPr>
+              <m:sty m:val="p"/>
+            </m:rPr>
+            <w:rPr>
+              <w:rFonts w:ascii="Cambria Math" w:hAnsi="Cambria Math"/>
+            </w:rPr>
+            <m:t>log</m:t>
+          </m:r>
+          <m:r>
+            <w:rPr>
+              <w:rFonts w:ascii="Cambria Math" w:hAnsi="Cambria Math"/>
+            </w:rPr>
+            <m:t>⁡</m:t>
+          </m:r>
+          <m:d>
+            <m:dPr>
+              <m:ctrlPr>
+                <w:rPr>
+                  <w:rFonts w:ascii="Cambria Math" w:hAnsi="Cambria Math"/>
+                </w:rPr>
+              </m:ctrlPr>
+            </m:dPr>
+            <m:e>
+              <m:f>
+                <m:fPr>
+                  <m:ctrlPr>
+                    <w:rPr>
+                      <w:rFonts w:ascii="Cambria Math" w:hAnsi="Cambria Math"/>
+                    </w:rPr>
+                  </m:ctrlPr>
+                </m:fPr>
+                <m:num>
+                  <m:r>
+                    <w:rPr>
+                      <w:rFonts w:ascii="Cambria Math" w:hAnsi="Cambria Math"/>
+                    </w:rPr>
+                    <m:t>N</m:t>
+                  </m:r>
+                </m:num>
+                <m:den>
+                  <m:r>
+                    <m:rPr>
+                      <m:sty m:val="p"/>
+                    </m:rPr>
+                    <w:rPr>
+                      <w:rFonts w:ascii="Cambria Math" w:hAnsi="Cambria Math"/>
+                    </w:rPr>
+                    <m:t>DF</m:t>
+                  </m:r>
+                  <m:r>
+                    <w:rPr>
+                      <w:rFonts w:ascii="Cambria Math" w:hAnsi="Cambria Math"/>
+                    </w:rPr>
+                    <m:t>(t)</m:t>
+                  </m:r>
+                </m:den>
+              </m:f>
+            </m:e>
+          </m:d>
+        </m:oMath>
+      </m:oMathPara>
+    </w:p>
+    <w:p>
+      <w:pPr>
+        <w:pStyle w:val="NormalWeb"/>
+        <w:spacing w:beforeLines="120" w:before="288" w:beforeAutospacing="0" w:afterLines="120" w:after="288" w:afterAutospacing="0" w:line="276" w:lineRule="auto"/>
+        <w:jc w:val="both"/>
+      </w:pPr>
+      <w:r>
+        <w:t xml:space="preserve">trong đó, </w:t>
+      </w:r>
+      <m:oMath>
+        <m:r>
+          <w:rPr>
+            <w:rFonts w:ascii="Cambria Math" w:hAnsi="Cambria Math"/>
+          </w:rPr>
+          <m:t>TF(t,d)</m:t>
+        </m:r>
+      </m:oMath>
+      <w:r>
+        <w:t xml:space="preserve"> là tần suất xuất hiện của thuật ngữ </w:t>
+      </w:r>
+      <m:oMath>
+        <m:r>
+          <w:rPr>
+            <w:rFonts w:ascii="Cambria Math" w:hAnsi="Cambria Math"/>
+          </w:rPr>
+          <m:t>t</m:t>
+        </m:r>
+      </m:oMath>
+      <w:r>
+        <w:t xml:space="preserve"> trong tài liệu </w:t>
+      </w:r>
+      <m:oMath>
+        <m:r>
+          <w:rPr>
+            <w:rFonts w:ascii="Cambria Math" w:hAnsi="Cambria Math"/>
+          </w:rPr>
+          <m:t>d</m:t>
+        </m:r>
+      </m:oMath>
+      <w:r>
+        <w:t xml:space="preserve">, </w:t>
+      </w:r>
+      <m:oMath>
+        <m:r>
+          <w:rPr>
+            <w:rFonts w:ascii="Cambria Math" w:hAnsi="Cambria Math"/>
+          </w:rPr>
+          <m:t>DF(t)</m:t>
+        </m:r>
+      </m:oMath>
+      <w:r>
+        <w:rPr>
+          <w:rStyle w:val="katex-mathml"/>
+        </w:rPr>
+        <w:t xml:space="preserve"> </w:t>
+      </w:r>
+      <w:r>
+        <w:t xml:space="preserve">là số lượng tài liệu chứa thuật ngữ </w:t>
+      </w:r>
+      <m:oMath>
+        <m:r>
+          <w:rPr>
+            <w:rFonts w:ascii="Cambria Math" w:hAnsi="Cambria Math"/>
+          </w:rPr>
+          <m:t>t</m:t>
+        </m:r>
+      </m:oMath>
+      <w:r>
+        <w:t xml:space="preserve">, và </w:t>
+      </w:r>
+      <m:oMath>
+        <m:r>
+          <w:rPr>
+            <w:rFonts w:ascii="Cambria Math" w:hAnsi="Cambria Math"/>
+          </w:rPr>
+          <m:t>N</m:t>
+        </m:r>
+      </m:oMath>
+      <w:r>
+        <w:t xml:space="preserve"> là tổng số tài liệu trong tập dữ liệu. Cách biểu diễn này giúp làm nổi bật các thuật ngữ mang tính phân biệt cao giữa các mô tả công việc, đồng thời giảm ảnh hưởng của các từ xuất hiện phổ biến nhưng ít giá trị ngữ nghĩa.</w:t>
+      </w:r>
+    </w:p>
+    <w:p>
+      <w:pPr>
+        <w:pStyle w:val="NormalWeb"/>
+        <w:spacing w:beforeLines="120" w:before="288" w:beforeAutospacing="0" w:afterLines="120" w:after="288" w:afterAutospacing="0" w:line="276" w:lineRule="auto"/>
+        <w:jc w:val="both"/>
+      </w:pPr>
+      <w:r>
+        <w:t xml:space="preserve">Bên cạnh đó, việc sử dụng </w:t>
+      </w:r>
       <w:r>
         <w:rPr>
           <w:rStyle w:val="Strong"/>
         </w:rPr>
-        <w:t>Phân tích khám phá dữ liệu (Exploratory Data Analysis – EDA)</w:t>
-      </w:r>
-      <w:r>
-        <w:t xml:space="preserve"> là bước đầu tiên và không thể thiếu trong quy trình phân tích dữ liệu. EDA tập trung vào việc hiểu rõ cấu trúc, đặc điểm và chất lượng của dữ liệu thông qua các thống kê mô tả và trực quan hóa. Thông qua EDA, người nghiên cứu có thể phát hiện các vấn đề như dữ liệu thiếu, ngoại lệ (outliers), phân phối không cân bằng hoặc các mối quan hệ sơ bộ giữa các biến. Trong nghiên cứu này, EDA được sử dụng để khảo sát dữ liệu tuyển dụng LinkedIn trước khi áp dụng các kỹ thuật khai phá dữ liệu chuyên sâu.</w:t>
-      </w:r>
+        <w:t>n-gram</w:t>
+      </w:r>
+      <w:r>
+        <w:t xml:space="preserve"> cho phép mô hình hóa các cụm từ gồm nhiều từ liên tiếp (ví dụ: </w:t>
+      </w:r>
+      <w:r>
+        <w:rPr>
+          <w:rStyle w:val="Emphasis"/>
+        </w:rPr>
+        <w:t>project management</w:t>
+      </w:r>
+      <w:r>
+        <w:t xml:space="preserve">, </w:t>
+      </w:r>
+      <w:r>
+        <w:rPr>
+          <w:rStyle w:val="Emphasis"/>
+        </w:rPr>
+        <w:t>data analysis</w:t>
+      </w:r>
+      <w:r>
+        <w:t>), qua đó phản ánh chính xác hơn ngữ cảnh và nội dung chuyên môn trong mô tả công việc. Sự kết hợp giữa TF-IDF và n-gram tạo nền tảng hiệu quả cho các bước phân tích tiếp theo, đặc biệt là phân cụm mô tả công việc trong RQ1 và khai phá kỹ năng trong RQ2.</w:t>
+      </w:r>
+    </w:p>
+    <w:p>
+      <w:pPr>
+        <w:pStyle w:val="Heading3"/>
+        <w:spacing w:beforeLines="120" w:before="288" w:afterLines="120" w:after="288" w:line="276" w:lineRule="auto"/>
+        <w:jc w:val="both"/>
+      </w:pPr>
+      <w:bookmarkStart w:id="15" w:name="_Toc217164549"/>
+      <w:r>
+        <w:lastRenderedPageBreak/>
+        <w:t>1.3. Phân cụm không giám sát</w:t>
+      </w:r>
+      <w:bookmarkEnd w:id="15"/>
     </w:p>
     <w:p>
       <w:pPr>
         <w:pStyle w:val="NormalWeb"/>
-        <w:spacing w:beforeLines="120" w:before="288" w:beforeAutospacing="0" w:afterLines="120" w:after="288" w:afterAutospacing="0" w:line="23" w:lineRule="atLeast"/>
-        <w:jc w:val="both"/>
-      </w:pPr>
+        <w:spacing w:beforeLines="120" w:before="288" w:beforeAutospacing="0" w:afterLines="120" w:after="288" w:afterAutospacing="0" w:line="276" w:lineRule="auto"/>
+        <w:jc w:val="both"/>
+      </w:pPr>
+      <w:r>
+        <w:t>Phân cụm (</w:t>
+      </w:r>
+      <w:r>
+        <w:rPr>
+          <w:rStyle w:val="Emphasis"/>
+        </w:rPr>
+        <w:t>Clustering</w:t>
+      </w:r>
+      <w:r>
+        <w:t>) là một kỹ thuật học không giám sát trong khai phá dữ liệu, nhằm mục tiêu tự động nhóm các đối tượng dữ liệu sao cho các đối tượng trong cùng một nhóm có mức độ tương đồng cao, trong khi các đối tượng thuộc các nhóm khác nhau có mức độ khác biệt lớn. Khác với các phương pháp học có giám sát, phân cụm không yêu cầu nhãn sẵn có, do đó đặc biệt phù hợp trong bối cảnh khám phá cấu trúc tiềm ẩn của dữ liệu tuyển dụng, nơi các mô tả công việc có thể chứa nhiều thông tin chồng chéo và không được phân loại rõ ràng.</w:t>
+      </w:r>
+    </w:p>
+    <w:p>
+      <w:pPr>
+        <w:pStyle w:val="NormalWeb"/>
+        <w:spacing w:beforeLines="120" w:before="288" w:beforeAutospacing="0" w:afterLines="120" w:after="288" w:afterAutospacing="0" w:line="276" w:lineRule="auto"/>
+        <w:jc w:val="both"/>
+      </w:pPr>
+      <w:r>
+        <w:t xml:space="preserve">Trong nghiên cứu này, thuật toán </w:t>
+      </w:r>
       <w:r>
         <w:rPr>
           <w:rStyle w:val="Strong"/>
         </w:rPr>
-        <w:t>Khai phá văn bản (Text Mining)</w:t>
-      </w:r>
-      <w:r>
-        <w:t xml:space="preserve"> là một nhánh của khai phá dữ liệu, tập trung vào việc phân tích và trích xuất tri thức từ dữ liệu dạng văn bản phi cấu trúc. Các kỹ thuật phổ biến trong khai phá văn bản bao gồm tiền xử lý văn bản, biểu diễn văn bản dưới dạng vector (ví dụ TF-IDF), và áp dụng các thuật toán học máy để phân tích nội dung. Do mô tả công việc trong dữ liệu tuyển dụng chủ yếu tồn tại dưới dạng văn bản tự do, khai phá văn bản là nền tảng quan trọng để phân tích nội dung công việc và khám phá các chủ đề nội dung tiềm ẩn.</w:t>
+        <w:t>K-means</w:t>
+      </w:r>
+      <w:r>
+        <w:t xml:space="preserve"> được sử dụng để phân cụm các mô tả công việc sau khi đã được biểu diễn dưới dạng vector TF-IDF. K-means hoạt động bằng cách chia tập dữ liệu thành </w:t>
+      </w:r>
+      <m:oMath>
+        <m:r>
+          <w:rPr>
+            <w:rFonts w:ascii="Cambria Math" w:hAnsi="Cambria Math"/>
+          </w:rPr>
+          <m:t>K</m:t>
+        </m:r>
+      </m:oMath>
+      <w:r>
+        <w:t xml:space="preserve"> cụm sao cho tổng bình phương khoảng cách từ mỗi điểm dữ liệu đến tâm cụm gần nhất được tối thiểu hóa. Quá trình này bao gồm hai bước lặp chính: (i) gán mỗi điểm dữ liệu vào cụm có tâm gần nhất, và (ii) cập nhật lại vị trí tâm cụm dựa trên trung bình các điểm thuộc cụm đó.</w:t>
       </w:r>
     </w:p>
     <w:p>
       <w:pPr>
         <w:pStyle w:val="NormalWeb"/>
-        <w:spacing w:beforeLines="120" w:before="288" w:beforeAutospacing="0" w:afterLines="120" w:after="288" w:afterAutospacing="0" w:line="23" w:lineRule="atLeast"/>
-        <w:jc w:val="both"/>
-      </w:pPr>
+        <w:spacing w:beforeLines="120" w:before="288" w:beforeAutospacing="0" w:afterLines="120" w:after="288" w:afterAutospacing="0" w:line="276" w:lineRule="auto"/>
+        <w:jc w:val="both"/>
+      </w:pPr>
+      <w:r>
+        <w:t xml:space="preserve">Để đánh giá chất lượng của kết quả phân cụm và lựa chọn số cụm </w:t>
+      </w:r>
+      <m:oMath>
+        <m:r>
+          <w:rPr>
+            <w:rFonts w:ascii="Cambria Math" w:hAnsi="Cambria Math"/>
+          </w:rPr>
+          <m:t>K</m:t>
+        </m:r>
+      </m:oMath>
+      <w:r>
+        <w:t xml:space="preserve"> phù hợp, nghiên cứu sử dụng </w:t>
+      </w:r>
       <w:r>
         <w:rPr>
           <w:rStyle w:val="Strong"/>
         </w:rPr>
-        <w:t>Phân cụm (Clustering)</w:t>
-      </w:r>
-      <w:r>
-        <w:t xml:space="preserve"> là một kỹ thuật học không giám sát nhằm nhóm các đối tượng dữ liệu tương tự nhau vào cùng một cụm dựa trên độ tương đồng, mà không cần nhãn phân loại có sẵn. Trong bối cảnh phân tích mô tả công việc, phân cụm được sử dụng để khám phá các nhóm nội dung hoặc chủ đề công việc tự nhiên hình thành từ dữ liệu văn bản. Bên cạnh đó, </w:t>
+        <w:t>Silhouette Score</w:t>
+      </w:r>
+      <w:r>
+        <w:t xml:space="preserve"> – một độ đo phổ biến trong phân cụm không giám sát. Với mỗi điểm dữ liệu </w:t>
+      </w:r>
+      <w:r>
+        <w:rPr>
+          <w:rStyle w:val="katex-mathml"/>
+          <w:rFonts w:eastAsiaTheme="majorEastAsia"/>
+        </w:rPr>
+        <w:t>ii</w:t>
+      </w:r>
+      <w:r>
+        <w:rPr>
+          <w:rStyle w:val="mord"/>
+          <w:rFonts w:eastAsiaTheme="majorEastAsia"/>
+        </w:rPr>
+        <w:t>i</w:t>
+      </w:r>
+      <w:r>
+        <w:t>, hệ số Silhouette được xác định như sau:</w:t>
+      </w:r>
+    </w:p>
+    <w:p>
+      <w:pPr>
+        <w:spacing w:beforeLines="120" w:before="288" w:afterLines="120" w:after="288" w:line="276" w:lineRule="auto"/>
+        <w:jc w:val="both"/>
+      </w:pPr>
+      <m:oMathPara>
+        <m:oMath>
+          <m:r>
+            <w:rPr>
+              <w:rFonts w:ascii="Cambria Math" w:hAnsi="Cambria Math"/>
+            </w:rPr>
+            <m:t>s</m:t>
+          </m:r>
+          <m:d>
+            <m:dPr>
+              <m:ctrlPr>
+                <w:rPr>
+                  <w:rFonts w:ascii="Cambria Math" w:hAnsi="Cambria Math"/>
+                  <w:i/>
+                </w:rPr>
+              </m:ctrlPr>
+            </m:dPr>
+            <m:e>
+              <m:r>
+                <w:rPr>
+                  <w:rFonts w:ascii="Cambria Math" w:hAnsi="Cambria Math"/>
+                </w:rPr>
+                <m:t>i</m:t>
+              </m:r>
+            </m:e>
+          </m:d>
+          <m:r>
+            <w:rPr>
+              <w:rFonts w:ascii="Cambria Math" w:hAnsi="Cambria Math"/>
+            </w:rPr>
+            <m:t>=</m:t>
+          </m:r>
+          <m:f>
+            <m:fPr>
+              <m:ctrlPr>
+                <w:rPr>
+                  <w:rFonts w:ascii="Cambria Math" w:hAnsi="Cambria Math"/>
+                  <w:i/>
+                </w:rPr>
+              </m:ctrlPr>
+            </m:fPr>
+            <m:num>
+              <m:r>
+                <w:rPr>
+                  <w:rFonts w:ascii="Cambria Math" w:hAnsi="Cambria Math"/>
+                </w:rPr>
+                <m:t>b</m:t>
+              </m:r>
+              <m:d>
+                <m:dPr>
+                  <m:ctrlPr>
+                    <w:rPr>
+                      <w:rFonts w:ascii="Cambria Math" w:hAnsi="Cambria Math"/>
+                      <w:i/>
+                    </w:rPr>
+                  </m:ctrlPr>
+                </m:dPr>
+                <m:e>
+                  <m:r>
+                    <w:rPr>
+                      <w:rFonts w:ascii="Cambria Math" w:hAnsi="Cambria Math"/>
+                    </w:rPr>
+                    <m:t>i</m:t>
+                  </m:r>
+                </m:e>
+              </m:d>
+              <m:r>
+                <w:rPr>
+                  <w:rFonts w:ascii="Cambria Math" w:hAnsi="Cambria Math"/>
+                </w:rPr>
+                <m:t>-a(i)</m:t>
+              </m:r>
+            </m:num>
+            <m:den>
+              <m:r>
+                <m:rPr>
+                  <m:sty m:val="p"/>
+                </m:rPr>
+                <w:rPr>
+                  <w:rFonts w:ascii="Cambria Math" w:hAnsi="Cambria Math"/>
+                </w:rPr>
+                <m:t>max⁡</m:t>
+              </m:r>
+              <m:r>
+                <w:rPr>
+                  <w:rFonts w:ascii="Cambria Math" w:hAnsi="Cambria Math"/>
+                </w:rPr>
+                <m:t>{a</m:t>
+              </m:r>
+              <m:d>
+                <m:dPr>
+                  <m:ctrlPr>
+                    <w:rPr>
+                      <w:rFonts w:ascii="Cambria Math" w:hAnsi="Cambria Math"/>
+                      <w:i/>
+                    </w:rPr>
+                  </m:ctrlPr>
+                </m:dPr>
+                <m:e>
+                  <m:r>
+                    <w:rPr>
+                      <w:rFonts w:ascii="Cambria Math" w:hAnsi="Cambria Math"/>
+                    </w:rPr>
+                    <m:t>i</m:t>
+                  </m:r>
+                </m:e>
+              </m:d>
+              <m:r>
+                <w:rPr>
+                  <w:rFonts w:ascii="Cambria Math" w:hAnsi="Cambria Math"/>
+                </w:rPr>
+                <m:t>, b</m:t>
+              </m:r>
+              <m:d>
+                <m:dPr>
+                  <m:ctrlPr>
+                    <w:rPr>
+                      <w:rFonts w:ascii="Cambria Math" w:hAnsi="Cambria Math"/>
+                      <w:i/>
+                    </w:rPr>
+                  </m:ctrlPr>
+                </m:dPr>
+                <m:e>
+                  <m:r>
+                    <w:rPr>
+                      <w:rFonts w:ascii="Cambria Math" w:hAnsi="Cambria Math"/>
+                    </w:rPr>
+                    <m:t>i</m:t>
+                  </m:r>
+                </m:e>
+              </m:d>
+              <m:r>
+                <w:rPr>
+                  <w:rFonts w:ascii="Cambria Math" w:hAnsi="Cambria Math"/>
+                </w:rPr>
+                <m:t>}</m:t>
+              </m:r>
+            </m:den>
+          </m:f>
+        </m:oMath>
+      </m:oMathPara>
+    </w:p>
+    <w:p>
+      <w:pPr>
+        <w:pStyle w:val="NormalWeb"/>
+        <w:spacing w:beforeLines="120" w:before="288" w:beforeAutospacing="0" w:afterLines="120" w:after="288" w:afterAutospacing="0" w:line="276" w:lineRule="auto"/>
+        <w:jc w:val="both"/>
+      </w:pPr>
+      <w:r>
+        <w:t xml:space="preserve">trong đó </w:t>
+      </w:r>
+      <m:oMath>
+        <m:r>
+          <w:rPr>
+            <w:rFonts w:ascii="Cambria Math" w:hAnsi="Cambria Math"/>
+          </w:rPr>
+          <m:t>a</m:t>
+        </m:r>
+        <m:d>
+          <m:dPr>
+            <m:ctrlPr>
+              <w:rPr>
+                <w:rFonts w:ascii="Cambria Math" w:hAnsi="Cambria Math"/>
+                <w:i/>
+              </w:rPr>
+            </m:ctrlPr>
+          </m:dPr>
+          <m:e>
+            <m:r>
+              <w:rPr>
+                <w:rFonts w:ascii="Cambria Math" w:hAnsi="Cambria Math"/>
+              </w:rPr>
+              <m:t>i</m:t>
+            </m:r>
+          </m:e>
+        </m:d>
+      </m:oMath>
+      <w:r>
+        <w:t xml:space="preserve"> là khoảng cách trung bình từ điểm </w:t>
+      </w:r>
+      <m:oMath>
+        <m:r>
+          <w:rPr>
+            <w:rFonts w:ascii="Cambria Math" w:hAnsi="Cambria Math"/>
+          </w:rPr>
+          <m:t>i</m:t>
+        </m:r>
+      </m:oMath>
+      <w:r>
+        <w:t xml:space="preserve"> đến các điểm khác trong cùng cụm, và </w:t>
+      </w:r>
+      <m:oMath>
+        <m:r>
+          <w:rPr>
+            <w:rFonts w:ascii="Cambria Math" w:hAnsi="Cambria Math"/>
+          </w:rPr>
+          <m:t>b(i)</m:t>
+        </m:r>
+      </m:oMath>
+      <w:r>
+        <w:t xml:space="preserve"> là khoảng cách trung bình nhỏ nhất từ điểm </w:t>
+      </w:r>
+      <m:oMath>
+        <m:r>
+          <w:rPr>
+            <w:rFonts w:ascii="Cambria Math" w:hAnsi="Cambria Math"/>
+          </w:rPr>
+          <m:t>i</m:t>
+        </m:r>
+      </m:oMath>
+      <w:r>
+        <w:t xml:space="preserve"> đến các điểm thuộc cụm gần nhất khác. Giá trị Silhouette nằm trong khoảng </w:t>
+      </w:r>
+      <m:oMath>
+        <m:r>
+          <w:rPr>
+            <w:rFonts w:ascii="Cambria Math" w:hAnsi="Cambria Math"/>
+          </w:rPr>
+          <m:t>[-1,1]</m:t>
+        </m:r>
+      </m:oMath>
+      <w:r>
+        <w:t xml:space="preserve">, với giá trị càng cao cho thấy điểm dữ liệu được phân cụm càng hợp lý. Silhouette Score trung bình trên toàn bộ tập dữ liệu được sử dụng làm tiêu chí lựa chọn số cụm </w:t>
+      </w:r>
+      <m:oMath>
+        <m:r>
+          <w:rPr>
+            <w:rFonts w:ascii="Cambria Math" w:hAnsi="Cambria Math"/>
+          </w:rPr>
+          <m:t>K</m:t>
+        </m:r>
+      </m:oMath>
+      <w:r>
+        <w:t xml:space="preserve"> tối ưu cho bài toán phân cụm mô tả công việc.</w:t>
+      </w:r>
+    </w:p>
+    <w:p>
+      <w:pPr>
+        <w:pStyle w:val="Heading3"/>
+        <w:spacing w:beforeLines="120" w:before="288" w:afterLines="120" w:after="288" w:line="276" w:lineRule="auto"/>
+        <w:jc w:val="both"/>
+      </w:pPr>
+      <w:bookmarkStart w:id="16" w:name="_Toc217164550"/>
+      <w:r>
+        <w:t>1.4. Khai phá mẫu và luật kết hợp</w:t>
+      </w:r>
+      <w:bookmarkEnd w:id="16"/>
+    </w:p>
+    <w:p>
+      <w:pPr>
+        <w:pStyle w:val="NormalWeb"/>
+        <w:spacing w:beforeLines="120" w:before="288" w:beforeAutospacing="0" w:afterLines="120" w:after="288" w:afterAutospacing="0" w:line="276" w:lineRule="auto"/>
+        <w:jc w:val="both"/>
+      </w:pPr>
+      <w:r>
+        <w:t xml:space="preserve">Khai phá mẫu (Pattern Mining) là một hướng quan trọng trong khai phá dữ liệu, nhằm phát hiện các </w:t>
       </w:r>
       <w:r>
         <w:rPr>
           <w:rStyle w:val="Strong"/>
         </w:rPr>
-        <w:t>khai phá mẫu (Pattern Mining)</w:t>
-      </w:r>
-      <w:r>
-        <w:t xml:space="preserve">, đặc biệt là khai phá luật kết hợp, được sử dụng để phát hiện các mẫu đồng xuất hiện giữa các thuộc tính, chẳng hạn như các kỹ năng thường được yêu cầu cùng nhau trong tin tuyển dụng. Cuối cùng, </w:t>
+        <w:t>mối quan hệ tiềm ẩn và các mẫu lặp lại có ý nghĩa</w:t>
+      </w:r>
+      <w:r>
+        <w:t xml:space="preserve"> trong tập dữ liệu lớn. Trong bối cảnh dữ liệu tuyển dụng, khai phá mẫu được sử dụng để phân tích </w:t>
       </w:r>
       <w:r>
         <w:rPr>
           <w:rStyle w:val="Strong"/>
         </w:rPr>
-        <w:t>hồi quy (Regression)</w:t>
-      </w:r>
-      <w:r>
-        <w:t xml:space="preserve"> là một nhóm phương pháp học có giám sát, được sử dụng để mô hình hóa và phân tích mối quan hệ giữa một biến phụ thuộc (ví dụ mức lương) và các biến độc lập, qua đó đánh giá mức độ ảnh hưởng của các yếu tố khác nhau và khả năng dự đoán giá trị mục tiêu.</w:t>
+        <w:t>sự đồng xuất hiện của các kỹ năng</w:t>
+      </w:r>
+      <w:r>
+        <w:t xml:space="preserve"> trong mô tả công việc, từ đó nhận diện các </w:t>
+      </w:r>
+      <w:r>
+        <w:rPr>
+          <w:rStyle w:val="Emphasis"/>
+        </w:rPr>
+        <w:t>skill bundles</w:t>
+      </w:r>
+      <w:r>
+        <w:t xml:space="preserve"> – những nhóm kỹ năng thường được yêu cầu cùng nhau trên thị trường lao động.</w:t>
+      </w:r>
+    </w:p>
+    <w:p>
+      <w:pPr>
+        <w:pStyle w:val="NormalWeb"/>
+        <w:spacing w:beforeLines="120" w:before="288" w:beforeAutospacing="0" w:afterLines="120" w:after="288" w:afterAutospacing="0" w:line="276" w:lineRule="auto"/>
+        <w:jc w:val="both"/>
+      </w:pPr>
+      <w:r>
+        <w:t xml:space="preserve">Trong nghiên cứu này, mỗi mô tả công việc được xem như một </w:t>
+      </w:r>
+      <w:r>
+        <w:rPr>
+          <w:rStyle w:val="Emphasis"/>
+        </w:rPr>
+        <w:t>giao dịch</w:t>
+      </w:r>
+      <w:r>
+        <w:t xml:space="preserve"> (transaction), và các kỹ năng trích xuất từ mô tả công việc (dựa trên ESCO ontology) được xem như các </w:t>
+      </w:r>
+      <w:r>
+        <w:rPr>
+          <w:rStyle w:val="Emphasis"/>
+        </w:rPr>
+        <w:t>mục</w:t>
+      </w:r>
+      <w:r>
+        <w:t xml:space="preserve"> (items) trong giao dịch đó. Việc khai phá luật kết hợp cho phép xác định các cặp hoặc nhóm kỹ năng có mối liên hệ chặt chẽ hơn so với sự xuất hiện ngẫu nhiên.</w:t>
+      </w:r>
+    </w:p>
+    <w:p>
+      <w:pPr>
+        <w:pStyle w:val="NormalWeb"/>
+        <w:spacing w:beforeLines="120" w:before="288" w:beforeAutospacing="0" w:afterLines="120" w:after="288" w:afterAutospacing="0" w:line="276" w:lineRule="auto"/>
+        <w:jc w:val="both"/>
+      </w:pPr>
+      <w:r>
+        <w:lastRenderedPageBreak/>
+        <w:t xml:space="preserve">Để đánh giá mức độ mạnh yếu của mối quan hệ giữa các kỹ năng, nghiên cứu sử dụng ba độ đo phổ biến: </w:t>
+      </w:r>
+      <w:r>
+        <w:rPr>
+          <w:rStyle w:val="Strong"/>
+        </w:rPr>
+        <w:t>Support</w:t>
+      </w:r>
+      <w:r>
+        <w:t xml:space="preserve">, </w:t>
+      </w:r>
+      <w:r>
+        <w:rPr>
+          <w:rStyle w:val="Strong"/>
+        </w:rPr>
+        <w:t>Confidence</w:t>
+      </w:r>
+      <w:r>
+        <w:t xml:space="preserve"> và </w:t>
+      </w:r>
+      <w:r>
+        <w:rPr>
+          <w:rStyle w:val="Strong"/>
+        </w:rPr>
+        <w:t>Lift</w:t>
+      </w:r>
+      <w:r>
+        <w:t>.</w:t>
+      </w:r>
+    </w:p>
+    <w:p>
+      <w:pPr>
+        <w:pStyle w:val="NormalWeb"/>
+        <w:spacing w:beforeLines="120" w:before="288" w:beforeAutospacing="0" w:afterLines="120" w:after="288" w:afterAutospacing="0" w:line="276" w:lineRule="auto"/>
+        <w:jc w:val="both"/>
+      </w:pPr>
+      <w:r>
+        <w:t xml:space="preserve">Giả sử </w:t>
+      </w:r>
+      <m:oMath>
+        <m:r>
+          <w:rPr>
+            <w:rFonts w:ascii="Cambria Math" w:hAnsi="Cambria Math"/>
+          </w:rPr>
+          <m:t>A</m:t>
+        </m:r>
+      </m:oMath>
+      <w:r>
+        <w:t xml:space="preserve"> và </w:t>
+      </w:r>
+      <m:oMath>
+        <m:r>
+          <w:rPr>
+            <w:rFonts w:ascii="Cambria Math" w:hAnsi="Cambria Math"/>
+          </w:rPr>
+          <m:t>B</m:t>
+        </m:r>
+      </m:oMath>
+      <w:r>
+        <w:t xml:space="preserve"> là hai kỹ năng, và tập dữ liệu gồm </w:t>
+      </w:r>
+      <m:oMath>
+        <m:r>
+          <w:rPr>
+            <w:rFonts w:ascii="Cambria Math" w:hAnsi="Cambria Math"/>
+          </w:rPr>
+          <m:t>N</m:t>
+        </m:r>
+      </m:oMath>
+      <w:r>
+        <w:t xml:space="preserve"> mô tả công việc:</w:t>
+      </w:r>
+    </w:p>
+    <w:p>
+      <w:pPr>
+        <w:pStyle w:val="NormalWeb"/>
+        <w:numPr>
+          <w:ilvl w:val="0"/>
+          <w:numId w:val="15"/>
+        </w:numPr>
+        <w:spacing w:beforeLines="120" w:before="288" w:beforeAutospacing="0" w:afterLines="120" w:after="288" w:afterAutospacing="0" w:line="276" w:lineRule="auto"/>
+        <w:jc w:val="both"/>
+      </w:pPr>
+      <w:r>
+        <w:rPr>
+          <w:rStyle w:val="Strong"/>
+        </w:rPr>
+        <w:t>Support</w:t>
+      </w:r>
+      <w:r>
+        <w:t xml:space="preserve"> đo lường tần suất đồng xuất hiện của hai kỹ năng trong toàn bộ tập dữ liệu:</w:t>
+      </w:r>
+    </w:p>
+    <w:p>
+      <w:pPr>
+        <w:spacing w:beforeLines="120" w:before="288" w:afterLines="120" w:after="288" w:line="276" w:lineRule="auto"/>
+        <w:jc w:val="both"/>
+      </w:pPr>
+      <m:oMathPara>
+        <m:oMath>
+          <m:r>
+            <w:rPr>
+              <w:rFonts w:ascii="Cambria Math" w:hAnsi="Cambria Math"/>
+            </w:rPr>
+            <m:t>Support</m:t>
+          </m:r>
+          <m:d>
+            <m:dPr>
+              <m:ctrlPr>
+                <w:rPr>
+                  <w:rFonts w:ascii="Cambria Math" w:hAnsi="Cambria Math"/>
+                  <w:i/>
+                </w:rPr>
+              </m:ctrlPr>
+            </m:dPr>
+            <m:e>
+              <m:r>
+                <w:rPr>
+                  <w:rFonts w:ascii="Cambria Math" w:hAnsi="Cambria Math"/>
+                </w:rPr>
+                <m:t>A,B</m:t>
+              </m:r>
+            </m:e>
+          </m:d>
+          <m:r>
+            <w:rPr>
+              <w:rFonts w:ascii="Cambria Math" w:hAnsi="Cambria Math"/>
+            </w:rPr>
+            <m:t>=</m:t>
+          </m:r>
+          <m:f>
+            <m:fPr>
+              <m:ctrlPr>
+                <w:rPr>
+                  <w:rFonts w:ascii="Cambria Math" w:hAnsi="Cambria Math"/>
+                  <w:i/>
+                </w:rPr>
+              </m:ctrlPr>
+            </m:fPr>
+            <m:num>
+              <m:r>
+                <w:rPr>
+                  <w:rFonts w:ascii="Cambria Math" w:hAnsi="Cambria Math"/>
+                </w:rPr>
+                <m:t>số mô tả chứa cả A và B</m:t>
+              </m:r>
+            </m:num>
+            <m:den>
+              <m:r>
+                <w:rPr>
+                  <w:rFonts w:ascii="Cambria Math" w:hAnsi="Cambria Math"/>
+                </w:rPr>
+                <m:t>N</m:t>
+              </m:r>
+            </m:den>
+          </m:f>
+        </m:oMath>
+      </m:oMathPara>
+    </w:p>
+    <w:p>
+      <w:pPr>
+        <w:pStyle w:val="NormalWeb"/>
+        <w:numPr>
+          <w:ilvl w:val="0"/>
+          <w:numId w:val="16"/>
+        </w:numPr>
+        <w:spacing w:beforeLines="120" w:before="288" w:beforeAutospacing="0" w:afterLines="120" w:after="288" w:afterAutospacing="0" w:line="276" w:lineRule="auto"/>
+        <w:jc w:val="both"/>
+      </w:pPr>
+      <w:r>
+        <w:rPr>
+          <w:rStyle w:val="Strong"/>
+        </w:rPr>
+        <w:t>Confidence</w:t>
+      </w:r>
+      <w:r>
+        <w:t xml:space="preserve"> đo xác suất xuất hiện của kỹ năng </w:t>
+      </w:r>
+      <m:oMath>
+        <m:r>
+          <w:rPr>
+            <w:rFonts w:ascii="Cambria Math" w:hAnsi="Cambria Math"/>
+          </w:rPr>
+          <m:t>B</m:t>
+        </m:r>
+      </m:oMath>
+      <w:r>
+        <w:t xml:space="preserve"> khi kỹ năng </w:t>
+      </w:r>
+      <m:oMath>
+        <m:r>
+          <w:rPr>
+            <w:rFonts w:ascii="Cambria Math" w:hAnsi="Cambria Math"/>
+          </w:rPr>
+          <m:t>A</m:t>
+        </m:r>
+      </m:oMath>
+      <w:r>
+        <w:t xml:space="preserve"> đã xuất hiện:</w:t>
+      </w:r>
+    </w:p>
+    <w:p>
+      <w:pPr>
+        <w:spacing w:beforeLines="120" w:before="288" w:afterLines="120" w:after="288" w:line="276" w:lineRule="auto"/>
+        <w:jc w:val="both"/>
+      </w:pPr>
+      <m:oMathPara>
+        <m:oMath>
+          <m:r>
+            <w:rPr>
+              <w:rFonts w:ascii="Cambria Math" w:hAnsi="Cambria Math"/>
+            </w:rPr>
+            <m:t>Confidence</m:t>
+          </m:r>
+          <m:d>
+            <m:dPr>
+              <m:ctrlPr>
+                <w:rPr>
+                  <w:rFonts w:ascii="Cambria Math" w:hAnsi="Cambria Math"/>
+                  <w:i/>
+                </w:rPr>
+              </m:ctrlPr>
+            </m:dPr>
+            <m:e>
+              <m:r>
+                <w:rPr>
+                  <w:rFonts w:ascii="Cambria Math" w:hAnsi="Cambria Math"/>
+                </w:rPr>
+                <m:t>A→B</m:t>
+              </m:r>
+            </m:e>
+          </m:d>
+          <m:r>
+            <w:rPr>
+              <w:rFonts w:ascii="Cambria Math" w:hAnsi="Cambria Math"/>
+            </w:rPr>
+            <m:t>=</m:t>
+          </m:r>
+          <m:f>
+            <m:fPr>
+              <m:ctrlPr>
+                <w:rPr>
+                  <w:rFonts w:ascii="Cambria Math" w:hAnsi="Cambria Math"/>
+                  <w:i/>
+                </w:rPr>
+              </m:ctrlPr>
+            </m:fPr>
+            <m:num>
+              <m:r>
+                <w:rPr>
+                  <w:rFonts w:ascii="Cambria Math" w:hAnsi="Cambria Math"/>
+                </w:rPr>
+                <m:t>Support(A,B)</m:t>
+              </m:r>
+            </m:num>
+            <m:den>
+              <m:r>
+                <w:rPr>
+                  <w:rFonts w:ascii="Cambria Math" w:hAnsi="Cambria Math"/>
+                </w:rPr>
+                <m:t>Support(A)</m:t>
+              </m:r>
+            </m:den>
+          </m:f>
+        </m:oMath>
+      </m:oMathPara>
+    </w:p>
+    <w:p>
+      <w:pPr>
+        <w:pStyle w:val="NormalWeb"/>
+        <w:numPr>
+          <w:ilvl w:val="0"/>
+          <w:numId w:val="17"/>
+        </w:numPr>
+        <w:spacing w:beforeLines="120" w:before="288" w:beforeAutospacing="0" w:afterLines="120" w:after="288" w:afterAutospacing="0" w:line="276" w:lineRule="auto"/>
+        <w:jc w:val="both"/>
+      </w:pPr>
+      <w:r>
+        <w:rPr>
+          <w:rStyle w:val="Strong"/>
+        </w:rPr>
+        <w:t>Lift</w:t>
+      </w:r>
+      <w:r>
+        <w:t xml:space="preserve"> đánh giá mức độ phụ thuộc giữa hai kỹ năng so với trường hợp chúng xuất hiện độc lập:</w:t>
+      </w:r>
+    </w:p>
+    <w:p>
+      <w:pPr>
+        <w:spacing w:beforeLines="120" w:before="288" w:afterLines="120" w:after="288" w:line="276" w:lineRule="auto"/>
+        <w:jc w:val="both"/>
+      </w:pPr>
+      <m:oMathPara>
+        <m:oMath>
+          <m:r>
+            <w:rPr>
+              <w:rFonts w:ascii="Cambria Math" w:hAnsi="Cambria Math"/>
+            </w:rPr>
+            <m:t>Lift</m:t>
+          </m:r>
+          <m:d>
+            <m:dPr>
+              <m:ctrlPr>
+                <w:rPr>
+                  <w:rFonts w:ascii="Cambria Math" w:hAnsi="Cambria Math"/>
+                  <w:i/>
+                </w:rPr>
+              </m:ctrlPr>
+            </m:dPr>
+            <m:e>
+              <m:r>
+                <w:rPr>
+                  <w:rFonts w:ascii="Cambria Math" w:hAnsi="Cambria Math"/>
+                </w:rPr>
+                <m:t>A,B</m:t>
+              </m:r>
+            </m:e>
+          </m:d>
+          <m:r>
+            <w:rPr>
+              <w:rFonts w:ascii="Cambria Math" w:hAnsi="Cambria Math"/>
+            </w:rPr>
+            <m:t>=</m:t>
+          </m:r>
+          <m:f>
+            <m:fPr>
+              <m:ctrlPr>
+                <w:rPr>
+                  <w:rFonts w:ascii="Cambria Math" w:hAnsi="Cambria Math"/>
+                  <w:i/>
+                </w:rPr>
+              </m:ctrlPr>
+            </m:fPr>
+            <m:num>
+              <m:r>
+                <w:rPr>
+                  <w:rFonts w:ascii="Cambria Math" w:hAnsi="Cambria Math"/>
+                </w:rPr>
+                <m:t>Confidence(A→B)</m:t>
+              </m:r>
+            </m:num>
+            <m:den>
+              <m:r>
+                <w:rPr>
+                  <w:rFonts w:ascii="Cambria Math" w:hAnsi="Cambria Math"/>
+                </w:rPr>
+                <m:t>Support(B)</m:t>
+              </m:r>
+            </m:den>
+          </m:f>
+        </m:oMath>
+      </m:oMathPara>
+    </w:p>
+    <w:p>
+      <w:pPr>
+        <w:pStyle w:val="NormalWeb"/>
+        <w:spacing w:beforeLines="120" w:before="288" w:beforeAutospacing="0" w:afterLines="120" w:after="288" w:afterAutospacing="0" w:line="276" w:lineRule="auto"/>
+        <w:jc w:val="both"/>
+      </w:pPr>
+      <w:r>
+        <w:t>Giá trị Lift lớn hơn 1 cho thấy hai kỹ năng có xu hướng xuất hiện cùng nhau nhiều hơn so với kỳ vọng ngẫu nhiên, trong khi Lift càng lớn càng phản ánh mối liên kết kỹ năng càng mạnh.</w:t>
+      </w:r>
+    </w:p>
+    <w:p>
+      <w:pPr>
+        <w:pStyle w:val="NormalWeb"/>
+        <w:spacing w:beforeLines="120" w:before="288" w:beforeAutospacing="0" w:afterLines="120" w:after="288" w:afterAutospacing="0" w:line="276" w:lineRule="auto"/>
+        <w:jc w:val="both"/>
+      </w:pPr>
+      <w:r>
+        <w:t xml:space="preserve">Trong thực nghiệm, các luật kết hợp được lọc dựa trên ngưỡng của Confidence và Lift nhằm loại bỏ các mối quan hệ yếu hoặc không có ý nghĩa thực tiễn. Các cặp kỹ năng mạnh nhất sau đó được biểu diễn dưới dạng </w:t>
+      </w:r>
+      <w:r>
+        <w:rPr>
+          <w:rStyle w:val="Strong"/>
+        </w:rPr>
+        <w:t>mạng lưới kỹ năng</w:t>
+      </w:r>
+      <w:r>
+        <w:t>, trong đó các nút là kỹ năng và các cạnh biểu diễn mối quan hệ đồng xuất hiện. Phương pháp phát hiện cộng đồng (community detection) được áp dụng trên mạng lưới này để xác định các nhóm kỹ năng đặc trưng, phản ánh cấu trúc kỹ năng thực tế của thị trường lao động.</w:t>
+      </w:r>
+    </w:p>
+    <w:p>
+      <w:pPr>
+        <w:pStyle w:val="Heading3"/>
+        <w:spacing w:beforeLines="120" w:before="288" w:afterLines="120" w:after="288" w:line="276" w:lineRule="auto"/>
+        <w:jc w:val="both"/>
+      </w:pPr>
+      <w:bookmarkStart w:id="17" w:name="_Toc217164551"/>
+      <w:r>
+        <w:t>1.5. Phân tích mạng lưới và phát hiện cộng đồng</w:t>
+      </w:r>
+      <w:bookmarkEnd w:id="17"/>
+    </w:p>
+    <w:p>
+      <w:pPr>
+        <w:pStyle w:val="NormalWeb"/>
+        <w:spacing w:beforeLines="120" w:before="288" w:beforeAutospacing="0" w:afterLines="120" w:after="288" w:afterAutospacing="0" w:line="276" w:lineRule="auto"/>
+        <w:jc w:val="both"/>
+      </w:pPr>
+      <w:r>
+        <w:t xml:space="preserve">Phân tích mạng lưới (Network Analysis) là phương pháp mô hình hóa và nghiên cứu các mối quan hệ giữa các thực thể dưới dạng đồ thị. Trong nghiên cứu này, các </w:t>
+      </w:r>
+      <w:r>
+        <w:rPr>
+          <w:rStyle w:val="Strong"/>
+        </w:rPr>
+        <w:t>kỹ năng</w:t>
+      </w:r>
+      <w:r>
+        <w:t xml:space="preserve"> được biểu diễn dưới dạng </w:t>
+      </w:r>
+      <w:r>
+        <w:rPr>
+          <w:rStyle w:val="Strong"/>
+        </w:rPr>
+        <w:t>nút (node)</w:t>
+      </w:r>
+      <w:r>
+        <w:t xml:space="preserve">, trong khi mối quan hệ đồng xuất hiện giữa các kỹ năng được biểu diễn bằng </w:t>
+      </w:r>
+      <w:r>
+        <w:rPr>
+          <w:rStyle w:val="Strong"/>
+        </w:rPr>
+        <w:t>cạnh (edge)</w:t>
+      </w:r>
+      <w:r>
+        <w:t xml:space="preserve">. Trọng số của cạnh phản ánh mức độ liên kết giữa hai kỹ năng, được đo lường thông qua các chỉ số như </w:t>
+      </w:r>
+      <w:r>
+        <w:rPr>
+          <w:rStyle w:val="Emphasis"/>
+        </w:rPr>
+        <w:t>lift</w:t>
+      </w:r>
+      <w:r>
+        <w:t xml:space="preserve"> hoặc </w:t>
+      </w:r>
+      <w:r>
+        <w:rPr>
+          <w:rStyle w:val="Emphasis"/>
+        </w:rPr>
+        <w:t>confidence</w:t>
+      </w:r>
+      <w:r>
+        <w:t xml:space="preserve"> trong khai phá luật kết hợp.</w:t>
+      </w:r>
+    </w:p>
+    <w:p>
+      <w:pPr>
+        <w:pStyle w:val="NormalWeb"/>
+        <w:spacing w:beforeLines="120" w:before="288" w:beforeAutospacing="0" w:afterLines="120" w:after="288" w:afterAutospacing="0" w:line="276" w:lineRule="auto"/>
+        <w:jc w:val="both"/>
+      </w:pPr>
+      <w:r>
+        <w:t xml:space="preserve">Việc biểu diễn dữ liệu kỹ năng dưới dạng mạng lưới cho phép quan sát trực quan cấu trúc tổng thể của hệ sinh thái kỹ năng, đồng thời làm rõ những kỹ năng trung tâm và các cụm kỹ năng có mối liên hệ chặt chẽ. Trên cơ sở mạng lưới này, phương pháp </w:t>
+      </w:r>
+      <w:r>
+        <w:rPr>
+          <w:rStyle w:val="Strong"/>
+        </w:rPr>
+        <w:t xml:space="preserve">phát hiện cộng đồng (Community </w:t>
+      </w:r>
+      <w:r>
+        <w:rPr>
+          <w:rStyle w:val="Strong"/>
+        </w:rPr>
+        <w:lastRenderedPageBreak/>
+        <w:t>Detection)</w:t>
+      </w:r>
+      <w:r>
+        <w:t xml:space="preserve"> được áp dụng nhằm xác định các nhóm nút có mật độ liên kết nội bộ cao hơn so với bên ngoài mạng.</w:t>
+      </w:r>
+    </w:p>
+    <w:p>
+      <w:pPr>
+        <w:pStyle w:val="NormalWeb"/>
+        <w:spacing w:beforeLines="120" w:before="288" w:beforeAutospacing="0" w:afterLines="120" w:after="288" w:afterAutospacing="0" w:line="276" w:lineRule="auto"/>
+        <w:jc w:val="both"/>
+      </w:pPr>
+      <w:r>
+        <w:t xml:space="preserve">Trong nghiên cứu, thuật toán phát hiện cộng đồng dựa trên tối ưu hóa độ đo modularity được sử dụng để chia mạng kỹ năng thành các </w:t>
+      </w:r>
+      <w:r>
+        <w:rPr>
+          <w:rStyle w:val="Strong"/>
+        </w:rPr>
+        <w:t>cộng đồng kỹ năng (skill communities)</w:t>
+      </w:r>
+      <w:r>
+        <w:t xml:space="preserve">. Mỗi cộng đồng đại diện cho một </w:t>
+      </w:r>
+      <w:r>
+        <w:rPr>
+          <w:rStyle w:val="Emphasis"/>
+        </w:rPr>
+        <w:t>skill bundle</w:t>
+      </w:r>
+      <w:r>
+        <w:t xml:space="preserve"> – tập hợp các kỹ năng thường xuất hiện cùng nhau trong mô tả công việc. Kết quả phân tích cộng đồng cung cấp cái nhìn sâu hơn về cấu trúc kỹ năng ẩn trong dữ liệu tuyển dụng, hỗ trợ trả lời câu hỏi nghiên cứu về sự hình thành các nhóm kỹ năng đặc trưng của thị trường lao động.</w:t>
+      </w:r>
+    </w:p>
+    <w:p>
+      <w:pPr>
+        <w:pStyle w:val="Heading3"/>
+        <w:spacing w:beforeLines="120" w:before="288" w:afterLines="120" w:after="288" w:line="276" w:lineRule="auto"/>
+        <w:jc w:val="both"/>
+      </w:pPr>
+      <w:bookmarkStart w:id="18" w:name="_Toc217164552"/>
+      <w:r>
+        <w:t>1.6 Phân tích và dự đoán mức lương</w:t>
+      </w:r>
+      <w:bookmarkEnd w:id="18"/>
+    </w:p>
+    <w:p>
+      <w:pPr>
+        <w:pStyle w:val="NormalWeb"/>
+        <w:spacing w:beforeLines="120" w:before="288" w:beforeAutospacing="0" w:afterLines="120" w:after="288" w:afterAutospacing="0" w:line="276" w:lineRule="auto"/>
+        <w:jc w:val="both"/>
+      </w:pPr>
+      <w:r>
+        <w:t xml:space="preserve">Trong bối cảnh dữ liệu tuyển dụng trực tuyến, bài toán phân tích mức lương được mô hình hóa dưới dạng </w:t>
+      </w:r>
+      <w:r>
+        <w:rPr>
+          <w:rStyle w:val="Strong"/>
+        </w:rPr>
+        <w:t>bài toán hồi quy</w:t>
+      </w:r>
+      <w:r>
+        <w:t xml:space="preserve">, trong đó biến mục tiêu là mức lương được công bố trong tin tuyển dụng và các biến đầu vào bao gồm thông tin mô tả công việc, đặc điểm vị trí, công ty và bối cảnh thị trường lao động. Mục tiêu của bài toán không chỉ dừng lại ở việc dự đoán giá trị mức lương, mà quan trọng hơn là </w:t>
+      </w:r>
+      <w:r>
+        <w:rPr>
+          <w:rStyle w:val="Strong"/>
+        </w:rPr>
+        <w:t>xác định các yếu tố có ảnh hưởng đáng kể đến mức lương và đánh giá mức độ ảnh hưởng của các yếu tố này</w:t>
+      </w:r>
+      <w:r>
+        <w:t>.</w:t>
+      </w:r>
+    </w:p>
+    <w:p>
+      <w:pPr>
+        <w:pStyle w:val="NormalWeb"/>
+        <w:spacing w:beforeLines="120" w:before="288" w:beforeAutospacing="0" w:afterLines="120" w:after="288" w:afterAutospacing="0" w:line="276" w:lineRule="auto"/>
+        <w:jc w:val="both"/>
+      </w:pPr>
+      <w:r>
+        <w:t xml:space="preserve">Dữ liệu tuyển dụng thường có đặc điểm </w:t>
+      </w:r>
+      <w:r>
+        <w:rPr>
+          <w:rStyle w:val="Strong"/>
+        </w:rPr>
+        <w:t>không tuyến tính, chứa nhiều biến danh mục, giá trị thiếu và nhiễu</w:t>
+      </w:r>
+      <w:r>
+        <w:t xml:space="preserve">, khiến các mô hình hồi quy tuyến tính truyền thống gặp hạn chế trong việc mô hình hóa mối quan hệ giữa các biến. Do đó, trong nghiên cứu này, mô hình </w:t>
+      </w:r>
+      <w:r>
+        <w:rPr>
+          <w:rStyle w:val="Strong"/>
+        </w:rPr>
+        <w:t>Random Forest Regression</w:t>
+      </w:r>
+      <w:r>
+        <w:t xml:space="preserve"> được lựa chọn làm phương pháp phân tích và dự đoán chính.</w:t>
+      </w:r>
+    </w:p>
+    <w:p>
+      <w:pPr>
+        <w:pStyle w:val="NormalWeb"/>
+        <w:spacing w:beforeLines="120" w:before="288" w:beforeAutospacing="0" w:afterLines="120" w:after="288" w:afterAutospacing="0" w:line="276" w:lineRule="auto"/>
+        <w:jc w:val="both"/>
+      </w:pPr>
+      <w:r>
+        <w:t xml:space="preserve">Random Forest là một phương pháp học máy dựa trên tập hợp (ensemble), xây dựng nhiều cây quyết định độc lập từ các tập con ngẫu nhiên của dữ liệu và tổng hợp kết quả dự đoán của chúng. Mô hình này có ưu điểm trong việc nắm bắt các mối quan hệ phi tuyến, giảm hiện tượng overfitting và xử lý hiệu quả dữ liệu có nhiều đặc trưng khác nhau sau khi mã hóa. Ngoài ra, Random Forest còn cho phép ước lượng </w:t>
+      </w:r>
+      <w:r>
+        <w:rPr>
+          <w:rStyle w:val="Strong"/>
+        </w:rPr>
+        <w:t>độ quan trọng của các đặc trưng</w:t>
+      </w:r>
+      <w:r>
+        <w:t>, qua đó hỗ trợ phân tích vai trò của từng yếu tố trong việc hình thành mức lương.</w:t>
+      </w:r>
+    </w:p>
+    <w:p>
+      <w:pPr>
+        <w:pStyle w:val="NormalWeb"/>
+        <w:spacing w:beforeLines="120" w:before="288" w:beforeAutospacing="0" w:afterLines="120" w:after="288" w:afterAutospacing="0" w:line="276" w:lineRule="auto"/>
+        <w:jc w:val="both"/>
+      </w:pPr>
+      <w:r>
+        <w:rPr>
+          <w:rStyle w:val="Strong"/>
+        </w:rPr>
+        <w:t>Trong nghiên cứu này, mô hình Random Forest được sử dụng như một công cụ phân tích khám phá (explanatory model) hơn là tối ưu hóa dự đoán thuần túy.</w:t>
+      </w:r>
+      <w:r>
+        <w:t xml:space="preserve"> Thông qua mô hình, nghiên cứu tập trung làm rõ những yếu tố nào trong thông tin tuyển dụng có tác động đáng kể đến mức lương được công bố, đồng thời đánh giá mức độ mà các yếu tố này có thể giải thích sự biến thiên của mức lương trên thị trường lao động.</w:t>
       </w:r>
     </w:p>
     <w:p>
@@ -4102,220 +6080,95 @@
         <w:spacing w:beforeLines="120" w:before="288" w:afterLines="120" w:after="288" w:line="23" w:lineRule="atLeast"/>
         <w:jc w:val="both"/>
       </w:pPr>
-      <w:bookmarkStart w:id="14" w:name="_Toc217000968"/>
-      <w:r>
-        <w:t>2.</w:t>
-      </w:r>
-      <w:r>
-        <w:t xml:space="preserve"> Các thuật toán và phương pháp sử dụng</w:t>
-      </w:r>
-      <w:bookmarkEnd w:id="14"/>
+      <w:bookmarkStart w:id="19" w:name="_Toc217164553"/>
+      <w:r>
+        <w:t>2</w:t>
+      </w:r>
+      <w:r>
+        <w:t xml:space="preserve">. </w:t>
+      </w:r>
+      <w:r>
+        <w:t>Nghiên cứu liên quan</w:t>
+      </w:r>
+      <w:bookmarkEnd w:id="19"/>
     </w:p>
     <w:p>
       <w:pPr>
         <w:pStyle w:val="NormalWeb"/>
-        <w:spacing w:beforeLines="120" w:before="288" w:beforeAutospacing="0" w:afterLines="120" w:after="288" w:afterAutospacing="0" w:line="23" w:lineRule="atLeast"/>
-        <w:jc w:val="both"/>
-      </w:pPr>
-      <w:r>
-        <w:t xml:space="preserve">Để giải quyết các câu hỏi nghiên cứu đặt ra, nghiên cứu này sử dụng tập hợp các thuật toán và phương pháp tiêu biểu trong lĩnh vực khai phá dữ liệu và học máy, đặc biệt phù hợp với dữ liệu tuyển dụng quy mô lớn và dữ liệu văn bản. Trước hết, </w:t>
+        <w:spacing w:before="120" w:beforeAutospacing="0" w:after="120" w:afterAutospacing="0" w:line="23" w:lineRule="atLeast"/>
+        <w:jc w:val="both"/>
+      </w:pPr>
+      <w:r>
+        <w:t xml:space="preserve">Trong những năm gần đây, dữ liệu tuyển dụng trực tuyến (online job postings) trở thành một nguồn dữ liệu quan trọng để nghiên cứu thị trường lao động do phản ánh tương đối kịp thời nhu cầu tuyển </w:t>
+      </w:r>
+      <w:r>
+        <w:lastRenderedPageBreak/>
+        <w:t>dụng, yêu cầu kỹ năng và biến động nghề nghiệp. Nhiều hướng nghiên cứu đã khai thác dữ liệu này nhằm (i) mô tả xu hướng tuyển dụng theo thời gian và theo khu vực, (ii) phân tích nội dung mô tả công việc để nhận diện nhóm nghề nghiệp hoặc chủ đề tuyển dụng, và (iii) trích xuất kỹ năng từ văn bản để đo lường mức độ dịch chuyển kỹ năng và “khoảng cách kỹ năng” giữa các lĩnh vực. Các nghiên cứu theo hướng khai phá văn bản thường kết hợp biểu diễn TF-IDF/n-gram hoặc embedding với các kỹ thuật không giám sát như phân cụm/chủ đề để phát hiện cấu trúc ẩn trong mô tả công việc, qua đó hỗ trợ phân loại nghề nghiệp, gợi ý kỹ năng học tập và dự báo nhu cầu nhân lực.</w:t>
+      </w:r>
+    </w:p>
+    <w:p>
+      <w:pPr>
+        <w:pStyle w:val="NormalWeb"/>
+        <w:spacing w:before="120" w:beforeAutospacing="0" w:after="120" w:afterAutospacing="0" w:line="23" w:lineRule="atLeast"/>
+        <w:jc w:val="both"/>
+      </w:pPr>
+      <w:r>
+        <w:t xml:space="preserve">Một nhánh nghiên cứu đáng chú ý liên quan đến </w:t>
       </w:r>
       <w:r>
         <w:rPr>
           <w:rStyle w:val="Strong"/>
         </w:rPr>
-        <w:t>vector hóa văn bản</w:t>
-      </w:r>
-      <w:r>
-        <w:t xml:space="preserve"> được áp dụng nhằm chuyển đổi dữ liệu mô tả công việc từ dạng văn bản phi cấu trúc sang dạng số có thể xử lý bằng </w:t>
-      </w:r>
-      <w:r>
-        <w:lastRenderedPageBreak/>
-        <w:t>các thuật toán học máy. Phương pháp TF-IDF kết hợp với mô hình n-gram được sử dụng để biểu diễn tầm quan trọng tương đối của các từ và cụm từ trong mô tả công việc, đồng thời giảm ảnh hưởng của các từ xuất hiện phổ biến nhưng ít mang giá trị phân biệt.</w:t>
+        <w:t>ontology kỹ năng</w:t>
+      </w:r>
+      <w:r>
+        <w:t xml:space="preserve">, trong đó ESCO (European Skills, Competences, Qualifications and Occupations) được sử dụng như một bộ từ vựng chuẩn hóa để liên kết các cụm từ kỹ năng trong dữ liệu thực tế với danh mục kỹ năng có cấu trúc. Việc sử dụng ESCO giúp giảm tính mơ hồ của kỹ năng trong văn bản (ví dụ các biến thể cách viết, từ đồng nghĩa), tăng khả năng so sánh giữa các nhóm nghề và hỗ trợ phân tích ở mức “hệ thống kỹ năng” thay vì chỉ liệt kê từ khóa rời rạc. Trên cơ sở đó, nhiều nghiên cứu áp dụng khai phá mẫu/luật kết hợp và phân tích mạng lưới để nhận diện các </w:t>
+      </w:r>
+      <w:r>
+        <w:rPr>
+          <w:rStyle w:val="Strong"/>
+        </w:rPr>
+        <w:t>skill bundles</w:t>
+      </w:r>
+      <w:r>
+        <w:t xml:space="preserve"> (nhóm kỹ năng thường đồng xuất hiện), coi đây là một dạng cấu trúc kỹ năng phản ánh yêu cầu thực tế của thị trường lao động.</w:t>
       </w:r>
     </w:p>
     <w:p>
       <w:pPr>
         <w:pStyle w:val="NormalWeb"/>
-        <w:spacing w:beforeLines="120" w:before="288" w:beforeAutospacing="0" w:afterLines="120" w:after="288" w:afterAutospacing="0" w:line="23" w:lineRule="atLeast"/>
-        <w:jc w:val="both"/>
-      </w:pPr>
-      <w:r>
-        <w:t xml:space="preserve">Trên cơ sở biểu diễn vector của mô tả công việc, </w:t>
+        <w:spacing w:before="120" w:beforeAutospacing="0" w:after="120" w:afterAutospacing="0" w:line="23" w:lineRule="atLeast"/>
+        <w:jc w:val="both"/>
+      </w:pPr>
+      <w:r>
+        <w:t xml:space="preserve">Kế thừa các hướng tiếp cận trên, đề tài này lựa chọn cách tiếp cận theo hướng </w:t>
       </w:r>
       <w:r>
         <w:rPr>
           <w:rStyle w:val="Strong"/>
         </w:rPr>
-        <w:t>phân cụm không giám sát bằng thuật toán K-means</w:t>
-      </w:r>
-      <w:r>
-        <w:t xml:space="preserve"> được áp dụng nhằm khám phá các nhóm nội dung (themes) tiềm ẩn trong mô tả công việc mà không sử dụng bất kỳ nhãn nghề nghiệp có sẵn nào. Thuật toán K-means được lựa chọn do tính đơn giản, khả năng mở rộng tốt với dữ liệu lớn và hiệu quả trong việc phân tích dữ liệu văn bản sau khi vector hóa. Kết quả phân cụm cho phép xác định các nhóm mô tả công việc có nội dung tương đồng, từ đó phản ánh cấu trúc nội dung tự nhiên của dữ liệu tuyển dụng.</w:t>
-      </w:r>
-    </w:p>
-    <w:p>
-      <w:pPr>
-        <w:pStyle w:val="NormalWeb"/>
-        <w:spacing w:beforeLines="120" w:before="288" w:beforeAutospacing="0" w:afterLines="120" w:after="288" w:afterAutospacing="0" w:line="23" w:lineRule="atLeast"/>
-        <w:jc w:val="both"/>
-      </w:pPr>
-      <w:r>
-        <w:t xml:space="preserve">Bên cạnh phân tích nội dung công việc, nghiên cứu sử dụng các kỹ thuật </w:t>
+        <w:t>khai phá dữ liệu</w:t>
+      </w:r>
+      <w:r>
+        <w:t xml:space="preserve"> kết hợp </w:t>
       </w:r>
       <w:r>
         <w:rPr>
           <w:rStyle w:val="Strong"/>
         </w:rPr>
-        <w:t>khai phá luật kết hợp và phân tích đồng xuất hiện kỹ năng</w:t>
-      </w:r>
-      <w:r>
-        <w:t xml:space="preserve"> để khám phá mối quan hệ giữa các kỹ năng được yêu cầu trong tin tuyển dụng. Thông qua việc xây dựng ma trận xuất hiện kỹ năng và tính toán các độ đo như support, confidence và lift, nghiên cứu xác định các cặp kỹ năng và nhóm kỹ năng có mức độ liên kết cao, phản ánh nhu cầu kỹ năng thực tế của thị trường lao động.</w:t>
-      </w:r>
-    </w:p>
-    <w:p>
-      <w:pPr>
-        <w:pStyle w:val="NormalWeb"/>
-        <w:spacing w:beforeLines="120" w:before="288" w:beforeAutospacing="0" w:afterLines="120" w:after="288" w:afterAutospacing="0" w:line="23" w:lineRule="atLeast"/>
-        <w:jc w:val="both"/>
-      </w:pPr>
-      <w:r>
-        <w:t xml:space="preserve">Để trực quan hóa và phân tích sâu hơn cấu trúc liên kết giữa các kỹ năng, nghiên cứu áp dụng </w:t>
+        <w:t>khai phá văn bản</w:t>
+      </w:r>
+      <w:r>
+        <w:t xml:space="preserve"> và </w:t>
       </w:r>
       <w:r>
         <w:rPr>
           <w:rStyle w:val="Strong"/>
         </w:rPr>
-        <w:t>phân tích mạng lưới (network analysis)</w:t>
-      </w:r>
-      <w:r>
-        <w:t xml:space="preserve"> kết hợp với các thuật toán </w:t>
-      </w:r>
-      <w:r>
-        <w:rPr>
-          <w:rStyle w:val="Strong"/>
-        </w:rPr>
-        <w:t>phát hiện cộng đồng (community detection)</w:t>
-      </w:r>
-      <w:r>
-        <w:t>. Cách tiếp cận này cho phép biểu diễn các kỹ năng như các nút trong một mạng lưới và các mối quan hệ đồng xuất hiện như các cạnh, từ đó xác định các nhóm kỹ năng đặc trưng (skill bundles) thông qua các cộng đồng được phát hiện trong mạng.</w:t>
-      </w:r>
-    </w:p>
-    <w:p>
-      <w:pPr>
-        <w:pStyle w:val="NormalWeb"/>
-        <w:spacing w:beforeLines="120" w:before="288" w:beforeAutospacing="0" w:afterLines="120" w:after="288" w:afterAutospacing="0" w:line="23" w:lineRule="atLeast"/>
-        <w:jc w:val="both"/>
-      </w:pPr>
-      <w:r>
-        <w:t xml:space="preserve">Cuối cùng, đối với bài toán phân tích và dự đoán mức lương, nghiên cứu sử dụng các </w:t>
-      </w:r>
-      <w:r>
-        <w:rPr>
-          <w:rStyle w:val="Strong"/>
-        </w:rPr>
-        <w:t>mô hình hồi quy</w:t>
-      </w:r>
-      <w:r>
-        <w:t xml:space="preserve"> kết hợp với </w:t>
-      </w:r>
-      <w:r>
-        <w:rPr>
-          <w:rStyle w:val="Strong"/>
-        </w:rPr>
-        <w:t>Random Forest</w:t>
-      </w:r>
-      <w:r>
-        <w:t>. Các mô hình này cho phép mô hình hóa mối quan hệ phi tuyến giữa mức lương và các yếu tố như nội dung công việc, kỹ năng, kinh nghiệm, vị trí địa lý và thông tin doanh nghiệp. Đặc biệt, Random Forest được lựa chọn do khả năng xử lý tốt dữ liệu có nhiều đặc trưng, ít nhạy cảm với nhiễu và cung cấp thông tin về mức độ quan trọng của các biến, hỗ trợ việc giải thích các yếu tố ảnh hưởng đến mức lương.</w:t>
-      </w:r>
-    </w:p>
-    <w:p/>
-    <w:p>
-      <w:pPr>
-        <w:pStyle w:val="Heading2"/>
-        <w:spacing w:beforeLines="120" w:before="288" w:afterLines="120" w:after="288" w:line="23" w:lineRule="atLeast"/>
-        <w:jc w:val="both"/>
-        <w:rPr>
-          <w:rStyle w:val="Strong"/>
-          <w:b/>
-        </w:rPr>
-      </w:pPr>
-      <w:bookmarkStart w:id="15" w:name="_Toc217000969"/>
-      <w:r>
-        <w:t xml:space="preserve">3. </w:t>
-      </w:r>
-      <w:r>
-        <w:t>Nghiên cứu liên quan</w:t>
-      </w:r>
-      <w:bookmarkEnd w:id="15"/>
-    </w:p>
-    <w:p>
-      <w:pPr>
-        <w:pStyle w:val="NormalWeb"/>
-        <w:spacing w:beforeLines="120" w:before="288" w:beforeAutospacing="0" w:afterLines="120" w:after="288" w:afterAutospacing="0" w:line="23" w:lineRule="atLeast"/>
-        <w:jc w:val="both"/>
-      </w:pPr>
-      <w:r>
-        <w:t>Trong lĩnh vực phân tích thị trường lao động, nhiều nghiên cứu đã khai thác dữ liệu tuyển dụng trực tuyến như một nguồn “tín hiệu” phản ánh nhu cầu nhân lực theo thời gian thực. Các hướng tiếp cận phổ biến tập trung vào việc trích xuất thông tin từ mô tả công việc để nhận diện xu hướng nghề nghiệp, nhu cầu kỹ năng, mức độ thiếu hụt nhân lực và sự dịch chuyển của kỹ năng theo thời gian hoặc theo khu vực. Đặc biệt, dữ liệu văn bản trong tin tuyển dụng thường được xem là nguồn dữ liệu giàu ngữ nghĩa, cho phép phát hiện các chủ đề nội dung và các mẫu yêu cầu tuyển dụng mà dữ liệu bảng truyền thống khó thể hiện đầy đủ.</w:t>
-      </w:r>
-    </w:p>
-    <w:p>
-      <w:pPr>
-        <w:pStyle w:val="NormalWeb"/>
-        <w:spacing w:beforeLines="120" w:before="288" w:beforeAutospacing="0" w:afterLines="120" w:after="288" w:afterAutospacing="0" w:line="23" w:lineRule="atLeast"/>
-        <w:jc w:val="both"/>
-      </w:pPr>
-      <w:r>
-        <w:t xml:space="preserve">Bên cạnh đó, một nhánh nghiên cứu quan trọng là phân tích kỹ năng (skill analytics) thông qua việc kết hợp dữ liệu tuyển dụng với các bộ từ vựng chuẩn hóa hoặc hệ thống phân loại kỹ năng. Trong số các nguồn chuẩn hóa, ontology kỹ năng như </w:t>
-      </w:r>
-      <w:r>
-        <w:rPr>
-          <w:rStyle w:val="Strong"/>
-        </w:rPr>
-        <w:t>ESCO</w:t>
-      </w:r>
-      <w:r>
-        <w:t xml:space="preserve"> thường được sử dụng để giảm nhiễu do cách viết đa dạng trong mô tả công việc (ví dụ: đồng nghĩa, viết tắt, khác biệt chính tả), đồng </w:t>
-      </w:r>
-      <w:r>
-        <w:lastRenderedPageBreak/>
-        <w:t>thời tạo một “ngôn ngữ chung” để so sánh kỹ năng giữa các nhóm công việc và bối cảnh khác nhau. Việc đối sánh (matching) kỹ năng từ mô tả công việc sang các nhãn ESCO giúp tăng tính nhất quán và khả năng diễn giải, từ đó hỗ trợ các phân tích như phát hiện nhóm kỹ năng đặc trưng, phân tầng kỹ năng theo lĩnh vực, hoặc đánh giá khoảng cách kỹ năng (skill gaps) giữa yêu cầu tuyển dụng và năng lực lao động.</w:t>
-      </w:r>
-    </w:p>
-    <w:p>
-      <w:pPr>
-        <w:pStyle w:val="NormalWeb"/>
-        <w:spacing w:beforeLines="120" w:before="288" w:beforeAutospacing="0" w:afterLines="120" w:after="288" w:afterAutospacing="0" w:line="23" w:lineRule="atLeast"/>
-        <w:jc w:val="both"/>
-      </w:pPr>
-      <w:r>
-        <w:t xml:space="preserve">So với các hướng tiếp cận dựa mạnh vào nhãn nghề nghiệp có sẵn, đề tài này nhấn mạnh tính “khai phá” bằng cách kết hợp ba lớp phân tích theo hướng toàn diện hơn. Thứ nhất, nghiên cứu khai thác mô tả công việc dưới góc nhìn không giám sát để khám phá các </w:t>
-      </w:r>
-      <w:r>
-        <w:rPr>
-          <w:rStyle w:val="Strong"/>
-        </w:rPr>
-        <w:t>nhóm nội dung</w:t>
-      </w:r>
-      <w:r>
-        <w:t xml:space="preserve"> hình thành tự nhiên từ văn bản, qua đó phản ánh cấu trúc nội dung của thị trường tuyển dụng mà không phụ thuộc vào phân loại có sẵn. Thứ hai, nghiên cứu sử dụng ontology ESCO như một cơ chế chuẩn hóa để khai phá </w:t>
-      </w:r>
-      <w:r>
-        <w:rPr>
-          <w:rStyle w:val="Strong"/>
-        </w:rPr>
-        <w:t>mẫu đồng xuất hiện kỹ năng</w:t>
-      </w:r>
-      <w:r>
-        <w:t xml:space="preserve"> và cấu trúc “skill bundles” bằng cả luật kết hợp và phân tích mạng lưới. Cuối cùng, nghiên cứu mở rộng sang góc nhìn định lượng bằng việc phân tích các yếu tố ảnh hưởng đến </w:t>
-      </w:r>
-      <w:r>
-        <w:rPr>
-          <w:rStyle w:val="Strong"/>
-        </w:rPr>
-        <w:t>mức lương</w:t>
-      </w:r>
-      <w:r>
-        <w:t xml:space="preserve"> và đánh giá khả năng dự đoán, nhằm liên kết giữa nội dung–kỹ năng–giá trị thị trường của vị trí tuyển dụng. Nhờ vậy, hướng tiếp cận của đề tài vừa bám sát tinh thần khai phá dữ liệu, vừa đảm bảo kết quả có ý nghĩa thực tiễn và khả năng diễn giải rõ ràng trong bối cảnh dữ liệu tuyển dụng LinkedIn.</w:t>
+        <w:t>khai phá mẫu</w:t>
+      </w:r>
+      <w:r>
+        <w:t>, nhưng tập trung nhấn mạnh ba điểm: (i) kiểm tra xem mô tả công việc có tự hình thành các “chủ đề nội dung” khi không sử dụng nhãn sẵn có (RQ1), (ii) khai phá các mẫu đồng xuất hiện kỹ năng dựa trên đối sánh với ESCO và mô hình hóa dưới dạng mạng lưới để tìm cấu trúc kỹ năng (RQ2), và (iii) phân tích các yếu tố ảnh hưởng đến mức lương công bố và đánh giá mức độ dự đoán lương từ các yếu tố đó theo hướng giải thích (RQ3). Cách tiếp cận này vừa đảm bảo tính thực nghiệm trên dữ liệu lớn, vừa tạo ra các kết quả có thể diễn giải phục vụ thảo luận về nhu cầu kỹ năng và cấu trúc thị trường lao động.</w:t>
       </w:r>
     </w:p>
     <w:p>
@@ -4324,11 +6177,11 @@
         <w:spacing w:beforeLines="120" w:before="288" w:afterLines="120" w:after="288" w:line="276" w:lineRule="auto"/>
         <w:jc w:val="both"/>
       </w:pPr>
-      <w:bookmarkStart w:id="16" w:name="_Toc217000970"/>
+      <w:bookmarkStart w:id="20" w:name="_Toc217164554"/>
       <w:r>
         <w:t>Chương III. Dữ liệu và phương pháp đề xuất</w:t>
       </w:r>
-      <w:bookmarkEnd w:id="16"/>
+      <w:bookmarkEnd w:id="20"/>
     </w:p>
     <w:p>
       <w:pPr>
@@ -4336,11 +6189,11 @@
         <w:spacing w:beforeLines="120" w:before="288" w:afterLines="120" w:after="288" w:line="276" w:lineRule="auto"/>
         <w:jc w:val="both"/>
       </w:pPr>
-      <w:bookmarkStart w:id="17" w:name="_Toc217000971"/>
+      <w:bookmarkStart w:id="21" w:name="_Toc217164555"/>
       <w:r>
         <w:t>1. Giới thiệu bộ dữ liệu</w:t>
       </w:r>
-      <w:bookmarkEnd w:id="17"/>
+      <w:bookmarkEnd w:id="21"/>
     </w:p>
     <w:p>
       <w:pPr>
@@ -4348,14 +6201,14 @@
         <w:spacing w:beforeLines="120" w:before="288" w:afterLines="120" w:after="288" w:line="276" w:lineRule="auto"/>
         <w:jc w:val="both"/>
       </w:pPr>
-      <w:bookmarkStart w:id="18" w:name="_Toc217000972"/>
+      <w:bookmarkStart w:id="22" w:name="_Toc217164556"/>
       <w:r>
         <w:t xml:space="preserve">1.1 </w:t>
       </w:r>
       <w:r>
         <w:t>Tổng quan về bộ dữ liệu LinkedIn Job Postings và bối cảnh thu thập dữ liệu</w:t>
       </w:r>
-      <w:bookmarkEnd w:id="18"/>
+      <w:bookmarkEnd w:id="22"/>
     </w:p>
     <w:p>
       <w:pPr>
@@ -4402,6 +6255,7 @@
         <w:jc w:val="both"/>
       </w:pPr>
       <w:r>
+        <w:lastRenderedPageBreak/>
         <w:t>Nhờ tính cập nhật và đa dạng, bộ dữ liệu LinkedIn Job Postings cho phép quan sát thị trường lao động ở mức độ chi tiết, từ nội dung mô tả công việc đến cấu trúc kỹ năng và chính sách đãi ngộ. Điều này tạo điều kiện thuận lợi cho việc áp dụng các kỹ thuật khai phá dữ liệu và phân tích khám phá nhằm rút ra các mẫu ẩn, xu hướng và mối quan hệ tiềm ẩn trong dữ liệu tuyển dụng, góp phần hỗ trợ nghiên cứu học thuật cũng như các ứng dụng thực tiễn trong tư vấn nghề nghiệp, đào tạo nguồn nhân lực và hoạch định chính sách lao động.</w:t>
       </w:r>
     </w:p>
@@ -4410,15 +6264,14 @@
         <w:pStyle w:val="Heading3"/>
         <w:spacing w:beforeLines="120" w:before="288" w:afterLines="120" w:after="288" w:line="23" w:lineRule="atLeast"/>
       </w:pPr>
-      <w:bookmarkStart w:id="19" w:name="_Toc217000973"/>
-      <w:r>
-        <w:lastRenderedPageBreak/>
+      <w:bookmarkStart w:id="23" w:name="_Toc217164557"/>
+      <w:r>
         <w:t xml:space="preserve">1.2 </w:t>
       </w:r>
       <w:r>
         <w:t>Cấu trúc tổng thể của bộ dữ liệu và các bảng dữ liệu chính</w:t>
       </w:r>
-      <w:bookmarkEnd w:id="19"/>
+      <w:bookmarkEnd w:id="23"/>
     </w:p>
     <w:p>
       <w:pPr>
@@ -4603,6 +6456,7 @@
         <w:rPr>
           <w:rStyle w:val="Strong"/>
         </w:rPr>
+        <w:lastRenderedPageBreak/>
         <w:t xml:space="preserve">Bảng doanh nghiệp (companies.csv): </w:t>
       </w:r>
       <w:r>
@@ -4643,7 +6497,6 @@
         <w:rPr>
           <w:rStyle w:val="Strong"/>
         </w:rPr>
-        <w:lastRenderedPageBreak/>
         <w:t xml:space="preserve">Bảng kỹ năng LinkedIn (job_skills.csv): </w:t>
       </w:r>
       <w:r>
@@ -4721,11 +6574,11 @@
         <w:pStyle w:val="Heading3"/>
         <w:spacing w:beforeLines="120" w:before="288" w:afterLines="120" w:after="288" w:line="276" w:lineRule="auto"/>
       </w:pPr>
-      <w:bookmarkStart w:id="20" w:name="_Toc217000974"/>
+      <w:bookmarkStart w:id="24" w:name="_Toc217164558"/>
       <w:r>
         <w:t>1.3 Mối quan hệ giữa các bảng dữ liệu và quá trình tích hợp dữ liệu</w:t>
       </w:r>
-      <w:bookmarkEnd w:id="20"/>
+      <w:bookmarkEnd w:id="24"/>
     </w:p>
     <w:p>
       <w:pPr>
@@ -4737,7 +6590,7 @@
         </w:rPr>
         <w:drawing>
           <wp:inline distT="0" distB="0" distL="0" distR="0">
-            <wp:extent cx="5943600" cy="3962400"/>
+            <wp:extent cx="5318777" cy="3962400"/>
             <wp:effectExtent l="0" t="0" r="0" b="0"/>
             <wp:docPr id="3" name="Picture 3"/>
             <wp:cNvGraphicFramePr>
@@ -4751,7 +6604,7 @@
                     <pic:cNvPicPr/>
                   </pic:nvPicPr>
                   <pic:blipFill>
-                    <a:blip r:embed="rId12" cstate="print">
+                    <a:blip r:embed="rId12">
                       <a:extLst>
                         <a:ext uri="{28A0092B-C50C-407E-A947-70E740481C1C}">
                           <a14:useLocalDpi xmlns:a14="http://schemas.microsoft.com/office/drawing/2010/main" val="0"/>
@@ -4765,7 +6618,7 @@
                   <pic:spPr>
                     <a:xfrm>
                       <a:off x="0" y="0"/>
-                      <a:ext cx="5943600" cy="3962400"/>
+                      <a:ext cx="5318777" cy="3962400"/>
                     </a:xfrm>
                     <a:prstGeom prst="rect">
                       <a:avLst/>
@@ -4796,6 +6649,7 @@
           <w:sz w:val="22"/>
           <w:szCs w:val="22"/>
         </w:rPr>
+        <w:lastRenderedPageBreak/>
         <w:t>Hình 2:</w:t>
       </w:r>
       <w:r>
@@ -4946,16 +6800,7 @@
           <w:sz w:val="22"/>
           <w:szCs w:val="22"/>
         </w:rPr>
-        <w:t xml:space="preserve">, sau đó tổng hợp thành danh sách kỹ năng cho mỗi tin tuyển dụng. </w:t>
-      </w:r>
-      <w:r>
-        <w:rPr>
-          <w:i/>
-          <w:sz w:val="22"/>
-          <w:szCs w:val="22"/>
-        </w:rPr>
-        <w:lastRenderedPageBreak/>
-        <w:t xml:space="preserve">Kết quả cuối cùng là tập dữ liệu hợp nhất </w:t>
+        <w:t xml:space="preserve">, sau đó tổng hợp thành danh sách kỹ năng cho mỗi tin tuyển dụng. Kết quả cuối cùng là tập dữ liệu hợp nhất </w:t>
       </w:r>
       <w:r>
         <w:rPr>
@@ -5297,18 +7142,285 @@
     <w:p>
       <w:pPr>
         <w:pStyle w:val="Heading3"/>
+        <w:spacing w:beforeLines="120" w:before="288" w:afterLines="120" w:after="288" w:line="276" w:lineRule="auto"/>
+        <w:jc w:val="both"/>
+      </w:pPr>
+      <w:bookmarkStart w:id="25" w:name="_Toc217164559"/>
+      <w:r>
+        <w:rPr>
+          <w:rStyle w:val="Strong"/>
+          <w:b/>
+          <w:bCs w:val="0"/>
+        </w:rPr>
+        <w:lastRenderedPageBreak/>
+        <w:t>1.4 Các thuộc tính (cột) chính được khai thác cho từng câu hỏi nghiên cứu</w:t>
+      </w:r>
+      <w:bookmarkEnd w:id="25"/>
+    </w:p>
+    <w:p>
+      <w:pPr>
+        <w:pStyle w:val="NormalWeb"/>
+        <w:spacing w:beforeLines="120" w:before="288" w:beforeAutospacing="0" w:afterLines="120" w:after="288" w:afterAutospacing="0" w:line="276" w:lineRule="auto"/>
+        <w:jc w:val="both"/>
+      </w:pPr>
+      <w:r>
+        <w:t>Để phục vụ cho các mục tiêu nghiên cứu và trả lời ba câu hỏi nghiên cứu (RQ1, RQ2 và RQ3), đề tài khai thác các nhóm thuộc tính khác nhau từ bộ dữ liệu LinkedIn Job Postings, tương ứng với bản chất và yêu cầu phân tích của từng câu hỏi.</w:t>
+      </w:r>
+    </w:p>
+    <w:p>
+      <w:pPr>
+        <w:pStyle w:val="NormalWeb"/>
+        <w:spacing w:beforeLines="120" w:before="288" w:beforeAutospacing="0" w:afterLines="120" w:after="288" w:afterAutospacing="0" w:line="276" w:lineRule="auto"/>
+        <w:jc w:val="both"/>
+      </w:pPr>
+      <w:r>
+        <w:t xml:space="preserve">Đối với </w:t>
+      </w:r>
+      <w:r>
+        <w:rPr>
+          <w:rStyle w:val="Strong"/>
+        </w:rPr>
+        <w:t>RQ1 – phân cụm mô tả công việc</w:t>
+      </w:r>
+      <w:r>
+        <w:t xml:space="preserve">, nghiên cứu sử dụng cột </w:t>
+      </w:r>
+      <w:r>
+        <w:rPr>
+          <w:rStyle w:val="Emphasis"/>
+        </w:rPr>
+        <w:t>description</w:t>
+      </w:r>
+      <w:r>
+        <w:t xml:space="preserve"> (mô tả công việc) làm nguồn dữ liệu đầu vào duy nhất cho quá trình phân cụm không giám sát. Nội dung mô tả công việc được xem là biểu diễn đầy đủ nhất về vai trò, nhiệm vụ và bối cảnh của một vị trí tuyển dụng. Các thuộc tính định danh như </w:t>
+      </w:r>
+      <w:r>
+        <w:rPr>
+          <w:rStyle w:val="Emphasis"/>
+        </w:rPr>
+        <w:t>title</w:t>
+      </w:r>
+      <w:r>
+        <w:t xml:space="preserve">, </w:t>
+      </w:r>
+      <w:r>
+        <w:rPr>
+          <w:rStyle w:val="Emphasis"/>
+        </w:rPr>
+        <w:t>skills</w:t>
+      </w:r>
+      <w:r>
+        <w:t xml:space="preserve"> hoặc </w:t>
+      </w:r>
+      <w:r>
+        <w:rPr>
+          <w:rStyle w:val="Emphasis"/>
+        </w:rPr>
+        <w:t>industry</w:t>
+      </w:r>
+      <w:r>
+        <w:t xml:space="preserve"> không được sử dụng trong giai đoạn phân cụm nhằm đảm bảo tính khám phá (exploratory) của phương pháp và tránh sự thiên lệch do các nhãn được gán sẵn. Thông tin ngành nghề (</w:t>
+      </w:r>
+      <w:r>
+        <w:rPr>
+          <w:rStyle w:val="Emphasis"/>
+        </w:rPr>
+        <w:t>industry</w:t>
+      </w:r>
+      <w:r>
+        <w:t xml:space="preserve">), được ánh xạ từ các bảng </w:t>
+      </w:r>
+      <w:r>
+        <w:rPr>
+          <w:rStyle w:val="Emphasis"/>
+        </w:rPr>
+        <w:t>job_industries</w:t>
+      </w:r>
+      <w:r>
+        <w:t xml:space="preserve"> và </w:t>
+      </w:r>
+      <w:r>
+        <w:rPr>
+          <w:rStyle w:val="Emphasis"/>
+        </w:rPr>
+        <w:t>industries</w:t>
+      </w:r>
+      <w:r>
+        <w:t>, chỉ được sử dụng ở giai đoạn phân tích hậu nghiệm nhằm đánh giá và diễn giải kết quả phân cụm.</w:t>
+      </w:r>
+    </w:p>
+    <w:p>
+      <w:pPr>
+        <w:pStyle w:val="NormalWeb"/>
+        <w:spacing w:beforeLines="120" w:before="288" w:beforeAutospacing="0" w:afterLines="120" w:after="288" w:afterAutospacing="0" w:line="276" w:lineRule="auto"/>
+        <w:jc w:val="both"/>
+      </w:pPr>
+      <w:r>
+        <w:t xml:space="preserve">Đối với </w:t>
+      </w:r>
+      <w:r>
+        <w:rPr>
+          <w:rStyle w:val="Strong"/>
+        </w:rPr>
+        <w:t>RQ2 – khai phá các mẫu đồng xuất hiện kỹ năng</w:t>
+      </w:r>
+      <w:r>
+        <w:t>, nghiên cứu khai thác nội dung mô tả công việc kết hợp với ontology kỹ năng ESCO để trích xuất và chuẩn hóa tập kỹ năng xuất hiện trong dữ liệu. Các kỹ năng sau đó được biểu diễn dưới dạng các giao dịch (transactions) để phục vụ cho việc phân tích đồng xuất hiện và xây dựng mạng lưới kỹ năng. Thông tin ngành nghề được sử dụng như một yếu tố ngữ cảnh nhằm hỗ trợ việc so sánh và diễn giải các nhóm kỹ năng giữa các lĩnh vực khác nhau, nhưng không đóng vai trò quyết định trong quá trình khai phá mẫu.</w:t>
+      </w:r>
+    </w:p>
+    <w:p>
+      <w:pPr>
+        <w:pStyle w:val="NormalWeb"/>
+        <w:spacing w:beforeLines="120" w:before="288" w:beforeAutospacing="0" w:afterLines="120" w:after="288" w:afterAutospacing="0" w:line="276" w:lineRule="auto"/>
+        <w:jc w:val="both"/>
+      </w:pPr>
+      <w:r>
+        <w:t xml:space="preserve">Đối với </w:t>
+      </w:r>
+      <w:r>
+        <w:rPr>
+          <w:rStyle w:val="Strong"/>
+        </w:rPr>
+        <w:t>RQ3 – phân tích và dự đoán mức lương</w:t>
+      </w:r>
+      <w:r>
+        <w:t>, nghiên cứu sử dụng các thuộc tính liên quan đến tiền lương (</w:t>
+      </w:r>
+      <w:r>
+        <w:rPr>
+          <w:rStyle w:val="Emphasis"/>
+        </w:rPr>
+        <w:t>normalized_salary</w:t>
+      </w:r>
+      <w:r>
+        <w:t xml:space="preserve">, </w:t>
+      </w:r>
+      <w:r>
+        <w:rPr>
+          <w:rStyle w:val="Emphasis"/>
+        </w:rPr>
+        <w:t>min_salary</w:t>
+      </w:r>
+      <w:r>
+        <w:t xml:space="preserve">, </w:t>
+      </w:r>
+      <w:r>
+        <w:rPr>
+          <w:rStyle w:val="Emphasis"/>
+        </w:rPr>
+        <w:t>med_salary</w:t>
+      </w:r>
+      <w:r>
+        <w:t xml:space="preserve">, </w:t>
+      </w:r>
+      <w:r>
+        <w:rPr>
+          <w:rStyle w:val="Emphasis"/>
+        </w:rPr>
+        <w:t>max_salary</w:t>
+      </w:r>
+      <w:r>
+        <w:t>), đặc điểm công việc (</w:t>
+      </w:r>
+      <w:r>
+        <w:rPr>
+          <w:rStyle w:val="Emphasis"/>
+        </w:rPr>
+        <w:t>description</w:t>
+      </w:r>
+      <w:r>
+        <w:t>, độ dài mô tả, cấp bậc kinh nghiệm), thông tin công ty (</w:t>
+      </w:r>
+      <w:r>
+        <w:rPr>
+          <w:rStyle w:val="Emphasis"/>
+        </w:rPr>
+        <w:t>company_size</w:t>
+      </w:r>
+      <w:r>
+        <w:t xml:space="preserve">, </w:t>
+      </w:r>
+      <w:r>
+        <w:rPr>
+          <w:rStyle w:val="Emphasis"/>
+        </w:rPr>
+        <w:t>employee_count</w:t>
+      </w:r>
+      <w:r>
+        <w:t xml:space="preserve">, </w:t>
+      </w:r>
+      <w:r>
+        <w:rPr>
+          <w:rStyle w:val="Emphasis"/>
+        </w:rPr>
+        <w:t>follower_count</w:t>
+      </w:r>
+      <w:r>
+        <w:t>) và đặc điểm vị trí địa lý (</w:t>
+      </w:r>
+      <w:r>
+        <w:rPr>
+          <w:rStyle w:val="Emphasis"/>
+        </w:rPr>
+        <w:t>country</w:t>
+      </w:r>
+      <w:r>
+        <w:t xml:space="preserve">, </w:t>
+      </w:r>
+      <w:r>
+        <w:rPr>
+          <w:rStyle w:val="Emphasis"/>
+        </w:rPr>
+        <w:t>state</w:t>
+      </w:r>
+      <w:r>
+        <w:t xml:space="preserve">, </w:t>
+      </w:r>
+      <w:r>
+        <w:rPr>
+          <w:rStyle w:val="Emphasis"/>
+        </w:rPr>
+        <w:t>city</w:t>
+      </w:r>
+      <w:r>
+        <w:t>). Các thuộc tính này được xử lý và kết hợp nhằm xây dựng mô hình dự đoán mức lương, đồng thời phân tích mức độ ảnh hưởng của từng yếu tố đến tiền lương được công bố. Thông tin ngành nghề được sử dụng như một biến bổ trợ để phân tích sự khác biệt về mức lương giữa các ngành và hỗ trợ diễn giải kết quả mô hình.</w:t>
+      </w:r>
+    </w:p>
+    <w:p>
+      <w:pPr>
+        <w:pStyle w:val="NormalWeb"/>
+        <w:spacing w:beforeLines="120" w:before="288" w:beforeAutospacing="0" w:afterLines="120" w:after="288" w:afterAutospacing="0" w:line="276" w:lineRule="auto"/>
+        <w:jc w:val="both"/>
+      </w:pPr>
+      <w:r>
+        <w:t>Tổng thể, việc lựa chọn và phân bổ các thuộc tính cho từng câu hỏi nghiên cứu được thực hiện theo hướng phù hợp với mục tiêu khai phá dữ liệu, đảm bảo tách bạch giữa quá trình khám phá không giám sát và giai đoạn phân tích, diễn giải dựa trên các nhãn thông tin có sẵn.</w:t>
+      </w:r>
+    </w:p>
+    <w:p>
+      <w:pPr>
+        <w:pStyle w:val="NormalWeb"/>
+        <w:spacing w:beforeLines="120" w:before="288" w:beforeAutospacing="0" w:afterLines="120" w:after="288" w:afterAutospacing="0" w:line="276" w:lineRule="auto"/>
+        <w:jc w:val="both"/>
+      </w:pPr>
+    </w:p>
+    <w:p>
+      <w:pPr>
+        <w:pStyle w:val="Heading3"/>
         <w:spacing w:beforeLines="120" w:before="288" w:afterLines="120" w:after="288" w:line="23" w:lineRule="atLeast"/>
         <w:jc w:val="both"/>
       </w:pPr>
-      <w:bookmarkStart w:id="21" w:name="_Toc217000975"/>
+      <w:bookmarkStart w:id="26" w:name="_Toc217164560"/>
       <w:r>
         <w:lastRenderedPageBreak/>
         <w:t>1.5 Phạm vi nghiên cứu và các hạn chế của dữ liệu</w:t>
       </w:r>
-      <w:bookmarkEnd w:id="21"/>
-    </w:p>
-    <w:p>
-      <w:r>
+      <w:bookmarkEnd w:id="26"/>
+    </w:p>
+    <w:p>
+      <w:r>
+        <w:rPr>
+          <w:noProof/>
+        </w:rPr>
         <w:drawing>
           <wp:inline distT="0" distB="0" distL="0" distR="0" wp14:anchorId="00EFA75C" wp14:editId="145ABC69">
             <wp:extent cx="5943600" cy="2129790"/>
@@ -5362,17 +7474,7 @@
           <w:sz w:val="22"/>
           <w:szCs w:val="22"/>
         </w:rPr>
-        <w:t>Hình 3:</w:t>
-      </w:r>
-      <w:r>
-        <w:rPr>
-          <w:rStyle w:val="Footer"/>
-          <w:b/>
-          <w:i/>
-          <w:sz w:val="22"/>
-          <w:szCs w:val="22"/>
-        </w:rPr>
-        <w:t xml:space="preserve"> </w:t>
+        <w:t xml:space="preserve">Hình 3: </w:t>
       </w:r>
       <w:r>
         <w:rPr>
@@ -5494,12 +7596,12 @@
         <w:spacing w:beforeLines="120" w:before="288" w:afterLines="120" w:after="288" w:line="276" w:lineRule="auto"/>
         <w:jc w:val="both"/>
       </w:pPr>
-      <w:bookmarkStart w:id="22" w:name="_Toc217000976"/>
+      <w:bookmarkStart w:id="27" w:name="_Toc217164561"/>
       <w:r>
         <w:lastRenderedPageBreak/>
         <w:t>2. Xác định vấn đề và tiền xử lý dữ liệu</w:t>
       </w:r>
-      <w:bookmarkEnd w:id="22"/>
+      <w:bookmarkEnd w:id="27"/>
     </w:p>
     <w:p>
       <w:r>
@@ -5687,25 +7789,28 @@
         <w:spacing w:beforeLines="120" w:before="288" w:afterLines="120" w:after="288" w:line="276" w:lineRule="auto"/>
         <w:jc w:val="both"/>
       </w:pPr>
-      <w:bookmarkStart w:id="23" w:name="_Toc217000977"/>
+      <w:bookmarkStart w:id="28" w:name="_Toc217164562"/>
       <w:r>
         <w:t>3. Phương pháp đề xuất cho từng câu hỏi nghiên cứu</w:t>
       </w:r>
-      <w:bookmarkEnd w:id="23"/>
+      <w:bookmarkEnd w:id="28"/>
     </w:p>
     <w:p>
       <w:pPr>
         <w:pStyle w:val="Heading3"/>
-        <w:spacing w:beforeLines="120" w:before="288" w:afterLines="120" w:after="288" w:line="276" w:lineRule="auto"/>
-        <w:jc w:val="both"/>
-      </w:pPr>
-      <w:bookmarkStart w:id="24" w:name="_Toc217000978"/>
+        <w:spacing w:beforeLines="120" w:before="288" w:afterLines="120" w:after="288" w:line="23" w:lineRule="atLeast"/>
+        <w:jc w:val="both"/>
+      </w:pPr>
+      <w:bookmarkStart w:id="29" w:name="_Toc217164563"/>
       <w:r>
         <w:t>3.1 Phương pháp phân cụm mô tả công việc cho RQ1</w:t>
       </w:r>
-      <w:bookmarkEnd w:id="24"/>
-    </w:p>
-    <w:p>
+      <w:bookmarkEnd w:id="29"/>
+    </w:p>
+    <w:p>
+      <w:pPr>
+        <w:spacing w:before="120" w:after="120" w:line="23" w:lineRule="atLeast"/>
+      </w:pPr>
       <w:r>
         <w:rPr>
           <w:noProof/>
@@ -5755,6 +7860,7 @@
     </w:p>
     <w:p>
       <w:pPr>
+        <w:spacing w:before="120" w:after="120" w:line="23" w:lineRule="atLeast"/>
         <w:jc w:val="center"/>
         <w:rPr>
           <w:b/>
@@ -5776,38 +7882,409 @@
     <w:p>
       <w:pPr>
         <w:pStyle w:val="NormalWeb"/>
-        <w:spacing w:beforeLines="120" w:before="288" w:beforeAutospacing="0" w:afterLines="120" w:after="288" w:afterAutospacing="0" w:line="276" w:lineRule="auto"/>
-        <w:jc w:val="both"/>
-      </w:pPr>
-      <w:r>
-        <w:t xml:space="preserve">Để trả lời </w:t>
+        <w:spacing w:before="120" w:beforeAutospacing="0" w:after="120" w:afterAutospacing="0" w:line="23" w:lineRule="atLeast"/>
+        <w:jc w:val="both"/>
+      </w:pPr>
+      <w:r>
+        <w:t>Để trả lời câu hỏi nghiên cứu RQ1 về việc liệu các mô tả công việc có tự nhiên hình thành những nhóm nội dung khác nhau hay không khi không sử dụng bất kỳ nhãn nghề nghiệp hoặc kỹ năng có sẵn nào, nghiên cứu này áp dụng một quy trình phân cụm không giám sát dựa hoàn toàn trên nội dung văn bản của mô tả công việc.</w:t>
+      </w:r>
+    </w:p>
+    <w:p>
+      <w:pPr>
+        <w:pStyle w:val="NormalWeb"/>
+        <w:spacing w:before="120" w:beforeAutospacing="0" w:after="120" w:afterAutospacing="0" w:line="23" w:lineRule="atLeast"/>
+        <w:jc w:val="both"/>
+      </w:pPr>
+      <w:r>
+        <w:t xml:space="preserve">Trước hết, dữ liệu đầu vào được lấy từ bảng </w:t>
+      </w:r>
+      <w:r>
+        <w:rPr>
+          <w:rStyle w:val="Emphasis"/>
+        </w:rPr>
+        <w:t>postings.csv</w:t>
+      </w:r>
+      <w:r>
+        <w:t xml:space="preserve">, tập trung vào các trường văn bản chính gồm </w:t>
+      </w:r>
+      <w:r>
+        <w:rPr>
+          <w:rStyle w:val="Emphasis"/>
+        </w:rPr>
+        <w:t>title</w:t>
+      </w:r>
+      <w:r>
+        <w:t xml:space="preserve"> và </w:t>
+      </w:r>
+      <w:r>
+        <w:rPr>
+          <w:rStyle w:val="Emphasis"/>
+        </w:rPr>
+        <w:t>description</w:t>
+      </w:r>
+      <w:r>
+        <w:t>. Các mô tả công việc được tiền xử lý nhằm giảm nhiễu và chuẩn hóa dữ liệu văn bản, bao gồm chuyển toàn bộ văn bản về chữ thường, loại bỏ ký tự đặc biệt, chuẩn hóa khoảng trắng và xử lý các giá trị thiếu. Bước ti</w:t>
+      </w:r>
+      <w:bookmarkStart w:id="30" w:name="_GoBack"/>
+      <w:bookmarkEnd w:id="30"/>
+      <w:r>
+        <w:t>ền xử lý này giúp đảm bảo rằng các khác biệt về định dạng không ảnh hưởng đến kết quả phân cụm.</w:t>
+      </w:r>
+    </w:p>
+    <w:p>
+      <w:pPr>
+        <w:pStyle w:val="NormalWeb"/>
+        <w:spacing w:before="120" w:beforeAutospacing="0" w:after="120" w:afterAutospacing="0" w:line="23" w:lineRule="atLeast"/>
+        <w:jc w:val="both"/>
+      </w:pPr>
+      <w:r>
+        <w:t xml:space="preserve">Tiếp theo, văn bản mô tả công việc được biểu diễn dưới dạng số bằng phương pháp TF-IDF kết hợp với n-gram (1–2). Cách biểu diễn này cho phép mô hình nắm bắt không chỉ các từ đơn lẻ mà còn các cụm từ ngắn có ý nghĩa ngữ cảnh, từ đó phản ánh tốt hơn nội dung chủ đề của từng mô tả công việc. Kết quả của bước này là một ma trận thưa có dạng </w:t>
+      </w:r>
+      <w:r>
+        <w:rPr>
+          <w:rStyle w:val="Emphasis"/>
+        </w:rPr>
+        <w:t>Job Description × Term</w:t>
+      </w:r>
+      <w:r>
+        <w:t>, trong đó mỗi hàng biểu diễn một mô tả công việc và mỗi cột tương ứng với một đặc trưng từ vựng.</w:t>
+      </w:r>
+    </w:p>
+    <w:p>
+      <w:pPr>
+        <w:pStyle w:val="NormalWeb"/>
+        <w:spacing w:before="120" w:beforeAutospacing="0" w:after="120" w:afterAutospacing="0" w:line="23" w:lineRule="atLeast"/>
+        <w:jc w:val="both"/>
+      </w:pPr>
+      <w:r>
+        <w:t xml:space="preserve">Trên không gian đặc trưng TF-IDF, thuật toán K-means được sử dụng để thực hiện phân cụm không giám sát. Do số lượng cụm K không được xác định trước, nghiên cứu tiến hành thử nghiệm nhiều giá trị K khác nhau (ví dụ: K = 5, 10, 15, 20, 25, 30). Để giảm chi phí tính toán trên tập dữ </w:t>
+      </w:r>
+      <w:r>
+        <w:lastRenderedPageBreak/>
+        <w:t>liệu lớn, chỉ số Silhouette được tính trên một tập mẫu ngẫu nhiên của dữ liệu. Giá trị K tối ưu được lựa chọn dựa trên sự cân bằng giữa điểm Silhouette và khả năng diễn giải của các cụm.</w:t>
+      </w:r>
+    </w:p>
+    <w:p>
+      <w:pPr>
+        <w:pStyle w:val="NormalWeb"/>
+        <w:spacing w:before="120" w:beforeAutospacing="0" w:after="120" w:afterAutospacing="0" w:line="23" w:lineRule="atLeast"/>
+        <w:jc w:val="both"/>
+      </w:pPr>
+      <w:r>
+        <w:t>Sau khi xác định được số cụm phù hợp, mô hình K-means cuối cùng được huấn luyện và gán nhãn cụm cho từng mô tả công việc. Mỗi cụm sau đó được diễn giải bằng cách trích xuất các từ khóa TF-IDF có trọng số cao nhất trong cụm, từ đó xác định chủ đề nội dung (job description theme) đại diện cho cụm đó.</w:t>
+      </w:r>
+    </w:p>
+    <w:p>
+      <w:pPr>
+        <w:pStyle w:val="NormalWeb"/>
+        <w:spacing w:before="120" w:beforeAutospacing="0" w:after="120" w:afterAutospacing="0" w:line="23" w:lineRule="atLeast"/>
+        <w:jc w:val="both"/>
+      </w:pPr>
+      <w:r>
+        <w:t>Cuối cùng, để đánh giá hậu nghiệm và tăng tính thuyết phục cho kết quả phân cụm, nghiên cứu tiến hành đối chiếu các cụm nội dung thu được với thông tin ngành nghề (industry) có sẵn trong bộ dữ liệu. Phân phối ngành nghề theo từng cụm được trực quan hóa bằng heatmap, qua đó giúp phân tích mức độ tương ứng giữa cấu trúc nội dung tiềm ẩn và các phân loại ngành nghề thực tế. Bước phân tích hậu nghiệm này không nhằm tối ưu hóa phân cụm theo nhãn có sẵn, mà nhằm hỗ trợ diễn giải và xác nhận ý nghĩa thực tiễn của các cụm nội dung được phát hiện.</w:t>
+      </w:r>
+    </w:p>
+    <w:p>
+      <w:pPr>
+        <w:pStyle w:val="Heading3"/>
+        <w:spacing w:beforeLines="120" w:before="288" w:afterLines="120" w:after="288" w:line="23" w:lineRule="atLeast"/>
+        <w:jc w:val="both"/>
+      </w:pPr>
+      <w:bookmarkStart w:id="31" w:name="_Toc217164564"/>
+      <w:r>
+        <w:t xml:space="preserve">3.2 </w:t>
+      </w:r>
+      <w:r>
+        <w:t>Phương pháp khai phá mẫu kỹ năng và phân tích mạng lưới cho RQ2</w:t>
+      </w:r>
+      <w:bookmarkEnd w:id="31"/>
+    </w:p>
+    <w:p>
+      <w:pPr>
+        <w:pStyle w:val="NormalWeb"/>
+        <w:spacing w:before="120" w:beforeAutospacing="0" w:after="120" w:afterAutospacing="0" w:line="23" w:lineRule="atLeast"/>
+        <w:jc w:val="both"/>
+      </w:pPr>
+      <w:r>
+        <w:t xml:space="preserve">Để trả lời câu hỏi nghiên cứu RQ2, nghiên cứu áp dụng hướng tiếp cận </w:t>
       </w:r>
       <w:r>
         <w:rPr>
           <w:rStyle w:val="Strong"/>
         </w:rPr>
-        <w:t>RQ1 – liệu các mô tả công việc có tự nhiên hình thành những nhóm nội dung khác nhau hay không khi không sử dụng nhãn nghề nghiệp sẵn có</w:t>
-      </w:r>
-      <w:r>
-        <w:t xml:space="preserve">, nghiên cứu áp dụng phương pháp </w:t>
+        <w:t>khai phá mẫu đồng xuất hiện kỹ năng (skill co-occurrence mining)</w:t>
+      </w:r>
+      <w:r>
+        <w:t xml:space="preserve"> kết hợp với </w:t>
       </w:r>
       <w:r>
         <w:rPr>
           <w:rStyle w:val="Strong"/>
         </w:rPr>
-        <w:t>phân cụm không giám sát trên dữ liệu văn bản mô tả công việc</w:t>
-      </w:r>
-      <w:r>
-        <w:t xml:space="preserve">. Trọng tâm của phương pháp là khai thác trực tiếp nội dung ngôn ngữ tự nhiên trong cột </w:t>
+        <w:t>phân tích mạng lưới</w:t>
+      </w:r>
+      <w:r>
+        <w:t>, nhằm phát hiện các nhóm kỹ năng thường được yêu cầu cùng nhau trong thị trường tuyển dụng.</w:t>
+      </w:r>
+    </w:p>
+    <w:p>
+      <w:pPr>
+        <w:pStyle w:val="NormalWeb"/>
+        <w:spacing w:before="120" w:beforeAutospacing="0" w:after="120" w:afterAutospacing="0" w:line="23" w:lineRule="atLeast"/>
+        <w:jc w:val="both"/>
+      </w:pPr>
+      <w:r>
+        <w:t xml:space="preserve">Trước hết, các kỹ năng được trích xuất từ mô tả công việc thông qua việc đối sánh với </w:t>
+      </w:r>
+      <w:r>
+        <w:rPr>
+          <w:rStyle w:val="Strong"/>
+        </w:rPr>
+        <w:t>ESCO skills ontology</w:t>
+      </w:r>
+      <w:r>
+        <w:t xml:space="preserve">, giúp chuẩn hóa tập kỹ năng phân tích và hạn chế nhiễu do từ vựng không mang ý nghĩa kỹ năng. Mỗi tin tuyển dụng sau đó được biểu diễn dưới dạng </w:t>
+      </w:r>
+      <w:r>
+        <w:rPr>
+          <w:rStyle w:val="Strong"/>
+        </w:rPr>
+        <w:t>một giao dịch (transaction)</w:t>
+      </w:r>
+      <w:r>
+        <w:t xml:space="preserve"> gồm tập các kỹ năng ESCO xuất hiện trong mô tả công việc.</w:t>
+      </w:r>
+    </w:p>
+    <w:p>
+      <w:pPr>
+        <w:pStyle w:val="NormalWeb"/>
+        <w:spacing w:before="120" w:beforeAutospacing="0" w:after="120" w:afterAutospacing="0" w:line="23" w:lineRule="atLeast"/>
+        <w:jc w:val="both"/>
+      </w:pPr>
+      <w:r>
+        <w:t xml:space="preserve">Từ dữ liệu giao dịch này, nghiên cứu tính toán các độ đo thống kê phổ biến trong khai phá luật kết hợp, bao gồm </w:t>
+      </w:r>
+      <w:r>
+        <w:rPr>
+          <w:rStyle w:val="Strong"/>
+        </w:rPr>
+        <w:t>support</w:t>
+      </w:r>
+      <w:r>
+        <w:t xml:space="preserve">, </w:t>
+      </w:r>
+      <w:r>
+        <w:rPr>
+          <w:rStyle w:val="Strong"/>
+        </w:rPr>
+        <w:t>confidence</w:t>
+      </w:r>
+      <w:r>
+        <w:t xml:space="preserve"> và </w:t>
+      </w:r>
+      <w:r>
+        <w:rPr>
+          <w:rStyle w:val="Strong"/>
+        </w:rPr>
+        <w:t>lift</w:t>
+      </w:r>
+      <w:r>
+        <w:t xml:space="preserve">, nhằm đánh giá mức độ đồng xuất hiện giữa các cặp kỹ năng. Trong đó, </w:t>
       </w:r>
       <w:r>
         <w:rPr>
           <w:rStyle w:val="Emphasis"/>
         </w:rPr>
-        <w:t>job description</w:t>
-      </w:r>
-      <w:r>
-        <w:t>, thay vì dựa vào các trường phân loại đã được gán sẵn trong dữ liệu.</w:t>
+        <w:t>support</w:t>
+      </w:r>
+      <w:r>
+        <w:t xml:space="preserve"> phản ánh mức độ phổ biến của cặp kỹ năng trong toàn bộ dữ liệu, </w:t>
+      </w:r>
+      <w:r>
+        <w:rPr>
+          <w:rStyle w:val="Emphasis"/>
+        </w:rPr>
+        <w:t>confidence</w:t>
+      </w:r>
+      <w:r>
+        <w:t xml:space="preserve"> thể hiện xác suất xuất hiện của một kỹ năng khi kỹ năng còn lại đã xuất hiện, và </w:t>
+      </w:r>
+      <w:r>
+        <w:rPr>
+          <w:rStyle w:val="Emphasis"/>
+        </w:rPr>
+        <w:t>lift</w:t>
+      </w:r>
+      <w:r>
+        <w:t xml:space="preserve"> đo lường mức độ liên kết vượt trội so với trường hợp ngẫu nhiên.</w:t>
+      </w:r>
+    </w:p>
+    <w:p>
+      <w:pPr>
+        <w:pStyle w:val="NormalWeb"/>
+        <w:spacing w:before="120" w:beforeAutospacing="0" w:after="120" w:afterAutospacing="0" w:line="23" w:lineRule="atLeast"/>
+        <w:jc w:val="both"/>
+      </w:pPr>
+      <w:r>
+        <w:t xml:space="preserve">Để đảm bảo các mối quan hệ được giữ lại có ý nghĩa thực tiễn và tránh đồ thị quá dày, nghiên cứu tiến hành </w:t>
+      </w:r>
+      <w:r>
+        <w:rPr>
+          <w:rStyle w:val="Strong"/>
+        </w:rPr>
+        <w:t>thử nghiệm với nhiều ngưỡng lift và confidence khác nhau</w:t>
+      </w:r>
+      <w:r>
+        <w:t xml:space="preserve">, đồng thời quan sát số lượng luật sinh ra và cấu trúc mạng lưới tương ứng. Kết quả cho thấy các giá trị lift thấp dẫn đến mạng lưới dày và khó diễn giải, trong khi lift quá cao chỉ giữ lại rất ít mối quan hệ. Do đó, nghiên cứu lựa chọn </w:t>
+      </w:r>
+      <w:r>
+        <w:rPr>
+          <w:rStyle w:val="Strong"/>
+        </w:rPr>
+        <w:t>ngưỡng lift ≥ 3.0 kết hợp với confidence ≥ 0.01</w:t>
+      </w:r>
+      <w:r>
+        <w:t>, vừa đảm bảo mức độ liên kết mạnh giữa các kỹ năng, vừa giữ được số lượng luật đủ lớn để phân tích cấu trúc mạng lưới.</w:t>
+      </w:r>
+    </w:p>
+    <w:p>
+      <w:pPr>
+        <w:pStyle w:val="NormalWeb"/>
+        <w:spacing w:before="120" w:beforeAutospacing="0" w:after="120" w:afterAutospacing="0" w:line="23" w:lineRule="atLeast"/>
+        <w:jc w:val="both"/>
+      </w:pPr>
+      <w:r>
+        <w:t xml:space="preserve">Các cặp kỹ năng thỏa mãn ngưỡng được mô hình hóa dưới dạng </w:t>
+      </w:r>
+      <w:r>
+        <w:rPr>
+          <w:rStyle w:val="Strong"/>
+        </w:rPr>
+        <w:t>đồ thị mạng lưới</w:t>
+      </w:r>
+      <w:r>
+        <w:t xml:space="preserve">, trong đó mỗi nút biểu diễn một kỹ năng và mỗi cạnh biểu diễn mối quan hệ đồng xuất hiện giữa hai kỹ năng, với trọng số phản ánh mức độ liên kết (lift). Trên đồ thị này, thuật toán </w:t>
+      </w:r>
+      <w:r>
+        <w:rPr>
+          <w:rStyle w:val="Strong"/>
+        </w:rPr>
+        <w:t>community detection dựa trên modularity</w:t>
+      </w:r>
+      <w:r>
+        <w:t xml:space="preserve"> được áp dụng để phát hiện các </w:t>
+      </w:r>
+      <w:r>
+        <w:rPr>
+          <w:rStyle w:val="Strong"/>
+        </w:rPr>
+        <w:t>nhóm kỹ năng (skill bundles)</w:t>
+      </w:r>
+      <w:r>
+        <w:t>, đại diện cho các tập kỹ năng thường xuất hiện cùng nhau trong thực tế tuyển dụng.</w:t>
+      </w:r>
+    </w:p>
+    <w:p>
+      <w:pPr>
+        <w:pStyle w:val="NormalWeb"/>
+        <w:spacing w:before="120" w:beforeAutospacing="0" w:after="120" w:afterAutospacing="0" w:line="23" w:lineRule="atLeast"/>
+        <w:jc w:val="both"/>
+      </w:pPr>
+      <w:r>
+        <w:t xml:space="preserve">Cuối cùng, các cộng đồng kỹ năng thu được được phân tích và gắn nhãn dựa trên các kỹ năng thành phần, qua đó giúp diễn giải ý nghĩa nghề nghiệp của từng skill bundle. Phương pháp này cho phép khám phá cấu trúc kỹ năng của thị trường lao động một cách </w:t>
+      </w:r>
+      <w:r>
+        <w:rPr>
+          <w:rStyle w:val="Strong"/>
+        </w:rPr>
+        <w:t>hoàn toàn dựa trên dữ liệu</w:t>
+      </w:r>
+      <w:r>
+        <w:t>, không phụ thuộc vào phân loại nghề nghiệp hay nhóm kỹ năng có sẵn trong bộ dữ liệu.</w:t>
+      </w:r>
+    </w:p>
+    <w:p>
+      <w:pPr>
+        <w:pStyle w:val="Heading3"/>
+        <w:spacing w:beforeLines="120" w:before="288" w:afterLines="120" w:after="288" w:line="276" w:lineRule="auto"/>
+        <w:jc w:val="both"/>
+      </w:pPr>
+      <w:bookmarkStart w:id="32" w:name="_Toc217164565"/>
+      <w:r>
+        <w:lastRenderedPageBreak/>
+        <w:t xml:space="preserve">3.3 </w:t>
+      </w:r>
+      <w:r>
+        <w:t>Phương pháp phân tích và dự đoán mức lương cho RQ3</w:t>
+      </w:r>
+      <w:bookmarkEnd w:id="32"/>
+    </w:p>
+    <w:p>
+      <w:r>
+        <w:rPr>
+          <w:noProof/>
+        </w:rPr>
+        <w:drawing>
+          <wp:inline distT="0" distB="0" distL="0" distR="0">
+            <wp:extent cx="5943600" cy="3962400"/>
+            <wp:effectExtent l="0" t="0" r="0" b="0"/>
+            <wp:docPr id="6" name="Picture 6"/>
+            <wp:cNvGraphicFramePr>
+              <a:graphicFrameLocks xmlns:a="http://schemas.openxmlformats.org/drawingml/2006/main" noChangeAspect="1"/>
+            </wp:cNvGraphicFramePr>
+            <a:graphic xmlns:a="http://schemas.openxmlformats.org/drawingml/2006/main">
+              <a:graphicData uri="http://schemas.openxmlformats.org/drawingml/2006/picture">
+                <pic:pic xmlns:pic="http://schemas.openxmlformats.org/drawingml/2006/picture">
+                  <pic:nvPicPr>
+                    <pic:cNvPr id="6" name="RQ3.png"/>
+                    <pic:cNvPicPr/>
+                  </pic:nvPicPr>
+                  <pic:blipFill>
+                    <a:blip r:embed="rId16" cstate="print">
+                      <a:extLst>
+                        <a:ext uri="{28A0092B-C50C-407E-A947-70E740481C1C}">
+                          <a14:useLocalDpi xmlns:a14="http://schemas.microsoft.com/office/drawing/2010/main" val="0"/>
+                        </a:ext>
+                      </a:extLst>
+                    </a:blip>
+                    <a:stretch>
+                      <a:fillRect/>
+                    </a:stretch>
+                  </pic:blipFill>
+                  <pic:spPr>
+                    <a:xfrm>
+                      <a:off x="0" y="0"/>
+                      <a:ext cx="5943600" cy="3962400"/>
+                    </a:xfrm>
+                    <a:prstGeom prst="rect">
+                      <a:avLst/>
+                    </a:prstGeom>
+                  </pic:spPr>
+                </pic:pic>
+              </a:graphicData>
+            </a:graphic>
+          </wp:inline>
+        </w:drawing>
+      </w:r>
+    </w:p>
+    <w:p>
+      <w:pPr>
+        <w:jc w:val="center"/>
+        <w:rPr>
+          <w:b/>
+          <w:i/>
+          <w:sz w:val="22"/>
+          <w:szCs w:val="22"/>
+        </w:rPr>
+      </w:pPr>
+      <w:r>
+        <w:rPr>
+          <w:b/>
+          <w:i/>
+          <w:sz w:val="22"/>
+          <w:szCs w:val="22"/>
+        </w:rPr>
+        <w:t>Hình 7: Quy trình RQ3</w:t>
       </w:r>
     </w:p>
     <w:p>
@@ -5817,43 +8294,34 @@
         <w:jc w:val="both"/>
       </w:pPr>
       <w:r>
-        <w:t xml:space="preserve">Trước hết, nội dung mô tả công việc được chuẩn hóa thông qua các bước tiền xử lý văn bản như chuyển về chữ thường, loại bỏ ký tự đặc biệt và khoảng trắng dư thừa. Sau đó, văn bản được biểu diễn dưới dạng số bằng kỹ thuật </w:t>
+        <w:t xml:space="preserve">Để trả lời câu hỏi nghiên cứu RQ3 – </w:t>
+      </w:r>
+      <w:r>
+        <w:rPr>
+          <w:rStyle w:val="Emphasis"/>
+        </w:rPr>
+        <w:t>“Những yếu tố nào trong thông tin tuyển dụng có ảnh hưởng đáng kể đến mức lương được công bố, và mức độ dự đoán lương từ các yếu tố này đến đâu?”</w:t>
+      </w:r>
+      <w:r>
+        <w:t xml:space="preserve"> – nghiên cứu áp dụng cách tiếp cận kết hợp giữa </w:t>
       </w:r>
       <w:r>
         <w:rPr>
           <w:rStyle w:val="Strong"/>
         </w:rPr>
-        <w:t>TF-IDF (Term Frequency – Inverse Document Frequency)</w:t>
-      </w:r>
-      <w:r>
-        <w:t xml:space="preserve"> kết hợp với </w:t>
+        <w:t>phân tích đặc trưng</w:t>
+      </w:r>
+      <w:r>
+        <w:t xml:space="preserve"> và </w:t>
       </w:r>
       <w:r>
         <w:rPr>
           <w:rStyle w:val="Strong"/>
         </w:rPr>
-        <w:t>n-gram (1–2)</w:t>
-      </w:r>
-      <w:r>
-        <w:t xml:space="preserve"> nhằm nắm bắt cả các từ đơn lẻ và cụm từ có ý nghĩa trong ngữ cảnh tuyển dụng. Việc giới hạn tần suất xuất hiện tối thiểu (</w:t>
-      </w:r>
-      <w:r>
-        <w:rPr>
-          <w:rStyle w:val="Emphasis"/>
-        </w:rPr>
-        <w:t>min_df</w:t>
-      </w:r>
-      <w:r>
-        <w:t>) và tối đa (</w:t>
-      </w:r>
-      <w:r>
-        <w:rPr>
-          <w:rStyle w:val="Emphasis"/>
-        </w:rPr>
-        <w:t>max_df</w:t>
-      </w:r>
-      <w:r>
-        <w:t>) giúp loại bỏ các từ quá hiếm hoặc quá phổ biến mang tính “boilerplate”.</w:t>
+        <w:t>mô hình dự đoán hồi quy</w:t>
+      </w:r>
+      <w:r>
+        <w:t>.</w:t>
       </w:r>
     </w:p>
     <w:p>
@@ -5863,56 +8331,43 @@
         <w:jc w:val="both"/>
       </w:pPr>
       <w:r>
-        <w:t xml:space="preserve">Trên không gian đặc trưng TF-IDF thu được, thuật toán </w:t>
-      </w:r>
-      <w:r>
-        <w:rPr>
-          <w:rStyle w:val="Strong"/>
-        </w:rPr>
-        <w:t>K-means</w:t>
-      </w:r>
-      <w:r>
-        <w:t xml:space="preserve"> được sử dụng để phân cụm các mô tả công việc. Số lượng cụm </w:t>
+        <w:t xml:space="preserve">Trước hết, dữ liệu mức lương được chuẩn hóa về một thang đo thống nhất theo năm thông qua cột </w:t>
       </w:r>
       <w:r>
         <w:rPr>
           <w:rStyle w:val="Emphasis"/>
         </w:rPr>
-        <w:t>K</w:t>
-      </w:r>
-      <w:r>
-        <w:t xml:space="preserve"> không được giả định trước mà được xác định thông qua thực nghiệm, bằng cách thử nghiệm nhiều giá trị </w:t>
+        <w:t>normalized_salary</w:t>
+      </w:r>
+      <w:r>
+        <w:t xml:space="preserve">, đồng thời ưu tiên sử dụng giá trị này thay cho các cột </w:t>
       </w:r>
       <w:r>
         <w:rPr>
           <w:rStyle w:val="Emphasis"/>
         </w:rPr>
-        <w:t>K</w:t>
-      </w:r>
-      <w:r>
-        <w:t xml:space="preserve"> khác nhau và đánh giá chất lượng phân cụm bằng </w:t>
-      </w:r>
-      <w:r>
-        <w:lastRenderedPageBreak/>
-        <w:t xml:space="preserve">chỉ số </w:t>
-      </w:r>
-      <w:r>
-        <w:rPr>
-          <w:rStyle w:val="Strong"/>
-        </w:rPr>
-        <w:t>Silhouette Score</w:t>
-      </w:r>
-      <w:r>
-        <w:t xml:space="preserve">. Giá trị </w:t>
+        <w:t>min_salary</w:t>
+      </w:r>
+      <w:r>
+        <w:t xml:space="preserve">, </w:t>
       </w:r>
       <w:r>
         <w:rPr>
           <w:rStyle w:val="Emphasis"/>
         </w:rPr>
-        <w:t>K</w:t>
-      </w:r>
-      <w:r>
-        <w:t xml:space="preserve"> được lựa chọn là giá trị mang lại sự cân bằng giữa mức độ tách biệt giữa các cụm và khả năng diễn giải trong thực tế.</w:t>
+        <w:t>med_salary</w:t>
+      </w:r>
+      <w:r>
+        <w:t xml:space="preserve"> và </w:t>
+      </w:r>
+      <w:r>
+        <w:rPr>
+          <w:rStyle w:val="Emphasis"/>
+        </w:rPr>
+        <w:t>max_salary</w:t>
+      </w:r>
+      <w:r>
+        <w:t xml:space="preserve"> nhằm giảm nhiễu và sự không nhất quán trong cách công bố lương. Để hạn chế ảnh hưởng của các giá trị ngoại lai và phân phối lệch, mức lương tiếp tục được biến đổi logarit trước khi đưa vào mô hình.</w:t>
       </w:r>
     </w:p>
     <w:p>
@@ -5922,34 +8377,11 @@
         <w:jc w:val="both"/>
       </w:pPr>
       <w:r>
-        <w:t xml:space="preserve">Sau khi phân cụm, mỗi cụm được diễn giải thông qua việc trích xuất các </w:t>
-      </w:r>
-      <w:r>
-        <w:rPr>
-          <w:rStyle w:val="Strong"/>
-        </w:rPr>
-        <w:t>từ khóa đặc trưng</w:t>
-      </w:r>
-      <w:r>
-        <w:t xml:space="preserve"> có trọng số TF-IDF cao nhất trong tâm cụm. Điều này cho phép xác định và gán nhãn ngữ nghĩa cho từng nhóm nội dung, từ đó làm rõ các </w:t>
-      </w:r>
-      <w:r>
-        <w:rPr>
-          <w:rStyle w:val="Strong"/>
-        </w:rPr>
-        <w:t>chủ đề mô tả công việc (job description themes)</w:t>
-      </w:r>
-      <w:r>
-        <w:t xml:space="preserve"> tồn tại trong dữ liệu. Ngoài ra, kỹ thuật </w:t>
-      </w:r>
-      <w:r>
-        <w:rPr>
-          <w:rStyle w:val="Strong"/>
-        </w:rPr>
-        <w:t>t-SNE</w:t>
-      </w:r>
-      <w:r>
-        <w:t xml:space="preserve"> được sử dụng để trực quan hóa các cụm trong không gian hai chiều nhằm hỗ trợ đánh giá định tính cấu trúc phân cụm.</w:t>
+        <w:t xml:space="preserve">Tiếp theo, các đặc trưng đầu vào được xây dựng từ nhiều khía cạnh khác nhau của tin tuyển dụng, bao gồm: đặc điểm nội dung (độ dài mô tả công việc), đặc điểm kỹ năng (số lượng kỹ năng ESCO và kỹ năng LinkedIn), đặc điểm tổ chức (quy mô công ty, số người theo dõi), mức độ quan tâm của thị trường (lượt xem, lượt ứng tuyển), bối cảnh địa lý (quốc gia, khu vực), cũng như yếu tố thâm niên nghề nghiệp được trích xuất từ tiêu đề công việc. Các đặc trưng này phản ánh tương đối </w:t>
+      </w:r>
+      <w:r>
+        <w:lastRenderedPageBreak/>
+        <w:t>đầy đủ thông tin mà nhà tuyển dụng công bố, nhưng không chứa trực tiếp giá trị lương cần dự đoán.</w:t>
       </w:r>
     </w:p>
     <w:p>
@@ -5959,231 +8391,110 @@
         <w:jc w:val="both"/>
       </w:pPr>
       <w:r>
-        <w:t>Phương pháp này giúp phát hiện các nhóm nội dung nghề nghiệp tiềm ẩn, phản ánh cách thị trường lao động mô tả công việc trong thực tế, độc lập với các nhãn ngành nghề hay kỹ năng được gán sẵn. Qua đó, RQ1 không chỉ kiểm chứng sự tồn tại của các chủ đề nội dung trong mô tả công việc mà còn cung cấp góc nhìn bổ sung cho việc phân loại và hiểu biết về thị trường lao động hiện đại.</w:t>
-      </w:r>
-    </w:p>
-    <w:p>
-      <w:pPr>
-        <w:pStyle w:val="Heading3"/>
-        <w:spacing w:beforeLines="120" w:before="288" w:afterLines="120" w:after="288" w:line="23" w:lineRule="atLeast"/>
-        <w:jc w:val="both"/>
-      </w:pPr>
-      <w:bookmarkStart w:id="25" w:name="_Toc217000979"/>
-      <w:r>
-        <w:t xml:space="preserve">3.2 </w:t>
-      </w:r>
-      <w:r>
-        <w:t>Phương pháp khai phá mẫu kỹ năng và phân tích mạng lưới cho RQ2</w:t>
-      </w:r>
-      <w:bookmarkEnd w:id="25"/>
+        <w:t xml:space="preserve">Trong số các mô hình hồi quy được xem xét, </w:t>
+      </w:r>
+      <w:r>
+        <w:rPr>
+          <w:rStyle w:val="Strong"/>
+        </w:rPr>
+        <w:t>Random Forest Regression</w:t>
+      </w:r>
+      <w:r>
+        <w:t xml:space="preserve"> được lựa chọn làm mô hình chính cho RQ3. Lý do là Random Forest có khả năng mô hình hóa các mối quan hệ phi tuyến và tương tác phức tạp giữa các yếu tố tuyển dụng và mức lương, đồng thời hoạt động ổn định trên dữ liệu dị thể gồm cả biến số và biến phân loại. So với các mô hình phức tạp hơn, Random Forest đạt được sự cân bằng phù hợp giữa hiệu năng dự đoán, độ bền vững và khả năng diễn giải kết quả, phù hợp với mục tiêu phân tích của nghiên cứu.</w:t>
+      </w:r>
     </w:p>
     <w:p>
       <w:pPr>
         <w:pStyle w:val="NormalWeb"/>
-        <w:spacing w:before="120" w:beforeAutospacing="0" w:after="120" w:afterAutospacing="0" w:line="23" w:lineRule="atLeast"/>
-        <w:jc w:val="both"/>
-      </w:pPr>
-      <w:r>
-        <w:t xml:space="preserve">Để trả lời câu hỏi nghiên cứu RQ2, nghiên cứu áp dụng hướng tiếp cận </w:t>
+        <w:spacing w:beforeLines="120" w:before="288" w:beforeAutospacing="0" w:afterLines="120" w:after="288" w:afterAutospacing="0" w:line="276" w:lineRule="auto"/>
+        <w:jc w:val="both"/>
+      </w:pPr>
+      <w:r>
+        <w:t xml:space="preserve">Một vấn đề quan trọng được xem xét trong quá trình xây dựng mô hình là </w:t>
       </w:r>
       <w:r>
         <w:rPr>
           <w:rStyle w:val="Strong"/>
         </w:rPr>
-        <w:t>khai phá mẫu đồng xuất hiện kỹ năng (skill co-occurrence mining)</w:t>
-      </w:r>
-      <w:r>
-        <w:t xml:space="preserve"> kết hợp với </w:t>
-      </w:r>
-      <w:r>
-        <w:rPr>
-          <w:rStyle w:val="Strong"/>
-        </w:rPr>
-        <w:t>phân tích mạng lưới</w:t>
-      </w:r>
-      <w:r>
-        <w:t>, nhằm phát hiện các nhóm kỹ năng thường được yêu cầu cùng nhau trong thị trường tuyển dụng.</w:t>
+        <w:t>rò rỉ dữ liệu (data leakage)</w:t>
+      </w:r>
+      <w:r>
+        <w:t xml:space="preserve">. Các biến có khả năng tiết lộ trực tiếp hoặc gián tiếp thông tin về mức lương, chẳng hạn như </w:t>
+      </w:r>
+      <w:r>
+        <w:rPr>
+          <w:rStyle w:val="Emphasis"/>
+        </w:rPr>
+        <w:t>min_salary</w:t>
+      </w:r>
+      <w:r>
+        <w:t xml:space="preserve">, </w:t>
+      </w:r>
+      <w:r>
+        <w:rPr>
+          <w:rStyle w:val="Emphasis"/>
+        </w:rPr>
+        <w:t>max_salary</w:t>
+      </w:r>
+      <w:r>
+        <w:t xml:space="preserve">, </w:t>
+      </w:r>
+      <w:r>
+        <w:rPr>
+          <w:rStyle w:val="Emphasis"/>
+        </w:rPr>
+        <w:t>pay_period</w:t>
+      </w:r>
+      <w:r>
+        <w:t xml:space="preserve"> hoặc </w:t>
+      </w:r>
+      <w:r>
+        <w:rPr>
+          <w:rStyle w:val="Emphasis"/>
+        </w:rPr>
+        <w:t>currency</w:t>
+      </w:r>
+      <w:r>
+        <w:t>, được loại bỏ khỏi tập đặc trưng đầu vào. Việc này nhằm đảm bảo mô hình thực sự học được mối quan hệ giữa thông tin tuyển dụng và mức lương, thay vì suy đoán ngược từ các thành phần đã công bố của chính mức lương đó.</w:t>
       </w:r>
     </w:p>
     <w:p>
       <w:pPr>
         <w:pStyle w:val="NormalWeb"/>
-        <w:spacing w:before="120" w:beforeAutospacing="0" w:after="120" w:afterAutospacing="0" w:line="23" w:lineRule="atLeast"/>
-        <w:jc w:val="both"/>
-      </w:pPr>
-      <w:r>
-        <w:t xml:space="preserve">Trước hết, các kỹ năng được trích xuất từ mô tả công việc thông qua việc đối sánh với </w:t>
-      </w:r>
-      <w:r>
-        <w:rPr>
-          <w:rStyle w:val="Strong"/>
-        </w:rPr>
-        <w:t>ESCO skills ontology</w:t>
-      </w:r>
-      <w:r>
-        <w:t xml:space="preserve">, giúp chuẩn hóa tập kỹ năng phân tích và hạn chế nhiễu do từ vựng không mang ý nghĩa kỹ năng. Mỗi tin tuyển dụng sau đó được biểu diễn dưới dạng </w:t>
-      </w:r>
-      <w:r>
-        <w:rPr>
-          <w:rStyle w:val="Strong"/>
-        </w:rPr>
-        <w:t>một giao dịch (transaction)</w:t>
-      </w:r>
-      <w:r>
-        <w:t xml:space="preserve"> gồm tập các kỹ năng ESCO xuất hiện trong mô tả công việc.</w:t>
-      </w:r>
-    </w:p>
-    <w:p>
-      <w:pPr>
-        <w:pStyle w:val="NormalWeb"/>
-        <w:spacing w:before="120" w:beforeAutospacing="0" w:after="120" w:afterAutospacing="0" w:line="23" w:lineRule="atLeast"/>
-        <w:jc w:val="both"/>
-      </w:pPr>
-      <w:r>
-        <w:t xml:space="preserve">Từ dữ liệu giao dịch này, nghiên cứu tính toán các độ đo thống kê phổ biến trong khai phá luật kết hợp, bao gồm </w:t>
-      </w:r>
-      <w:r>
-        <w:rPr>
-          <w:rStyle w:val="Strong"/>
-        </w:rPr>
-        <w:t>support</w:t>
-      </w:r>
-      <w:r>
-        <w:t xml:space="preserve">, </w:t>
-      </w:r>
-      <w:r>
-        <w:rPr>
-          <w:rStyle w:val="Strong"/>
-        </w:rPr>
-        <w:t>confidence</w:t>
-      </w:r>
-      <w:r>
-        <w:t xml:space="preserve"> và </w:t>
-      </w:r>
-      <w:r>
-        <w:rPr>
-          <w:rStyle w:val="Strong"/>
-        </w:rPr>
-        <w:t>lift</w:t>
-      </w:r>
-      <w:r>
-        <w:t xml:space="preserve">, nhằm đánh giá mức độ đồng xuất hiện giữa các cặp kỹ năng. Trong đó, </w:t>
-      </w:r>
-      <w:r>
-        <w:rPr>
-          <w:rStyle w:val="Emphasis"/>
-        </w:rPr>
-        <w:t>support</w:t>
-      </w:r>
-      <w:r>
-        <w:t xml:space="preserve"> phản ánh mức độ phổ biến của cặp kỹ năng trong toàn bộ dữ liệu, </w:t>
-      </w:r>
-      <w:r>
-        <w:rPr>
-          <w:rStyle w:val="Emphasis"/>
-        </w:rPr>
-        <w:t>confidence</w:t>
-      </w:r>
-      <w:r>
-        <w:t xml:space="preserve"> thể hiện xác suất xuất hiện của một kỹ năng khi kỹ năng còn lại đã xuất hiện, và </w:t>
-      </w:r>
-      <w:r>
-        <w:rPr>
-          <w:rStyle w:val="Emphasis"/>
-        </w:rPr>
-        <w:t>lift</w:t>
-      </w:r>
-      <w:r>
-        <w:t xml:space="preserve"> đo lường mức độ liên kết vượt trội so với trường hợp ngẫu nhiên.</w:t>
-      </w:r>
-    </w:p>
-    <w:p>
-      <w:pPr>
-        <w:pStyle w:val="NormalWeb"/>
-        <w:spacing w:before="120" w:beforeAutospacing="0" w:after="120" w:afterAutospacing="0" w:line="23" w:lineRule="atLeast"/>
-        <w:jc w:val="both"/>
-      </w:pPr>
-      <w:r>
-        <w:t xml:space="preserve">Để đảm bảo các mối quan hệ được giữ lại có ý nghĩa thực tiễn và tránh đồ thị quá dày, nghiên cứu tiến hành </w:t>
-      </w:r>
-      <w:r>
-        <w:rPr>
-          <w:rStyle w:val="Strong"/>
-        </w:rPr>
-        <w:t>thử nghiệm với nhiều ngưỡng lift và confidence khác nhau</w:t>
-      </w:r>
-      <w:r>
-        <w:t xml:space="preserve">, đồng thời quan sát số lượng luật sinh ra và cấu trúc mạng lưới tương ứng. Kết quả cho thấy các giá trị lift thấp dẫn đến mạng lưới dày và khó diễn giải, trong khi lift quá cao chỉ giữ lại rất ít mối quan hệ. Do đó, nghiên cứu lựa chọn </w:t>
-      </w:r>
-      <w:r>
-        <w:rPr>
-          <w:rStyle w:val="Strong"/>
-        </w:rPr>
-        <w:t>ngưỡng lift ≥ 3.0 kết hợp với confidence ≥ 0.01</w:t>
-      </w:r>
-      <w:r>
-        <w:t>, vừa đảm bảo mức độ liên kết mạnh giữa các kỹ năng, vừa giữ được số lượng luật đủ lớn để phân tích cấu trúc mạng lưới.</w:t>
-      </w:r>
-    </w:p>
-    <w:p>
-      <w:pPr>
-        <w:pStyle w:val="NormalWeb"/>
-        <w:spacing w:before="120" w:beforeAutospacing="0" w:after="120" w:afterAutospacing="0" w:line="23" w:lineRule="atLeast"/>
-        <w:jc w:val="both"/>
-      </w:pPr>
-      <w:r>
-        <w:t xml:space="preserve">Các cặp kỹ năng thỏa mãn ngưỡng được mô hình hóa dưới dạng </w:t>
-      </w:r>
-      <w:r>
-        <w:rPr>
-          <w:rStyle w:val="Strong"/>
-        </w:rPr>
-        <w:t>đồ thị mạng lưới</w:t>
-      </w:r>
-      <w:r>
-        <w:t xml:space="preserve">, trong đó mỗi nút biểu diễn một kỹ năng và mỗi cạnh biểu diễn mối quan hệ đồng xuất hiện giữa hai kỹ năng, với trọng số phản ánh mức độ liên kết (lift). Trên đồ thị này, thuật toán </w:t>
-      </w:r>
-      <w:r>
-        <w:rPr>
-          <w:rStyle w:val="Strong"/>
-        </w:rPr>
-        <w:t>community detection dựa trên modularity</w:t>
-      </w:r>
-      <w:r>
-        <w:t xml:space="preserve"> được áp dụng để phát hiện các </w:t>
-      </w:r>
-      <w:r>
-        <w:rPr>
-          <w:rStyle w:val="Strong"/>
-        </w:rPr>
-        <w:t>nhóm kỹ năng (skill bundles)</w:t>
-      </w:r>
-      <w:r>
-        <w:t>, đại diện cho các tập kỹ năng thường xuất hiện cùng nhau trong thực tế tuyển dụng.</w:t>
-      </w:r>
-    </w:p>
-    <w:p>
-      <w:pPr>
-        <w:pStyle w:val="NormalWeb"/>
-        <w:spacing w:before="120" w:beforeAutospacing="0" w:after="120" w:afterAutospacing="0" w:line="23" w:lineRule="atLeast"/>
-        <w:jc w:val="both"/>
-      </w:pPr>
-      <w:r>
-        <w:t xml:space="preserve">Cuối cùng, các cộng đồng kỹ năng thu được được phân tích và gắn nhãn dựa trên các kỹ năng thành phần, qua đó giúp diễn giải ý nghĩa nghề nghiệp của từng skill bundle. Phương pháp này </w:t>
-      </w:r>
-      <w:r>
-        <w:lastRenderedPageBreak/>
-        <w:t xml:space="preserve">cho phép khám phá cấu trúc kỹ năng của thị trường lao động một cách </w:t>
-      </w:r>
-      <w:r>
-        <w:rPr>
-          <w:rStyle w:val="Strong"/>
-        </w:rPr>
-        <w:t>hoàn toàn dựa trên dữ liệu</w:t>
-      </w:r>
-      <w:r>
-        <w:t>, không phụ thuộc vào phân loại nghề nghiệp hay nhóm kỹ năng có sẵn trong bộ dữ liệu.</w:t>
-      </w:r>
+        <w:spacing w:beforeLines="120" w:before="288" w:beforeAutospacing="0" w:afterLines="120" w:after="288" w:afterAutospacing="0" w:line="276" w:lineRule="auto"/>
+        <w:jc w:val="both"/>
+      </w:pPr>
+      <w:r>
+        <w:t>Cuối cùng, mô hình được đánh giá bằng các thước đo RMSE, MAE và hệ số xác định R² trên tập kiểm tra, đồng thời phân tích độ quan trọng của các đặc trưng để xác định những yếu tố có ảnh hưởng lớn nhất đến mức lương. Qua đó, kết quả của RQ3 không chỉ phản ánh khả năng dự đoán lương từ dữ liệu tuyển dụng, mà còn cung cấp các bằng chứng định lượng giúp giải thích vai trò của từng yếu tố trong thị trường lao động.</w:t>
+      </w:r>
+    </w:p>
+    <w:p>
+      <w:pPr>
+        <w:pStyle w:val="Heading1"/>
+        <w:spacing w:beforeLines="120" w:before="288" w:afterLines="120" w:after="288" w:line="276" w:lineRule="auto"/>
+        <w:jc w:val="both"/>
+        <w:rPr>
+          <w:sz w:val="36"/>
+          <w:szCs w:val="36"/>
+        </w:rPr>
+      </w:pPr>
+      <w:bookmarkStart w:id="33" w:name="_Toc217164566"/>
+      <w:r>
+        <w:t>Chương IV. Thực nghiệm, kết quả và thảo luận</w:t>
+      </w:r>
+      <w:bookmarkEnd w:id="33"/>
+    </w:p>
+    <w:p>
+      <w:pPr>
+        <w:pStyle w:val="Heading2"/>
+        <w:spacing w:beforeLines="120" w:before="288" w:afterLines="120" w:after="288" w:line="276" w:lineRule="auto"/>
+        <w:jc w:val="both"/>
+      </w:pPr>
+      <w:bookmarkStart w:id="34" w:name="_Toc217164567"/>
+      <w:r>
+        <w:t>1. Thiết lập thực nghiệm và độ đo đánh giá</w:t>
+      </w:r>
+      <w:bookmarkEnd w:id="34"/>
     </w:p>
     <w:p>
       <w:pPr>
@@ -6191,14 +8502,11 @@
         <w:spacing w:beforeLines="120" w:before="288" w:afterLines="120" w:after="288" w:line="276" w:lineRule="auto"/>
         <w:jc w:val="both"/>
       </w:pPr>
-      <w:bookmarkStart w:id="26" w:name="_Toc217000980"/>
-      <w:r>
-        <w:t xml:space="preserve">3.3 </w:t>
-      </w:r>
-      <w:r>
-        <w:t>Phương pháp phân tích và dự đoán mức lương cho RQ3</w:t>
-      </w:r>
-      <w:bookmarkEnd w:id="26"/>
+      <w:bookmarkStart w:id="35" w:name="_Toc217164568"/>
+      <w:r>
+        <w:t>1.1. Môi trường thực nghiệm và công cụ sử dụng</w:t>
+      </w:r>
+      <w:bookmarkEnd w:id="35"/>
     </w:p>
     <w:p>
       <w:pPr>
@@ -6207,34 +8515,25 @@
         <w:jc w:val="both"/>
       </w:pPr>
       <w:r>
-        <w:t xml:space="preserve">Để trả lời câu hỏi nghiên cứu RQ3 – </w:t>
-      </w:r>
-      <w:r>
-        <w:rPr>
-          <w:rStyle w:val="Emphasis"/>
-        </w:rPr>
-        <w:t>“Những yếu tố nào trong thông tin tuyển dụng có ảnh hưởng đáng kể đến mức lương được công bố, và mức độ dự đoán lương từ các yếu tố này đến đâu?”</w:t>
-      </w:r>
-      <w:r>
-        <w:t xml:space="preserve"> – nghiên cứu áp dụng cách tiếp cận kết hợp giữa </w:t>
+        <w:t xml:space="preserve">Các thí nghiệm trong nghiên cứu này được thực hiện trong môi trường lập trình </w:t>
       </w:r>
       <w:r>
         <w:rPr>
           <w:rStyle w:val="Strong"/>
         </w:rPr>
-        <w:t>phân tích đặc trưng</w:t>
-      </w:r>
-      <w:r>
-        <w:t xml:space="preserve"> và </w:t>
+        <w:t>Python</w:t>
+      </w:r>
+      <w:r>
+        <w:t xml:space="preserve">, nhằm đảm bảo tính linh hoạt và khả năng tái lập của quá trình phân tích. Toàn bộ quy trình xử lý dữ liệu, khai phá và mô hình hóa được triển khai trên máy tính cá nhân với cấu hình phần cứng gồm </w:t>
       </w:r>
       <w:r>
         <w:rPr>
           <w:rStyle w:val="Strong"/>
         </w:rPr>
-        <w:t>mô hình dự đoán hồi quy</w:t>
-      </w:r>
-      <w:r>
-        <w:t>.</w:t>
+        <w:t>bộ nhớ RAM 16GB</w:t>
+      </w:r>
+      <w:r>
+        <w:t>, đáp ứng yêu cầu xử lý tập dữ liệu tuyển dụng có quy mô lớn (hơn 30.000 bản ghi sau khi tích hợp).</w:t>
       </w:r>
     </w:p>
     <w:p>
@@ -6244,43 +8543,70 @@
         <w:jc w:val="both"/>
       </w:pPr>
       <w:r>
-        <w:t xml:space="preserve">Trước hết, dữ liệu mức lương được chuẩn hóa về một thang đo thống nhất theo năm thông qua cột </w:t>
-      </w:r>
-      <w:r>
-        <w:rPr>
-          <w:rStyle w:val="Emphasis"/>
-        </w:rPr>
-        <w:t>normalized_salary</w:t>
-      </w:r>
-      <w:r>
-        <w:t xml:space="preserve">, đồng thời ưu tiên sử dụng giá trị này thay cho các cột </w:t>
-      </w:r>
-      <w:r>
-        <w:rPr>
-          <w:rStyle w:val="Emphasis"/>
-        </w:rPr>
-        <w:t>min_salary</w:t>
-      </w:r>
-      <w:r>
-        <w:t xml:space="preserve">, </w:t>
-      </w:r>
-      <w:r>
-        <w:rPr>
-          <w:rStyle w:val="Emphasis"/>
-        </w:rPr>
-        <w:t>med_salary</w:t>
+        <w:t xml:space="preserve">Các thư viện và công cụ chính được sử dụng bao gồm </w:t>
+      </w:r>
+      <w:r>
+        <w:rPr>
+          <w:rStyle w:val="Strong"/>
+        </w:rPr>
+        <w:t>Pandas</w:t>
       </w:r>
       <w:r>
         <w:t xml:space="preserve"> và </w:t>
       </w:r>
       <w:r>
         <w:rPr>
-          <w:rStyle w:val="Emphasis"/>
-        </w:rPr>
-        <w:t>max_salary</w:t>
-      </w:r>
-      <w:r>
-        <w:t xml:space="preserve"> nhằm giảm nhiễu và sự không nhất quán trong cách công bố lương. Để hạn chế ảnh hưởng của các giá trị ngoại lai và phân phối lệch, mức lương tiếp tục được biến đổi logarit trước khi đưa vào mô hình.</w:t>
+          <w:rStyle w:val="Strong"/>
+        </w:rPr>
+        <w:t>NumPy</w:t>
+      </w:r>
+      <w:r>
+        <w:t xml:space="preserve"> cho xử lý và thao tác dữ liệu, </w:t>
+      </w:r>
+      <w:r>
+        <w:rPr>
+          <w:rStyle w:val="Strong"/>
+        </w:rPr>
+        <w:t>scikit-learn</w:t>
+      </w:r>
+      <w:r>
+        <w:t xml:space="preserve"> cho các thuật toán học máy và tiền xử lý (TF-IDF, K-means, Random Forest, đánh giá mô hình), </w:t>
+      </w:r>
+      <w:r>
+        <w:rPr>
+          <w:rStyle w:val="Strong"/>
+        </w:rPr>
+        <w:t>NetworkX</w:t>
+      </w:r>
+      <w:r>
+        <w:t xml:space="preserve"> cho phân tích mạng lưới và phát hiện cộng đồng trong bài toán khai phá kỹ năng, cùng với </w:t>
+      </w:r>
+      <w:r>
+        <w:rPr>
+          <w:rStyle w:val="Strong"/>
+        </w:rPr>
+        <w:t>Matplotlib</w:t>
+      </w:r>
+      <w:r>
+        <w:t xml:space="preserve"> và </w:t>
+      </w:r>
+      <w:r>
+        <w:rPr>
+          <w:rStyle w:val="Strong"/>
+        </w:rPr>
+        <w:t>Seaborn</w:t>
+      </w:r>
+      <w:r>
+        <w:t xml:space="preserve"> để trực quan hóa kết quả. Toàn bộ quá trình phân tích được tổ chức dưới dạng </w:t>
+      </w:r>
+      <w:r>
+        <w:rPr>
+          <w:rStyle w:val="Strong"/>
+        </w:rPr>
+        <w:t>Jupyter Notebook</w:t>
+      </w:r>
+      <w:r>
+        <w:t>, cho phép kết hợp mã nguồn, kết quả thực nghiệm và diễn giải một cách trực quan, thuận tiện cho việc theo dõi và đánh giá.</w:t>
       </w:r>
     </w:p>
     <w:p>
@@ -6290,8 +8616,19 @@
         <w:jc w:val="both"/>
       </w:pPr>
       <w:r>
-        <w:t>Tiếp theo, các đặc trưng đầu vào được xây dựng từ nhiều khía cạnh khác nhau của tin tuyển dụng, bao gồm: đặc điểm nội dung (độ dài mô tả công việc), đặc điểm kỹ năng (số lượng kỹ năng ESCO và kỹ năng LinkedIn), đặc điểm tổ chức (quy mô công ty, số người theo dõi), mức độ quan tâm của thị trường (lượt xem, lượt ứng tuyển), bối cảnh địa lý (quốc gia, khu vực), cũng như yếu tố thâm niên nghề nghiệp được trích xuất từ tiêu đề công việc. Các đặc trưng này phản ánh tương đối đầy đủ thông tin mà nhà tuyển dụng công bố, nhưng không chứa trực tiếp giá trị lương cần dự đoán.</w:t>
-      </w:r>
+        <w:lastRenderedPageBreak/>
+        <w:t>Việc sử dụng các thư viện phổ biến và mã nguồn mở không chỉ giúp đảm bảo tính minh bạch của nghiên cứu mà còn tạo điều kiện để các kết quả có thể được kiểm chứng, mở rộng hoặc tái sử dụng trong các nghiên cứu tiếp theo liên quan đến phân tích dữ liệu tuyển dụng và thị trường lao động.</w:t>
+      </w:r>
+    </w:p>
+    <w:p>
+      <w:pPr>
+        <w:pStyle w:val="Heading3"/>
+      </w:pPr>
+      <w:bookmarkStart w:id="36" w:name="_Toc217164569"/>
+      <w:r>
+        <w:t>1.2. Tham số và cấu hình mô hình</w:t>
+      </w:r>
+      <w:bookmarkEnd w:id="36"/>
     </w:p>
     <w:p>
       <w:pPr>
@@ -6300,16 +8637,16 @@
         <w:jc w:val="both"/>
       </w:pPr>
       <w:r>
-        <w:t xml:space="preserve">Trong số các mô hình hồi quy được xem xét, </w:t>
+        <w:t xml:space="preserve">Trong nghiên cứu này, các tham số và cấu hình mô hình được lựa chọn theo hướng </w:t>
       </w:r>
       <w:r>
         <w:rPr>
           <w:rStyle w:val="Strong"/>
         </w:rPr>
-        <w:t>Random Forest Regression</w:t>
-      </w:r>
-      <w:r>
-        <w:t xml:space="preserve"> được lựa chọn làm mô hình chính cho RQ3. Lý do là Random Forest có khả năng mô hình hóa các mối quan hệ phi tuyến và tương tác phức tạp giữa các yếu tố tuyển dụng và mức lương, đồng thời hoạt động ổn định trên dữ liệu dị thể gồm cả biến số và biến phân loại. So với các mô hình phức tạp hơn, Random Forest đạt được sự cân bằng phù hợp giữa hiệu năng dự đoán, độ bền vững và khả năng diễn giải kết quả, phù hợp với mục tiêu phân tích của nghiên cứu.</w:t>
+        <w:t>cân bằng giữa hiệu quả khai phá tri thức, khả năng diễn giải và chi phí tính toán</w:t>
+      </w:r>
+      <w:r>
+        <w:t>, phù hợp với mục tiêu nghiên cứu là phân tích và khám phá dữ liệu tuyển dụng, thay vì tối ưu hóa thuần túy về hiệu năng học máy.</w:t>
       </w:r>
     </w:p>
     <w:p>
@@ -6319,52 +8656,77 @@
         <w:jc w:val="both"/>
       </w:pPr>
       <w:r>
-        <w:t xml:space="preserve">Một vấn đề quan trọng được xem xét trong quá trình xây dựng mô hình là </w:t>
+        <w:t xml:space="preserve">Đối với </w:t>
       </w:r>
       <w:r>
         <w:rPr>
           <w:rStyle w:val="Strong"/>
         </w:rPr>
-        <w:t>rò rỉ dữ liệu (data leakage)</w:t>
-      </w:r>
-      <w:r>
-        <w:t xml:space="preserve">. Các biến có khả năng tiết lộ trực tiếp hoặc gián tiếp thông tin về mức lương, chẳng hạn như </w:t>
-      </w:r>
-      <w:r>
-        <w:rPr>
-          <w:rStyle w:val="Emphasis"/>
-        </w:rPr>
-        <w:t>min_salary</w:t>
-      </w:r>
-      <w:r>
-        <w:t xml:space="preserve">, </w:t>
-      </w:r>
-      <w:r>
-        <w:rPr>
-          <w:rStyle w:val="Emphasis"/>
-        </w:rPr>
-        <w:t>max_salary</w:t>
-      </w:r>
-      <w:r>
-        <w:t xml:space="preserve">, </w:t>
-      </w:r>
-      <w:r>
-        <w:rPr>
-          <w:rStyle w:val="Emphasis"/>
-        </w:rPr>
-        <w:t>pay_period</w:t>
-      </w:r>
-      <w:r>
-        <w:t xml:space="preserve"> hoặc </w:t>
-      </w:r>
-      <w:r>
-        <w:rPr>
-          <w:rStyle w:val="Emphasis"/>
-        </w:rPr>
-        <w:t>currency</w:t>
-      </w:r>
-      <w:r>
-        <w:t>, được loại bỏ khỏi tập đặc trưng đầu vào. Việc này nhằm đảm bảo mô hình thực sự học được mối quan hệ giữa thông tin tuyển dụng và mức lương, thay vì suy đoán ngược từ các thành phần đã công bố của chính mức lương đó.</w:t>
+        <w:t>RQ1 – phân cụm mô tả công việc</w:t>
+      </w:r>
+      <w:r>
+        <w:t xml:space="preserve">, văn bản mô tả được biểu diễn bằng mô hình </w:t>
+      </w:r>
+      <w:r>
+        <w:rPr>
+          <w:rStyle w:val="Strong"/>
+        </w:rPr>
+        <w:t>TF-IDF</w:t>
+      </w:r>
+      <w:r>
+        <w:t xml:space="preserve"> với các tham số chính gồm: loại bỏ stop-words tiếng Anh, sử dụng </w:t>
+      </w:r>
+      <w:r>
+        <w:rPr>
+          <w:rStyle w:val="Strong"/>
+        </w:rPr>
+        <w:t>n-gram (1,2)</w:t>
+      </w:r>
+      <w:r>
+        <w:t xml:space="preserve"> để nắm bắt cả từ đơn và cụm từ ngắn, giới hạn số đặc trưng tối đa nhằm kiểm soát độ thưa của ma trận và giảm nhiễu. Thuật toán </w:t>
+      </w:r>
+      <w:r>
+        <w:rPr>
+          <w:rStyle w:val="Strong"/>
+        </w:rPr>
+        <w:t>K-means</w:t>
+      </w:r>
+      <w:r>
+        <w:t xml:space="preserve"> được áp dụng với nhiều giá trị số cụm</w:t>
+      </w:r>
+      <w:r>
+        <w:t xml:space="preserve"> </w:t>
+      </w:r>
+      <m:oMath>
+        <m:r>
+          <w:rPr>
+            <w:rFonts w:ascii="Cambria Math" w:hAnsi="Cambria Math"/>
+          </w:rPr>
+          <m:t xml:space="preserve">K </m:t>
+        </m:r>
+      </m:oMath>
+      <w:r>
+        <w:t xml:space="preserve">khác nhau, nhằm khảo sát sự thay đổi cấu trúc phân cụm. Chỉ số </w:t>
+      </w:r>
+      <w:r>
+        <w:rPr>
+          <w:rStyle w:val="Strong"/>
+        </w:rPr>
+        <w:t>Silhouette Score</w:t>
+      </w:r>
+      <w:r>
+        <w:t xml:space="preserve"> được sử dụng để so sánh tương đối các cấu hình, từ đó lựa chọn giá trị </w:t>
+      </w:r>
+      <m:oMath>
+        <m:r>
+          <w:rPr>
+            <w:rFonts w:ascii="Cambria Math" w:hAnsi="Cambria Math"/>
+          </w:rPr>
+          <m:t>K</m:t>
+        </m:r>
+      </m:oMath>
+      <w:r>
+        <w:t xml:space="preserve"> phù hợp cho phân tích sâu, thay vì tuyệt đối hóa giá trị Silhouette vốn thường thấp trong dữ liệu văn bản có độ đa dạng cao.</w:t>
       </w:r>
     </w:p>
     <w:p>
@@ -6374,12 +8736,396 @@
         <w:jc w:val="both"/>
       </w:pPr>
       <w:r>
-        <w:t xml:space="preserve">Cuối cùng, mô hình được đánh giá bằng các thước đo RMSE, MAE và hệ số xác định R² trên tập kiểm tra, đồng thời phân tích độ quan trọng của các đặc trưng để xác định những yếu tố có ảnh hưởng lớn nhất đến mức lương. Qua đó, kết quả của RQ3 không chỉ phản ánh khả năng dự đoán </w:t>
-      </w:r>
+        <w:t xml:space="preserve">Đối với </w:t>
+      </w:r>
+      <w:r>
+        <w:rPr>
+          <w:rStyle w:val="Strong"/>
+        </w:rPr>
+        <w:t>RQ2 – khai phá mẫu kỹ năng</w:t>
+      </w:r>
+      <w:r>
+        <w:t xml:space="preserve">, dữ liệu kỹ năng được chuẩn hóa dựa trên </w:t>
+      </w:r>
+      <w:r>
+        <w:rPr>
+          <w:rStyle w:val="Strong"/>
+        </w:rPr>
+        <w:t>ESCO skills ontology</w:t>
+      </w:r>
+      <w:r>
+        <w:t xml:space="preserve"> và biểu diễn dưới dạng giao dịch nhị phân (binary transaction). Các cặp kỹ năng đồng xuất hiện được đánh giá thông qua các chỉ số </w:t>
+      </w:r>
+      <w:r>
+        <w:rPr>
+          <w:rStyle w:val="Strong"/>
+        </w:rPr>
+        <w:t>support</w:t>
+      </w:r>
+      <w:r>
+        <w:t xml:space="preserve">, </w:t>
+      </w:r>
+      <w:r>
+        <w:rPr>
+          <w:rStyle w:val="Strong"/>
+        </w:rPr>
+        <w:t>confidence</w:t>
+      </w:r>
+      <w:r>
+        <w:t xml:space="preserve"> và </w:t>
+      </w:r>
+      <w:r>
+        <w:rPr>
+          <w:rStyle w:val="Strong"/>
+        </w:rPr>
+        <w:t>lift</w:t>
+      </w:r>
+      <w:r>
+        <w:t xml:space="preserve">. Trong đó, các ngưỡng lọc được lựa chọn nhằm loại bỏ các mối quan hệ ngẫu nhiên hoặc quá hiếm, đồng thời giữ lại các luật có mức độ liên kết đủ mạnh để phản ánh cấu trúc kỹ năng thực tế. Các cặp kỹ năng thỏa mãn ngưỡng được xây dựng thành </w:t>
+      </w:r>
+      <w:r>
+        <w:rPr>
+          <w:rStyle w:val="Strong"/>
+        </w:rPr>
+        <w:t>đồ thị mạng</w:t>
+      </w:r>
+      <w:r>
+        <w:t xml:space="preserve">, và thuật toán </w:t>
+      </w:r>
+      <w:r>
+        <w:rPr>
+          <w:rStyle w:val="Strong"/>
+        </w:rPr>
+        <w:t>community detection</w:t>
+      </w:r>
+      <w:r>
+        <w:t xml:space="preserve"> được áp dụng để phát hiện các nhóm kỹ năng (skill bundles).</w:t>
+      </w:r>
+    </w:p>
+    <w:p>
+      <w:pPr>
+        <w:pStyle w:val="NormalWeb"/>
+        <w:spacing w:beforeLines="120" w:before="288" w:beforeAutospacing="0" w:afterLines="120" w:after="288" w:afterAutospacing="0" w:line="276" w:lineRule="auto"/>
+        <w:jc w:val="both"/>
+      </w:pPr>
+      <w:r>
+        <w:t xml:space="preserve">Đối với </w:t>
+      </w:r>
+      <w:r>
+        <w:rPr>
+          <w:rStyle w:val="Strong"/>
+        </w:rPr>
+        <w:t>RQ3 – phân tích và dự đoán mức lương</w:t>
+      </w:r>
+      <w:r>
+        <w:t xml:space="preserve">, mô hình </w:t>
+      </w:r>
+      <w:r>
+        <w:rPr>
+          <w:rStyle w:val="Strong"/>
+        </w:rPr>
+        <w:t>Random Forest Regressor</w:t>
+      </w:r>
+      <w:r>
+        <w:t xml:space="preserve"> được lựa chọn làm mô hình chính. Các tham số như số lượng cây, độ sâu tối đa và số mẫu tối thiểu tại mỗi nút lá được thiết lập ở mức vừa phải nhằm hạn chế hiện tượng overfitting và đảm bảo thời gian huấn luyện hợp lý. Dữ liệu đầu vào được xử lý thông qua pipeline tiền xử lý gồm chuẩn hóa biến số, mã hóa one-hot cho biến phân loại và loại bỏ các biến có nguy cơ gây </w:t>
+      </w:r>
+      <w:r>
+        <w:rPr>
+          <w:rStyle w:val="Strong"/>
+        </w:rPr>
+        <w:t>data leakage</w:t>
+      </w:r>
+      <w:r>
+        <w:t xml:space="preserve"> (như các cột lương gốc). Việc lựa chọn Random Forest cho phép mô hình hóa các quan hệ phi tuyến giữa các đặc trưng và mức lương, đồng thời hỗ trợ đánh giá mức độ ảnh hưởng của từng yếu tố thông qua phân tích </w:t>
+      </w:r>
+      <w:r>
+        <w:rPr>
+          <w:rStyle w:val="Strong"/>
+        </w:rPr>
+        <w:t>feature importance</w:t>
+      </w:r>
+      <w:r>
+        <w:t>.</w:t>
+      </w:r>
+    </w:p>
+    <w:p>
+      <w:pPr>
+        <w:pStyle w:val="NormalWeb"/>
+        <w:spacing w:beforeLines="120" w:before="288" w:beforeAutospacing="0" w:afterLines="120" w:after="288" w:afterAutospacing="0" w:line="276" w:lineRule="auto"/>
+        <w:jc w:val="both"/>
+      </w:pPr>
+      <w:r>
+        <w:t xml:space="preserve">Nhìn chung, các tham số và cấu hình mô hình trong nghiên cứu không nhằm tối đa hóa hiệu năng dự đoán, mà tập trung vào việc </w:t>
+      </w:r>
+      <w:r>
+        <w:rPr>
+          <w:rStyle w:val="Strong"/>
+        </w:rPr>
+        <w:t>làm rõ cấu trúc dữ liệu, khám phá các mẫu tiềm ẩn và hỗ trợ trả lời các câu hỏi nghiên cứu</w:t>
+      </w:r>
+      <w:r>
+        <w:t xml:space="preserve"> một cách có ý nghĩa và dễ diễn giải.</w:t>
+      </w:r>
+    </w:p>
+    <w:p>
+      <w:pPr>
+        <w:pStyle w:val="NormalWeb"/>
+        <w:spacing w:beforeLines="120" w:before="288" w:beforeAutospacing="0" w:afterLines="120" w:after="288" w:afterAutospacing="0" w:line="276" w:lineRule="auto"/>
+        <w:jc w:val="both"/>
+      </w:pPr>
+    </w:p>
+    <w:p>
+      <w:pPr>
+        <w:pStyle w:val="Heading3"/>
+        <w:spacing w:beforeLines="120" w:before="288" w:afterLines="120" w:after="288" w:line="276" w:lineRule="auto"/>
+        <w:jc w:val="both"/>
+      </w:pPr>
+      <w:bookmarkStart w:id="37" w:name="_Toc217164570"/>
       <w:r>
         <w:lastRenderedPageBreak/>
-        <w:t>lương từ dữ liệu tuyển dụng, mà còn cung cấp các bằng chứng định lượng giúp giải thích vai trò của từng yếu tố trong thị trường lao động.</w:t>
-      </w:r>
+        <w:t>1.3. Các độ đo đánh giá</w:t>
+      </w:r>
+      <w:bookmarkEnd w:id="37"/>
+    </w:p>
+    <w:p>
+      <w:pPr>
+        <w:pStyle w:val="NormalWeb"/>
+        <w:spacing w:beforeLines="120" w:before="288" w:beforeAutospacing="0" w:afterLines="120" w:after="288" w:afterAutospacing="0" w:line="276" w:lineRule="auto"/>
+        <w:jc w:val="both"/>
+      </w:pPr>
+      <w:r>
+        <w:t>Trong nghiên cứu này, các độ đo đánh giá được lựa chọn phù hợp với đặc thù của từng câu hỏi nghiên cứu, nhằm đảm bảo việc đánh giá kết quả có ý nghĩa về mặt phân tích dữ liệu và khả năng diễn giải.</w:t>
+      </w:r>
+    </w:p>
+    <w:p>
+      <w:pPr>
+        <w:pStyle w:val="NormalWeb"/>
+        <w:spacing w:beforeLines="120" w:before="288" w:beforeAutospacing="0" w:afterLines="120" w:after="288" w:afterAutospacing="0" w:line="276" w:lineRule="auto"/>
+        <w:jc w:val="both"/>
+      </w:pPr>
+      <w:r>
+        <w:t xml:space="preserve">Đối với </w:t>
+      </w:r>
+      <w:r>
+        <w:rPr>
+          <w:rStyle w:val="Strong"/>
+        </w:rPr>
+        <w:t>RQ1 – phân cụm mô tả công việc</w:t>
+      </w:r>
+      <w:r>
+        <w:t xml:space="preserve">, chất lượng phân cụm được đánh giá chủ yếu bằng </w:t>
+      </w:r>
+      <w:r>
+        <w:rPr>
+          <w:rStyle w:val="Strong"/>
+        </w:rPr>
+        <w:t>Silhouette Score</w:t>
+      </w:r>
+      <w:r>
+        <w:t xml:space="preserve">. Chỉ số này đo lường mức độ tương đồng của các điểm dữ liệu trong cùng một cụm so với các cụm khác, phản ánh mức độ tách biệt tương đối giữa các nhóm nội dung. Do dữ liệu văn bản có độ chiều cao và tính đa dạng lớn, giá trị Silhouette không được kỳ vọng cao tuyệt đối; thay vào đó, chỉ số này được sử dụng để </w:t>
+      </w:r>
+      <w:r>
+        <w:rPr>
+          <w:rStyle w:val="Strong"/>
+        </w:rPr>
+        <w:t>so sánh tương đối giữa các cấu hình số cụm khác nhau</w:t>
+      </w:r>
+      <w:r>
+        <w:t xml:space="preserve"> và hỗ trợ lựa chọn giá trị </w:t>
+      </w:r>
+      <m:oMath>
+        <m:r>
+          <w:rPr>
+            <w:rFonts w:ascii="Cambria Math" w:hAnsi="Cambria Math"/>
+          </w:rPr>
+          <m:t>K</m:t>
+        </m:r>
+      </m:oMath>
+      <w:r>
+        <w:t xml:space="preserve"> hợp lý. Bên cạnh đó, kết quả phân cụm còn được đánh giá định tính thông qua </w:t>
+      </w:r>
+      <w:r>
+        <w:rPr>
+          <w:rStyle w:val="Strong"/>
+        </w:rPr>
+        <w:t>các từ khóa đại diện cho từng cụm</w:t>
+      </w:r>
+      <w:r>
+        <w:t>, nhằm kiểm tra tính nhất quán và khả năng diễn giải về mặt ngữ nghĩa.</w:t>
+      </w:r>
+    </w:p>
+    <w:p>
+      <w:pPr>
+        <w:pStyle w:val="NormalWeb"/>
+        <w:spacing w:beforeLines="120" w:before="288" w:beforeAutospacing="0" w:afterLines="120" w:after="288" w:afterAutospacing="0" w:line="276" w:lineRule="auto"/>
+        <w:jc w:val="both"/>
+      </w:pPr>
+      <w:r>
+        <w:t xml:space="preserve">Đối với </w:t>
+      </w:r>
+      <w:r>
+        <w:rPr>
+          <w:rStyle w:val="Strong"/>
+        </w:rPr>
+        <w:t>RQ2 – khai phá mẫu kỹ năng</w:t>
+      </w:r>
+      <w:r>
+        <w:t xml:space="preserve">, các mối quan hệ đồng xuất hiện giữa kỹ năng được đánh giá thông qua các chỉ số phổ biến trong khai phá luật kết hợp, bao gồm </w:t>
+      </w:r>
+      <w:r>
+        <w:rPr>
+          <w:rStyle w:val="Strong"/>
+        </w:rPr>
+        <w:t>support</w:t>
+      </w:r>
+      <w:r>
+        <w:t xml:space="preserve">, </w:t>
+      </w:r>
+      <w:r>
+        <w:rPr>
+          <w:rStyle w:val="Strong"/>
+        </w:rPr>
+        <w:t>confidence</w:t>
+      </w:r>
+      <w:r>
+        <w:t xml:space="preserve"> và </w:t>
+      </w:r>
+      <w:r>
+        <w:rPr>
+          <w:rStyle w:val="Strong"/>
+        </w:rPr>
+        <w:t>lift</w:t>
+      </w:r>
+      <w:r>
+        <w:t>. Trong đó, support phản ánh mức độ phổ biến của cặp kỹ năng trong dữ liệu, confidence đo xác suất xuất hiện của một kỹ năng khi kỹ năng còn lại đã xuất hiện, và lift thể hiện mức độ liên kết vượt trội so với trường hợp ngẫu nhiên. Các chỉ số này được sử dụng kết hợp để lọc và giữ lại các cặp kỹ năng có ý nghĩa, trước khi xây dựng mạng lưới và thực hiện phát hiện cộng đồng.</w:t>
+      </w:r>
+    </w:p>
+    <w:p>
+      <w:pPr>
+        <w:pStyle w:val="NormalWeb"/>
+        <w:spacing w:beforeLines="120" w:before="288" w:beforeAutospacing="0" w:afterLines="120" w:after="288" w:afterAutospacing="0" w:line="276" w:lineRule="auto"/>
+        <w:jc w:val="both"/>
+      </w:pPr>
+      <w:r>
+        <w:t xml:space="preserve">Đối với </w:t>
+      </w:r>
+      <w:r>
+        <w:rPr>
+          <w:rStyle w:val="Strong"/>
+        </w:rPr>
+        <w:t>RQ3 – phân tích và dự đoán mức lương</w:t>
+      </w:r>
+      <w:r>
+        <w:t xml:space="preserve">, hiệu năng mô hình dự đoán được đánh giá bằng các độ đo phổ biến trong bài toán hồi quy, bao gồm </w:t>
+      </w:r>
+      <w:r>
+        <w:rPr>
+          <w:rStyle w:val="Strong"/>
+        </w:rPr>
+        <w:t>RMSE (Root Mean Squared Error)</w:t>
+      </w:r>
+      <w:r>
+        <w:t xml:space="preserve">, </w:t>
+      </w:r>
+      <w:r>
+        <w:rPr>
+          <w:rStyle w:val="Strong"/>
+        </w:rPr>
+        <w:t>MAE (Mean Absolute Error)</w:t>
+      </w:r>
+      <w:r>
+        <w:t xml:space="preserve"> và </w:t>
+      </w:r>
+      <w:r>
+        <w:rPr>
+          <w:rStyle w:val="Strong"/>
+        </w:rPr>
+        <w:t xml:space="preserve">hệ số xác định </w:t>
+      </w:r>
+      <m:oMath>
+        <m:sSup>
+          <m:sSupPr>
+            <m:ctrlPr>
+              <w:rPr>
+                <w:rStyle w:val="Strong"/>
+                <w:rFonts w:ascii="Cambria Math" w:hAnsi="Cambria Math"/>
+                <w:b w:val="0"/>
+                <w:bCs w:val="0"/>
+                <w:i/>
+              </w:rPr>
+            </m:ctrlPr>
+          </m:sSupPr>
+          <m:e>
+            <m:r>
+              <w:rPr>
+                <w:rStyle w:val="Strong"/>
+                <w:rFonts w:ascii="Cambria Math" w:hAnsi="Cambria Math"/>
+              </w:rPr>
+              <m:t>R</m:t>
+            </m:r>
+          </m:e>
+          <m:sup>
+            <m:r>
+              <w:rPr>
+                <w:rStyle w:val="Strong"/>
+                <w:rFonts w:ascii="Cambria Math" w:hAnsi="Cambria Math"/>
+              </w:rPr>
+              <m:t>2</m:t>
+            </m:r>
+          </m:sup>
+        </m:sSup>
+      </m:oMath>
+      <w:r>
+        <w:t xml:space="preserve">. RMSE phản ánh mức độ sai lệch trung bình có xét đến các sai số lớn, MAE thể hiện sai lệch trung bình tuyệt đối dễ diễn giải về mặt thực tế, trong khi </w:t>
+      </w:r>
+      <m:oMath>
+        <m:sSup>
+          <m:sSupPr>
+            <m:ctrlPr>
+              <w:rPr>
+                <w:rFonts w:ascii="Cambria Math" w:hAnsi="Cambria Math"/>
+                <w:i/>
+              </w:rPr>
+            </m:ctrlPr>
+          </m:sSupPr>
+          <m:e>
+            <m:r>
+              <w:rPr>
+                <w:rFonts w:ascii="Cambria Math" w:hAnsi="Cambria Math"/>
+              </w:rPr>
+              <m:t>R</m:t>
+            </m:r>
+          </m:e>
+          <m:sup>
+            <m:r>
+              <w:rPr>
+                <w:rFonts w:ascii="Cambria Math" w:hAnsi="Cambria Math"/>
+              </w:rPr>
+              <m:t>2</m:t>
+            </m:r>
+          </m:sup>
+        </m:sSup>
+      </m:oMath>
+      <w:r>
+        <w:t xml:space="preserve"> cho biết mức độ biến thiên của mức lương được giải thích bởi mô hình. Các độ đo này được sử dụng đồng thời để đánh giá toàn diện chất lượng dự đoán và khả năng giải thích của mô hình.</w:t>
+      </w:r>
+    </w:p>
+    <w:p>
+      <w:pPr>
+        <w:pStyle w:val="NormalWeb"/>
+        <w:spacing w:beforeLines="120" w:before="288" w:beforeAutospacing="0" w:afterLines="120" w:after="288" w:afterAutospacing="0" w:line="276" w:lineRule="auto"/>
+        <w:jc w:val="both"/>
+      </w:pPr>
+      <w:r>
+        <w:t>Tổng thể, hệ thống độ đo được lựa chọn nhằm đảm bảo việc đánh giá không chỉ dựa trên hiệu năng định lượng, mà còn hỗ trợ phân tích sâu và trả lời các câu hỏi nghiên cứu một cách rõ ràng và có cơ sở.</w:t>
+      </w:r>
+    </w:p>
+    <w:p>
+      <w:pPr>
+        <w:pStyle w:val="NormalWeb"/>
+        <w:spacing w:beforeLines="120" w:before="288" w:beforeAutospacing="0" w:afterLines="120" w:after="288" w:afterAutospacing="0" w:line="276" w:lineRule="auto"/>
+        <w:jc w:val="both"/>
+      </w:pPr>
     </w:p>
     <w:p>
       <w:pPr>
@@ -7119,6 +9865,155 @@
     </w:lvl>
   </w:abstractNum>
   <w:abstractNum w:abstractNumId="4" w15:restartNumberingAfterBreak="0">
+    <w:nsid w:val="14891087"/>
+    <w:multiLevelType w:val="multilevel"/>
+    <w:tmpl w:val="94201F4C"/>
+    <w:lvl w:ilvl="0">
+      <w:start w:val="1"/>
+      <w:numFmt w:val="bullet"/>
+      <w:lvlText w:val=""/>
+      <w:lvlJc w:val="left"/>
+      <w:pPr>
+        <w:tabs>
+          <w:tab w:val="num" w:pos="720"/>
+        </w:tabs>
+        <w:ind w:left="720" w:hanging="360"/>
+      </w:pPr>
+      <w:rPr>
+        <w:rFonts w:ascii="Symbol" w:hAnsi="Symbol" w:hint="default"/>
+        <w:sz w:val="20"/>
+      </w:rPr>
+    </w:lvl>
+    <w:lvl w:ilvl="1" w:tentative="1">
+      <w:start w:val="1"/>
+      <w:numFmt w:val="bullet"/>
+      <w:lvlText w:val="o"/>
+      <w:lvlJc w:val="left"/>
+      <w:pPr>
+        <w:tabs>
+          <w:tab w:val="num" w:pos="1440"/>
+        </w:tabs>
+        <w:ind w:left="1440" w:hanging="360"/>
+      </w:pPr>
+      <w:rPr>
+        <w:rFonts w:ascii="Courier New" w:hAnsi="Courier New" w:hint="default"/>
+        <w:sz w:val="20"/>
+      </w:rPr>
+    </w:lvl>
+    <w:lvl w:ilvl="2" w:tentative="1">
+      <w:start w:val="1"/>
+      <w:numFmt w:val="bullet"/>
+      <w:lvlText w:val=""/>
+      <w:lvlJc w:val="left"/>
+      <w:pPr>
+        <w:tabs>
+          <w:tab w:val="num" w:pos="2160"/>
+        </w:tabs>
+        <w:ind w:left="2160" w:hanging="360"/>
+      </w:pPr>
+      <w:rPr>
+        <w:rFonts w:ascii="Wingdings" w:hAnsi="Wingdings" w:hint="default"/>
+        <w:sz w:val="20"/>
+      </w:rPr>
+    </w:lvl>
+    <w:lvl w:ilvl="3" w:tentative="1">
+      <w:start w:val="1"/>
+      <w:numFmt w:val="bullet"/>
+      <w:lvlText w:val=""/>
+      <w:lvlJc w:val="left"/>
+      <w:pPr>
+        <w:tabs>
+          <w:tab w:val="num" w:pos="2880"/>
+        </w:tabs>
+        <w:ind w:left="2880" w:hanging="360"/>
+      </w:pPr>
+      <w:rPr>
+        <w:rFonts w:ascii="Wingdings" w:hAnsi="Wingdings" w:hint="default"/>
+        <w:sz w:val="20"/>
+      </w:rPr>
+    </w:lvl>
+    <w:lvl w:ilvl="4" w:tentative="1">
+      <w:start w:val="1"/>
+      <w:numFmt w:val="bullet"/>
+      <w:lvlText w:val=""/>
+      <w:lvlJc w:val="left"/>
+      <w:pPr>
+        <w:tabs>
+          <w:tab w:val="num" w:pos="3600"/>
+        </w:tabs>
+        <w:ind w:left="3600" w:hanging="360"/>
+      </w:pPr>
+      <w:rPr>
+        <w:rFonts w:ascii="Wingdings" w:hAnsi="Wingdings" w:hint="default"/>
+        <w:sz w:val="20"/>
+      </w:rPr>
+    </w:lvl>
+    <w:lvl w:ilvl="5" w:tentative="1">
+      <w:start w:val="1"/>
+      <w:numFmt w:val="bullet"/>
+      <w:lvlText w:val=""/>
+      <w:lvlJc w:val="left"/>
+      <w:pPr>
+        <w:tabs>
+          <w:tab w:val="num" w:pos="4320"/>
+        </w:tabs>
+        <w:ind w:left="4320" w:hanging="360"/>
+      </w:pPr>
+      <w:rPr>
+        <w:rFonts w:ascii="Wingdings" w:hAnsi="Wingdings" w:hint="default"/>
+        <w:sz w:val="20"/>
+      </w:rPr>
+    </w:lvl>
+    <w:lvl w:ilvl="6" w:tentative="1">
+      <w:start w:val="1"/>
+      <w:numFmt w:val="bullet"/>
+      <w:lvlText w:val=""/>
+      <w:lvlJc w:val="left"/>
+      <w:pPr>
+        <w:tabs>
+          <w:tab w:val="num" w:pos="5040"/>
+        </w:tabs>
+        <w:ind w:left="5040" w:hanging="360"/>
+      </w:pPr>
+      <w:rPr>
+        <w:rFonts w:ascii="Wingdings" w:hAnsi="Wingdings" w:hint="default"/>
+        <w:sz w:val="20"/>
+      </w:rPr>
+    </w:lvl>
+    <w:lvl w:ilvl="7" w:tentative="1">
+      <w:start w:val="1"/>
+      <w:numFmt w:val="bullet"/>
+      <w:lvlText w:val=""/>
+      <w:lvlJc w:val="left"/>
+      <w:pPr>
+        <w:tabs>
+          <w:tab w:val="num" w:pos="5760"/>
+        </w:tabs>
+        <w:ind w:left="5760" w:hanging="360"/>
+      </w:pPr>
+      <w:rPr>
+        <w:rFonts w:ascii="Wingdings" w:hAnsi="Wingdings" w:hint="default"/>
+        <w:sz w:val="20"/>
+      </w:rPr>
+    </w:lvl>
+    <w:lvl w:ilvl="8" w:tentative="1">
+      <w:start w:val="1"/>
+      <w:numFmt w:val="bullet"/>
+      <w:lvlText w:val=""/>
+      <w:lvlJc w:val="left"/>
+      <w:pPr>
+        <w:tabs>
+          <w:tab w:val="num" w:pos="6480"/>
+        </w:tabs>
+        <w:ind w:left="6480" w:hanging="360"/>
+      </w:pPr>
+      <w:rPr>
+        <w:rFonts w:ascii="Wingdings" w:hAnsi="Wingdings" w:hint="default"/>
+        <w:sz w:val="20"/>
+      </w:rPr>
+    </w:lvl>
+  </w:abstractNum>
+  <w:abstractNum w:abstractNumId="5" w15:restartNumberingAfterBreak="0">
     <w:nsid w:val="1FCE67CC"/>
     <w:multiLevelType w:val="multilevel"/>
     <w:tmpl w:val="ADC62324"/>
@@ -7267,7 +10162,156 @@
       </w:rPr>
     </w:lvl>
   </w:abstractNum>
-  <w:abstractNum w:abstractNumId="5" w15:restartNumberingAfterBreak="0">
+  <w:abstractNum w:abstractNumId="6" w15:restartNumberingAfterBreak="0">
+    <w:nsid w:val="28272BFB"/>
+    <w:multiLevelType w:val="multilevel"/>
+    <w:tmpl w:val="ED64D92E"/>
+    <w:lvl w:ilvl="0">
+      <w:start w:val="1"/>
+      <w:numFmt w:val="bullet"/>
+      <w:lvlText w:val=""/>
+      <w:lvlJc w:val="left"/>
+      <w:pPr>
+        <w:tabs>
+          <w:tab w:val="num" w:pos="720"/>
+        </w:tabs>
+        <w:ind w:left="720" w:hanging="360"/>
+      </w:pPr>
+      <w:rPr>
+        <w:rFonts w:ascii="Symbol" w:hAnsi="Symbol" w:hint="default"/>
+        <w:sz w:val="20"/>
+      </w:rPr>
+    </w:lvl>
+    <w:lvl w:ilvl="1" w:tentative="1">
+      <w:start w:val="1"/>
+      <w:numFmt w:val="bullet"/>
+      <w:lvlText w:val="o"/>
+      <w:lvlJc w:val="left"/>
+      <w:pPr>
+        <w:tabs>
+          <w:tab w:val="num" w:pos="1440"/>
+        </w:tabs>
+        <w:ind w:left="1440" w:hanging="360"/>
+      </w:pPr>
+      <w:rPr>
+        <w:rFonts w:ascii="Courier New" w:hAnsi="Courier New" w:hint="default"/>
+        <w:sz w:val="20"/>
+      </w:rPr>
+    </w:lvl>
+    <w:lvl w:ilvl="2" w:tentative="1">
+      <w:start w:val="1"/>
+      <w:numFmt w:val="bullet"/>
+      <w:lvlText w:val=""/>
+      <w:lvlJc w:val="left"/>
+      <w:pPr>
+        <w:tabs>
+          <w:tab w:val="num" w:pos="2160"/>
+        </w:tabs>
+        <w:ind w:left="2160" w:hanging="360"/>
+      </w:pPr>
+      <w:rPr>
+        <w:rFonts w:ascii="Wingdings" w:hAnsi="Wingdings" w:hint="default"/>
+        <w:sz w:val="20"/>
+      </w:rPr>
+    </w:lvl>
+    <w:lvl w:ilvl="3" w:tentative="1">
+      <w:start w:val="1"/>
+      <w:numFmt w:val="bullet"/>
+      <w:lvlText w:val=""/>
+      <w:lvlJc w:val="left"/>
+      <w:pPr>
+        <w:tabs>
+          <w:tab w:val="num" w:pos="2880"/>
+        </w:tabs>
+        <w:ind w:left="2880" w:hanging="360"/>
+      </w:pPr>
+      <w:rPr>
+        <w:rFonts w:ascii="Wingdings" w:hAnsi="Wingdings" w:hint="default"/>
+        <w:sz w:val="20"/>
+      </w:rPr>
+    </w:lvl>
+    <w:lvl w:ilvl="4" w:tentative="1">
+      <w:start w:val="1"/>
+      <w:numFmt w:val="bullet"/>
+      <w:lvlText w:val=""/>
+      <w:lvlJc w:val="left"/>
+      <w:pPr>
+        <w:tabs>
+          <w:tab w:val="num" w:pos="3600"/>
+        </w:tabs>
+        <w:ind w:left="3600" w:hanging="360"/>
+      </w:pPr>
+      <w:rPr>
+        <w:rFonts w:ascii="Wingdings" w:hAnsi="Wingdings" w:hint="default"/>
+        <w:sz w:val="20"/>
+      </w:rPr>
+    </w:lvl>
+    <w:lvl w:ilvl="5" w:tentative="1">
+      <w:start w:val="1"/>
+      <w:numFmt w:val="bullet"/>
+      <w:lvlText w:val=""/>
+      <w:lvlJc w:val="left"/>
+      <w:pPr>
+        <w:tabs>
+          <w:tab w:val="num" w:pos="4320"/>
+        </w:tabs>
+        <w:ind w:left="4320" w:hanging="360"/>
+      </w:pPr>
+      <w:rPr>
+        <w:rFonts w:ascii="Wingdings" w:hAnsi="Wingdings" w:hint="default"/>
+        <w:sz w:val="20"/>
+      </w:rPr>
+    </w:lvl>
+    <w:lvl w:ilvl="6" w:tentative="1">
+      <w:start w:val="1"/>
+      <w:numFmt w:val="bullet"/>
+      <w:lvlText w:val=""/>
+      <w:lvlJc w:val="left"/>
+      <w:pPr>
+        <w:tabs>
+          <w:tab w:val="num" w:pos="5040"/>
+        </w:tabs>
+        <w:ind w:left="5040" w:hanging="360"/>
+      </w:pPr>
+      <w:rPr>
+        <w:rFonts w:ascii="Wingdings" w:hAnsi="Wingdings" w:hint="default"/>
+        <w:sz w:val="20"/>
+      </w:rPr>
+    </w:lvl>
+    <w:lvl w:ilvl="7" w:tentative="1">
+      <w:start w:val="1"/>
+      <w:numFmt w:val="bullet"/>
+      <w:lvlText w:val=""/>
+      <w:lvlJc w:val="left"/>
+      <w:pPr>
+        <w:tabs>
+          <w:tab w:val="num" w:pos="5760"/>
+        </w:tabs>
+        <w:ind w:left="5760" w:hanging="360"/>
+      </w:pPr>
+      <w:rPr>
+        <w:rFonts w:ascii="Wingdings" w:hAnsi="Wingdings" w:hint="default"/>
+        <w:sz w:val="20"/>
+      </w:rPr>
+    </w:lvl>
+    <w:lvl w:ilvl="8" w:tentative="1">
+      <w:start w:val="1"/>
+      <w:numFmt w:val="bullet"/>
+      <w:lvlText w:val=""/>
+      <w:lvlJc w:val="left"/>
+      <w:pPr>
+        <w:tabs>
+          <w:tab w:val="num" w:pos="6480"/>
+        </w:tabs>
+        <w:ind w:left="6480" w:hanging="360"/>
+      </w:pPr>
+      <w:rPr>
+        <w:rFonts w:ascii="Wingdings" w:hAnsi="Wingdings" w:hint="default"/>
+        <w:sz w:val="20"/>
+      </w:rPr>
+    </w:lvl>
+  </w:abstractNum>
+  <w:abstractNum w:abstractNumId="7" w15:restartNumberingAfterBreak="0">
     <w:nsid w:val="2EDC5740"/>
     <w:multiLevelType w:val="multilevel"/>
     <w:tmpl w:val="DCB6E3F0"/>
@@ -7416,7 +10460,7 @@
       </w:rPr>
     </w:lvl>
   </w:abstractNum>
-  <w:abstractNum w:abstractNumId="6" w15:restartNumberingAfterBreak="0">
+  <w:abstractNum w:abstractNumId="8" w15:restartNumberingAfterBreak="0">
     <w:nsid w:val="31AB2F46"/>
     <w:multiLevelType w:val="multilevel"/>
     <w:tmpl w:val="A26A3214"/>
@@ -7565,7 +10609,7 @@
       </w:rPr>
     </w:lvl>
   </w:abstractNum>
-  <w:abstractNum w:abstractNumId="7" w15:restartNumberingAfterBreak="0">
+  <w:abstractNum w:abstractNumId="9" w15:restartNumberingAfterBreak="0">
     <w:nsid w:val="38FD7E0B"/>
     <w:multiLevelType w:val="multilevel"/>
     <w:tmpl w:val="9372E50A"/>
@@ -7678,7 +10722,7 @@
       </w:pPr>
     </w:lvl>
   </w:abstractNum>
-  <w:abstractNum w:abstractNumId="8" w15:restartNumberingAfterBreak="0">
+  <w:abstractNum w:abstractNumId="10" w15:restartNumberingAfterBreak="0">
     <w:nsid w:val="43FC523C"/>
     <w:multiLevelType w:val="multilevel"/>
     <w:tmpl w:val="414EB806"/>
@@ -7827,7 +10871,7 @@
       </w:rPr>
     </w:lvl>
   </w:abstractNum>
-  <w:abstractNum w:abstractNumId="9" w15:restartNumberingAfterBreak="0">
+  <w:abstractNum w:abstractNumId="11" w15:restartNumberingAfterBreak="0">
     <w:nsid w:val="4D4E713B"/>
     <w:multiLevelType w:val="multilevel"/>
     <w:tmpl w:val="6848EA34"/>
@@ -7976,7 +11020,7 @@
       </w:rPr>
     </w:lvl>
   </w:abstractNum>
-  <w:abstractNum w:abstractNumId="10" w15:restartNumberingAfterBreak="0">
+  <w:abstractNum w:abstractNumId="12" w15:restartNumberingAfterBreak="0">
     <w:nsid w:val="56B34698"/>
     <w:multiLevelType w:val="multilevel"/>
     <w:tmpl w:val="D3EC9CB2"/>
@@ -8125,7 +11169,7 @@
       </w:rPr>
     </w:lvl>
   </w:abstractNum>
-  <w:abstractNum w:abstractNumId="11" w15:restartNumberingAfterBreak="0">
+  <w:abstractNum w:abstractNumId="13" w15:restartNumberingAfterBreak="0">
     <w:nsid w:val="595C5FE4"/>
     <w:multiLevelType w:val="multilevel"/>
     <w:tmpl w:val="CC407038"/>
@@ -8274,7 +11318,7 @@
       </w:rPr>
     </w:lvl>
   </w:abstractNum>
-  <w:abstractNum w:abstractNumId="12" w15:restartNumberingAfterBreak="0">
+  <w:abstractNum w:abstractNumId="14" w15:restartNumberingAfterBreak="0">
     <w:nsid w:val="6F1549AF"/>
     <w:multiLevelType w:val="multilevel"/>
     <w:tmpl w:val="277AF536"/>
@@ -8423,7 +11467,7 @@
       </w:rPr>
     </w:lvl>
   </w:abstractNum>
-  <w:abstractNum w:abstractNumId="13" w15:restartNumberingAfterBreak="0">
+  <w:abstractNum w:abstractNumId="15" w15:restartNumberingAfterBreak="0">
     <w:nsid w:val="7BA835BE"/>
     <w:multiLevelType w:val="multilevel"/>
     <w:tmpl w:val="EE8E4AA2"/>
@@ -8572,11 +11616,160 @@
       </w:rPr>
     </w:lvl>
   </w:abstractNum>
+  <w:abstractNum w:abstractNumId="16" w15:restartNumberingAfterBreak="0">
+    <w:nsid w:val="7D0B6EBB"/>
+    <w:multiLevelType w:val="multilevel"/>
+    <w:tmpl w:val="902ED2A2"/>
+    <w:lvl w:ilvl="0">
+      <w:start w:val="1"/>
+      <w:numFmt w:val="bullet"/>
+      <w:lvlText w:val=""/>
+      <w:lvlJc w:val="left"/>
+      <w:pPr>
+        <w:tabs>
+          <w:tab w:val="num" w:pos="720"/>
+        </w:tabs>
+        <w:ind w:left="720" w:hanging="360"/>
+      </w:pPr>
+      <w:rPr>
+        <w:rFonts w:ascii="Symbol" w:hAnsi="Symbol" w:hint="default"/>
+        <w:sz w:val="20"/>
+      </w:rPr>
+    </w:lvl>
+    <w:lvl w:ilvl="1" w:tentative="1">
+      <w:start w:val="1"/>
+      <w:numFmt w:val="bullet"/>
+      <w:lvlText w:val="o"/>
+      <w:lvlJc w:val="left"/>
+      <w:pPr>
+        <w:tabs>
+          <w:tab w:val="num" w:pos="1440"/>
+        </w:tabs>
+        <w:ind w:left="1440" w:hanging="360"/>
+      </w:pPr>
+      <w:rPr>
+        <w:rFonts w:ascii="Courier New" w:hAnsi="Courier New" w:hint="default"/>
+        <w:sz w:val="20"/>
+      </w:rPr>
+    </w:lvl>
+    <w:lvl w:ilvl="2" w:tentative="1">
+      <w:start w:val="1"/>
+      <w:numFmt w:val="bullet"/>
+      <w:lvlText w:val=""/>
+      <w:lvlJc w:val="left"/>
+      <w:pPr>
+        <w:tabs>
+          <w:tab w:val="num" w:pos="2160"/>
+        </w:tabs>
+        <w:ind w:left="2160" w:hanging="360"/>
+      </w:pPr>
+      <w:rPr>
+        <w:rFonts w:ascii="Wingdings" w:hAnsi="Wingdings" w:hint="default"/>
+        <w:sz w:val="20"/>
+      </w:rPr>
+    </w:lvl>
+    <w:lvl w:ilvl="3" w:tentative="1">
+      <w:start w:val="1"/>
+      <w:numFmt w:val="bullet"/>
+      <w:lvlText w:val=""/>
+      <w:lvlJc w:val="left"/>
+      <w:pPr>
+        <w:tabs>
+          <w:tab w:val="num" w:pos="2880"/>
+        </w:tabs>
+        <w:ind w:left="2880" w:hanging="360"/>
+      </w:pPr>
+      <w:rPr>
+        <w:rFonts w:ascii="Wingdings" w:hAnsi="Wingdings" w:hint="default"/>
+        <w:sz w:val="20"/>
+      </w:rPr>
+    </w:lvl>
+    <w:lvl w:ilvl="4" w:tentative="1">
+      <w:start w:val="1"/>
+      <w:numFmt w:val="bullet"/>
+      <w:lvlText w:val=""/>
+      <w:lvlJc w:val="left"/>
+      <w:pPr>
+        <w:tabs>
+          <w:tab w:val="num" w:pos="3600"/>
+        </w:tabs>
+        <w:ind w:left="3600" w:hanging="360"/>
+      </w:pPr>
+      <w:rPr>
+        <w:rFonts w:ascii="Wingdings" w:hAnsi="Wingdings" w:hint="default"/>
+        <w:sz w:val="20"/>
+      </w:rPr>
+    </w:lvl>
+    <w:lvl w:ilvl="5" w:tentative="1">
+      <w:start w:val="1"/>
+      <w:numFmt w:val="bullet"/>
+      <w:lvlText w:val=""/>
+      <w:lvlJc w:val="left"/>
+      <w:pPr>
+        <w:tabs>
+          <w:tab w:val="num" w:pos="4320"/>
+        </w:tabs>
+        <w:ind w:left="4320" w:hanging="360"/>
+      </w:pPr>
+      <w:rPr>
+        <w:rFonts w:ascii="Wingdings" w:hAnsi="Wingdings" w:hint="default"/>
+        <w:sz w:val="20"/>
+      </w:rPr>
+    </w:lvl>
+    <w:lvl w:ilvl="6" w:tentative="1">
+      <w:start w:val="1"/>
+      <w:numFmt w:val="bullet"/>
+      <w:lvlText w:val=""/>
+      <w:lvlJc w:val="left"/>
+      <w:pPr>
+        <w:tabs>
+          <w:tab w:val="num" w:pos="5040"/>
+        </w:tabs>
+        <w:ind w:left="5040" w:hanging="360"/>
+      </w:pPr>
+      <w:rPr>
+        <w:rFonts w:ascii="Wingdings" w:hAnsi="Wingdings" w:hint="default"/>
+        <w:sz w:val="20"/>
+      </w:rPr>
+    </w:lvl>
+    <w:lvl w:ilvl="7" w:tentative="1">
+      <w:start w:val="1"/>
+      <w:numFmt w:val="bullet"/>
+      <w:lvlText w:val=""/>
+      <w:lvlJc w:val="left"/>
+      <w:pPr>
+        <w:tabs>
+          <w:tab w:val="num" w:pos="5760"/>
+        </w:tabs>
+        <w:ind w:left="5760" w:hanging="360"/>
+      </w:pPr>
+      <w:rPr>
+        <w:rFonts w:ascii="Wingdings" w:hAnsi="Wingdings" w:hint="default"/>
+        <w:sz w:val="20"/>
+      </w:rPr>
+    </w:lvl>
+    <w:lvl w:ilvl="8" w:tentative="1">
+      <w:start w:val="1"/>
+      <w:numFmt w:val="bullet"/>
+      <w:lvlText w:val=""/>
+      <w:lvlJc w:val="left"/>
+      <w:pPr>
+        <w:tabs>
+          <w:tab w:val="num" w:pos="6480"/>
+        </w:tabs>
+        <w:ind w:left="6480" w:hanging="360"/>
+      </w:pPr>
+      <w:rPr>
+        <w:rFonts w:ascii="Wingdings" w:hAnsi="Wingdings" w:hint="default"/>
+        <w:sz w:val="20"/>
+      </w:rPr>
+    </w:lvl>
+  </w:abstractNum>
   <w:num w:numId="1">
-    <w:abstractNumId w:val="7"/>
+    <w:abstractNumId w:val="9"/>
   </w:num>
   <w:num w:numId="2">
-    <w:abstractNumId w:val="10"/>
+    <w:abstractNumId w:val="12"/>
   </w:num>
   <w:num w:numId="3">
     <w:abstractNumId w:val="1"/>
@@ -8588,31 +11781,40 @@
     <w:abstractNumId w:val="0"/>
   </w:num>
   <w:num w:numId="6">
-    <w:abstractNumId w:val="6"/>
+    <w:abstractNumId w:val="8"/>
   </w:num>
   <w:num w:numId="7">
-    <w:abstractNumId w:val="9"/>
+    <w:abstractNumId w:val="11"/>
   </w:num>
   <w:num w:numId="8">
+    <w:abstractNumId w:val="7"/>
+  </w:num>
+  <w:num w:numId="9">
+    <w:abstractNumId w:val="15"/>
+  </w:num>
+  <w:num w:numId="10">
+    <w:abstractNumId w:val="13"/>
+  </w:num>
+  <w:num w:numId="11">
+    <w:abstractNumId w:val="10"/>
+  </w:num>
+  <w:num w:numId="12">
     <w:abstractNumId w:val="5"/>
   </w:num>
-  <w:num w:numId="9">
-    <w:abstractNumId w:val="13"/>
-  </w:num>
-  <w:num w:numId="10">
-    <w:abstractNumId w:val="11"/>
-  </w:num>
-  <w:num w:numId="11">
-    <w:abstractNumId w:val="8"/>
-  </w:num>
-  <w:num w:numId="12">
-    <w:abstractNumId w:val="4"/>
-  </w:num>
   <w:num w:numId="13">
-    <w:abstractNumId w:val="12"/>
+    <w:abstractNumId w:val="14"/>
   </w:num>
   <w:num w:numId="14">
     <w:abstractNumId w:val="2"/>
+  </w:num>
+  <w:num w:numId="15">
+    <w:abstractNumId w:val="4"/>
+  </w:num>
+  <w:num w:numId="16">
+    <w:abstractNumId w:val="16"/>
+  </w:num>
+  <w:num w:numId="17">
+    <w:abstractNumId w:val="6"/>
   </w:num>
 </w:numbering>
 </file>
@@ -9088,6 +12290,29 @@
       <w:sz w:val="26"/>
     </w:rPr>
   </w:style>
+  <w:style w:type="paragraph" w:styleId="Heading4">
+    <w:name w:val="heading 4"/>
+    <w:basedOn w:val="Normal"/>
+    <w:next w:val="Normal"/>
+    <w:link w:val="Heading4Char"/>
+    <w:uiPriority w:val="9"/>
+    <w:semiHidden/>
+    <w:unhideWhenUsed/>
+    <w:qFormat/>
+    <w:rsid w:val="00622332"/>
+    <w:pPr>
+      <w:keepNext/>
+      <w:keepLines/>
+      <w:spacing w:before="40"/>
+      <w:outlineLvl w:val="3"/>
+    </w:pPr>
+    <w:rPr>
+      <w:rFonts w:asciiTheme="majorHAnsi" w:eastAsiaTheme="majorEastAsia" w:hAnsiTheme="majorHAnsi" w:cstheme="majorBidi"/>
+      <w:i/>
+      <w:iCs/>
+      <w:color w:val="2F5496" w:themeColor="accent1" w:themeShade="BF"/>
+    </w:rPr>
+  </w:style>
   <w:style w:type="character" w:default="1" w:styleId="DefaultParagraphFont">
     <w:name w:val="Default Paragraph Font"/>
     <w:uiPriority w:val="1"/>
@@ -9443,6 +12668,22 @@
       <w:szCs w:val="20"/>
     </w:rPr>
   </w:style>
+  <w:style w:type="character" w:customStyle="1" w:styleId="Heading4Char">
+    <w:name w:val="Heading 4 Char"/>
+    <w:basedOn w:val="DefaultParagraphFont"/>
+    <w:link w:val="Heading4"/>
+    <w:uiPriority w:val="9"/>
+    <w:semiHidden/>
+    <w:rsid w:val="00622332"/>
+    <w:rPr>
+      <w:rFonts w:asciiTheme="majorHAnsi" w:eastAsiaTheme="majorEastAsia" w:hAnsiTheme="majorHAnsi" w:cstheme="majorBidi"/>
+      <w:i/>
+      <w:iCs/>
+      <w:color w:val="2F5496" w:themeColor="accent1" w:themeShade="BF"/>
+      <w:sz w:val="24"/>
+      <w:szCs w:val="24"/>
+    </w:rPr>
+  </w:style>
 </w:styles>
 </file>
 
@@ -9746,7 +12987,7 @@
 </file>
 
 <file path=customXml/itemProps1.xml><?xml version="1.0" encoding="utf-8"?>
-<ds:datastoreItem xmlns:ds="http://schemas.openxmlformats.org/officeDocument/2006/customXml" ds:itemID="{29022121-6917-4E8A-ACEA-28208464EC8B}">
+<ds:datastoreItem xmlns:ds="http://schemas.openxmlformats.org/officeDocument/2006/customXml" ds:itemID="{79FED1FE-5A4E-4D84-9189-DDED59DCAE02}">
   <ds:schemaRefs>
     <ds:schemaRef ds:uri="http://schemas.openxmlformats.org/officeDocument/2006/bibliography"/>
   </ds:schemaRefs>
